--- a/fichier/situation professionnelle 1 - GLPI.docx
+++ b/fichier/situation professionnelle 1 - GLPI.docx
@@ -1740,16 +1740,6 @@
               </w:rPr>
               <w:t>Épreuve E6 - Administration des systèmes et des réseaux (option SISR)</w:t>
             </w:r>
-            <w:r>
-              <w:rPr>
-                <w:rFonts w:ascii="Arial" w:hAnsi="Arial"/>
-                <w:bCs/>
-                <w:sz w:val="22"/>
-                <w:szCs w:val="22"/>
-                <w:lang w:eastAsia="fr-FR"/>
-              </w:rPr>
-              <w:t xml:space="preserve"> </w:t>
-            </w:r>
           </w:p>
         </w:tc>
       </w:tr>
@@ -1796,10 +1786,10 @@
         <w:tblLook w:firstRow="0" w:noVBand="0" w:lastRow="0" w:firstColumn="0" w:lastColumn="0" w:noHBand="0" w:val="0000"/>
       </w:tblPr>
       <w:tblGrid>
-        <w:gridCol w:w="3109"/>
+        <w:gridCol w:w="3107"/>
         <w:gridCol w:w="4102"/>
         <w:gridCol w:w="720"/>
-        <w:gridCol w:w="1985"/>
+        <w:gridCol w:w="1987"/>
       </w:tblGrid>
       <w:tr>
         <w:trPr>
@@ -1808,7 +1798,7 @@
         </w:trPr>
         <w:tc>
           <w:tcPr>
-            <w:tcW w:w="7931" w:type="dxa"/>
+            <w:tcW w:w="7929" w:type="dxa"/>
             <w:gridSpan w:val="3"/>
             <w:tcBorders>
               <w:top w:val="single" w:sz="4" w:space="0" w:color="000000"/>
@@ -1841,7 +1831,7 @@
         </w:tc>
         <w:tc>
           <w:tcPr>
-            <w:tcW w:w="1985" w:type="dxa"/>
+            <w:tcW w:w="1987" w:type="dxa"/>
             <w:tcBorders>
               <w:top w:val="single" w:sz="4" w:space="0" w:color="000000"/>
               <w:left w:val="single" w:sz="4" w:space="0" w:color="000000"/>
@@ -1871,15 +1861,7 @@
                 <w:b/>
                 <w:sz w:val="20"/>
               </w:rPr>
-              <w:t xml:space="preserve">N° réalisation : </w:t>
-            </w:r>
-            <w:r>
-              <w:rPr>
-                <w:rFonts w:ascii="Arial" w:hAnsi="Arial"/>
-                <w:b/>
-                <w:sz w:val="20"/>
-              </w:rPr>
-              <w:t>1</w:t>
+              <w:t>N° réalisation : 1</w:t>
             </w:r>
           </w:p>
         </w:tc>
@@ -1891,7 +1873,7 @@
         </w:trPr>
         <w:tc>
           <w:tcPr>
-            <w:tcW w:w="7211" w:type="dxa"/>
+            <w:tcW w:w="7209" w:type="dxa"/>
             <w:gridSpan w:val="2"/>
             <w:tcBorders>
               <w:top w:val="single" w:sz="4" w:space="0" w:color="000000"/>
@@ -1922,7 +1904,7 @@
         </w:tc>
         <w:tc>
           <w:tcPr>
-            <w:tcW w:w="2705" w:type="dxa"/>
+            <w:tcW w:w="2707" w:type="dxa"/>
             <w:gridSpan w:val="2"/>
             <w:tcBorders>
               <w:top w:val="single" w:sz="4" w:space="0" w:color="000000"/>
@@ -1948,7 +1930,24 @@
                 <w:sz w:val="20"/>
                 <w:szCs w:val="20"/>
               </w:rPr>
-              <w:t>N° candidat :</w:t>
+              <w:t xml:space="preserve">N° candidat : </w:t>
+            </w:r>
+            <w:r>
+              <w:rPr>
+                <w:rFonts w:ascii="Arial" w:hAnsi="Arial"/>
+                <w:b/>
+                <w:i w:val="false"/>
+                <w:strike w:val="false"/>
+                <w:dstrike w:val="false"/>
+                <w:outline w:val="false"/>
+                <w:shadow w:val="false"/>
+                <w:color w:val="000000"/>
+                <w:sz w:val="20"/>
+                <w:szCs w:val="20"/>
+                <w:u w:val="none"/>
+                <w:em w:val="none"/>
+              </w:rPr>
+              <w:t>2217580300</w:t>
             </w:r>
           </w:p>
         </w:tc>
@@ -1960,7 +1959,7 @@
         </w:trPr>
         <w:tc>
           <w:tcPr>
-            <w:tcW w:w="3109" w:type="dxa"/>
+            <w:tcW w:w="3107" w:type="dxa"/>
             <w:tcBorders>
               <w:top w:val="single" w:sz="4" w:space="0" w:color="000000"/>
               <w:left w:val="single" w:sz="4" w:space="0" w:color="000000"/>
@@ -2141,7 +2140,7 @@
         </w:tc>
         <w:tc>
           <w:tcPr>
-            <w:tcW w:w="2705" w:type="dxa"/>
+            <w:tcW w:w="2707" w:type="dxa"/>
             <w:gridSpan w:val="2"/>
             <w:tcBorders>
               <w:top w:val="single" w:sz="4" w:space="0" w:color="000000"/>
@@ -2170,7 +2169,7 @@
                 <w:sz w:val="20"/>
                 <w:szCs w:val="20"/>
               </w:rPr>
-              <w:t xml:space="preserve">Date : </w:t>
+              <w:t>Date :</w:t>
             </w:r>
           </w:p>
         </w:tc>
@@ -2238,16 +2237,12 @@
               </w:rPr>
               <w:t>MFC</w:t>
             </w:r>
-            <w:r>
-              <w:rPr/>
-              <w:t xml:space="preserve"> </w:t>
-            </w:r>
           </w:p>
         </w:tc>
       </w:tr>
       <w:tr>
         <w:trPr>
-          <w:trHeight w:val="510" w:hRule="atLeast"/>
+          <w:trHeight w:val="551" w:hRule="atLeast"/>
           <w:cantSplit w:val="true"/>
         </w:trPr>
         <w:tc>
@@ -2282,7 +2277,7 @@
                 <w:sz w:val="20"/>
                 <w:szCs w:val="24"/>
               </w:rPr>
-              <w:t xml:space="preserve">Intitulé de la réalisation professionnelle </w:t>
+              <w:t>Intitulé de la réalisation professionnelle</w:t>
             </w:r>
           </w:p>
           <w:p>
@@ -2314,46 +2309,7 @@
                 <w:sz w:val="20"/>
                 <w:szCs w:val="20"/>
               </w:rPr>
-              <w:t>mise en place d’</w:t>
-            </w:r>
-            <w:r>
-              <w:rPr>
-                <w:rFonts w:ascii="Arial" w:hAnsi="Arial"/>
-                <w:b w:val="false"/>
-                <w:bCs w:val="false"/>
-                <w:i w:val="false"/>
-                <w:caps w:val="false"/>
-                <w:smallCaps w:val="false"/>
-                <w:color w:val="000000"/>
-                <w:spacing w:val="0"/>
-                <w:sz w:val="20"/>
-                <w:szCs w:val="20"/>
-              </w:rPr>
-              <w:t>un serveur</w:t>
-            </w:r>
-            <w:r>
-              <w:rPr>
-                <w:rFonts w:ascii="Arial" w:hAnsi="Arial"/>
-                <w:b w:val="false"/>
-                <w:bCs w:val="false"/>
-                <w:i w:val="false"/>
-                <w:caps w:val="false"/>
-                <w:smallCaps w:val="false"/>
-                <w:color w:val="000000"/>
-                <w:spacing w:val="0"/>
-                <w:sz w:val="20"/>
-                <w:szCs w:val="20"/>
-              </w:rPr>
-              <w:t xml:space="preserve"> glpi</w:t>
-            </w:r>
-            <w:r>
-              <w:rPr>
-                <w:b w:val="false"/>
-                <w:bCs w:val="false"/>
-                <w:sz w:val="20"/>
-                <w:szCs w:val="24"/>
-              </w:rPr>
-              <w:t xml:space="preserve"> </w:t>
+              <w:t>mise en place d’un serveur glpi</w:t>
             </w:r>
           </w:p>
         </w:tc>
@@ -2404,55 +2360,7 @@
                 <w:sz w:val="20"/>
                 <w:szCs w:val="24"/>
               </w:rPr>
-              <w:t xml:space="preserve"> 2</w:t>
-            </w:r>
-            <w:r>
-              <w:rPr>
-                <w:bCs/>
-                <w:sz w:val="20"/>
-                <w:szCs w:val="24"/>
-              </w:rPr>
-              <w:t>6</w:t>
-            </w:r>
-            <w:r>
-              <w:rPr>
-                <w:bCs/>
-                <w:sz w:val="20"/>
-                <w:szCs w:val="24"/>
-              </w:rPr>
-              <w:t>/0</w:t>
-            </w:r>
-            <w:r>
-              <w:rPr>
-                <w:bCs/>
-                <w:sz w:val="20"/>
-                <w:szCs w:val="24"/>
-              </w:rPr>
-              <w:t>1</w:t>
-            </w:r>
-            <w:r>
-              <w:rPr>
-                <w:bCs/>
-                <w:sz w:val="20"/>
-                <w:szCs w:val="24"/>
-              </w:rPr>
-              <w:t>/202</w:t>
-            </w:r>
-            <w:r>
-              <w:rPr>
-                <w:bCs/>
-                <w:sz w:val="20"/>
-                <w:szCs w:val="24"/>
-              </w:rPr>
-              <w:t>6</w:t>
-            </w:r>
-            <w:r>
-              <w:rPr>
-                <w:bCs/>
-                <w:sz w:val="20"/>
-                <w:szCs w:val="24"/>
-              </w:rPr>
-              <w:t xml:space="preserve"> </w:t>
+              <w:t xml:space="preserve"> 26/01/2026 </w:t>
             </w:r>
             <w:r>
               <w:rPr>
@@ -2543,9 +2451,13 @@
               <w:fldChar w:fldCharType="end"/>
             </w:r>
             <w:bookmarkStart w:id="6" w:name="CheckBox_Copie_1_Copie_1"/>
-            <w:bookmarkStart w:id="7" w:name="CheckBox_Copie_1"/>
+            <w:bookmarkStart w:id="7" w:name="CheckBox_Copie_1_Copie_1_Copie_1"/>
+            <w:bookmarkStart w:id="8" w:name="CheckBox_Copie_1_Copie_1"/>
+            <w:bookmarkStart w:id="9" w:name="CheckBox_Copie_1"/>
             <w:bookmarkEnd w:id="6"/>
             <w:bookmarkEnd w:id="7"/>
+            <w:bookmarkEnd w:id="8"/>
+            <w:bookmarkEnd w:id="9"/>
             <w:r>
               <w:rPr>
                 <w:b/>
@@ -2554,7 +2466,7 @@
               </w:rPr>
               <w:t xml:space="preserve">  Seul</w:t>
             </w:r>
-            <w:bookmarkStart w:id="8" w:name="CheckBox_Copie_3"/>
+            <w:bookmarkStart w:id="10" w:name="CheckBox_Copie_3"/>
             <w:r>
               <w:rPr>
                 <w:b/>
@@ -2593,29 +2505,33 @@
               </w:rPr>
               <w:fldChar w:fldCharType="separate"/>
             </w:r>
-            <w:bookmarkStart w:id="9" w:name="CheckBox_Copie_2"/>
-            <w:bookmarkStart w:id="10" w:name="CheckBox_Copie_2"/>
+            <w:bookmarkStart w:id="11" w:name="CheckBox_Copie_2"/>
+            <w:bookmarkStart w:id="12" w:name="CheckBox_Copie_2"/>
+            <w:bookmarkEnd w:id="12"/>
+            <w:r>
+              <w:rPr>
+                <w:b/>
+                <w:sz w:val="20"/>
+                <w:szCs w:val="24"/>
+              </w:rPr>
+            </w:r>
+            <w:r>
+              <w:rPr>
+                <w:sz w:val="20"/>
+                <w:b/>
+                <w:szCs w:val="24"/>
+              </w:rPr>
+              <w:fldChar w:fldCharType="end"/>
+            </w:r>
+            <w:bookmarkStart w:id="13" w:name="CheckBox_Copie_2_Copie_1"/>
+            <w:bookmarkStart w:id="14" w:name="CheckBox_Copie_2_Copie_1_Copie_1"/>
+            <w:bookmarkStart w:id="15" w:name="CheckBox_Copie_2_Copie_1"/>
+            <w:bookmarkStart w:id="16" w:name="CheckBox_Copie_2"/>
             <w:bookmarkEnd w:id="10"/>
-            <w:r>
-              <w:rPr>
-                <w:b/>
-                <w:sz w:val="20"/>
-                <w:szCs w:val="24"/>
-              </w:rPr>
-            </w:r>
-            <w:r>
-              <w:rPr>
-                <w:sz w:val="20"/>
-                <w:b/>
-                <w:szCs w:val="24"/>
-              </w:rPr>
-              <w:fldChar w:fldCharType="end"/>
-            </w:r>
-            <w:bookmarkStart w:id="11" w:name="CheckBox_Copie_2_Copie_1"/>
-            <w:bookmarkStart w:id="12" w:name="CheckBox_Copie_2"/>
-            <w:bookmarkEnd w:id="8"/>
-            <w:bookmarkEnd w:id="11"/>
-            <w:bookmarkEnd w:id="12"/>
+            <w:bookmarkEnd w:id="13"/>
+            <w:bookmarkEnd w:id="14"/>
+            <w:bookmarkEnd w:id="15"/>
+            <w:bookmarkEnd w:id="16"/>
             <w:r>
               <w:rPr>
                 <w:b/>
@@ -2715,9 +2631,9 @@
               </w:rPr>
               <w:fldChar w:fldCharType="separate"/>
             </w:r>
-            <w:bookmarkStart w:id="13" w:name="CheckBox_Copie_4"/>
-            <w:bookmarkStart w:id="14" w:name="CheckBox_Copie_4"/>
-            <w:bookmarkEnd w:id="14"/>
+            <w:bookmarkStart w:id="17" w:name="CheckBox_Copie_4"/>
+            <w:bookmarkStart w:id="18" w:name="CheckBox_Copie_4"/>
+            <w:bookmarkEnd w:id="18"/>
             <w:r>
               <w:rPr>
                 <w:rFonts w:cs="Arial" w:ascii="Arial" w:hAnsi="Arial"/>
@@ -2733,10 +2649,14 @@
               </w:rPr>
               <w:fldChar w:fldCharType="end"/>
             </w:r>
-            <w:bookmarkStart w:id="15" w:name="CheckBox_Copie_4_Copie_1"/>
-            <w:bookmarkStart w:id="16" w:name="CheckBox_Copie_4"/>
-            <w:bookmarkEnd w:id="15"/>
-            <w:bookmarkEnd w:id="16"/>
+            <w:bookmarkStart w:id="19" w:name="CheckBox_Copie_4_Copie_1"/>
+            <w:bookmarkStart w:id="20" w:name="CheckBox_Copie_4_Copie_1_Copie_1"/>
+            <w:bookmarkStart w:id="21" w:name="CheckBox_Copie_4_Copie_1"/>
+            <w:bookmarkStart w:id="22" w:name="CheckBox_Copie_4"/>
+            <w:bookmarkEnd w:id="19"/>
+            <w:bookmarkEnd w:id="20"/>
+            <w:bookmarkEnd w:id="21"/>
+            <w:bookmarkEnd w:id="22"/>
             <w:r>
               <w:rPr>
                 <w:rFonts w:cs="Arial" w:ascii="Arial" w:hAnsi="Arial"/>
@@ -2803,9 +2723,9 @@
               </w:rPr>
               <w:fldChar w:fldCharType="separate"/>
             </w:r>
-            <w:bookmarkStart w:id="17" w:name="CheckBox_Copie_5"/>
-            <w:bookmarkStart w:id="18" w:name="CheckBox_Copie_5"/>
-            <w:bookmarkEnd w:id="18"/>
+            <w:bookmarkStart w:id="23" w:name="CheckBox_Copie_5"/>
+            <w:bookmarkStart w:id="24" w:name="CheckBox_Copie_5"/>
+            <w:bookmarkEnd w:id="24"/>
             <w:r>
               <w:rPr>
                 <w:rFonts w:cs="Arial" w:ascii="Arial" w:hAnsi="Arial"/>
@@ -2821,10 +2741,14 @@
               </w:rPr>
               <w:fldChar w:fldCharType="end"/>
             </w:r>
-            <w:bookmarkStart w:id="19" w:name="CheckBox_Copie_5_Copie_1"/>
-            <w:bookmarkStart w:id="20" w:name="CheckBox_Copie_5"/>
-            <w:bookmarkEnd w:id="19"/>
-            <w:bookmarkEnd w:id="20"/>
+            <w:bookmarkStart w:id="25" w:name="CheckBox_Copie_5_Copie_1"/>
+            <w:bookmarkStart w:id="26" w:name="CheckBox_Copie_5_Copie_1_Copie_1"/>
+            <w:bookmarkStart w:id="27" w:name="CheckBox_Copie_5_Copie_1"/>
+            <w:bookmarkStart w:id="28" w:name="CheckBox_Copie_5"/>
+            <w:bookmarkEnd w:id="25"/>
+            <w:bookmarkEnd w:id="26"/>
+            <w:bookmarkEnd w:id="27"/>
+            <w:bookmarkEnd w:id="28"/>
             <w:r>
               <w:rPr>
                 <w:rFonts w:cs="Arial" w:ascii="Arial" w:hAnsi="Arial"/>
@@ -2890,9 +2814,9 @@
               </w:rPr>
               <w:fldChar w:fldCharType="separate"/>
             </w:r>
-            <w:bookmarkStart w:id="21" w:name="CheckBox_Copie_6"/>
-            <w:bookmarkStart w:id="22" w:name="CheckBox_Copie_6"/>
-            <w:bookmarkEnd w:id="22"/>
+            <w:bookmarkStart w:id="29" w:name="CheckBox_Copie_6"/>
+            <w:bookmarkStart w:id="30" w:name="CheckBox_Copie_6"/>
+            <w:bookmarkEnd w:id="30"/>
             <w:r>
               <w:rPr>
                 <w:rFonts w:cs="Arial" w:ascii="Arial" w:hAnsi="Arial"/>
@@ -2908,10 +2832,14 @@
               </w:rPr>
               <w:fldChar w:fldCharType="end"/>
             </w:r>
-            <w:bookmarkStart w:id="23" w:name="CheckBox_Copie_6_Copie_1"/>
-            <w:bookmarkStart w:id="24" w:name="CheckBox_Copie_6"/>
-            <w:bookmarkEnd w:id="23"/>
-            <w:bookmarkEnd w:id="24"/>
+            <w:bookmarkStart w:id="31" w:name="CheckBox_Copie_6_Copie_1"/>
+            <w:bookmarkStart w:id="32" w:name="CheckBox_Copie_6_Copie_1_Copie_1"/>
+            <w:bookmarkStart w:id="33" w:name="CheckBox_Copie_6_Copie_1"/>
+            <w:bookmarkStart w:id="34" w:name="CheckBox_Copie_6"/>
+            <w:bookmarkEnd w:id="31"/>
+            <w:bookmarkEnd w:id="32"/>
+            <w:bookmarkEnd w:id="33"/>
+            <w:bookmarkEnd w:id="34"/>
             <w:r>
               <w:rPr>
                 <w:rFonts w:cs="Arial" w:ascii="Arial" w:hAnsi="Arial"/>
@@ -3250,6 +3178,25 @@
           </w:p>
           <w:p>
             <w:pPr>
+              <w:pStyle w:val="Normal"/>
+              <w:snapToGrid w:val="false"/>
+              <w:jc w:val="both"/>
+              <w:rPr>
+                <w:rFonts w:ascii="Arial" w:hAnsi="Arial" w:cs="Arial"/>
+                <w:b/>
+                <w:sz w:val="20"/>
+              </w:rPr>
+            </w:pPr>
+            <w:r>
+              <w:rPr>
+                <w:rFonts w:cs="Arial" w:ascii="Arial" w:hAnsi="Arial"/>
+                <w:b/>
+                <w:sz w:val="20"/>
+              </w:rPr>
+            </w:r>
+          </w:p>
+          <w:p>
+            <w:pPr>
               <w:pStyle w:val="BodyText"/>
               <w:snapToGrid w:val="false"/>
               <w:jc w:val="both"/>
@@ -3469,9 +3416,7 @@
               <w:rPr>
                 <w:rFonts w:cs="Arial" w:ascii="Arial" w:hAnsi="Arial"/>
                 <w:b/>
-                <w:bCs/>
-                <w:sz w:val="20"/>
-                <w:szCs w:val="20"/>
+                <w:sz w:val="20"/>
               </w:rPr>
             </w:r>
           </w:p>
@@ -3634,16 +3579,6 @@
                 <w:lang w:eastAsia="fr-FR"/>
               </w:rPr>
               <w:t>Épreuve E6 - Administration des systèmes et des réseaux (option SISR)</w:t>
-            </w:r>
-            <w:r>
-              <w:rPr>
-                <w:rFonts w:ascii="Arial" w:hAnsi="Arial"/>
-                <w:bCs/>
-                <w:sz w:val="22"/>
-                <w:szCs w:val="22"/>
-                <w:lang w:eastAsia="fr-FR"/>
-              </w:rPr>
-              <w:t xml:space="preserve"> </w:t>
             </w:r>
           </w:p>
         </w:tc>
@@ -3774,7 +3709,7 @@
               <w:drawing>
                 <wp:anchor behindDoc="0" distT="0" distB="0" distL="0" distR="0" simplePos="0" locked="0" layoutInCell="0" allowOverlap="1" relativeHeight="2">
                   <wp:simplePos x="0" y="0"/>
-                  <wp:positionH relativeFrom="column">
+                  <wp:positionH relativeFrom="margin">
                     <wp:posOffset>1003300</wp:posOffset>
                   </wp:positionH>
                   <wp:positionV relativeFrom="paragraph">
@@ -4094,27 +4029,6 @@
           </w:p>
           <w:p>
             <w:pPr>
-              <w:pStyle w:val="Normal"/>
-              <w:snapToGrid w:val="false"/>
-              <w:spacing w:lineRule="auto" w:line="276"/>
-              <w:rPr>
-                <w:rFonts w:ascii="Arial" w:hAnsi="Arial"/>
-                <w:bCs/>
-                <w:sz w:val="20"/>
-                <w:szCs w:val="20"/>
-              </w:rPr>
-            </w:pPr>
-            <w:r>
-              <w:rPr>
-                <w:rFonts w:ascii="Arial" w:hAnsi="Arial"/>
-                <w:bCs/>
-                <w:sz w:val="20"/>
-                <w:szCs w:val="20"/>
-              </w:rPr>
-            </w:r>
-          </w:p>
-          <w:p>
-            <w:pPr>
               <w:pStyle w:val="Heading4"/>
               <w:snapToGrid w:val="false"/>
               <w:spacing w:lineRule="auto" w:line="276"/>
@@ -4591,6 +4505,7 @@
                 <w:tab w:val="left" w:pos="0" w:leader="none"/>
               </w:tabs>
               <w:snapToGrid w:val="false"/>
+              <w:spacing w:before="0" w:after="140"/>
               <w:ind w:hanging="283" w:left="709"/>
               <w:rPr>
                 <w:rFonts w:ascii="Arial" w:hAnsi="Arial"/>
@@ -4608,27 +4523,6 @@
                 <w:szCs w:val="16"/>
               </w:rPr>
               <w:t>Configuration des Gabarits de tickets et des Catégories pour simplifier la saisie des demandes par les utilisateurs.</w:t>
-            </w:r>
-          </w:p>
-          <w:p>
-            <w:pPr>
-              <w:pStyle w:val="Normal"/>
-              <w:snapToGrid w:val="false"/>
-              <w:spacing w:lineRule="auto" w:line="276"/>
-              <w:rPr>
-                <w:rFonts w:ascii="Arial" w:hAnsi="Arial"/>
-                <w:bCs/>
-                <w:sz w:val="20"/>
-                <w:szCs w:val="20"/>
-              </w:rPr>
-            </w:pPr>
-            <w:r>
-              <w:rPr>
-                <w:rFonts w:ascii="Arial" w:hAnsi="Arial"/>
-                <w:bCs/>
-                <w:sz w:val="20"/>
-                <w:szCs w:val="20"/>
-              </w:rPr>
             </w:r>
           </w:p>
         </w:tc>
@@ -4798,16 +4692,6 @@
               </w:rPr>
               <w:t>Épreuve E6 - Conception et développement d’applications (option SLAM)</w:t>
             </w:r>
-            <w:r>
-              <w:rPr>
-                <w:rFonts w:ascii="Arial" w:hAnsi="Arial"/>
-                <w:b/>
-                <w:sz w:val="22"/>
-                <w:szCs w:val="22"/>
-                <w:lang w:eastAsia="fr-FR"/>
-              </w:rPr>
-              <w:t xml:space="preserve"> </w:t>
-            </w:r>
           </w:p>
         </w:tc>
       </w:tr>
@@ -4854,9 +4738,9 @@
         <w:tblLook w:firstRow="0" w:noVBand="0" w:lastRow="0" w:firstColumn="0" w:lastColumn="0" w:noHBand="0" w:val="0000"/>
       </w:tblPr>
       <w:tblGrid>
-        <w:gridCol w:w="3116"/>
+        <w:gridCol w:w="3114"/>
         <w:gridCol w:w="4111"/>
-        <w:gridCol w:w="712"/>
+        <w:gridCol w:w="714"/>
         <w:gridCol w:w="1984"/>
       </w:tblGrid>
       <w:tr>
@@ -4941,7 +4825,7 @@
         </w:trPr>
         <w:tc>
           <w:tcPr>
-            <w:tcW w:w="7227" w:type="dxa"/>
+            <w:tcW w:w="7225" w:type="dxa"/>
             <w:gridSpan w:val="2"/>
             <w:tcBorders>
               <w:top w:val="single" w:sz="4" w:space="0" w:color="000000"/>
@@ -4972,7 +4856,7 @@
         </w:tc>
         <w:tc>
           <w:tcPr>
-            <w:tcW w:w="2696" w:type="dxa"/>
+            <w:tcW w:w="2698" w:type="dxa"/>
             <w:gridSpan w:val="2"/>
             <w:tcBorders>
               <w:top w:val="single" w:sz="4" w:space="0" w:color="000000"/>
@@ -5010,7 +4894,7 @@
         </w:trPr>
         <w:tc>
           <w:tcPr>
-            <w:tcW w:w="3116" w:type="dxa"/>
+            <w:tcW w:w="3114" w:type="dxa"/>
             <w:tcBorders>
               <w:top w:val="single" w:sz="4" w:space="0" w:color="000000"/>
               <w:left w:val="single" w:sz="4" w:space="0" w:color="000000"/>
@@ -5075,9 +4959,9 @@
               </w:rPr>
               <w:fldChar w:fldCharType="separate"/>
             </w:r>
-            <w:bookmarkStart w:id="25" w:name="Bookmark_Copie_1"/>
-            <w:bookmarkStart w:id="26" w:name="Bookmark_Copie_1"/>
-            <w:bookmarkEnd w:id="26"/>
+            <w:bookmarkStart w:id="35" w:name="Bookmark_Copie_1"/>
+            <w:bookmarkStart w:id="36" w:name="Bookmark_Copie_1"/>
+            <w:bookmarkEnd w:id="36"/>
             <w:r/>
             <w:r>
               <w:rPr>
@@ -5165,9 +5049,9 @@
               </w:rPr>
               <w:fldChar w:fldCharType="separate"/>
             </w:r>
-            <w:bookmarkStart w:id="27" w:name="CheckBox_Copie_7"/>
-            <w:bookmarkStart w:id="28" w:name="CheckBox_Copie_7"/>
-            <w:bookmarkEnd w:id="28"/>
+            <w:bookmarkStart w:id="37" w:name="CheckBox_Copie_7"/>
+            <w:bookmarkStart w:id="38" w:name="CheckBox_Copie_7"/>
+            <w:bookmarkEnd w:id="38"/>
             <w:r/>
             <w:r>
               <w:rPr>
@@ -5190,7 +5074,7 @@
         </w:tc>
         <w:tc>
           <w:tcPr>
-            <w:tcW w:w="2696" w:type="dxa"/>
+            <w:tcW w:w="2698" w:type="dxa"/>
             <w:gridSpan w:val="2"/>
             <w:tcBorders>
               <w:top w:val="single" w:sz="4" w:space="0" w:color="000000"/>
@@ -5402,15 +5286,6 @@
                 <w:szCs w:val="24"/>
               </w:rPr>
               <w:t xml:space="preserve"> Lieu :</w:t>
-            </w:r>
-            <w:r>
-              <w:rPr>
-                <w:bCs/>
-                <w:sz w:val="20"/>
-                <w:szCs w:val="24"/>
-              </w:rPr>
-              <w:t xml:space="preserve"> </w:t>
-              <w:tab/>
             </w:r>
           </w:p>
           <w:p>
@@ -5465,9 +5340,9 @@
               </w:rPr>
               <w:fldChar w:fldCharType="separate"/>
             </w:r>
-            <w:bookmarkStart w:id="29" w:name="CheckBox_Copie_8"/>
-            <w:bookmarkStart w:id="30" w:name="CheckBox_Copie_8"/>
-            <w:bookmarkEnd w:id="30"/>
+            <w:bookmarkStart w:id="39" w:name="CheckBox_Copie_8"/>
+            <w:bookmarkStart w:id="40" w:name="CheckBox_Copie_8"/>
+            <w:bookmarkEnd w:id="40"/>
             <w:r>
               <w:rPr>
                 <w:b/>
@@ -5483,10 +5358,14 @@
               </w:rPr>
               <w:fldChar w:fldCharType="end"/>
             </w:r>
-            <w:bookmarkStart w:id="31" w:name="CheckBox_Copie_8_Copie_1"/>
-            <w:bookmarkStart w:id="32" w:name="CheckBox_Copie_8"/>
-            <w:bookmarkEnd w:id="31"/>
-            <w:bookmarkEnd w:id="32"/>
+            <w:bookmarkStart w:id="41" w:name="CheckBox_Copie_8_Copie_1"/>
+            <w:bookmarkStart w:id="42" w:name="CheckBox_Copie_8_Copie_1_Copie_1"/>
+            <w:bookmarkStart w:id="43" w:name="CheckBox_Copie_8_Copie_1"/>
+            <w:bookmarkStart w:id="44" w:name="CheckBox_Copie_8"/>
+            <w:bookmarkEnd w:id="41"/>
+            <w:bookmarkEnd w:id="42"/>
+            <w:bookmarkEnd w:id="43"/>
+            <w:bookmarkEnd w:id="44"/>
             <w:r>
               <w:rPr>
                 <w:b/>
@@ -5525,9 +5404,9 @@
               </w:rPr>
               <w:fldChar w:fldCharType="separate"/>
             </w:r>
-            <w:bookmarkStart w:id="33" w:name="CheckBox_Copie_9"/>
-            <w:bookmarkStart w:id="34" w:name="CheckBox_Copie_9"/>
-            <w:bookmarkEnd w:id="34"/>
+            <w:bookmarkStart w:id="45" w:name="CheckBox_Copie_9"/>
+            <w:bookmarkStart w:id="46" w:name="CheckBox_Copie_9"/>
+            <w:bookmarkEnd w:id="46"/>
             <w:r>
               <w:rPr>
                 <w:b/>
@@ -5543,10 +5422,14 @@
               </w:rPr>
               <w:fldChar w:fldCharType="end"/>
             </w:r>
-            <w:bookmarkStart w:id="35" w:name="CheckBox_Copie_9_Copie_1"/>
-            <w:bookmarkStart w:id="36" w:name="CheckBox_Copie_9"/>
-            <w:bookmarkEnd w:id="35"/>
-            <w:bookmarkEnd w:id="36"/>
+            <w:bookmarkStart w:id="47" w:name="CheckBox_Copie_9_Copie_1"/>
+            <w:bookmarkStart w:id="48" w:name="CheckBox_Copie_9_Copie_1_Copie_1"/>
+            <w:bookmarkStart w:id="49" w:name="CheckBox_Copie_9_Copie_1"/>
+            <w:bookmarkStart w:id="50" w:name="CheckBox_Copie_9"/>
+            <w:bookmarkEnd w:id="47"/>
+            <w:bookmarkEnd w:id="48"/>
+            <w:bookmarkEnd w:id="49"/>
+            <w:bookmarkEnd w:id="50"/>
             <w:r>
               <w:rPr>
                 <w:b/>
@@ -5647,9 +5530,9 @@
               </w:rPr>
               <w:fldChar w:fldCharType="separate"/>
             </w:r>
-            <w:bookmarkStart w:id="37" w:name="CheckBox_Copie_10"/>
-            <w:bookmarkStart w:id="38" w:name="CheckBox_Copie_10"/>
-            <w:bookmarkEnd w:id="38"/>
+            <w:bookmarkStart w:id="51" w:name="CheckBox_Copie_10"/>
+            <w:bookmarkStart w:id="52" w:name="CheckBox_Copie_10"/>
+            <w:bookmarkEnd w:id="52"/>
             <w:r>
               <w:rPr>
                 <w:rFonts w:cs="Arial" w:ascii="Arial" w:hAnsi="Arial"/>
@@ -5665,10 +5548,14 @@
               </w:rPr>
               <w:fldChar w:fldCharType="end"/>
             </w:r>
-            <w:bookmarkStart w:id="39" w:name="CheckBox_Copie_10_Copie_1"/>
-            <w:bookmarkStart w:id="40" w:name="CheckBox_Copie_10"/>
-            <w:bookmarkEnd w:id="39"/>
-            <w:bookmarkEnd w:id="40"/>
+            <w:bookmarkStart w:id="53" w:name="CheckBox_Copie_10_Copie_1"/>
+            <w:bookmarkStart w:id="54" w:name="CheckBox_Copie_10_Copie_1_Copie_1"/>
+            <w:bookmarkStart w:id="55" w:name="CheckBox_Copie_10_Copie_1"/>
+            <w:bookmarkStart w:id="56" w:name="CheckBox_Copie_10"/>
+            <w:bookmarkEnd w:id="53"/>
+            <w:bookmarkEnd w:id="54"/>
+            <w:bookmarkEnd w:id="55"/>
+            <w:bookmarkEnd w:id="56"/>
             <w:r>
               <w:rPr>
                 <w:rFonts w:cs="Arial" w:ascii="Arial" w:hAnsi="Arial"/>
@@ -5734,9 +5621,9 @@
               </w:rPr>
               <w:fldChar w:fldCharType="separate"/>
             </w:r>
-            <w:bookmarkStart w:id="41" w:name="CheckBox_Copie_11"/>
-            <w:bookmarkStart w:id="42" w:name="CheckBox_Copie_11"/>
-            <w:bookmarkEnd w:id="42"/>
+            <w:bookmarkStart w:id="57" w:name="CheckBox_Copie_11"/>
+            <w:bookmarkStart w:id="58" w:name="CheckBox_Copie_11"/>
+            <w:bookmarkEnd w:id="58"/>
             <w:r>
               <w:rPr>
                 <w:rFonts w:cs="Arial" w:ascii="Arial" w:hAnsi="Arial"/>
@@ -5752,10 +5639,14 @@
               </w:rPr>
               <w:fldChar w:fldCharType="end"/>
             </w:r>
-            <w:bookmarkStart w:id="43" w:name="CheckBox_Copie_11_Copie_1"/>
-            <w:bookmarkStart w:id="44" w:name="CheckBox_Copie_11"/>
-            <w:bookmarkEnd w:id="43"/>
-            <w:bookmarkEnd w:id="44"/>
+            <w:bookmarkStart w:id="59" w:name="CheckBox_Copie_11_Copie_1"/>
+            <w:bookmarkStart w:id="60" w:name="CheckBox_Copie_11_Copie_1_Copie_1"/>
+            <w:bookmarkStart w:id="61" w:name="CheckBox_Copie_11_Copie_1"/>
+            <w:bookmarkStart w:id="62" w:name="CheckBox_Copie_11"/>
+            <w:bookmarkEnd w:id="59"/>
+            <w:bookmarkEnd w:id="60"/>
+            <w:bookmarkEnd w:id="61"/>
+            <w:bookmarkEnd w:id="62"/>
             <w:r>
               <w:rPr>
                 <w:rFonts w:cs="Arial" w:ascii="Arial" w:hAnsi="Arial"/>
@@ -5820,9 +5711,9 @@
               </w:rPr>
               <w:fldChar w:fldCharType="separate"/>
             </w:r>
-            <w:bookmarkStart w:id="45" w:name="CheckBox_Copie_12"/>
-            <w:bookmarkStart w:id="46" w:name="CheckBox_Copie_12"/>
-            <w:bookmarkEnd w:id="46"/>
+            <w:bookmarkStart w:id="63" w:name="CheckBox_Copie_12"/>
+            <w:bookmarkStart w:id="64" w:name="CheckBox_Copie_12"/>
+            <w:bookmarkEnd w:id="64"/>
             <w:r>
               <w:rPr>
                 <w:rFonts w:cs="Arial" w:ascii="Arial" w:hAnsi="Arial"/>
@@ -5838,10 +5729,14 @@
               </w:rPr>
               <w:fldChar w:fldCharType="end"/>
             </w:r>
-            <w:bookmarkStart w:id="47" w:name="CheckBox_Copie_12_Copie_1"/>
-            <w:bookmarkStart w:id="48" w:name="CheckBox_Copie_12"/>
-            <w:bookmarkEnd w:id="47"/>
-            <w:bookmarkEnd w:id="48"/>
+            <w:bookmarkStart w:id="65" w:name="CheckBox_Copie_12_Copie_1"/>
+            <w:bookmarkStart w:id="66" w:name="CheckBox_Copie_12_Copie_1_Copie_1"/>
+            <w:bookmarkStart w:id="67" w:name="CheckBox_Copie_12_Copie_1"/>
+            <w:bookmarkStart w:id="68" w:name="CheckBox_Copie_12"/>
+            <w:bookmarkEnd w:id="65"/>
+            <w:bookmarkEnd w:id="66"/>
+            <w:bookmarkEnd w:id="67"/>
+            <w:bookmarkEnd w:id="68"/>
             <w:r>
               <w:rPr>
                 <w:rFonts w:cs="Arial" w:ascii="Arial" w:hAnsi="Arial"/>
@@ -6635,15 +6530,6 @@
                 <w:lang w:eastAsia="fr-FR"/>
               </w:rPr>
               <w:t>Épreuve E6 - Conception et développement d’applications (option SLAM)</w:t>
-            </w:r>
-            <w:r>
-              <w:rPr>
-                <w:rFonts w:ascii="Arial" w:hAnsi="Arial"/>
-                <w:sz w:val="22"/>
-                <w:szCs w:val="22"/>
-                <w:lang w:eastAsia="fr-FR"/>
-              </w:rPr>
-              <w:t xml:space="preserve"> </w:t>
             </w:r>
           </w:p>
         </w:tc>
@@ -7755,9 +7641,9 @@
               </w:rPr>
               <w:fldChar w:fldCharType="separate"/>
             </w:r>
-            <w:bookmarkStart w:id="49" w:name="CheckBox_Copie_13"/>
-            <w:bookmarkStart w:id="50" w:name="CheckBox_Copie_13"/>
-            <w:bookmarkEnd w:id="50"/>
+            <w:bookmarkStart w:id="69" w:name="CheckBox_Copie_13"/>
+            <w:bookmarkStart w:id="70" w:name="CheckBox_Copie_13"/>
+            <w:bookmarkEnd w:id="70"/>
             <w:r>
               <w:rPr>
                 <w:rFonts w:cs="Arial" w:ascii="Arial" w:hAnsi="Arial"/>
@@ -7777,10 +7663,14 @@
               </w:rPr>
               <w:fldChar w:fldCharType="end"/>
             </w:r>
-            <w:bookmarkStart w:id="51" w:name="CheckBox_Copie_13_Copie_1"/>
-            <w:bookmarkStart w:id="52" w:name="CheckBox_Copie_13"/>
-            <w:bookmarkEnd w:id="51"/>
-            <w:bookmarkEnd w:id="52"/>
+            <w:bookmarkStart w:id="71" w:name="CheckBox_Copie_13_Copie_1"/>
+            <w:bookmarkStart w:id="72" w:name="CheckBox_Copie_13_Copie_1_Copie_1"/>
+            <w:bookmarkStart w:id="73" w:name="CheckBox_Copie_13_Copie_1"/>
+            <w:bookmarkStart w:id="74" w:name="CheckBox_Copie_13"/>
+            <w:bookmarkEnd w:id="71"/>
+            <w:bookmarkEnd w:id="72"/>
+            <w:bookmarkEnd w:id="73"/>
+            <w:bookmarkEnd w:id="74"/>
             <w:r>
               <w:rPr>
                 <w:rFonts w:cs="Arial" w:ascii="Arial" w:hAnsi="Arial"/>
@@ -7847,9 +7737,9 @@
               </w:rPr>
               <w:fldChar w:fldCharType="separate"/>
             </w:r>
-            <w:bookmarkStart w:id="53" w:name="CheckBox_Copie_14"/>
-            <w:bookmarkStart w:id="54" w:name="CheckBox_Copie_14"/>
-            <w:bookmarkEnd w:id="54"/>
+            <w:bookmarkStart w:id="75" w:name="CheckBox_Copie_14"/>
+            <w:bookmarkStart w:id="76" w:name="CheckBox_Copie_14"/>
+            <w:bookmarkEnd w:id="76"/>
             <w:r>
               <w:rPr>
                 <w:rFonts w:cs="Arial" w:ascii="Arial" w:hAnsi="Arial"/>
@@ -7869,10 +7759,14 @@
               </w:rPr>
               <w:fldChar w:fldCharType="end"/>
             </w:r>
-            <w:bookmarkStart w:id="55" w:name="CheckBox_Copie_14_Copie_1"/>
-            <w:bookmarkStart w:id="56" w:name="CheckBox_Copie_14"/>
-            <w:bookmarkEnd w:id="55"/>
-            <w:bookmarkEnd w:id="56"/>
+            <w:bookmarkStart w:id="77" w:name="CheckBox_Copie_14_Copie_1"/>
+            <w:bookmarkStart w:id="78" w:name="CheckBox_Copie_14_Copie_1_Copie_1"/>
+            <w:bookmarkStart w:id="79" w:name="CheckBox_Copie_14_Copie_1"/>
+            <w:bookmarkStart w:id="80" w:name="CheckBox_Copie_14"/>
+            <w:bookmarkEnd w:id="77"/>
+            <w:bookmarkEnd w:id="78"/>
+            <w:bookmarkEnd w:id="79"/>
+            <w:bookmarkEnd w:id="80"/>
             <w:r>
               <w:rPr>
                 <w:rFonts w:cs="Arial" w:ascii="Arial" w:hAnsi="Arial"/>
@@ -8031,15 +7925,7 @@
                 <w:sz w:val="22"/>
                 <w:szCs w:val="22"/>
               </w:rPr>
-              <w:t xml:space="preserve">Nom et prénom : </w:t>
-            </w:r>
-            <w:r>
-              <w:rPr>
-                <w:rFonts w:cs="Arial" w:ascii="Arial" w:hAnsi="Arial"/>
-                <w:sz w:val="22"/>
-                <w:szCs w:val="22"/>
-              </w:rPr>
-              <w:tab/>
+              <w:t>Nom et prénom :</w:t>
             </w:r>
           </w:p>
         </w:tc>
@@ -8082,16 +7968,7 @@
                 <w:sz w:val="20"/>
                 <w:szCs w:val="20"/>
               </w:rPr>
-              <w:t xml:space="preserve">N° candidat : </w:t>
-            </w:r>
-            <w:r>
-              <w:rPr>
-                <w:rFonts w:ascii="Arial" w:hAnsi="Arial"/>
-                <w:bCs/>
-                <w:sz w:val="20"/>
-                <w:szCs w:val="20"/>
-              </w:rPr>
-              <w:tab/>
+              <w:t>N° candidat :</w:t>
             </w:r>
           </w:p>
         </w:tc>
@@ -8265,9 +8142,9 @@
               </w:rPr>
               <w:fldChar w:fldCharType="separate"/>
             </w:r>
-            <w:bookmarkStart w:id="57" w:name="CheckBox_Copie_15"/>
-            <w:bookmarkStart w:id="58" w:name="CheckBox_Copie_15"/>
-            <w:bookmarkEnd w:id="58"/>
+            <w:bookmarkStart w:id="81" w:name="CheckBox_Copie_15"/>
+            <w:bookmarkStart w:id="82" w:name="CheckBox_Copie_15"/>
+            <w:bookmarkEnd w:id="82"/>
             <w:r>
               <w:rPr>
                 <w:rFonts w:cs="Arial" w:ascii="Arial" w:hAnsi="Arial"/>
@@ -8287,10 +8164,14 @@
               </w:rPr>
               <w:fldChar w:fldCharType="end"/>
             </w:r>
-            <w:bookmarkStart w:id="59" w:name="CheckBox_Copie_15_Copie_1"/>
-            <w:bookmarkStart w:id="60" w:name="CheckBox_Copie_15"/>
-            <w:bookmarkEnd w:id="59"/>
-            <w:bookmarkEnd w:id="60"/>
+            <w:bookmarkStart w:id="83" w:name="CheckBox_Copie_15_Copie_1"/>
+            <w:bookmarkStart w:id="84" w:name="CheckBox_Copie_15_Copie_1_Copie_1"/>
+            <w:bookmarkStart w:id="85" w:name="CheckBox_Copie_15_Copie_1"/>
+            <w:bookmarkStart w:id="86" w:name="CheckBox_Copie_15"/>
+            <w:bookmarkEnd w:id="83"/>
+            <w:bookmarkEnd w:id="84"/>
+            <w:bookmarkEnd w:id="85"/>
+            <w:bookmarkEnd w:id="86"/>
             <w:r>
               <w:rPr>
                 <w:rFonts w:cs="Arial" w:ascii="Arial" w:hAnsi="Arial"/>
@@ -8363,9 +8244,9 @@
               </w:rPr>
               <w:fldChar w:fldCharType="separate"/>
             </w:r>
-            <w:bookmarkStart w:id="61" w:name="CheckBox_Copie_16"/>
-            <w:bookmarkStart w:id="62" w:name="CheckBox_Copie_16"/>
-            <w:bookmarkEnd w:id="62"/>
+            <w:bookmarkStart w:id="87" w:name="CheckBox_Copie_16"/>
+            <w:bookmarkStart w:id="88" w:name="CheckBox_Copie_16"/>
+            <w:bookmarkEnd w:id="88"/>
             <w:r>
               <w:rPr>
                 <w:rFonts w:cs="Arial" w:ascii="Arial" w:hAnsi="Arial"/>
@@ -8385,10 +8266,14 @@
               </w:rPr>
               <w:fldChar w:fldCharType="end"/>
             </w:r>
-            <w:bookmarkStart w:id="63" w:name="CheckBox_Copie_16_Copie_1"/>
-            <w:bookmarkStart w:id="64" w:name="CheckBox_Copie_16"/>
-            <w:bookmarkEnd w:id="63"/>
-            <w:bookmarkEnd w:id="64"/>
+            <w:bookmarkStart w:id="89" w:name="CheckBox_Copie_16_Copie_1"/>
+            <w:bookmarkStart w:id="90" w:name="CheckBox_Copie_16_Copie_1_Copie_1"/>
+            <w:bookmarkStart w:id="91" w:name="CheckBox_Copie_16_Copie_1"/>
+            <w:bookmarkStart w:id="92" w:name="CheckBox_Copie_16"/>
+            <w:bookmarkEnd w:id="89"/>
+            <w:bookmarkEnd w:id="90"/>
+            <w:bookmarkEnd w:id="91"/>
+            <w:bookmarkEnd w:id="92"/>
             <w:r>
               <w:rPr>
                 <w:rFonts w:cs="Arial" w:ascii="Arial" w:hAnsi="Arial"/>
@@ -8846,9 +8731,9 @@
               </w:rPr>
               <w:fldChar w:fldCharType="separate"/>
             </w:r>
-            <w:bookmarkStart w:id="65" w:name="CheckBox_Copie_17"/>
-            <w:bookmarkStart w:id="66" w:name="CheckBox_Copie_17"/>
-            <w:bookmarkEnd w:id="66"/>
+            <w:bookmarkStart w:id="93" w:name="CheckBox_Copie_17"/>
+            <w:bookmarkStart w:id="94" w:name="CheckBox_Copie_17"/>
+            <w:bookmarkEnd w:id="94"/>
             <w:r>
               <w:rPr>
                 <w:rFonts w:cs="Arial" w:ascii="Arial" w:hAnsi="Arial"/>
@@ -8868,10 +8753,14 @@
               </w:rPr>
               <w:fldChar w:fldCharType="end"/>
             </w:r>
-            <w:bookmarkStart w:id="67" w:name="CheckBox_Copie_17_Copie_1"/>
-            <w:bookmarkStart w:id="68" w:name="CheckBox_Copie_17"/>
-            <w:bookmarkEnd w:id="67"/>
-            <w:bookmarkEnd w:id="68"/>
+            <w:bookmarkStart w:id="95" w:name="CheckBox_Copie_17_Copie_1"/>
+            <w:bookmarkStart w:id="96" w:name="CheckBox_Copie_17_Copie_1_Copie_1"/>
+            <w:bookmarkStart w:id="97" w:name="CheckBox_Copie_17_Copie_1"/>
+            <w:bookmarkStart w:id="98" w:name="CheckBox_Copie_17"/>
+            <w:bookmarkEnd w:id="95"/>
+            <w:bookmarkEnd w:id="96"/>
+            <w:bookmarkEnd w:id="97"/>
+            <w:bookmarkEnd w:id="98"/>
             <w:r>
               <w:rPr>
                 <w:rFonts w:cs="Arial" w:ascii="Arial" w:hAnsi="Arial"/>
@@ -8937,9 +8826,9 @@
               </w:rPr>
               <w:fldChar w:fldCharType="separate"/>
             </w:r>
-            <w:bookmarkStart w:id="69" w:name="CheckBox_Copie_18"/>
-            <w:bookmarkStart w:id="70" w:name="CheckBox_Copie_18"/>
-            <w:bookmarkEnd w:id="70"/>
+            <w:bookmarkStart w:id="99" w:name="CheckBox_Copie_18"/>
+            <w:bookmarkStart w:id="100" w:name="CheckBox_Copie_18"/>
+            <w:bookmarkEnd w:id="100"/>
             <w:r>
               <w:rPr>
                 <w:rFonts w:cs="Arial" w:ascii="Arial" w:hAnsi="Arial"/>
@@ -8959,10 +8848,14 @@
               </w:rPr>
               <w:fldChar w:fldCharType="end"/>
             </w:r>
-            <w:bookmarkStart w:id="71" w:name="CheckBox_Copie_18_Copie_1"/>
-            <w:bookmarkStart w:id="72" w:name="CheckBox_Copie_18"/>
-            <w:bookmarkEnd w:id="71"/>
-            <w:bookmarkEnd w:id="72"/>
+            <w:bookmarkStart w:id="101" w:name="CheckBox_Copie_18_Copie_1"/>
+            <w:bookmarkStart w:id="102" w:name="CheckBox_Copie_18_Copie_1_Copie_1"/>
+            <w:bookmarkStart w:id="103" w:name="CheckBox_Copie_18_Copie_1"/>
+            <w:bookmarkStart w:id="104" w:name="CheckBox_Copie_18"/>
+            <w:bookmarkEnd w:id="101"/>
+            <w:bookmarkEnd w:id="102"/>
+            <w:bookmarkEnd w:id="103"/>
+            <w:bookmarkEnd w:id="104"/>
             <w:r>
               <w:rPr>
                 <w:rFonts w:cs="Arial" w:ascii="Arial" w:hAnsi="Arial"/>
@@ -9028,8 +8921,8 @@
         <w:tblLook w:firstRow="0" w:noVBand="0" w:lastRow="0" w:firstColumn="0" w:lastColumn="0" w:noHBand="0" w:val="0000"/>
       </w:tblPr>
       <w:tblGrid>
-        <w:gridCol w:w="3116"/>
-        <w:gridCol w:w="3830"/>
+        <w:gridCol w:w="3114"/>
+        <w:gridCol w:w="3832"/>
         <w:gridCol w:w="993"/>
         <w:gridCol w:w="1984"/>
       </w:tblGrid>
@@ -9129,7 +9022,7 @@
         </w:trPr>
         <w:tc>
           <w:tcPr>
-            <w:tcW w:w="3116" w:type="dxa"/>
+            <w:tcW w:w="3114" w:type="dxa"/>
             <w:tcBorders>
               <w:top w:val="single" w:sz="4" w:space="0" w:color="000000"/>
               <w:left w:val="single" w:sz="4" w:space="0" w:color="000000"/>
@@ -9206,9 +9099,9 @@
               </w:rPr>
               <w:fldChar w:fldCharType="separate"/>
             </w:r>
-            <w:bookmarkStart w:id="73" w:name="Bookmark_Copie_2"/>
-            <w:bookmarkStart w:id="74" w:name="Bookmark_Copie_2"/>
-            <w:bookmarkEnd w:id="74"/>
+            <w:bookmarkStart w:id="105" w:name="Bookmark_Copie_2"/>
+            <w:bookmarkStart w:id="106" w:name="Bookmark_Copie_2"/>
+            <w:bookmarkEnd w:id="106"/>
             <w:r/>
             <w:r>
               <w:rPr>
@@ -9233,7 +9126,7 @@
         </w:tc>
         <w:tc>
           <w:tcPr>
-            <w:tcW w:w="3830" w:type="dxa"/>
+            <w:tcW w:w="3832" w:type="dxa"/>
             <w:tcBorders>
               <w:top w:val="single" w:sz="4" w:space="0" w:color="000000"/>
               <w:bottom w:val="single" w:sz="4" w:space="0" w:color="000000"/>
@@ -9297,9 +9190,9 @@
               </w:rPr>
               <w:fldChar w:fldCharType="separate"/>
             </w:r>
-            <w:bookmarkStart w:id="75" w:name="CheckBox_Copie_19"/>
-            <w:bookmarkStart w:id="76" w:name="CheckBox_Copie_19"/>
-            <w:bookmarkEnd w:id="76"/>
+            <w:bookmarkStart w:id="107" w:name="CheckBox_Copie_19"/>
+            <w:bookmarkStart w:id="108" w:name="CheckBox_Copie_19"/>
+            <w:bookmarkEnd w:id="108"/>
             <w:r/>
             <w:r>
               <w:rPr>
@@ -9470,7 +9363,7 @@
                 <w:sz w:val="20"/>
                 <w:szCs w:val="20"/>
               </w:rPr>
-              <w:t xml:space="preserve">Réalisation professionnelle retenue : </w:t>
+              <w:t>Réalisation professionnelle retenue :</w:t>
             </w:r>
           </w:p>
           <w:p>
@@ -9557,7 +9450,7 @@
                 <w:sz w:val="20"/>
                 <w:szCs w:val="20"/>
               </w:rPr>
-              <w:t xml:space="preserve">Circonstances de l’expression des besoins </w:t>
+              <w:t>Circonstances de l’expression des besoins</w:t>
             </w:r>
           </w:p>
           <w:p>
@@ -9689,7 +9582,7 @@
                 <w:sz w:val="20"/>
                 <w:szCs w:val="20"/>
               </w:rPr>
-              <w:t xml:space="preserve">Spécifications fonctionnelles de la production attendue </w:t>
+              <w:t>Spécifications fonctionnelles de la production attendue</w:t>
             </w:r>
           </w:p>
           <w:p>
@@ -10221,9 +10114,9 @@
               </w:rPr>
               <w:fldChar w:fldCharType="separate"/>
             </w:r>
-            <w:bookmarkStart w:id="77" w:name="CheckBox_Copie_20"/>
-            <w:bookmarkStart w:id="78" w:name="CheckBox_Copie_20"/>
-            <w:bookmarkEnd w:id="78"/>
+            <w:bookmarkStart w:id="109" w:name="CheckBox_Copie_20"/>
+            <w:bookmarkStart w:id="110" w:name="CheckBox_Copie_20"/>
+            <w:bookmarkEnd w:id="110"/>
             <w:r>
               <w:rPr>
                 <w:rFonts w:cs="Arial" w:ascii="Arial" w:hAnsi="Arial"/>
@@ -10243,10 +10136,14 @@
               </w:rPr>
               <w:fldChar w:fldCharType="end"/>
             </w:r>
-            <w:bookmarkStart w:id="79" w:name="CheckBox_Copie_20_Copie_1"/>
-            <w:bookmarkStart w:id="80" w:name="CheckBox_Copie_20"/>
-            <w:bookmarkEnd w:id="79"/>
-            <w:bookmarkEnd w:id="80"/>
+            <w:bookmarkStart w:id="111" w:name="CheckBox_Copie_20_Copie_1"/>
+            <w:bookmarkStart w:id="112" w:name="CheckBox_Copie_20_Copie_1_Copie_1"/>
+            <w:bookmarkStart w:id="113" w:name="CheckBox_Copie_20_Copie_1"/>
+            <w:bookmarkStart w:id="114" w:name="CheckBox_Copie_20"/>
+            <w:bookmarkEnd w:id="111"/>
+            <w:bookmarkEnd w:id="112"/>
+            <w:bookmarkEnd w:id="113"/>
+            <w:bookmarkEnd w:id="114"/>
             <w:r>
               <w:rPr>
                 <w:rFonts w:cs="Arial" w:ascii="Arial" w:hAnsi="Arial"/>
@@ -10318,9 +10215,9 @@
               </w:rPr>
               <w:fldChar w:fldCharType="separate"/>
             </w:r>
-            <w:bookmarkStart w:id="81" w:name="CheckBox_Copie_21"/>
-            <w:bookmarkStart w:id="82" w:name="CheckBox_Copie_21"/>
-            <w:bookmarkEnd w:id="82"/>
+            <w:bookmarkStart w:id="115" w:name="CheckBox_Copie_21"/>
+            <w:bookmarkStart w:id="116" w:name="CheckBox_Copie_21"/>
+            <w:bookmarkEnd w:id="116"/>
             <w:r>
               <w:rPr>
                 <w:rFonts w:cs="Arial" w:ascii="Arial" w:hAnsi="Arial"/>
@@ -10340,10 +10237,14 @@
               </w:rPr>
               <w:fldChar w:fldCharType="end"/>
             </w:r>
-            <w:bookmarkStart w:id="83" w:name="CheckBox_Copie_21_Copie_1"/>
-            <w:bookmarkStart w:id="84" w:name="CheckBox_Copie_21"/>
-            <w:bookmarkEnd w:id="83"/>
-            <w:bookmarkEnd w:id="84"/>
+            <w:bookmarkStart w:id="117" w:name="CheckBox_Copie_21_Copie_1"/>
+            <w:bookmarkStart w:id="118" w:name="CheckBox_Copie_21_Copie_1_Copie_1"/>
+            <w:bookmarkStart w:id="119" w:name="CheckBox_Copie_21_Copie_1"/>
+            <w:bookmarkStart w:id="120" w:name="CheckBox_Copie_21"/>
+            <w:bookmarkEnd w:id="117"/>
+            <w:bookmarkEnd w:id="118"/>
+            <w:bookmarkEnd w:id="119"/>
+            <w:bookmarkEnd w:id="120"/>
             <w:r>
               <w:rPr>
                 <w:rFonts w:cs="Arial" w:ascii="Arial" w:hAnsi="Arial"/>
@@ -10415,9 +10316,9 @@
               </w:rPr>
               <w:fldChar w:fldCharType="separate"/>
             </w:r>
-            <w:bookmarkStart w:id="85" w:name="CheckBox_Copie_22"/>
-            <w:bookmarkStart w:id="86" w:name="CheckBox_Copie_22"/>
-            <w:bookmarkEnd w:id="86"/>
+            <w:bookmarkStart w:id="121" w:name="CheckBox_Copie_22"/>
+            <w:bookmarkStart w:id="122" w:name="CheckBox_Copie_22"/>
+            <w:bookmarkEnd w:id="122"/>
             <w:r>
               <w:rPr>
                 <w:rFonts w:cs="Arial" w:ascii="Arial" w:hAnsi="Arial"/>
@@ -10437,10 +10338,14 @@
               </w:rPr>
               <w:fldChar w:fldCharType="end"/>
             </w:r>
-            <w:bookmarkStart w:id="87" w:name="CheckBox_Copie_22_Copie_1"/>
-            <w:bookmarkStart w:id="88" w:name="CheckBox_Copie_22"/>
-            <w:bookmarkEnd w:id="87"/>
-            <w:bookmarkEnd w:id="88"/>
+            <w:bookmarkStart w:id="123" w:name="CheckBox_Copie_22_Copie_1"/>
+            <w:bookmarkStart w:id="124" w:name="CheckBox_Copie_22_Copie_1_Copie_1"/>
+            <w:bookmarkStart w:id="125" w:name="CheckBox_Copie_22_Copie_1"/>
+            <w:bookmarkStart w:id="126" w:name="CheckBox_Copie_22"/>
+            <w:bookmarkEnd w:id="123"/>
+            <w:bookmarkEnd w:id="124"/>
+            <w:bookmarkEnd w:id="125"/>
+            <w:bookmarkEnd w:id="126"/>
             <w:r>
               <w:rPr>
                 <w:rFonts w:cs="Arial" w:ascii="Arial" w:hAnsi="Arial"/>
@@ -10512,9 +10417,9 @@
               </w:rPr>
               <w:fldChar w:fldCharType="separate"/>
             </w:r>
-            <w:bookmarkStart w:id="89" w:name="CheckBox_Copie_23"/>
-            <w:bookmarkStart w:id="90" w:name="CheckBox_Copie_23"/>
-            <w:bookmarkEnd w:id="90"/>
+            <w:bookmarkStart w:id="127" w:name="CheckBox_Copie_23"/>
+            <w:bookmarkStart w:id="128" w:name="CheckBox_Copie_23"/>
+            <w:bookmarkEnd w:id="128"/>
             <w:r>
               <w:rPr>
                 <w:rFonts w:cs="Arial" w:ascii="Arial" w:hAnsi="Arial"/>
@@ -10534,10 +10439,14 @@
               </w:rPr>
               <w:fldChar w:fldCharType="end"/>
             </w:r>
-            <w:bookmarkStart w:id="91" w:name="CheckBox_Copie_23_Copie_1"/>
-            <w:bookmarkStart w:id="92" w:name="CheckBox_Copie_23"/>
-            <w:bookmarkEnd w:id="91"/>
-            <w:bookmarkEnd w:id="92"/>
+            <w:bookmarkStart w:id="129" w:name="CheckBox_Copie_23_Copie_1"/>
+            <w:bookmarkStart w:id="130" w:name="CheckBox_Copie_23_Copie_1_Copie_1"/>
+            <w:bookmarkStart w:id="131" w:name="CheckBox_Copie_23_Copie_1"/>
+            <w:bookmarkStart w:id="132" w:name="CheckBox_Copie_23"/>
+            <w:bookmarkEnd w:id="129"/>
+            <w:bookmarkEnd w:id="130"/>
+            <w:bookmarkEnd w:id="131"/>
+            <w:bookmarkEnd w:id="132"/>
             <w:r>
               <w:rPr>
                 <w:rFonts w:cs="Arial" w:ascii="Arial" w:hAnsi="Arial"/>
@@ -10622,9 +10531,9 @@
               </w:rPr>
               <w:fldChar w:fldCharType="separate"/>
             </w:r>
-            <w:bookmarkStart w:id="93" w:name="CheckBox_Copie_24"/>
-            <w:bookmarkStart w:id="94" w:name="CheckBox_Copie_24"/>
-            <w:bookmarkEnd w:id="94"/>
+            <w:bookmarkStart w:id="133" w:name="CheckBox_Copie_24"/>
+            <w:bookmarkStart w:id="134" w:name="CheckBox_Copie_24"/>
+            <w:bookmarkEnd w:id="134"/>
             <w:r>
               <w:rPr>
                 <w:rFonts w:cs="Arial" w:ascii="Arial" w:hAnsi="Arial"/>
@@ -10644,10 +10553,14 @@
               </w:rPr>
               <w:fldChar w:fldCharType="end"/>
             </w:r>
-            <w:bookmarkStart w:id="95" w:name="CheckBox_Copie_24_Copie_1"/>
-            <w:bookmarkStart w:id="96" w:name="CheckBox_Copie_24"/>
-            <w:bookmarkEnd w:id="95"/>
-            <w:bookmarkEnd w:id="96"/>
+            <w:bookmarkStart w:id="135" w:name="CheckBox_Copie_24_Copie_1"/>
+            <w:bookmarkStart w:id="136" w:name="CheckBox_Copie_24_Copie_1_Copie_1"/>
+            <w:bookmarkStart w:id="137" w:name="CheckBox_Copie_24_Copie_1"/>
+            <w:bookmarkStart w:id="138" w:name="CheckBox_Copie_24"/>
+            <w:bookmarkEnd w:id="135"/>
+            <w:bookmarkEnd w:id="136"/>
+            <w:bookmarkEnd w:id="137"/>
+            <w:bookmarkEnd w:id="138"/>
             <w:r>
               <w:rPr>
                 <w:rFonts w:cs="Arial" w:ascii="Arial" w:hAnsi="Arial"/>
@@ -11007,9 +10920,9 @@
               </w:rPr>
               <w:fldChar w:fldCharType="separate"/>
             </w:r>
-            <w:bookmarkStart w:id="97" w:name="CheckBox_Copie_25"/>
-            <w:bookmarkStart w:id="98" w:name="CheckBox_Copie_25"/>
-            <w:bookmarkEnd w:id="98"/>
+            <w:bookmarkStart w:id="139" w:name="CheckBox_Copie_25"/>
+            <w:bookmarkStart w:id="140" w:name="CheckBox_Copie_25"/>
+            <w:bookmarkEnd w:id="140"/>
             <w:r>
               <w:rPr>
                 <w:rFonts w:cs="Arial" w:ascii="Arial" w:hAnsi="Arial"/>
@@ -11029,10 +10942,14 @@
               </w:rPr>
               <w:fldChar w:fldCharType="end"/>
             </w:r>
-            <w:bookmarkStart w:id="99" w:name="CheckBox_Copie_25_Copie_1"/>
-            <w:bookmarkStart w:id="100" w:name="CheckBox_Copie_25"/>
-            <w:bookmarkEnd w:id="99"/>
-            <w:bookmarkEnd w:id="100"/>
+            <w:bookmarkStart w:id="141" w:name="CheckBox_Copie_25_Copie_1"/>
+            <w:bookmarkStart w:id="142" w:name="CheckBox_Copie_25_Copie_1_Copie_1"/>
+            <w:bookmarkStart w:id="143" w:name="CheckBox_Copie_25_Copie_1"/>
+            <w:bookmarkStart w:id="144" w:name="CheckBox_Copie_25"/>
+            <w:bookmarkEnd w:id="141"/>
+            <w:bookmarkEnd w:id="142"/>
+            <w:bookmarkEnd w:id="143"/>
+            <w:bookmarkEnd w:id="144"/>
             <w:r>
               <w:rPr>
                 <w:rFonts w:cs="Arial" w:ascii="Arial" w:hAnsi="Arial"/>
@@ -11098,9 +11015,9 @@
               </w:rPr>
               <w:fldChar w:fldCharType="separate"/>
             </w:r>
-            <w:bookmarkStart w:id="101" w:name="CheckBox_Copie_26"/>
-            <w:bookmarkStart w:id="102" w:name="CheckBox_Copie_26"/>
-            <w:bookmarkEnd w:id="102"/>
+            <w:bookmarkStart w:id="145" w:name="CheckBox_Copie_26"/>
+            <w:bookmarkStart w:id="146" w:name="CheckBox_Copie_26"/>
+            <w:bookmarkEnd w:id="146"/>
             <w:r>
               <w:rPr>
                 <w:rFonts w:cs="Arial" w:ascii="Arial" w:hAnsi="Arial"/>
@@ -11120,10 +11037,14 @@
               </w:rPr>
               <w:fldChar w:fldCharType="end"/>
             </w:r>
-            <w:bookmarkStart w:id="103" w:name="CheckBox_Copie_26_Copie_1"/>
-            <w:bookmarkStart w:id="104" w:name="CheckBox_Copie_26"/>
-            <w:bookmarkEnd w:id="103"/>
-            <w:bookmarkEnd w:id="104"/>
+            <w:bookmarkStart w:id="147" w:name="CheckBox_Copie_26_Copie_1"/>
+            <w:bookmarkStart w:id="148" w:name="CheckBox_Copie_26_Copie_1_Copie_1"/>
+            <w:bookmarkStart w:id="149" w:name="CheckBox_Copie_26_Copie_1"/>
+            <w:bookmarkStart w:id="150" w:name="CheckBox_Copie_26"/>
+            <w:bookmarkEnd w:id="147"/>
+            <w:bookmarkEnd w:id="148"/>
+            <w:bookmarkEnd w:id="149"/>
+            <w:bookmarkEnd w:id="150"/>
             <w:r>
               <w:rPr>
                 <w:rFonts w:cs="Arial" w:ascii="Arial" w:hAnsi="Arial"/>
@@ -12365,7 +12286,7 @@
                 <w:szCs w:val="22"/>
                 <w:lang w:eastAsia="fr-FR"/>
               </w:rPr>
-              <w:t xml:space="preserve">Épreuve E6 - Administration des systèmes et des réseaux / Conception et développement d’applications </w:t>
+              <w:t>Épreuve E6 - Administration des systèmes et des réseaux / Conception et développement d’applications</w:t>
             </w:r>
           </w:p>
         </w:tc>
@@ -12526,6 +12447,7 @@
               <w:rPr>
                 <w:rFonts w:cs="Arial" w:ascii="Arial" w:hAnsi="Arial"/>
                 <w:bCs/>
+                <w:sz w:val="22"/>
               </w:rPr>
             </w:r>
           </w:p>
@@ -12558,6 +12480,7 @@
               <w:rPr>
                 <w:rFonts w:cs="Arial" w:ascii="Arial" w:hAnsi="Arial"/>
                 <w:bCs/>
+                <w:sz w:val="22"/>
               </w:rPr>
             </w:r>
           </w:p>
@@ -12590,6 +12513,7 @@
               <w:rPr>
                 <w:rFonts w:cs="Arial" w:ascii="Arial" w:hAnsi="Arial"/>
                 <w:bCs/>
+                <w:sz w:val="22"/>
               </w:rPr>
             </w:r>
           </w:p>
@@ -12622,6 +12546,7 @@
               <w:rPr>
                 <w:rFonts w:cs="Arial" w:ascii="Arial" w:hAnsi="Arial"/>
                 <w:bCs/>
+                <w:sz w:val="22"/>
               </w:rPr>
             </w:r>
           </w:p>
@@ -12768,6 +12693,7 @@
               <w:rPr>
                 <w:rFonts w:cs="Arial" w:ascii="Arial" w:hAnsi="Arial"/>
                 <w:bCs/>
+                <w:sz w:val="22"/>
               </w:rPr>
             </w:r>
           </w:p>
@@ -12874,6 +12800,7 @@
               <w:rPr>
                 <w:rFonts w:cs="Arial" w:ascii="Arial" w:hAnsi="Arial"/>
                 <w:bCs/>
+                <w:sz w:val="22"/>
               </w:rPr>
             </w:r>
           </w:p>
@@ -13022,6 +12949,7 @@
               <w:rPr>
                 <w:rFonts w:cs="Arial" w:ascii="Arial" w:hAnsi="Arial"/>
                 <w:bCs/>
+                <w:sz w:val="22"/>
               </w:rPr>
             </w:r>
           </w:p>
@@ -13091,6 +13019,7 @@
               <w:rPr>
                 <w:rFonts w:cs="Arial" w:ascii="Arial" w:hAnsi="Arial"/>
                 <w:bCs/>
+                <w:sz w:val="22"/>
               </w:rPr>
             </w:r>
           </w:p>
@@ -13123,6 +13052,7 @@
               <w:rPr>
                 <w:rFonts w:cs="Arial" w:ascii="Arial" w:hAnsi="Arial"/>
                 <w:bCs/>
+                <w:sz w:val="22"/>
               </w:rPr>
             </w:r>
           </w:p>
@@ -13197,6 +13127,7 @@
               <w:rPr>
                 <w:rFonts w:cs="Arial" w:ascii="Arial" w:hAnsi="Arial"/>
                 <w:bCs/>
+                <w:sz w:val="22"/>
               </w:rPr>
             </w:r>
           </w:p>
@@ -13264,6 +13195,7 @@
               <w:rPr>
                 <w:rFonts w:cs="Arial" w:ascii="Arial" w:hAnsi="Arial"/>
                 <w:bCs/>
+                <w:sz w:val="22"/>
               </w:rPr>
             </w:r>
           </w:p>
@@ -13396,6 +13328,7 @@
               <w:rPr>
                 <w:rFonts w:cs="Arial" w:ascii="Arial" w:hAnsi="Arial"/>
                 <w:bCs/>
+                <w:sz w:val="22"/>
               </w:rPr>
             </w:r>
           </w:p>
@@ -13542,6 +13475,7 @@
               <w:rPr>
                 <w:rFonts w:cs="Arial" w:ascii="Arial" w:hAnsi="Arial"/>
                 <w:bCs/>
+                <w:sz w:val="22"/>
               </w:rPr>
             </w:r>
           </w:p>
@@ -13611,6 +13545,7 @@
               <w:rPr>
                 <w:rFonts w:cs="Arial" w:ascii="Arial" w:hAnsi="Arial"/>
                 <w:bCs/>
+                <w:sz w:val="22"/>
               </w:rPr>
             </w:r>
           </w:p>
@@ -13643,6 +13578,7 @@
               <w:rPr>
                 <w:rFonts w:cs="Arial" w:ascii="Arial" w:hAnsi="Arial"/>
                 <w:bCs/>
+                <w:sz w:val="22"/>
               </w:rPr>
             </w:r>
           </w:p>
@@ -13791,6 +13727,7 @@
               <w:rPr>
                 <w:rFonts w:cs="Arial" w:ascii="Arial" w:hAnsi="Arial"/>
                 <w:bCs/>
+                <w:sz w:val="22"/>
               </w:rPr>
             </w:r>
           </w:p>
@@ -13823,6 +13760,7 @@
               <w:rPr>
                 <w:rFonts w:cs="Arial" w:ascii="Arial" w:hAnsi="Arial"/>
                 <w:bCs/>
+                <w:sz w:val="22"/>
               </w:rPr>
             </w:r>
           </w:p>
@@ -13855,6 +13793,7 @@
               <w:rPr>
                 <w:rFonts w:cs="Arial" w:ascii="Arial" w:hAnsi="Arial"/>
                 <w:bCs/>
+                <w:sz w:val="22"/>
               </w:rPr>
             </w:r>
           </w:p>
@@ -13887,6 +13826,7 @@
               <w:rPr>
                 <w:rFonts w:cs="Arial" w:ascii="Arial" w:hAnsi="Arial"/>
                 <w:bCs/>
+                <w:sz w:val="22"/>
               </w:rPr>
             </w:r>
           </w:p>
@@ -14235,7 +14175,7 @@
                 <w:szCs w:val="22"/>
                 <w:lang w:eastAsia="fr-FR"/>
               </w:rPr>
-              <w:t xml:space="preserve">Épreuve E6 - Administration des systèmes et des réseaux / Conception et développement d’applications </w:t>
+              <w:t>Épreuve E6 - Administration des systèmes et des réseaux / Conception et développement d’applications</w:t>
             </w:r>
           </w:p>
         </w:tc>
@@ -14325,17 +14265,17 @@
         <w:gridCol w:w="227"/>
         <w:gridCol w:w="227"/>
         <w:gridCol w:w="227"/>
-        <w:gridCol w:w="226"/>
         <w:gridCol w:w="227"/>
-        <w:gridCol w:w="516"/>
+        <w:gridCol w:w="227"/>
+        <w:gridCol w:w="518"/>
         <w:gridCol w:w="227"/>
         <w:gridCol w:w="227"/>
         <w:gridCol w:w="283"/>
         <w:gridCol w:w="225"/>
-        <w:gridCol w:w="226"/>
-        <w:gridCol w:w="516"/>
+        <w:gridCol w:w="227"/>
+        <w:gridCol w:w="518"/>
+        <w:gridCol w:w="224"/>
         <w:gridCol w:w="225"/>
-        <w:gridCol w:w="224"/>
         <w:gridCol w:w="226"/>
         <w:gridCol w:w="225"/>
         <w:gridCol w:w="224"/>
@@ -14343,9 +14283,9 @@
         <w:gridCol w:w="226"/>
         <w:gridCol w:w="225"/>
         <w:gridCol w:w="224"/>
-        <w:gridCol w:w="226"/>
-        <w:gridCol w:w="225"/>
-        <w:gridCol w:w="516"/>
+        <w:gridCol w:w="227"/>
+        <w:gridCol w:w="224"/>
+        <w:gridCol w:w="519"/>
         <w:gridCol w:w="224"/>
         <w:gridCol w:w="226"/>
         <w:gridCol w:w="225"/>
@@ -14353,24 +14293,24 @@
         <w:gridCol w:w="226"/>
         <w:gridCol w:w="517"/>
         <w:gridCol w:w="300"/>
+        <w:gridCol w:w="306"/>
+        <w:gridCol w:w="227"/>
+        <w:gridCol w:w="224"/>
         <w:gridCol w:w="304"/>
-        <w:gridCol w:w="226"/>
-        <w:gridCol w:w="225"/>
-        <w:gridCol w:w="303"/>
         <w:gridCol w:w="516"/>
         <w:gridCol w:w="224"/>
         <w:gridCol w:w="224"/>
         <w:gridCol w:w="227"/>
         <w:gridCol w:w="224"/>
         <w:gridCol w:w="224"/>
-        <w:gridCol w:w="517"/>
-        <w:gridCol w:w="226"/>
+        <w:gridCol w:w="518"/>
+        <w:gridCol w:w="227"/>
         <w:gridCol w:w="224"/>
         <w:gridCol w:w="224"/>
-        <w:gridCol w:w="227"/>
-        <w:gridCol w:w="303"/>
-        <w:gridCol w:w="258"/>
-        <w:gridCol w:w="250"/>
+        <w:gridCol w:w="228"/>
+        <w:gridCol w:w="301"/>
+        <w:gridCol w:w="260"/>
+        <w:gridCol w:w="235"/>
       </w:tblGrid>
       <w:tr>
         <w:trPr>
@@ -14690,7 +14630,7 @@
         </w:tc>
         <w:tc>
           <w:tcPr>
-            <w:tcW w:w="226" w:type="dxa"/>
+            <w:tcW w:w="227" w:type="dxa"/>
             <w:tcBorders>
               <w:top w:val="single" w:sz="4" w:space="0" w:color="000000"/>
               <w:left w:val="single" w:sz="4" w:space="0" w:color="000000"/>
@@ -14752,7 +14692,7 @@
         </w:tc>
         <w:tc>
           <w:tcPr>
-            <w:tcW w:w="516" w:type="dxa"/>
+            <w:tcW w:w="518" w:type="dxa"/>
             <w:tcBorders>
               <w:top w:val="single" w:sz="4" w:space="0" w:color="000000"/>
               <w:left w:val="single" w:sz="4" w:space="0" w:color="000000"/>
@@ -14908,7 +14848,7 @@
         </w:tc>
         <w:tc>
           <w:tcPr>
-            <w:tcW w:w="226" w:type="dxa"/>
+            <w:tcW w:w="227" w:type="dxa"/>
             <w:tcBorders>
               <w:top w:val="single" w:sz="4" w:space="0" w:color="000000"/>
               <w:left w:val="single" w:sz="4" w:space="0" w:color="000000"/>
@@ -14939,7 +14879,7 @@
         </w:tc>
         <w:tc>
           <w:tcPr>
-            <w:tcW w:w="516" w:type="dxa"/>
+            <w:tcW w:w="518" w:type="dxa"/>
             <w:tcBorders>
               <w:top w:val="single" w:sz="4" w:space="0" w:color="000000"/>
               <w:left w:val="single" w:sz="4" w:space="0" w:color="000000"/>
@@ -14971,7 +14911,7 @@
         </w:tc>
         <w:tc>
           <w:tcPr>
-            <w:tcW w:w="225" w:type="dxa"/>
+            <w:tcW w:w="224" w:type="dxa"/>
             <w:tcBorders>
               <w:top w:val="single" w:sz="4" w:space="0" w:color="000000"/>
               <w:left w:val="single" w:sz="4" w:space="0" w:color="000000"/>
@@ -15002,7 +14942,7 @@
         </w:tc>
         <w:tc>
           <w:tcPr>
-            <w:tcW w:w="224" w:type="dxa"/>
+            <w:tcW w:w="225" w:type="dxa"/>
             <w:tcBorders>
               <w:top w:val="single" w:sz="4" w:space="0" w:color="000000"/>
               <w:left w:val="single" w:sz="4" w:space="0" w:color="000000"/>
@@ -15251,7 +15191,7 @@
         </w:tc>
         <w:tc>
           <w:tcPr>
-            <w:tcW w:w="226" w:type="dxa"/>
+            <w:tcW w:w="227" w:type="dxa"/>
             <w:tcBorders>
               <w:top w:val="single" w:sz="4" w:space="0" w:color="000000"/>
               <w:left w:val="single" w:sz="4" w:space="0" w:color="000000"/>
@@ -15282,7 +15222,7 @@
         </w:tc>
         <w:tc>
           <w:tcPr>
-            <w:tcW w:w="225" w:type="dxa"/>
+            <w:tcW w:w="224" w:type="dxa"/>
             <w:tcBorders>
               <w:top w:val="single" w:sz="4" w:space="0" w:color="000000"/>
               <w:left w:val="single" w:sz="4" w:space="0" w:color="000000"/>
@@ -15313,7 +15253,7 @@
         </w:tc>
         <w:tc>
           <w:tcPr>
-            <w:tcW w:w="516" w:type="dxa"/>
+            <w:tcW w:w="519" w:type="dxa"/>
             <w:tcBorders>
               <w:top w:val="single" w:sz="4" w:space="0" w:color="000000"/>
               <w:left w:val="single" w:sz="4" w:space="0" w:color="000000"/>
@@ -15563,7 +15503,7 @@
         </w:tc>
         <w:tc>
           <w:tcPr>
-            <w:tcW w:w="304" w:type="dxa"/>
+            <w:tcW w:w="306" w:type="dxa"/>
             <w:tcBorders>
               <w:top w:val="single" w:sz="4" w:space="0" w:color="000000"/>
               <w:left w:val="single" w:sz="4" w:space="0" w:color="000000"/>
@@ -15594,7 +15534,7 @@
         </w:tc>
         <w:tc>
           <w:tcPr>
-            <w:tcW w:w="226" w:type="dxa"/>
+            <w:tcW w:w="227" w:type="dxa"/>
             <w:tcBorders>
               <w:top w:val="single" w:sz="4" w:space="0" w:color="000000"/>
               <w:left w:val="single" w:sz="4" w:space="0" w:color="000000"/>
@@ -15625,7 +15565,7 @@
         </w:tc>
         <w:tc>
           <w:tcPr>
-            <w:tcW w:w="225" w:type="dxa"/>
+            <w:tcW w:w="224" w:type="dxa"/>
             <w:tcBorders>
               <w:top w:val="single" w:sz="4" w:space="0" w:color="000000"/>
               <w:left w:val="single" w:sz="4" w:space="0" w:color="000000"/>
@@ -15656,7 +15596,7 @@
         </w:tc>
         <w:tc>
           <w:tcPr>
-            <w:tcW w:w="303" w:type="dxa"/>
+            <w:tcW w:w="304" w:type="dxa"/>
             <w:tcBorders>
               <w:top w:val="single" w:sz="4" w:space="0" w:color="000000"/>
               <w:left w:val="single" w:sz="4" w:space="0" w:color="000000"/>
@@ -15874,7 +15814,7 @@
         </w:tc>
         <w:tc>
           <w:tcPr>
-            <w:tcW w:w="517" w:type="dxa"/>
+            <w:tcW w:w="518" w:type="dxa"/>
             <w:tcBorders>
               <w:top w:val="single" w:sz="4" w:space="0" w:color="000000"/>
               <w:left w:val="single" w:sz="4" w:space="0" w:color="000000"/>
@@ -15906,7 +15846,7 @@
         </w:tc>
         <w:tc>
           <w:tcPr>
-            <w:tcW w:w="226" w:type="dxa"/>
+            <w:tcW w:w="227" w:type="dxa"/>
             <w:tcBorders>
               <w:top w:val="single" w:sz="4" w:space="0" w:color="000000"/>
               <w:left w:val="single" w:sz="4" w:space="0" w:color="000000"/>
@@ -15999,7 +15939,7 @@
         </w:tc>
         <w:tc>
           <w:tcPr>
-            <w:tcW w:w="227" w:type="dxa"/>
+            <w:tcW w:w="228" w:type="dxa"/>
             <w:tcBorders>
               <w:top w:val="single" w:sz="4" w:space="0" w:color="000000"/>
               <w:left w:val="single" w:sz="4" w:space="0" w:color="000000"/>
@@ -16030,7 +15970,7 @@
         </w:tc>
         <w:tc>
           <w:tcPr>
-            <w:tcW w:w="303" w:type="dxa"/>
+            <w:tcW w:w="301" w:type="dxa"/>
             <w:tcBorders>
               <w:top w:val="single" w:sz="4" w:space="0" w:color="000000"/>
               <w:left w:val="single" w:sz="4" w:space="0" w:color="000000"/>
@@ -16061,7 +16001,7 @@
         </w:tc>
         <w:tc>
           <w:tcPr>
-            <w:tcW w:w="508" w:type="dxa"/>
+            <w:tcW w:w="495" w:type="dxa"/>
             <w:gridSpan w:val="2"/>
             <w:tcBorders>
               <w:left w:val="single" w:sz="4" w:space="0" w:color="000000"/>
@@ -16097,7 +16037,7 @@
         </w:trPr>
         <w:tc>
           <w:tcPr>
-            <w:tcW w:w="4773" w:type="dxa"/>
+            <w:tcW w:w="4777" w:type="dxa"/>
             <w:gridSpan w:val="18"/>
             <w:vMerge w:val="restart"/>
             <w:tcBorders>
@@ -16161,7 +16101,7 @@
         </w:tc>
         <w:tc>
           <w:tcPr>
-            <w:tcW w:w="1640" w:type="dxa"/>
+            <w:tcW w:w="1642" w:type="dxa"/>
             <w:gridSpan w:val="6"/>
             <w:vMerge w:val="restart"/>
             <w:tcBorders>
@@ -16229,7 +16169,7 @@
         </w:tc>
         <w:tc>
           <w:tcPr>
-            <w:tcW w:w="450" w:type="dxa"/>
+            <w:tcW w:w="451" w:type="dxa"/>
             <w:gridSpan w:val="2"/>
             <w:tcBorders>
               <w:top w:val="single" w:sz="4" w:space="0" w:color="000000"/>
@@ -16263,7 +16203,7 @@
         </w:tc>
         <w:tc>
           <w:tcPr>
-            <w:tcW w:w="1866" w:type="dxa"/>
+            <w:tcW w:w="1868" w:type="dxa"/>
             <w:gridSpan w:val="7"/>
             <w:tcBorders>
               <w:top w:val="single" w:sz="4" w:space="0" w:color="000000"/>
@@ -16331,7 +16271,7 @@
         </w:tc>
         <w:tc>
           <w:tcPr>
-            <w:tcW w:w="304" w:type="dxa"/>
+            <w:tcW w:w="306" w:type="dxa"/>
             <w:tcBorders>
               <w:top w:val="single" w:sz="4" w:space="0" w:color="000000"/>
               <w:left w:val="single" w:sz="4" w:space="0" w:color="000000"/>
@@ -16364,7 +16304,7 @@
         </w:tc>
         <w:tc>
           <w:tcPr>
-            <w:tcW w:w="4114" w:type="dxa"/>
+            <w:tcW w:w="4116" w:type="dxa"/>
             <w:gridSpan w:val="15"/>
             <w:tcBorders>
               <w:top w:val="single" w:sz="4" w:space="0" w:color="000000"/>
@@ -16397,7 +16337,7 @@
         </w:tc>
         <w:tc>
           <w:tcPr>
-            <w:tcW w:w="258" w:type="dxa"/>
+            <w:tcW w:w="260" w:type="dxa"/>
             <w:tcBorders>
               <w:left w:val="single" w:sz="4" w:space="0" w:color="000000"/>
             </w:tcBorders>
@@ -16425,7 +16365,7 @@
         </w:tc>
         <w:tc>
           <w:tcPr>
-            <w:tcW w:w="250" w:type="dxa"/>
+            <w:tcW w:w="235" w:type="dxa"/>
             <w:tcBorders/>
             <w:vAlign w:val="center"/>
           </w:tcPr>
@@ -16457,7 +16397,7 @@
         </w:trPr>
         <w:tc>
           <w:tcPr>
-            <w:tcW w:w="4773" w:type="dxa"/>
+            <w:tcW w:w="4777" w:type="dxa"/>
             <w:gridSpan w:val="18"/>
             <w:vMerge w:val="continue"/>
             <w:tcBorders>
@@ -16489,7 +16429,7 @@
         </w:tc>
         <w:tc>
           <w:tcPr>
-            <w:tcW w:w="1640" w:type="dxa"/>
+            <w:tcW w:w="1642" w:type="dxa"/>
             <w:gridSpan w:val="6"/>
             <w:vMerge w:val="continue"/>
             <w:tcBorders>
@@ -16589,7 +16529,7 @@
         </w:tc>
         <w:tc>
           <w:tcPr>
-            <w:tcW w:w="740" w:type="dxa"/>
+            <w:tcW w:w="743" w:type="dxa"/>
             <w:gridSpan w:val="2"/>
             <w:tcBorders>
               <w:top w:val="single" w:sz="4" w:space="0" w:color="000000"/>
@@ -16623,7 +16563,7 @@
         </w:tc>
         <w:tc>
           <w:tcPr>
-            <w:tcW w:w="2022" w:type="dxa"/>
+            <w:tcW w:w="2024" w:type="dxa"/>
             <w:gridSpan w:val="7"/>
             <w:tcBorders>
               <w:top w:val="single" w:sz="4" w:space="0" w:color="000000"/>
@@ -16691,7 +16631,7 @@
         </w:tc>
         <w:tc>
           <w:tcPr>
-            <w:tcW w:w="303" w:type="dxa"/>
+            <w:tcW w:w="304" w:type="dxa"/>
             <w:tcBorders>
               <w:top w:val="single" w:sz="4" w:space="0" w:color="000000"/>
               <w:left w:val="single" w:sz="4" w:space="0" w:color="000000"/>
@@ -16724,7 +16664,7 @@
         </w:tc>
         <w:tc>
           <w:tcPr>
-            <w:tcW w:w="3360" w:type="dxa"/>
+            <w:tcW w:w="3361" w:type="dxa"/>
             <w:gridSpan w:val="12"/>
             <w:tcBorders>
               <w:top w:val="single" w:sz="4" w:space="0" w:color="000000"/>
@@ -16757,7 +16697,7 @@
         </w:tc>
         <w:tc>
           <w:tcPr>
-            <w:tcW w:w="258" w:type="dxa"/>
+            <w:tcW w:w="260" w:type="dxa"/>
             <w:tcBorders>
               <w:left w:val="single" w:sz="4" w:space="0" w:color="000000"/>
             </w:tcBorders>
@@ -16785,7 +16725,7 @@
         </w:tc>
         <w:tc>
           <w:tcPr>
-            <w:tcW w:w="250" w:type="dxa"/>
+            <w:tcW w:w="235" w:type="dxa"/>
             <w:tcBorders/>
             <w:vAlign w:val="center"/>
           </w:tcPr>
@@ -16817,7 +16757,7 @@
         </w:trPr>
         <w:tc>
           <w:tcPr>
-            <w:tcW w:w="4773" w:type="dxa"/>
+            <w:tcW w:w="4777" w:type="dxa"/>
             <w:gridSpan w:val="18"/>
             <w:vMerge w:val="continue"/>
             <w:tcBorders>
@@ -16849,7 +16789,7 @@
         </w:tc>
         <w:tc>
           <w:tcPr>
-            <w:tcW w:w="1640" w:type="dxa"/>
+            <w:tcW w:w="1642" w:type="dxa"/>
             <w:gridSpan w:val="6"/>
             <w:vMerge w:val="continue"/>
             <w:tcBorders>
@@ -16881,7 +16821,7 @@
         </w:tc>
         <w:tc>
           <w:tcPr>
-            <w:tcW w:w="4404" w:type="dxa"/>
+            <w:tcW w:w="4409" w:type="dxa"/>
             <w:gridSpan w:val="15"/>
             <w:tcBorders>
               <w:top w:val="single" w:sz="4" w:space="0" w:color="000000"/>
@@ -16913,7 +16853,7 @@
         </w:tc>
         <w:tc>
           <w:tcPr>
-            <w:tcW w:w="754" w:type="dxa"/>
+            <w:tcW w:w="755" w:type="dxa"/>
             <w:gridSpan w:val="3"/>
             <w:tcBorders>
               <w:top w:val="single" w:sz="4" w:space="0" w:color="000000"/>
@@ -16981,7 +16921,7 @@
         </w:tc>
         <w:tc>
           <w:tcPr>
-            <w:tcW w:w="1866" w:type="dxa"/>
+            <w:tcW w:w="1868" w:type="dxa"/>
             <w:gridSpan w:val="7"/>
             <w:tcBorders>
               <w:top w:val="single" w:sz="4" w:space="0" w:color="000000"/>
@@ -17015,7 +16955,7 @@
         </w:tc>
         <w:tc>
           <w:tcPr>
-            <w:tcW w:w="451" w:type="dxa"/>
+            <w:tcW w:w="452" w:type="dxa"/>
             <w:gridSpan w:val="2"/>
             <w:tcBorders>
               <w:top w:val="single" w:sz="4" w:space="0" w:color="000000"/>
@@ -17049,7 +16989,7 @@
         </w:tc>
         <w:tc>
           <w:tcPr>
-            <w:tcW w:w="303" w:type="dxa"/>
+            <w:tcW w:w="301" w:type="dxa"/>
             <w:tcBorders>
               <w:top w:val="single" w:sz="4" w:space="0" w:color="000000"/>
               <w:left w:val="single" w:sz="4" w:space="0" w:color="000000"/>
@@ -17082,7 +17022,7 @@
         </w:tc>
         <w:tc>
           <w:tcPr>
-            <w:tcW w:w="258" w:type="dxa"/>
+            <w:tcW w:w="260" w:type="dxa"/>
             <w:tcBorders>
               <w:left w:val="single" w:sz="4" w:space="0" w:color="000000"/>
             </w:tcBorders>
@@ -17110,7 +17050,7 @@
         </w:tc>
         <w:tc>
           <w:tcPr>
-            <w:tcW w:w="250" w:type="dxa"/>
+            <w:tcW w:w="235" w:type="dxa"/>
             <w:tcBorders/>
             <w:vAlign w:val="center"/>
           </w:tcPr>
@@ -17197,64 +17137,64 @@
         <w:gridCol w:w="188"/>
         <w:gridCol w:w="191"/>
         <w:gridCol w:w="231"/>
-        <w:gridCol w:w="431"/>
+        <w:gridCol w:w="434"/>
         <w:gridCol w:w="180"/>
         <w:gridCol w:w="182"/>
         <w:gridCol w:w="60"/>
         <w:gridCol w:w="120"/>
         <w:gridCol w:w="180"/>
         <w:gridCol w:w="182"/>
-        <w:gridCol w:w="508"/>
+        <w:gridCol w:w="511"/>
         <w:gridCol w:w="214"/>
-        <w:gridCol w:w="212"/>
-        <w:gridCol w:w="425"/>
+        <w:gridCol w:w="211"/>
+        <w:gridCol w:w="426"/>
         <w:gridCol w:w="213"/>
         <w:gridCol w:w="212"/>
         <w:gridCol w:w="568"/>
+        <w:gridCol w:w="171"/>
+        <w:gridCol w:w="171"/>
         <w:gridCol w:w="170"/>
-        <w:gridCol w:w="169"/>
-        <w:gridCol w:w="171"/>
-        <w:gridCol w:w="169"/>
+        <w:gridCol w:w="170"/>
         <w:gridCol w:w="171"/>
         <w:gridCol w:w="568"/>
         <w:gridCol w:w="159"/>
-        <w:gridCol w:w="154"/>
+        <w:gridCol w:w="156"/>
         <w:gridCol w:w="6"/>
         <w:gridCol w:w="194"/>
-        <w:gridCol w:w="194"/>
+        <w:gridCol w:w="195"/>
         <w:gridCol w:w="162"/>
         <w:gridCol w:w="548"/>
         <w:gridCol w:w="160"/>
         <w:gridCol w:w="66"/>
         <w:gridCol w:w="225"/>
         <w:gridCol w:w="229"/>
-        <w:gridCol w:w="225"/>
         <w:gridCol w:w="228"/>
-        <w:gridCol w:w="568"/>
-        <w:gridCol w:w="149"/>
-        <w:gridCol w:w="11"/>
+        <w:gridCol w:w="227"/>
+        <w:gridCol w:w="569"/>
+        <w:gridCol w:w="150"/>
+        <w:gridCol w:w="10"/>
         <w:gridCol w:w="282"/>
         <w:gridCol w:w="206"/>
-        <w:gridCol w:w="205"/>
+        <w:gridCol w:w="207"/>
         <w:gridCol w:w="283"/>
-        <w:gridCol w:w="567"/>
+        <w:gridCol w:w="568"/>
         <w:gridCol w:w="160"/>
         <w:gridCol w:w="123"/>
         <w:gridCol w:w="37"/>
         <w:gridCol w:w="194"/>
         <w:gridCol w:w="194"/>
-        <w:gridCol w:w="285"/>
+        <w:gridCol w:w="288"/>
         <w:gridCol w:w="565"/>
-        <w:gridCol w:w="260"/>
-        <w:gridCol w:w="168"/>
+        <w:gridCol w:w="261"/>
+        <w:gridCol w:w="167"/>
         <w:gridCol w:w="285"/>
         <w:gridCol w:w="283"/>
-        <w:gridCol w:w="283"/>
-        <w:gridCol w:w="567"/>
-        <w:gridCol w:w="155"/>
-        <w:gridCol w:w="5"/>
-        <w:gridCol w:w="266"/>
-        <w:gridCol w:w="271"/>
+        <w:gridCol w:w="284"/>
+        <w:gridCol w:w="569"/>
+        <w:gridCol w:w="156"/>
+        <w:gridCol w:w="4"/>
+        <w:gridCol w:w="267"/>
+        <w:gridCol w:w="246"/>
       </w:tblGrid>
       <w:tr>
         <w:trPr>
@@ -17448,7 +17388,7 @@
         </w:tc>
         <w:tc>
           <w:tcPr>
-            <w:tcW w:w="431" w:type="dxa"/>
+            <w:tcW w:w="434" w:type="dxa"/>
             <w:tcBorders>
               <w:top w:val="single" w:sz="4" w:space="0" w:color="000000"/>
               <w:left w:val="single" w:sz="4" w:space="0" w:color="000000"/>
@@ -17635,7 +17575,7 @@
         </w:tc>
         <w:tc>
           <w:tcPr>
-            <w:tcW w:w="508" w:type="dxa"/>
+            <w:tcW w:w="511" w:type="dxa"/>
             <w:tcBorders>
               <w:top w:val="single" w:sz="4" w:space="0" w:color="000000"/>
               <w:left w:val="single" w:sz="4" w:space="0" w:color="000000"/>
@@ -17697,7 +17637,7 @@
         </w:tc>
         <w:tc>
           <w:tcPr>
-            <w:tcW w:w="212" w:type="dxa"/>
+            <w:tcW w:w="211" w:type="dxa"/>
             <w:tcBorders>
               <w:top w:val="single" w:sz="4" w:space="0" w:color="000000"/>
               <w:left w:val="single" w:sz="4" w:space="0" w:color="000000"/>
@@ -17728,7 +17668,7 @@
         </w:tc>
         <w:tc>
           <w:tcPr>
-            <w:tcW w:w="425" w:type="dxa"/>
+            <w:tcW w:w="426" w:type="dxa"/>
             <w:tcBorders>
               <w:top w:val="single" w:sz="4" w:space="0" w:color="000000"/>
               <w:left w:val="single" w:sz="4" w:space="0" w:color="000000"/>
@@ -17852,7 +17792,7 @@
         </w:tc>
         <w:tc>
           <w:tcPr>
-            <w:tcW w:w="170" w:type="dxa"/>
+            <w:tcW w:w="171" w:type="dxa"/>
             <w:tcBorders>
               <w:top w:val="single" w:sz="4" w:space="0" w:color="000000"/>
               <w:left w:val="single" w:sz="4" w:space="0" w:color="000000"/>
@@ -17883,7 +17823,7 @@
         </w:tc>
         <w:tc>
           <w:tcPr>
-            <w:tcW w:w="169" w:type="dxa"/>
+            <w:tcW w:w="171" w:type="dxa"/>
             <w:tcBorders>
               <w:top w:val="single" w:sz="4" w:space="0" w:color="000000"/>
               <w:left w:val="single" w:sz="4" w:space="0" w:color="000000"/>
@@ -17914,7 +17854,7 @@
         </w:tc>
         <w:tc>
           <w:tcPr>
-            <w:tcW w:w="171" w:type="dxa"/>
+            <w:tcW w:w="170" w:type="dxa"/>
             <w:tcBorders>
               <w:top w:val="single" w:sz="4" w:space="0" w:color="000000"/>
               <w:left w:val="single" w:sz="4" w:space="0" w:color="000000"/>
@@ -17945,7 +17885,7 @@
         </w:tc>
         <w:tc>
           <w:tcPr>
-            <w:tcW w:w="169" w:type="dxa"/>
+            <w:tcW w:w="170" w:type="dxa"/>
             <w:tcBorders>
               <w:top w:val="single" w:sz="4" w:space="0" w:color="000000"/>
               <w:left w:val="single" w:sz="4" w:space="0" w:color="000000"/>
@@ -18069,6 +18009,349 @@
         </w:tc>
         <w:tc>
           <w:tcPr>
+            <w:tcW w:w="162" w:type="dxa"/>
+            <w:gridSpan w:val="2"/>
+            <w:tcBorders>
+              <w:top w:val="single" w:sz="4" w:space="0" w:color="000000"/>
+              <w:left w:val="single" w:sz="4" w:space="0" w:color="000000"/>
+              <w:bottom w:val="single" w:sz="4" w:space="0" w:color="000000"/>
+              <w:right w:val="single" w:sz="4" w:space="0" w:color="000000"/>
+            </w:tcBorders>
+            <w:vAlign w:val="center"/>
+          </w:tcPr>
+          <w:p>
+            <w:pPr>
+              <w:pStyle w:val="Normal"/>
+              <w:spacing w:beforeAutospacing="1" w:after="0"/>
+              <w:jc w:val="right"/>
+              <w:rPr>
+                <w:rFonts w:ascii="Arial" w:hAnsi="Arial" w:cs="Arial"/>
+                <w:sz w:val="18"/>
+                <w:szCs w:val="18"/>
+              </w:rPr>
+            </w:pPr>
+            <w:r>
+              <w:rPr>
+                <w:rFonts w:cs="Arial" w:ascii="Arial" w:hAnsi="Arial"/>
+                <w:sz w:val="18"/>
+                <w:szCs w:val="18"/>
+              </w:rPr>
+            </w:r>
+          </w:p>
+        </w:tc>
+        <w:tc>
+          <w:tcPr>
+            <w:tcW w:w="194" w:type="dxa"/>
+            <w:tcBorders>
+              <w:top w:val="single" w:sz="4" w:space="0" w:color="000000"/>
+              <w:left w:val="single" w:sz="4" w:space="0" w:color="000000"/>
+              <w:bottom w:val="single" w:sz="4" w:space="0" w:color="000000"/>
+              <w:right w:val="single" w:sz="4" w:space="0" w:color="000000"/>
+            </w:tcBorders>
+            <w:vAlign w:val="center"/>
+          </w:tcPr>
+          <w:p>
+            <w:pPr>
+              <w:pStyle w:val="Normal"/>
+              <w:spacing w:beforeAutospacing="1" w:after="0"/>
+              <w:jc w:val="right"/>
+              <w:rPr>
+                <w:rFonts w:ascii="Arial" w:hAnsi="Arial" w:cs="Arial"/>
+                <w:sz w:val="18"/>
+                <w:szCs w:val="18"/>
+              </w:rPr>
+            </w:pPr>
+            <w:r>
+              <w:rPr>
+                <w:rFonts w:cs="Arial" w:ascii="Arial" w:hAnsi="Arial"/>
+                <w:sz w:val="18"/>
+                <w:szCs w:val="18"/>
+              </w:rPr>
+            </w:r>
+          </w:p>
+        </w:tc>
+        <w:tc>
+          <w:tcPr>
+            <w:tcW w:w="195" w:type="dxa"/>
+            <w:tcBorders>
+              <w:top w:val="single" w:sz="4" w:space="0" w:color="000000"/>
+              <w:left w:val="single" w:sz="4" w:space="0" w:color="000000"/>
+              <w:bottom w:val="single" w:sz="4" w:space="0" w:color="000000"/>
+              <w:right w:val="single" w:sz="4" w:space="0" w:color="000000"/>
+            </w:tcBorders>
+            <w:vAlign w:val="center"/>
+          </w:tcPr>
+          <w:p>
+            <w:pPr>
+              <w:pStyle w:val="Normal"/>
+              <w:spacing w:beforeAutospacing="1" w:after="0"/>
+              <w:jc w:val="right"/>
+              <w:rPr>
+                <w:rFonts w:ascii="Arial" w:hAnsi="Arial" w:cs="Arial"/>
+                <w:sz w:val="18"/>
+                <w:szCs w:val="18"/>
+              </w:rPr>
+            </w:pPr>
+            <w:r>
+              <w:rPr>
+                <w:rFonts w:cs="Arial" w:ascii="Arial" w:hAnsi="Arial"/>
+                <w:sz w:val="18"/>
+                <w:szCs w:val="18"/>
+              </w:rPr>
+            </w:r>
+          </w:p>
+        </w:tc>
+        <w:tc>
+          <w:tcPr>
+            <w:tcW w:w="162" w:type="dxa"/>
+            <w:tcBorders>
+              <w:top w:val="single" w:sz="4" w:space="0" w:color="000000"/>
+              <w:left w:val="single" w:sz="4" w:space="0" w:color="000000"/>
+              <w:bottom w:val="single" w:sz="4" w:space="0" w:color="000000"/>
+              <w:right w:val="single" w:sz="4" w:space="0" w:color="000000"/>
+            </w:tcBorders>
+            <w:vAlign w:val="center"/>
+          </w:tcPr>
+          <w:p>
+            <w:pPr>
+              <w:pStyle w:val="Normal"/>
+              <w:spacing w:beforeAutospacing="1" w:after="0"/>
+              <w:jc w:val="right"/>
+              <w:rPr>
+                <w:rFonts w:ascii="Arial" w:hAnsi="Arial" w:cs="Arial"/>
+                <w:sz w:val="18"/>
+                <w:szCs w:val="18"/>
+              </w:rPr>
+            </w:pPr>
+            <w:r>
+              <w:rPr>
+                <w:rFonts w:cs="Arial" w:ascii="Arial" w:hAnsi="Arial"/>
+                <w:sz w:val="18"/>
+                <w:szCs w:val="18"/>
+              </w:rPr>
+            </w:r>
+          </w:p>
+        </w:tc>
+        <w:tc>
+          <w:tcPr>
+            <w:tcW w:w="548" w:type="dxa"/>
+            <w:tcBorders>
+              <w:top w:val="single" w:sz="4" w:space="0" w:color="000000"/>
+              <w:left w:val="single" w:sz="4" w:space="0" w:color="000000"/>
+              <w:bottom w:val="single" w:sz="4" w:space="0" w:color="000000"/>
+              <w:right w:val="single" w:sz="4" w:space="0" w:color="000000"/>
+            </w:tcBorders>
+            <w:vAlign w:val="center"/>
+          </w:tcPr>
+          <w:p>
+            <w:pPr>
+              <w:pStyle w:val="Normal"/>
+              <w:spacing w:beforeAutospacing="1" w:after="0"/>
+              <w:rPr>
+                <w:rFonts w:ascii="Arial" w:hAnsi="Arial" w:cs="Arial"/>
+                <w:sz w:val="18"/>
+                <w:szCs w:val="18"/>
+              </w:rPr>
+            </w:pPr>
+            <w:r>
+              <w:rPr>
+                <w:rFonts w:cs="Arial" w:ascii="Arial" w:hAnsi="Arial"/>
+                <w:sz w:val="18"/>
+                <w:szCs w:val="18"/>
+              </w:rPr>
+              <w:t>13h</w:t>
+            </w:r>
+          </w:p>
+        </w:tc>
+        <w:tc>
+          <w:tcPr>
+            <w:tcW w:w="226" w:type="dxa"/>
+            <w:gridSpan w:val="2"/>
+            <w:tcBorders>
+              <w:top w:val="single" w:sz="4" w:space="0" w:color="000000"/>
+              <w:left w:val="single" w:sz="4" w:space="0" w:color="000000"/>
+              <w:bottom w:val="single" w:sz="4" w:space="0" w:color="000000"/>
+              <w:right w:val="single" w:sz="4" w:space="0" w:color="000000"/>
+            </w:tcBorders>
+            <w:vAlign w:val="center"/>
+          </w:tcPr>
+          <w:p>
+            <w:pPr>
+              <w:pStyle w:val="Normal"/>
+              <w:spacing w:beforeAutospacing="1" w:after="0"/>
+              <w:jc w:val="right"/>
+              <w:rPr>
+                <w:rFonts w:ascii="Arial" w:hAnsi="Arial" w:cs="Arial"/>
+                <w:sz w:val="18"/>
+                <w:szCs w:val="18"/>
+              </w:rPr>
+            </w:pPr>
+            <w:r>
+              <w:rPr>
+                <w:rFonts w:cs="Arial" w:ascii="Arial" w:hAnsi="Arial"/>
+                <w:sz w:val="18"/>
+                <w:szCs w:val="18"/>
+              </w:rPr>
+            </w:r>
+          </w:p>
+        </w:tc>
+        <w:tc>
+          <w:tcPr>
+            <w:tcW w:w="225" w:type="dxa"/>
+            <w:tcBorders>
+              <w:top w:val="single" w:sz="4" w:space="0" w:color="000000"/>
+              <w:left w:val="single" w:sz="4" w:space="0" w:color="000000"/>
+              <w:bottom w:val="single" w:sz="4" w:space="0" w:color="000000"/>
+              <w:right w:val="single" w:sz="4" w:space="0" w:color="000000"/>
+            </w:tcBorders>
+            <w:vAlign w:val="center"/>
+          </w:tcPr>
+          <w:p>
+            <w:pPr>
+              <w:pStyle w:val="Normal"/>
+              <w:spacing w:beforeAutospacing="1" w:after="0"/>
+              <w:jc w:val="right"/>
+              <w:rPr>
+                <w:rFonts w:ascii="Arial" w:hAnsi="Arial" w:cs="Arial"/>
+                <w:sz w:val="18"/>
+                <w:szCs w:val="18"/>
+              </w:rPr>
+            </w:pPr>
+            <w:r>
+              <w:rPr>
+                <w:rFonts w:cs="Arial" w:ascii="Arial" w:hAnsi="Arial"/>
+                <w:sz w:val="18"/>
+                <w:szCs w:val="18"/>
+              </w:rPr>
+            </w:r>
+          </w:p>
+        </w:tc>
+        <w:tc>
+          <w:tcPr>
+            <w:tcW w:w="229" w:type="dxa"/>
+            <w:tcBorders>
+              <w:top w:val="single" w:sz="4" w:space="0" w:color="000000"/>
+              <w:left w:val="single" w:sz="4" w:space="0" w:color="000000"/>
+              <w:bottom w:val="single" w:sz="4" w:space="0" w:color="000000"/>
+              <w:right w:val="single" w:sz="4" w:space="0" w:color="000000"/>
+            </w:tcBorders>
+            <w:vAlign w:val="center"/>
+          </w:tcPr>
+          <w:p>
+            <w:pPr>
+              <w:pStyle w:val="Normal"/>
+              <w:spacing w:beforeAutospacing="1" w:after="0"/>
+              <w:jc w:val="right"/>
+              <w:rPr>
+                <w:rFonts w:ascii="Arial" w:hAnsi="Arial" w:cs="Arial"/>
+                <w:sz w:val="18"/>
+                <w:szCs w:val="18"/>
+              </w:rPr>
+            </w:pPr>
+            <w:r>
+              <w:rPr>
+                <w:rFonts w:cs="Arial" w:ascii="Arial" w:hAnsi="Arial"/>
+                <w:sz w:val="18"/>
+                <w:szCs w:val="18"/>
+              </w:rPr>
+            </w:r>
+          </w:p>
+        </w:tc>
+        <w:tc>
+          <w:tcPr>
+            <w:tcW w:w="228" w:type="dxa"/>
+            <w:tcBorders>
+              <w:top w:val="single" w:sz="4" w:space="0" w:color="000000"/>
+              <w:left w:val="single" w:sz="4" w:space="0" w:color="000000"/>
+              <w:bottom w:val="single" w:sz="4" w:space="0" w:color="000000"/>
+              <w:right w:val="single" w:sz="4" w:space="0" w:color="000000"/>
+            </w:tcBorders>
+            <w:vAlign w:val="center"/>
+          </w:tcPr>
+          <w:p>
+            <w:pPr>
+              <w:pStyle w:val="Normal"/>
+              <w:spacing w:beforeAutospacing="1" w:after="0"/>
+              <w:jc w:val="right"/>
+              <w:rPr>
+                <w:rFonts w:ascii="Arial" w:hAnsi="Arial" w:cs="Arial"/>
+                <w:sz w:val="18"/>
+                <w:szCs w:val="18"/>
+              </w:rPr>
+            </w:pPr>
+            <w:r>
+              <w:rPr>
+                <w:rFonts w:cs="Arial" w:ascii="Arial" w:hAnsi="Arial"/>
+                <w:sz w:val="18"/>
+                <w:szCs w:val="18"/>
+              </w:rPr>
+            </w:r>
+          </w:p>
+        </w:tc>
+        <w:tc>
+          <w:tcPr>
+            <w:tcW w:w="227" w:type="dxa"/>
+            <w:tcBorders>
+              <w:top w:val="single" w:sz="4" w:space="0" w:color="000000"/>
+              <w:left w:val="single" w:sz="4" w:space="0" w:color="000000"/>
+              <w:bottom w:val="single" w:sz="4" w:space="0" w:color="000000"/>
+              <w:right w:val="single" w:sz="4" w:space="0" w:color="000000"/>
+            </w:tcBorders>
+            <w:vAlign w:val="center"/>
+          </w:tcPr>
+          <w:p>
+            <w:pPr>
+              <w:pStyle w:val="Normal"/>
+              <w:spacing w:beforeAutospacing="1" w:after="0"/>
+              <w:jc w:val="right"/>
+              <w:rPr>
+                <w:rFonts w:ascii="Arial" w:hAnsi="Arial" w:cs="Arial"/>
+                <w:sz w:val="18"/>
+                <w:szCs w:val="18"/>
+              </w:rPr>
+            </w:pPr>
+            <w:r>
+              <w:rPr>
+                <w:rFonts w:cs="Arial" w:ascii="Arial" w:hAnsi="Arial"/>
+                <w:sz w:val="18"/>
+                <w:szCs w:val="18"/>
+              </w:rPr>
+            </w:r>
+          </w:p>
+        </w:tc>
+        <w:tc>
+          <w:tcPr>
+            <w:tcW w:w="569" w:type="dxa"/>
+            <w:tcBorders>
+              <w:top w:val="single" w:sz="4" w:space="0" w:color="000000"/>
+              <w:left w:val="single" w:sz="4" w:space="0" w:color="000000"/>
+              <w:bottom w:val="single" w:sz="4" w:space="0" w:color="000000"/>
+              <w:right w:val="single" w:sz="4" w:space="0" w:color="000000"/>
+            </w:tcBorders>
+            <w:vAlign w:val="center"/>
+          </w:tcPr>
+          <w:p>
+            <w:pPr>
+              <w:pStyle w:val="Normal"/>
+              <w:spacing w:beforeAutospacing="1" w:after="0"/>
+              <w:rPr>
+                <w:rFonts w:ascii="Arial" w:hAnsi="Arial" w:cs="Arial"/>
+                <w:sz w:val="18"/>
+                <w:szCs w:val="18"/>
+              </w:rPr>
+            </w:pPr>
+            <w:r>
+              <w:rPr>
+                <w:rFonts w:cs="Arial" w:ascii="Arial" w:hAnsi="Arial"/>
+                <w:sz w:val="18"/>
+                <w:szCs w:val="18"/>
+              </w:rPr>
+              <w:t>14h</w:t>
+            </w:r>
+          </w:p>
+        </w:tc>
+        <w:tc>
+          <w:tcPr>
             <w:tcW w:w="160" w:type="dxa"/>
             <w:gridSpan w:val="2"/>
             <w:tcBorders>
@@ -18101,7 +18384,7 @@
         </w:tc>
         <w:tc>
           <w:tcPr>
-            <w:tcW w:w="194" w:type="dxa"/>
+            <w:tcW w:w="282" w:type="dxa"/>
             <w:tcBorders>
               <w:top w:val="single" w:sz="4" w:space="0" w:color="000000"/>
               <w:left w:val="single" w:sz="4" w:space="0" w:color="000000"/>
@@ -18132,7 +18415,7 @@
         </w:tc>
         <w:tc>
           <w:tcPr>
-            <w:tcW w:w="194" w:type="dxa"/>
+            <w:tcW w:w="206" w:type="dxa"/>
             <w:tcBorders>
               <w:top w:val="single" w:sz="4" w:space="0" w:color="000000"/>
               <w:left w:val="single" w:sz="4" w:space="0" w:color="000000"/>
@@ -18163,7 +18446,7 @@
         </w:tc>
         <w:tc>
           <w:tcPr>
-            <w:tcW w:w="162" w:type="dxa"/>
+            <w:tcW w:w="207" w:type="dxa"/>
             <w:tcBorders>
               <w:top w:val="single" w:sz="4" w:space="0" w:color="000000"/>
               <w:left w:val="single" w:sz="4" w:space="0" w:color="000000"/>
@@ -18194,39 +18477,7 @@
         </w:tc>
         <w:tc>
           <w:tcPr>
-            <w:tcW w:w="548" w:type="dxa"/>
-            <w:tcBorders>
-              <w:top w:val="single" w:sz="4" w:space="0" w:color="000000"/>
-              <w:left w:val="single" w:sz="4" w:space="0" w:color="000000"/>
-              <w:bottom w:val="single" w:sz="4" w:space="0" w:color="000000"/>
-              <w:right w:val="single" w:sz="4" w:space="0" w:color="000000"/>
-            </w:tcBorders>
-            <w:vAlign w:val="center"/>
-          </w:tcPr>
-          <w:p>
-            <w:pPr>
-              <w:pStyle w:val="Normal"/>
-              <w:spacing w:beforeAutospacing="1" w:after="0"/>
-              <w:rPr>
-                <w:rFonts w:ascii="Arial" w:hAnsi="Arial" w:cs="Arial"/>
-                <w:sz w:val="18"/>
-                <w:szCs w:val="18"/>
-              </w:rPr>
-            </w:pPr>
-            <w:r>
-              <w:rPr>
-                <w:rFonts w:cs="Arial" w:ascii="Arial" w:hAnsi="Arial"/>
-                <w:sz w:val="18"/>
-                <w:szCs w:val="18"/>
-              </w:rPr>
-              <w:t>13h</w:t>
-            </w:r>
-          </w:p>
-        </w:tc>
-        <w:tc>
-          <w:tcPr>
-            <w:tcW w:w="226" w:type="dxa"/>
-            <w:gridSpan w:val="2"/>
+            <w:tcW w:w="283" w:type="dxa"/>
             <w:tcBorders>
               <w:top w:val="single" w:sz="4" w:space="0" w:color="000000"/>
               <w:left w:val="single" w:sz="4" w:space="0" w:color="000000"/>
@@ -18257,7 +18508,38 @@
         </w:tc>
         <w:tc>
           <w:tcPr>
-            <w:tcW w:w="225" w:type="dxa"/>
+            <w:tcW w:w="568" w:type="dxa"/>
+            <w:tcBorders>
+              <w:top w:val="single" w:sz="4" w:space="0" w:color="000000"/>
+              <w:left w:val="single" w:sz="4" w:space="0" w:color="000000"/>
+              <w:bottom w:val="single" w:sz="4" w:space="0" w:color="000000"/>
+              <w:right w:val="single" w:sz="4" w:space="0" w:color="000000"/>
+            </w:tcBorders>
+            <w:vAlign w:val="center"/>
+          </w:tcPr>
+          <w:p>
+            <w:pPr>
+              <w:pStyle w:val="Normal"/>
+              <w:spacing w:beforeAutospacing="1" w:after="0"/>
+              <w:rPr>
+                <w:rFonts w:ascii="Arial" w:hAnsi="Arial" w:cs="Arial"/>
+                <w:sz w:val="18"/>
+                <w:szCs w:val="18"/>
+              </w:rPr>
+            </w:pPr>
+            <w:r>
+              <w:rPr>
+                <w:rFonts w:cs="Arial" w:ascii="Arial" w:hAnsi="Arial"/>
+                <w:sz w:val="18"/>
+                <w:szCs w:val="18"/>
+              </w:rPr>
+              <w:t>15h</w:t>
+            </w:r>
+          </w:p>
+        </w:tc>
+        <w:tc>
+          <w:tcPr>
+            <w:tcW w:w="160" w:type="dxa"/>
             <w:tcBorders>
               <w:top w:val="single" w:sz="4" w:space="0" w:color="000000"/>
               <w:left w:val="single" w:sz="4" w:space="0" w:color="000000"/>
@@ -18288,7 +18570,8 @@
         </w:tc>
         <w:tc>
           <w:tcPr>
-            <w:tcW w:w="229" w:type="dxa"/>
+            <w:tcW w:w="160" w:type="dxa"/>
+            <w:gridSpan w:val="2"/>
             <w:tcBorders>
               <w:top w:val="single" w:sz="4" w:space="0" w:color="000000"/>
               <w:left w:val="single" w:sz="4" w:space="0" w:color="000000"/>
@@ -18319,7 +18602,7 @@
         </w:tc>
         <w:tc>
           <w:tcPr>
-            <w:tcW w:w="225" w:type="dxa"/>
+            <w:tcW w:w="194" w:type="dxa"/>
             <w:tcBorders>
               <w:top w:val="single" w:sz="4" w:space="0" w:color="000000"/>
               <w:left w:val="single" w:sz="4" w:space="0" w:color="000000"/>
@@ -18350,7 +18633,7 @@
         </w:tc>
         <w:tc>
           <w:tcPr>
-            <w:tcW w:w="228" w:type="dxa"/>
+            <w:tcW w:w="194" w:type="dxa"/>
             <w:tcBorders>
               <w:top w:val="single" w:sz="4" w:space="0" w:color="000000"/>
               <w:left w:val="single" w:sz="4" w:space="0" w:color="000000"/>
@@ -18381,7 +18664,7 @@
         </w:tc>
         <w:tc>
           <w:tcPr>
-            <w:tcW w:w="568" w:type="dxa"/>
+            <w:tcW w:w="288" w:type="dxa"/>
             <w:tcBorders>
               <w:top w:val="single" w:sz="4" w:space="0" w:color="000000"/>
               <w:left w:val="single" w:sz="4" w:space="0" w:color="000000"/>
@@ -18394,19 +18677,236 @@
             <w:pPr>
               <w:pStyle w:val="Normal"/>
               <w:spacing w:beforeAutospacing="1" w:after="0"/>
-              <w:rPr>
-                <w:rFonts w:ascii="Arial" w:hAnsi="Arial" w:cs="Arial"/>
-                <w:sz w:val="18"/>
-                <w:szCs w:val="18"/>
-              </w:rPr>
-            </w:pPr>
-            <w:r>
-              <w:rPr>
-                <w:rFonts w:cs="Arial" w:ascii="Arial" w:hAnsi="Arial"/>
-                <w:sz w:val="18"/>
-                <w:szCs w:val="18"/>
-              </w:rPr>
-              <w:t>14h</w:t>
+              <w:jc w:val="right"/>
+              <w:rPr>
+                <w:rFonts w:ascii="Arial" w:hAnsi="Arial" w:cs="Arial"/>
+                <w:sz w:val="18"/>
+                <w:szCs w:val="18"/>
+              </w:rPr>
+            </w:pPr>
+            <w:r>
+              <w:rPr>
+                <w:rFonts w:cs="Arial" w:ascii="Arial" w:hAnsi="Arial"/>
+                <w:sz w:val="18"/>
+                <w:szCs w:val="18"/>
+              </w:rPr>
+            </w:r>
+          </w:p>
+        </w:tc>
+        <w:tc>
+          <w:tcPr>
+            <w:tcW w:w="565" w:type="dxa"/>
+            <w:tcBorders>
+              <w:top w:val="single" w:sz="4" w:space="0" w:color="000000"/>
+              <w:left w:val="single" w:sz="4" w:space="0" w:color="000000"/>
+              <w:bottom w:val="single" w:sz="4" w:space="0" w:color="000000"/>
+              <w:right w:val="single" w:sz="4" w:space="0" w:color="000000"/>
+            </w:tcBorders>
+            <w:vAlign w:val="center"/>
+          </w:tcPr>
+          <w:p>
+            <w:pPr>
+              <w:pStyle w:val="Normal"/>
+              <w:spacing w:beforeAutospacing="1" w:after="0"/>
+              <w:jc w:val="right"/>
+              <w:rPr>
+                <w:rFonts w:ascii="Arial" w:hAnsi="Arial" w:cs="Arial"/>
+                <w:sz w:val="18"/>
+                <w:szCs w:val="18"/>
+              </w:rPr>
+            </w:pPr>
+            <w:r>
+              <w:rPr>
+                <w:rFonts w:cs="Arial" w:ascii="Arial" w:hAnsi="Arial"/>
+                <w:sz w:val="18"/>
+                <w:szCs w:val="18"/>
+              </w:rPr>
+              <w:t>16h</w:t>
+            </w:r>
+          </w:p>
+        </w:tc>
+        <w:tc>
+          <w:tcPr>
+            <w:tcW w:w="261" w:type="dxa"/>
+            <w:tcBorders>
+              <w:top w:val="single" w:sz="4" w:space="0" w:color="000000"/>
+              <w:left w:val="single" w:sz="4" w:space="0" w:color="000000"/>
+              <w:bottom w:val="single" w:sz="4" w:space="0" w:color="000000"/>
+              <w:right w:val="single" w:sz="4" w:space="0" w:color="000000"/>
+            </w:tcBorders>
+            <w:vAlign w:val="center"/>
+          </w:tcPr>
+          <w:p>
+            <w:pPr>
+              <w:pStyle w:val="Normal"/>
+              <w:spacing w:beforeAutospacing="1" w:after="0"/>
+              <w:jc w:val="right"/>
+              <w:rPr>
+                <w:rFonts w:ascii="Arial" w:hAnsi="Arial" w:cs="Arial"/>
+                <w:sz w:val="18"/>
+                <w:szCs w:val="18"/>
+              </w:rPr>
+            </w:pPr>
+            <w:r>
+              <w:rPr>
+                <w:rFonts w:cs="Arial" w:ascii="Arial" w:hAnsi="Arial"/>
+                <w:sz w:val="18"/>
+                <w:szCs w:val="18"/>
+              </w:rPr>
+            </w:r>
+          </w:p>
+        </w:tc>
+        <w:tc>
+          <w:tcPr>
+            <w:tcW w:w="167" w:type="dxa"/>
+            <w:tcBorders>
+              <w:top w:val="single" w:sz="4" w:space="0" w:color="000000"/>
+              <w:left w:val="single" w:sz="4" w:space="0" w:color="000000"/>
+              <w:bottom w:val="single" w:sz="4" w:space="0" w:color="000000"/>
+              <w:right w:val="single" w:sz="4" w:space="0" w:color="000000"/>
+            </w:tcBorders>
+            <w:vAlign w:val="center"/>
+          </w:tcPr>
+          <w:p>
+            <w:pPr>
+              <w:pStyle w:val="Normal"/>
+              <w:spacing w:beforeAutospacing="1" w:after="0"/>
+              <w:jc w:val="right"/>
+              <w:rPr>
+                <w:rFonts w:ascii="Arial" w:hAnsi="Arial" w:cs="Arial"/>
+                <w:sz w:val="18"/>
+                <w:szCs w:val="18"/>
+              </w:rPr>
+            </w:pPr>
+            <w:r>
+              <w:rPr>
+                <w:rFonts w:cs="Arial" w:ascii="Arial" w:hAnsi="Arial"/>
+                <w:sz w:val="18"/>
+                <w:szCs w:val="18"/>
+              </w:rPr>
+            </w:r>
+          </w:p>
+        </w:tc>
+        <w:tc>
+          <w:tcPr>
+            <w:tcW w:w="285" w:type="dxa"/>
+            <w:tcBorders>
+              <w:top w:val="single" w:sz="4" w:space="0" w:color="000000"/>
+              <w:left w:val="single" w:sz="4" w:space="0" w:color="000000"/>
+              <w:bottom w:val="single" w:sz="4" w:space="0" w:color="000000"/>
+              <w:right w:val="single" w:sz="4" w:space="0" w:color="000000"/>
+            </w:tcBorders>
+            <w:vAlign w:val="center"/>
+          </w:tcPr>
+          <w:p>
+            <w:pPr>
+              <w:pStyle w:val="Normal"/>
+              <w:spacing w:beforeAutospacing="1" w:after="0"/>
+              <w:jc w:val="right"/>
+              <w:rPr>
+                <w:rFonts w:ascii="Arial" w:hAnsi="Arial" w:cs="Arial"/>
+                <w:sz w:val="18"/>
+                <w:szCs w:val="18"/>
+              </w:rPr>
+            </w:pPr>
+            <w:r>
+              <w:rPr>
+                <w:rFonts w:cs="Arial" w:ascii="Arial" w:hAnsi="Arial"/>
+                <w:sz w:val="18"/>
+                <w:szCs w:val="18"/>
+              </w:rPr>
+            </w:r>
+          </w:p>
+        </w:tc>
+        <w:tc>
+          <w:tcPr>
+            <w:tcW w:w="283" w:type="dxa"/>
+            <w:tcBorders>
+              <w:top w:val="single" w:sz="4" w:space="0" w:color="000000"/>
+              <w:left w:val="single" w:sz="4" w:space="0" w:color="000000"/>
+              <w:bottom w:val="single" w:sz="4" w:space="0" w:color="000000"/>
+              <w:right w:val="single" w:sz="4" w:space="0" w:color="000000"/>
+            </w:tcBorders>
+            <w:vAlign w:val="center"/>
+          </w:tcPr>
+          <w:p>
+            <w:pPr>
+              <w:pStyle w:val="Normal"/>
+              <w:spacing w:beforeAutospacing="1" w:after="0"/>
+              <w:jc w:val="right"/>
+              <w:rPr>
+                <w:rFonts w:ascii="Arial" w:hAnsi="Arial" w:cs="Arial"/>
+                <w:sz w:val="18"/>
+                <w:szCs w:val="18"/>
+              </w:rPr>
+            </w:pPr>
+            <w:r>
+              <w:rPr>
+                <w:rFonts w:cs="Arial" w:ascii="Arial" w:hAnsi="Arial"/>
+                <w:sz w:val="18"/>
+                <w:szCs w:val="18"/>
+              </w:rPr>
+            </w:r>
+          </w:p>
+        </w:tc>
+        <w:tc>
+          <w:tcPr>
+            <w:tcW w:w="284" w:type="dxa"/>
+            <w:tcBorders>
+              <w:top w:val="single" w:sz="4" w:space="0" w:color="000000"/>
+              <w:left w:val="single" w:sz="4" w:space="0" w:color="000000"/>
+              <w:bottom w:val="single" w:sz="4" w:space="0" w:color="000000"/>
+              <w:right w:val="single" w:sz="4" w:space="0" w:color="000000"/>
+            </w:tcBorders>
+            <w:vAlign w:val="center"/>
+          </w:tcPr>
+          <w:p>
+            <w:pPr>
+              <w:pStyle w:val="Normal"/>
+              <w:spacing w:beforeAutospacing="1" w:after="0"/>
+              <w:jc w:val="right"/>
+              <w:rPr>
+                <w:rFonts w:ascii="Arial" w:hAnsi="Arial" w:cs="Arial"/>
+                <w:sz w:val="18"/>
+                <w:szCs w:val="18"/>
+              </w:rPr>
+            </w:pPr>
+            <w:r>
+              <w:rPr>
+                <w:rFonts w:cs="Arial" w:ascii="Arial" w:hAnsi="Arial"/>
+                <w:sz w:val="18"/>
+                <w:szCs w:val="18"/>
+              </w:rPr>
+            </w:r>
+          </w:p>
+        </w:tc>
+        <w:tc>
+          <w:tcPr>
+            <w:tcW w:w="569" w:type="dxa"/>
+            <w:tcBorders>
+              <w:top w:val="single" w:sz="4" w:space="0" w:color="000000"/>
+              <w:left w:val="single" w:sz="4" w:space="0" w:color="000000"/>
+              <w:bottom w:val="single" w:sz="4" w:space="0" w:color="000000"/>
+            </w:tcBorders>
+            <w:vAlign w:val="center"/>
+          </w:tcPr>
+          <w:p>
+            <w:pPr>
+              <w:pStyle w:val="Normal"/>
+              <w:spacing w:beforeAutospacing="1" w:after="0"/>
+              <w:rPr>
+                <w:rFonts w:ascii="Arial" w:hAnsi="Arial" w:cs="Arial"/>
+                <w:sz w:val="18"/>
+                <w:szCs w:val="18"/>
+              </w:rPr>
+            </w:pPr>
+            <w:r>
+              <w:rPr>
+                <w:rFonts w:cs="Arial" w:ascii="Arial" w:hAnsi="Arial"/>
+                <w:sz w:val="18"/>
+                <w:szCs w:val="18"/>
+              </w:rPr>
+              <w:t>17h</w:t>
             </w:r>
           </w:p>
         </w:tc>
@@ -18418,7 +18918,6 @@
               <w:top w:val="single" w:sz="4" w:space="0" w:color="000000"/>
               <w:left w:val="single" w:sz="4" w:space="0" w:color="000000"/>
               <w:bottom w:val="single" w:sz="4" w:space="0" w:color="000000"/>
-              <w:right w:val="single" w:sz="4" w:space="0" w:color="000000"/>
             </w:tcBorders>
             <w:vAlign w:val="center"/>
           </w:tcPr>
@@ -18444,566 +18943,7 @@
         </w:tc>
         <w:tc>
           <w:tcPr>
-            <w:tcW w:w="282" w:type="dxa"/>
-            <w:tcBorders>
-              <w:top w:val="single" w:sz="4" w:space="0" w:color="000000"/>
-              <w:left w:val="single" w:sz="4" w:space="0" w:color="000000"/>
-              <w:bottom w:val="single" w:sz="4" w:space="0" w:color="000000"/>
-              <w:right w:val="single" w:sz="4" w:space="0" w:color="000000"/>
-            </w:tcBorders>
-            <w:vAlign w:val="center"/>
-          </w:tcPr>
-          <w:p>
-            <w:pPr>
-              <w:pStyle w:val="Normal"/>
-              <w:spacing w:beforeAutospacing="1" w:after="0"/>
-              <w:jc w:val="right"/>
-              <w:rPr>
-                <w:rFonts w:ascii="Arial" w:hAnsi="Arial" w:cs="Arial"/>
-                <w:sz w:val="18"/>
-                <w:szCs w:val="18"/>
-              </w:rPr>
-            </w:pPr>
-            <w:r>
-              <w:rPr>
-                <w:rFonts w:cs="Arial" w:ascii="Arial" w:hAnsi="Arial"/>
-                <w:sz w:val="18"/>
-                <w:szCs w:val="18"/>
-              </w:rPr>
-            </w:r>
-          </w:p>
-        </w:tc>
-        <w:tc>
-          <w:tcPr>
-            <w:tcW w:w="206" w:type="dxa"/>
-            <w:tcBorders>
-              <w:top w:val="single" w:sz="4" w:space="0" w:color="000000"/>
-              <w:left w:val="single" w:sz="4" w:space="0" w:color="000000"/>
-              <w:bottom w:val="single" w:sz="4" w:space="0" w:color="000000"/>
-              <w:right w:val="single" w:sz="4" w:space="0" w:color="000000"/>
-            </w:tcBorders>
-            <w:vAlign w:val="center"/>
-          </w:tcPr>
-          <w:p>
-            <w:pPr>
-              <w:pStyle w:val="Normal"/>
-              <w:spacing w:beforeAutospacing="1" w:after="0"/>
-              <w:jc w:val="right"/>
-              <w:rPr>
-                <w:rFonts w:ascii="Arial" w:hAnsi="Arial" w:cs="Arial"/>
-                <w:sz w:val="18"/>
-                <w:szCs w:val="18"/>
-              </w:rPr>
-            </w:pPr>
-            <w:r>
-              <w:rPr>
-                <w:rFonts w:cs="Arial" w:ascii="Arial" w:hAnsi="Arial"/>
-                <w:sz w:val="18"/>
-                <w:szCs w:val="18"/>
-              </w:rPr>
-            </w:r>
-          </w:p>
-        </w:tc>
-        <w:tc>
-          <w:tcPr>
-            <w:tcW w:w="205" w:type="dxa"/>
-            <w:tcBorders>
-              <w:top w:val="single" w:sz="4" w:space="0" w:color="000000"/>
-              <w:left w:val="single" w:sz="4" w:space="0" w:color="000000"/>
-              <w:bottom w:val="single" w:sz="4" w:space="0" w:color="000000"/>
-              <w:right w:val="single" w:sz="4" w:space="0" w:color="000000"/>
-            </w:tcBorders>
-            <w:vAlign w:val="center"/>
-          </w:tcPr>
-          <w:p>
-            <w:pPr>
-              <w:pStyle w:val="Normal"/>
-              <w:spacing w:beforeAutospacing="1" w:after="0"/>
-              <w:jc w:val="right"/>
-              <w:rPr>
-                <w:rFonts w:ascii="Arial" w:hAnsi="Arial" w:cs="Arial"/>
-                <w:sz w:val="18"/>
-                <w:szCs w:val="18"/>
-              </w:rPr>
-            </w:pPr>
-            <w:r>
-              <w:rPr>
-                <w:rFonts w:cs="Arial" w:ascii="Arial" w:hAnsi="Arial"/>
-                <w:sz w:val="18"/>
-                <w:szCs w:val="18"/>
-              </w:rPr>
-            </w:r>
-          </w:p>
-        </w:tc>
-        <w:tc>
-          <w:tcPr>
-            <w:tcW w:w="283" w:type="dxa"/>
-            <w:tcBorders>
-              <w:top w:val="single" w:sz="4" w:space="0" w:color="000000"/>
-              <w:left w:val="single" w:sz="4" w:space="0" w:color="000000"/>
-              <w:bottom w:val="single" w:sz="4" w:space="0" w:color="000000"/>
-              <w:right w:val="single" w:sz="4" w:space="0" w:color="000000"/>
-            </w:tcBorders>
-            <w:vAlign w:val="center"/>
-          </w:tcPr>
-          <w:p>
-            <w:pPr>
-              <w:pStyle w:val="Normal"/>
-              <w:spacing w:beforeAutospacing="1" w:after="0"/>
-              <w:jc w:val="right"/>
-              <w:rPr>
-                <w:rFonts w:ascii="Arial" w:hAnsi="Arial" w:cs="Arial"/>
-                <w:sz w:val="18"/>
-                <w:szCs w:val="18"/>
-              </w:rPr>
-            </w:pPr>
-            <w:r>
-              <w:rPr>
-                <w:rFonts w:cs="Arial" w:ascii="Arial" w:hAnsi="Arial"/>
-                <w:sz w:val="18"/>
-                <w:szCs w:val="18"/>
-              </w:rPr>
-            </w:r>
-          </w:p>
-        </w:tc>
-        <w:tc>
-          <w:tcPr>
-            <w:tcW w:w="567" w:type="dxa"/>
-            <w:tcBorders>
-              <w:top w:val="single" w:sz="4" w:space="0" w:color="000000"/>
-              <w:left w:val="single" w:sz="4" w:space="0" w:color="000000"/>
-              <w:bottom w:val="single" w:sz="4" w:space="0" w:color="000000"/>
-              <w:right w:val="single" w:sz="4" w:space="0" w:color="000000"/>
-            </w:tcBorders>
-            <w:vAlign w:val="center"/>
-          </w:tcPr>
-          <w:p>
-            <w:pPr>
-              <w:pStyle w:val="Normal"/>
-              <w:spacing w:beforeAutospacing="1" w:after="0"/>
-              <w:rPr>
-                <w:rFonts w:ascii="Arial" w:hAnsi="Arial" w:cs="Arial"/>
-                <w:sz w:val="18"/>
-                <w:szCs w:val="18"/>
-              </w:rPr>
-            </w:pPr>
-            <w:r>
-              <w:rPr>
-                <w:rFonts w:cs="Arial" w:ascii="Arial" w:hAnsi="Arial"/>
-                <w:sz w:val="18"/>
-                <w:szCs w:val="18"/>
-              </w:rPr>
-              <w:t>15h</w:t>
-            </w:r>
-          </w:p>
-        </w:tc>
-        <w:tc>
-          <w:tcPr>
-            <w:tcW w:w="160" w:type="dxa"/>
-            <w:tcBorders>
-              <w:top w:val="single" w:sz="4" w:space="0" w:color="000000"/>
-              <w:left w:val="single" w:sz="4" w:space="0" w:color="000000"/>
-              <w:bottom w:val="single" w:sz="4" w:space="0" w:color="000000"/>
-              <w:right w:val="single" w:sz="4" w:space="0" w:color="000000"/>
-            </w:tcBorders>
-            <w:vAlign w:val="center"/>
-          </w:tcPr>
-          <w:p>
-            <w:pPr>
-              <w:pStyle w:val="Normal"/>
-              <w:spacing w:beforeAutospacing="1" w:after="0"/>
-              <w:jc w:val="right"/>
-              <w:rPr>
-                <w:rFonts w:ascii="Arial" w:hAnsi="Arial" w:cs="Arial"/>
-                <w:sz w:val="18"/>
-                <w:szCs w:val="18"/>
-              </w:rPr>
-            </w:pPr>
-            <w:r>
-              <w:rPr>
-                <w:rFonts w:cs="Arial" w:ascii="Arial" w:hAnsi="Arial"/>
-                <w:sz w:val="18"/>
-                <w:szCs w:val="18"/>
-              </w:rPr>
-            </w:r>
-          </w:p>
-        </w:tc>
-        <w:tc>
-          <w:tcPr>
-            <w:tcW w:w="160" w:type="dxa"/>
-            <w:gridSpan w:val="2"/>
-            <w:tcBorders>
-              <w:top w:val="single" w:sz="4" w:space="0" w:color="000000"/>
-              <w:left w:val="single" w:sz="4" w:space="0" w:color="000000"/>
-              <w:bottom w:val="single" w:sz="4" w:space="0" w:color="000000"/>
-              <w:right w:val="single" w:sz="4" w:space="0" w:color="000000"/>
-            </w:tcBorders>
-            <w:vAlign w:val="center"/>
-          </w:tcPr>
-          <w:p>
-            <w:pPr>
-              <w:pStyle w:val="Normal"/>
-              <w:spacing w:beforeAutospacing="1" w:after="0"/>
-              <w:jc w:val="right"/>
-              <w:rPr>
-                <w:rFonts w:ascii="Arial" w:hAnsi="Arial" w:cs="Arial"/>
-                <w:sz w:val="18"/>
-                <w:szCs w:val="18"/>
-              </w:rPr>
-            </w:pPr>
-            <w:r>
-              <w:rPr>
-                <w:rFonts w:cs="Arial" w:ascii="Arial" w:hAnsi="Arial"/>
-                <w:sz w:val="18"/>
-                <w:szCs w:val="18"/>
-              </w:rPr>
-            </w:r>
-          </w:p>
-        </w:tc>
-        <w:tc>
-          <w:tcPr>
-            <w:tcW w:w="194" w:type="dxa"/>
-            <w:tcBorders>
-              <w:top w:val="single" w:sz="4" w:space="0" w:color="000000"/>
-              <w:left w:val="single" w:sz="4" w:space="0" w:color="000000"/>
-              <w:bottom w:val="single" w:sz="4" w:space="0" w:color="000000"/>
-              <w:right w:val="single" w:sz="4" w:space="0" w:color="000000"/>
-            </w:tcBorders>
-            <w:vAlign w:val="center"/>
-          </w:tcPr>
-          <w:p>
-            <w:pPr>
-              <w:pStyle w:val="Normal"/>
-              <w:spacing w:beforeAutospacing="1" w:after="0"/>
-              <w:jc w:val="right"/>
-              <w:rPr>
-                <w:rFonts w:ascii="Arial" w:hAnsi="Arial" w:cs="Arial"/>
-                <w:sz w:val="18"/>
-                <w:szCs w:val="18"/>
-              </w:rPr>
-            </w:pPr>
-            <w:r>
-              <w:rPr>
-                <w:rFonts w:cs="Arial" w:ascii="Arial" w:hAnsi="Arial"/>
-                <w:sz w:val="18"/>
-                <w:szCs w:val="18"/>
-              </w:rPr>
-            </w:r>
-          </w:p>
-        </w:tc>
-        <w:tc>
-          <w:tcPr>
-            <w:tcW w:w="194" w:type="dxa"/>
-            <w:tcBorders>
-              <w:top w:val="single" w:sz="4" w:space="0" w:color="000000"/>
-              <w:left w:val="single" w:sz="4" w:space="0" w:color="000000"/>
-              <w:bottom w:val="single" w:sz="4" w:space="0" w:color="000000"/>
-              <w:right w:val="single" w:sz="4" w:space="0" w:color="000000"/>
-            </w:tcBorders>
-            <w:vAlign w:val="center"/>
-          </w:tcPr>
-          <w:p>
-            <w:pPr>
-              <w:pStyle w:val="Normal"/>
-              <w:spacing w:beforeAutospacing="1" w:after="0"/>
-              <w:jc w:val="right"/>
-              <w:rPr>
-                <w:rFonts w:ascii="Arial" w:hAnsi="Arial" w:cs="Arial"/>
-                <w:sz w:val="18"/>
-                <w:szCs w:val="18"/>
-              </w:rPr>
-            </w:pPr>
-            <w:r>
-              <w:rPr>
-                <w:rFonts w:cs="Arial" w:ascii="Arial" w:hAnsi="Arial"/>
-                <w:sz w:val="18"/>
-                <w:szCs w:val="18"/>
-              </w:rPr>
-            </w:r>
-          </w:p>
-        </w:tc>
-        <w:tc>
-          <w:tcPr>
-            <w:tcW w:w="285" w:type="dxa"/>
-            <w:tcBorders>
-              <w:top w:val="single" w:sz="4" w:space="0" w:color="000000"/>
-              <w:left w:val="single" w:sz="4" w:space="0" w:color="000000"/>
-              <w:bottom w:val="single" w:sz="4" w:space="0" w:color="000000"/>
-              <w:right w:val="single" w:sz="4" w:space="0" w:color="000000"/>
-            </w:tcBorders>
-            <w:vAlign w:val="center"/>
-          </w:tcPr>
-          <w:p>
-            <w:pPr>
-              <w:pStyle w:val="Normal"/>
-              <w:spacing w:beforeAutospacing="1" w:after="0"/>
-              <w:jc w:val="right"/>
-              <w:rPr>
-                <w:rFonts w:ascii="Arial" w:hAnsi="Arial" w:cs="Arial"/>
-                <w:sz w:val="18"/>
-                <w:szCs w:val="18"/>
-              </w:rPr>
-            </w:pPr>
-            <w:r>
-              <w:rPr>
-                <w:rFonts w:cs="Arial" w:ascii="Arial" w:hAnsi="Arial"/>
-                <w:sz w:val="18"/>
-                <w:szCs w:val="18"/>
-              </w:rPr>
-            </w:r>
-          </w:p>
-        </w:tc>
-        <w:tc>
-          <w:tcPr>
-            <w:tcW w:w="565" w:type="dxa"/>
-            <w:tcBorders>
-              <w:top w:val="single" w:sz="4" w:space="0" w:color="000000"/>
-              <w:left w:val="single" w:sz="4" w:space="0" w:color="000000"/>
-              <w:bottom w:val="single" w:sz="4" w:space="0" w:color="000000"/>
-              <w:right w:val="single" w:sz="4" w:space="0" w:color="000000"/>
-            </w:tcBorders>
-            <w:vAlign w:val="center"/>
-          </w:tcPr>
-          <w:p>
-            <w:pPr>
-              <w:pStyle w:val="Normal"/>
-              <w:spacing w:beforeAutospacing="1" w:after="0"/>
-              <w:jc w:val="right"/>
-              <w:rPr>
-                <w:rFonts w:ascii="Arial" w:hAnsi="Arial" w:cs="Arial"/>
-                <w:sz w:val="18"/>
-                <w:szCs w:val="18"/>
-              </w:rPr>
-            </w:pPr>
-            <w:r>
-              <w:rPr>
-                <w:rFonts w:cs="Arial" w:ascii="Arial" w:hAnsi="Arial"/>
-                <w:sz w:val="18"/>
-                <w:szCs w:val="18"/>
-              </w:rPr>
-              <w:t>16h</w:t>
-            </w:r>
-          </w:p>
-        </w:tc>
-        <w:tc>
-          <w:tcPr>
-            <w:tcW w:w="260" w:type="dxa"/>
-            <w:tcBorders>
-              <w:top w:val="single" w:sz="4" w:space="0" w:color="000000"/>
-              <w:left w:val="single" w:sz="4" w:space="0" w:color="000000"/>
-              <w:bottom w:val="single" w:sz="4" w:space="0" w:color="000000"/>
-              <w:right w:val="single" w:sz="4" w:space="0" w:color="000000"/>
-            </w:tcBorders>
-            <w:vAlign w:val="center"/>
-          </w:tcPr>
-          <w:p>
-            <w:pPr>
-              <w:pStyle w:val="Normal"/>
-              <w:spacing w:beforeAutospacing="1" w:after="0"/>
-              <w:jc w:val="right"/>
-              <w:rPr>
-                <w:rFonts w:ascii="Arial" w:hAnsi="Arial" w:cs="Arial"/>
-                <w:sz w:val="18"/>
-                <w:szCs w:val="18"/>
-              </w:rPr>
-            </w:pPr>
-            <w:r>
-              <w:rPr>
-                <w:rFonts w:cs="Arial" w:ascii="Arial" w:hAnsi="Arial"/>
-                <w:sz w:val="18"/>
-                <w:szCs w:val="18"/>
-              </w:rPr>
-            </w:r>
-          </w:p>
-        </w:tc>
-        <w:tc>
-          <w:tcPr>
-            <w:tcW w:w="168" w:type="dxa"/>
-            <w:tcBorders>
-              <w:top w:val="single" w:sz="4" w:space="0" w:color="000000"/>
-              <w:left w:val="single" w:sz="4" w:space="0" w:color="000000"/>
-              <w:bottom w:val="single" w:sz="4" w:space="0" w:color="000000"/>
-              <w:right w:val="single" w:sz="4" w:space="0" w:color="000000"/>
-            </w:tcBorders>
-            <w:vAlign w:val="center"/>
-          </w:tcPr>
-          <w:p>
-            <w:pPr>
-              <w:pStyle w:val="Normal"/>
-              <w:spacing w:beforeAutospacing="1" w:after="0"/>
-              <w:jc w:val="right"/>
-              <w:rPr>
-                <w:rFonts w:ascii="Arial" w:hAnsi="Arial" w:cs="Arial"/>
-                <w:sz w:val="18"/>
-                <w:szCs w:val="18"/>
-              </w:rPr>
-            </w:pPr>
-            <w:r>
-              <w:rPr>
-                <w:rFonts w:cs="Arial" w:ascii="Arial" w:hAnsi="Arial"/>
-                <w:sz w:val="18"/>
-                <w:szCs w:val="18"/>
-              </w:rPr>
-            </w:r>
-          </w:p>
-        </w:tc>
-        <w:tc>
-          <w:tcPr>
-            <w:tcW w:w="285" w:type="dxa"/>
-            <w:tcBorders>
-              <w:top w:val="single" w:sz="4" w:space="0" w:color="000000"/>
-              <w:left w:val="single" w:sz="4" w:space="0" w:color="000000"/>
-              <w:bottom w:val="single" w:sz="4" w:space="0" w:color="000000"/>
-              <w:right w:val="single" w:sz="4" w:space="0" w:color="000000"/>
-            </w:tcBorders>
-            <w:vAlign w:val="center"/>
-          </w:tcPr>
-          <w:p>
-            <w:pPr>
-              <w:pStyle w:val="Normal"/>
-              <w:spacing w:beforeAutospacing="1" w:after="0"/>
-              <w:jc w:val="right"/>
-              <w:rPr>
-                <w:rFonts w:ascii="Arial" w:hAnsi="Arial" w:cs="Arial"/>
-                <w:sz w:val="18"/>
-                <w:szCs w:val="18"/>
-              </w:rPr>
-            </w:pPr>
-            <w:r>
-              <w:rPr>
-                <w:rFonts w:cs="Arial" w:ascii="Arial" w:hAnsi="Arial"/>
-                <w:sz w:val="18"/>
-                <w:szCs w:val="18"/>
-              </w:rPr>
-            </w:r>
-          </w:p>
-        </w:tc>
-        <w:tc>
-          <w:tcPr>
-            <w:tcW w:w="283" w:type="dxa"/>
-            <w:tcBorders>
-              <w:top w:val="single" w:sz="4" w:space="0" w:color="000000"/>
-              <w:left w:val="single" w:sz="4" w:space="0" w:color="000000"/>
-              <w:bottom w:val="single" w:sz="4" w:space="0" w:color="000000"/>
-              <w:right w:val="single" w:sz="4" w:space="0" w:color="000000"/>
-            </w:tcBorders>
-            <w:vAlign w:val="center"/>
-          </w:tcPr>
-          <w:p>
-            <w:pPr>
-              <w:pStyle w:val="Normal"/>
-              <w:spacing w:beforeAutospacing="1" w:after="0"/>
-              <w:jc w:val="right"/>
-              <w:rPr>
-                <w:rFonts w:ascii="Arial" w:hAnsi="Arial" w:cs="Arial"/>
-                <w:sz w:val="18"/>
-                <w:szCs w:val="18"/>
-              </w:rPr>
-            </w:pPr>
-            <w:r>
-              <w:rPr>
-                <w:rFonts w:cs="Arial" w:ascii="Arial" w:hAnsi="Arial"/>
-                <w:sz w:val="18"/>
-                <w:szCs w:val="18"/>
-              </w:rPr>
-            </w:r>
-          </w:p>
-        </w:tc>
-        <w:tc>
-          <w:tcPr>
-            <w:tcW w:w="283" w:type="dxa"/>
-            <w:tcBorders>
-              <w:top w:val="single" w:sz="4" w:space="0" w:color="000000"/>
-              <w:left w:val="single" w:sz="4" w:space="0" w:color="000000"/>
-              <w:bottom w:val="single" w:sz="4" w:space="0" w:color="000000"/>
-              <w:right w:val="single" w:sz="4" w:space="0" w:color="000000"/>
-            </w:tcBorders>
-            <w:vAlign w:val="center"/>
-          </w:tcPr>
-          <w:p>
-            <w:pPr>
-              <w:pStyle w:val="Normal"/>
-              <w:spacing w:beforeAutospacing="1" w:after="0"/>
-              <w:jc w:val="right"/>
-              <w:rPr>
-                <w:rFonts w:ascii="Arial" w:hAnsi="Arial" w:cs="Arial"/>
-                <w:sz w:val="18"/>
-                <w:szCs w:val="18"/>
-              </w:rPr>
-            </w:pPr>
-            <w:r>
-              <w:rPr>
-                <w:rFonts w:cs="Arial" w:ascii="Arial" w:hAnsi="Arial"/>
-                <w:sz w:val="18"/>
-                <w:szCs w:val="18"/>
-              </w:rPr>
-            </w:r>
-          </w:p>
-        </w:tc>
-        <w:tc>
-          <w:tcPr>
-            <w:tcW w:w="567" w:type="dxa"/>
-            <w:tcBorders>
-              <w:top w:val="single" w:sz="4" w:space="0" w:color="000000"/>
-              <w:left w:val="single" w:sz="4" w:space="0" w:color="000000"/>
-              <w:bottom w:val="single" w:sz="4" w:space="0" w:color="000000"/>
-            </w:tcBorders>
-            <w:vAlign w:val="center"/>
-          </w:tcPr>
-          <w:p>
-            <w:pPr>
-              <w:pStyle w:val="Normal"/>
-              <w:spacing w:beforeAutospacing="1" w:after="0"/>
-              <w:rPr>
-                <w:rFonts w:ascii="Arial" w:hAnsi="Arial" w:cs="Arial"/>
-                <w:sz w:val="18"/>
-                <w:szCs w:val="18"/>
-              </w:rPr>
-            </w:pPr>
-            <w:r>
-              <w:rPr>
-                <w:rFonts w:cs="Arial" w:ascii="Arial" w:hAnsi="Arial"/>
-                <w:sz w:val="18"/>
-                <w:szCs w:val="18"/>
-              </w:rPr>
-              <w:t>17h</w:t>
-            </w:r>
-          </w:p>
-        </w:tc>
-        <w:tc>
-          <w:tcPr>
-            <w:tcW w:w="160" w:type="dxa"/>
-            <w:gridSpan w:val="2"/>
-            <w:tcBorders>
-              <w:top w:val="single" w:sz="4" w:space="0" w:color="000000"/>
-              <w:left w:val="single" w:sz="4" w:space="0" w:color="000000"/>
-              <w:bottom w:val="single" w:sz="4" w:space="0" w:color="000000"/>
-            </w:tcBorders>
-            <w:vAlign w:val="center"/>
-          </w:tcPr>
-          <w:p>
-            <w:pPr>
-              <w:pStyle w:val="Normal"/>
-              <w:spacing w:beforeAutospacing="1" w:after="0"/>
-              <w:jc w:val="right"/>
-              <w:rPr>
-                <w:rFonts w:ascii="Arial" w:hAnsi="Arial" w:cs="Arial"/>
-                <w:sz w:val="18"/>
-                <w:szCs w:val="18"/>
-              </w:rPr>
-            </w:pPr>
-            <w:r>
-              <w:rPr>
-                <w:rFonts w:cs="Arial" w:ascii="Arial" w:hAnsi="Arial"/>
-                <w:sz w:val="18"/>
-                <w:szCs w:val="18"/>
-              </w:rPr>
-            </w:r>
-          </w:p>
-        </w:tc>
-        <w:tc>
-          <w:tcPr>
-            <w:tcW w:w="266" w:type="dxa"/>
+            <w:tcW w:w="267" w:type="dxa"/>
             <w:tcBorders>
               <w:top w:val="single" w:sz="4" w:space="0" w:color="000000"/>
               <w:left w:val="single" w:sz="4" w:space="0" w:color="000000"/>
@@ -19033,7 +18973,7 @@
         </w:tc>
         <w:tc>
           <w:tcPr>
-            <w:tcW w:w="271" w:type="dxa"/>
+            <w:tcW w:w="246" w:type="dxa"/>
             <w:tcBorders>
               <w:left w:val="single" w:sz="4" w:space="0" w:color="000000"/>
             </w:tcBorders>
@@ -19166,7 +19106,7 @@
         </w:tc>
         <w:tc>
           <w:tcPr>
-            <w:tcW w:w="1843" w:type="dxa"/>
+            <w:tcW w:w="1849" w:type="dxa"/>
             <w:gridSpan w:val="8"/>
             <w:tcBorders>
               <w:top w:val="single" w:sz="4" w:space="0" w:color="000000"/>
@@ -19200,7 +19140,7 @@
         </w:tc>
         <w:tc>
           <w:tcPr>
-            <w:tcW w:w="426" w:type="dxa"/>
+            <w:tcW w:w="425" w:type="dxa"/>
             <w:gridSpan w:val="2"/>
             <w:tcBorders>
               <w:top w:val="single" w:sz="4" w:space="0" w:color="000000"/>
@@ -19234,7 +19174,7 @@
         </w:tc>
         <w:tc>
           <w:tcPr>
-            <w:tcW w:w="425" w:type="dxa"/>
+            <w:tcW w:w="426" w:type="dxa"/>
             <w:tcBorders>
               <w:top w:val="single" w:sz="4" w:space="0" w:color="000000"/>
               <w:left w:val="single" w:sz="4" w:space="0" w:color="000000"/>
@@ -19299,7 +19239,7 @@
         </w:tc>
         <w:tc>
           <w:tcPr>
-            <w:tcW w:w="1418" w:type="dxa"/>
+            <w:tcW w:w="1421" w:type="dxa"/>
             <w:gridSpan w:val="6"/>
             <w:tcBorders>
               <w:top w:val="single" w:sz="4" w:space="0" w:color="000000"/>
@@ -19331,7 +19271,7 @@
         </w:tc>
         <w:tc>
           <w:tcPr>
-            <w:tcW w:w="881" w:type="dxa"/>
+            <w:tcW w:w="883" w:type="dxa"/>
             <w:gridSpan w:val="3"/>
             <w:tcBorders>
               <w:top w:val="single" w:sz="4" w:space="0" w:color="000000"/>
@@ -19365,7 +19305,7 @@
         </w:tc>
         <w:tc>
           <w:tcPr>
-            <w:tcW w:w="394" w:type="dxa"/>
+            <w:tcW w:w="395" w:type="dxa"/>
             <w:gridSpan w:val="3"/>
             <w:tcBorders>
               <w:top w:val="single" w:sz="4" w:space="0" w:color="000000"/>
@@ -19399,7 +19339,7 @@
         </w:tc>
         <w:tc>
           <w:tcPr>
-            <w:tcW w:w="1843" w:type="dxa"/>
+            <w:tcW w:w="1845" w:type="dxa"/>
             <w:gridSpan w:val="8"/>
             <w:tcBorders>
               <w:top w:val="single" w:sz="4" w:space="0" w:color="000000"/>
@@ -19433,7 +19373,7 @@
         </w:tc>
         <w:tc>
           <w:tcPr>
-            <w:tcW w:w="717" w:type="dxa"/>
+            <w:tcW w:w="719" w:type="dxa"/>
             <w:gridSpan w:val="2"/>
             <w:tcBorders>
               <w:top w:val="single" w:sz="4" w:space="0" w:color="000000"/>
@@ -19467,7 +19407,7 @@
         </w:tc>
         <w:tc>
           <w:tcPr>
-            <w:tcW w:w="293" w:type="dxa"/>
+            <w:tcW w:w="292" w:type="dxa"/>
             <w:gridSpan w:val="2"/>
             <w:tcBorders>
               <w:top w:val="single" w:sz="4" w:space="0" w:color="000000"/>
@@ -19501,7 +19441,7 @@
         </w:tc>
         <w:tc>
           <w:tcPr>
-            <w:tcW w:w="4098" w:type="dxa"/>
+            <w:tcW w:w="4105" w:type="dxa"/>
             <w:gridSpan w:val="16"/>
             <w:tcBorders>
               <w:top w:val="single" w:sz="4" w:space="0" w:color="000000"/>
@@ -19533,7 +19473,7 @@
         </w:tc>
         <w:tc>
           <w:tcPr>
-            <w:tcW w:w="567" w:type="dxa"/>
+            <w:tcW w:w="569" w:type="dxa"/>
             <w:tcBorders>
               <w:top w:val="single" w:sz="4" w:space="0" w:color="000000"/>
               <w:left w:val="single" w:sz="4" w:space="0" w:color="000000"/>
@@ -19596,7 +19536,7 @@
         </w:tc>
         <w:tc>
           <w:tcPr>
-            <w:tcW w:w="266" w:type="dxa"/>
+            <w:tcW w:w="267" w:type="dxa"/>
             <w:tcBorders>
               <w:top w:val="single" w:sz="4" w:space="0" w:color="000000"/>
               <w:left w:val="single" w:sz="4" w:space="0" w:color="000000"/>
@@ -19627,7 +19567,7 @@
         </w:tc>
         <w:tc>
           <w:tcPr>
-            <w:tcW w:w="271" w:type="dxa"/>
+            <w:tcW w:w="246" w:type="dxa"/>
             <w:tcBorders>
               <w:left w:val="single" w:sz="4" w:space="0" w:color="000000"/>
             </w:tcBorders>
@@ -19693,7 +19633,7 @@
         </w:tc>
         <w:tc>
           <w:tcPr>
-            <w:tcW w:w="853" w:type="dxa"/>
+            <w:tcW w:w="856" w:type="dxa"/>
             <w:gridSpan w:val="3"/>
             <w:tcBorders>
               <w:top w:val="single" w:sz="4" w:space="0" w:color="000000"/>
@@ -19761,7 +19701,7 @@
         </w:tc>
         <w:tc>
           <w:tcPr>
-            <w:tcW w:w="1841" w:type="dxa"/>
+            <w:tcW w:w="1844" w:type="dxa"/>
             <w:gridSpan w:val="7"/>
             <w:tcBorders>
               <w:top w:val="single" w:sz="4" w:space="0" w:color="000000"/>
@@ -19828,7 +19768,7 @@
         </w:tc>
         <w:tc>
           <w:tcPr>
-            <w:tcW w:w="1418" w:type="dxa"/>
+            <w:tcW w:w="1421" w:type="dxa"/>
             <w:gridSpan w:val="6"/>
             <w:tcBorders>
               <w:left w:val="single" w:sz="4" w:space="0" w:color="000000"/>
@@ -19857,7 +19797,7 @@
         </w:tc>
         <w:tc>
           <w:tcPr>
-            <w:tcW w:w="881" w:type="dxa"/>
+            <w:tcW w:w="883" w:type="dxa"/>
             <w:gridSpan w:val="3"/>
             <w:tcBorders>
               <w:top w:val="single" w:sz="4" w:space="0" w:color="000000"/>
@@ -19891,7 +19831,7 @@
         </w:tc>
         <w:tc>
           <w:tcPr>
-            <w:tcW w:w="556" w:type="dxa"/>
+            <w:tcW w:w="557" w:type="dxa"/>
             <w:gridSpan w:val="4"/>
             <w:tcBorders>
               <w:top w:val="single" w:sz="4" w:space="0" w:color="000000"/>
@@ -19959,7 +19899,7 @@
         </w:tc>
         <w:tc>
           <w:tcPr>
-            <w:tcW w:w="1983" w:type="dxa"/>
+            <w:tcW w:w="1986" w:type="dxa"/>
             <w:gridSpan w:val="9"/>
             <w:tcBorders>
               <w:top w:val="single" w:sz="4" w:space="0" w:color="000000"/>
@@ -19993,7 +19933,7 @@
         </w:tc>
         <w:tc>
           <w:tcPr>
-            <w:tcW w:w="411" w:type="dxa"/>
+            <w:tcW w:w="413" w:type="dxa"/>
             <w:gridSpan w:val="2"/>
             <w:tcBorders>
               <w:top w:val="single" w:sz="4" w:space="0" w:color="000000"/>
@@ -20060,7 +20000,7 @@
         </w:tc>
         <w:tc>
           <w:tcPr>
-            <w:tcW w:w="3404" w:type="dxa"/>
+            <w:tcW w:w="3409" w:type="dxa"/>
             <w:gridSpan w:val="13"/>
             <w:tcBorders>
               <w:top w:val="single" w:sz="4" w:space="0" w:color="000000"/>
@@ -20091,7 +20031,7 @@
         </w:tc>
         <w:tc>
           <w:tcPr>
-            <w:tcW w:w="567" w:type="dxa"/>
+            <w:tcW w:w="569" w:type="dxa"/>
             <w:tcBorders>
               <w:top w:val="single" w:sz="4" w:space="0" w:color="000000"/>
               <w:left w:val="single" w:sz="4" w:space="0" w:color="000000"/>
@@ -20154,7 +20094,7 @@
         </w:tc>
         <w:tc>
           <w:tcPr>
-            <w:tcW w:w="266" w:type="dxa"/>
+            <w:tcW w:w="267" w:type="dxa"/>
             <w:tcBorders>
               <w:top w:val="single" w:sz="4" w:space="0" w:color="000000"/>
               <w:left w:val="single" w:sz="4" w:space="0" w:color="000000"/>
@@ -20185,7 +20125,7 @@
         </w:tc>
         <w:tc>
           <w:tcPr>
-            <w:tcW w:w="271" w:type="dxa"/>
+            <w:tcW w:w="246" w:type="dxa"/>
             <w:tcBorders>
               <w:left w:val="single" w:sz="4" w:space="0" w:color="000000"/>
             </w:tcBorders>
@@ -20219,7 +20159,7 @@
         </w:trPr>
         <w:tc>
           <w:tcPr>
-            <w:tcW w:w="4475" w:type="dxa"/>
+            <w:tcW w:w="4481" w:type="dxa"/>
             <w:gridSpan w:val="19"/>
             <w:tcBorders>
               <w:top w:val="single" w:sz="4" w:space="0" w:color="000000"/>
@@ -20251,7 +20191,7 @@
         </w:tc>
         <w:tc>
           <w:tcPr>
-            <w:tcW w:w="1418" w:type="dxa"/>
+            <w:tcW w:w="1421" w:type="dxa"/>
             <w:gridSpan w:val="6"/>
             <w:tcBorders>
               <w:left w:val="single" w:sz="4" w:space="0" w:color="000000"/>
@@ -20280,7 +20220,7 @@
         </w:tc>
         <w:tc>
           <w:tcPr>
-            <w:tcW w:w="4128" w:type="dxa"/>
+            <w:tcW w:w="4134" w:type="dxa"/>
             <w:gridSpan w:val="18"/>
             <w:tcBorders>
               <w:top w:val="single" w:sz="4" w:space="0" w:color="000000"/>
@@ -20312,7 +20252,7 @@
         </w:tc>
         <w:tc>
           <w:tcPr>
-            <w:tcW w:w="694" w:type="dxa"/>
+            <w:tcW w:w="696" w:type="dxa"/>
             <w:gridSpan w:val="3"/>
             <w:tcBorders>
               <w:top w:val="single" w:sz="4" w:space="0" w:color="000000"/>
@@ -20346,7 +20286,7 @@
         </w:tc>
         <w:tc>
           <w:tcPr>
-            <w:tcW w:w="727" w:type="dxa"/>
+            <w:tcW w:w="728" w:type="dxa"/>
             <w:gridSpan w:val="2"/>
             <w:tcBorders>
               <w:top w:val="single" w:sz="4" w:space="0" w:color="000000"/>
@@ -20380,7 +20320,7 @@
         </w:tc>
         <w:tc>
           <w:tcPr>
-            <w:tcW w:w="1826" w:type="dxa"/>
+            <w:tcW w:w="1829" w:type="dxa"/>
             <w:gridSpan w:val="8"/>
             <w:tcBorders>
               <w:top w:val="single" w:sz="4" w:space="0" w:color="000000"/>
@@ -20448,7 +20388,7 @@
         </w:tc>
         <w:tc>
           <w:tcPr>
-            <w:tcW w:w="283" w:type="dxa"/>
+            <w:tcW w:w="284" w:type="dxa"/>
             <w:tcBorders>
               <w:top w:val="single" w:sz="4" w:space="0" w:color="000000"/>
               <w:left w:val="single" w:sz="4" w:space="0" w:color="000000"/>
@@ -20481,7 +20421,7 @@
         </w:tc>
         <w:tc>
           <w:tcPr>
-            <w:tcW w:w="567" w:type="dxa"/>
+            <w:tcW w:w="569" w:type="dxa"/>
             <w:tcBorders>
               <w:top w:val="single" w:sz="4" w:space="0" w:color="000000"/>
               <w:left w:val="single" w:sz="4" w:space="0" w:color="000000"/>
@@ -20544,7 +20484,7 @@
         </w:tc>
         <w:tc>
           <w:tcPr>
-            <w:tcW w:w="266" w:type="dxa"/>
+            <w:tcW w:w="267" w:type="dxa"/>
             <w:tcBorders>
               <w:top w:val="single" w:sz="4" w:space="0" w:color="000000"/>
               <w:left w:val="single" w:sz="4" w:space="0" w:color="000000"/>
@@ -20575,7 +20515,7 @@
         </w:tc>
         <w:tc>
           <w:tcPr>
-            <w:tcW w:w="271" w:type="dxa"/>
+            <w:tcW w:w="246" w:type="dxa"/>
             <w:tcBorders>
               <w:left w:val="single" w:sz="4" w:space="0" w:color="000000"/>
             </w:tcBorders>
@@ -20609,7 +20549,7 @@
         </w:trPr>
         <w:tc>
           <w:tcPr>
-            <w:tcW w:w="4475" w:type="dxa"/>
+            <w:tcW w:w="4481" w:type="dxa"/>
             <w:gridSpan w:val="19"/>
             <w:tcBorders>
               <w:top w:val="single" w:sz="4" w:space="0" w:color="000000"/>
@@ -20641,7 +20581,7 @@
         </w:tc>
         <w:tc>
           <w:tcPr>
-            <w:tcW w:w="1418" w:type="dxa"/>
+            <w:tcW w:w="1421" w:type="dxa"/>
             <w:gridSpan w:val="6"/>
             <w:tcBorders>
               <w:left w:val="single" w:sz="4" w:space="0" w:color="000000"/>
@@ -20671,7 +20611,7 @@
         </w:tc>
         <w:tc>
           <w:tcPr>
-            <w:tcW w:w="4822" w:type="dxa"/>
+            <w:tcW w:w="4830" w:type="dxa"/>
             <w:gridSpan w:val="21"/>
             <w:tcBorders>
               <w:top w:val="single" w:sz="4" w:space="0" w:color="000000"/>
@@ -20703,7 +20643,7 @@
         </w:tc>
         <w:tc>
           <w:tcPr>
-            <w:tcW w:w="850" w:type="dxa"/>
+            <w:tcW w:w="851" w:type="dxa"/>
             <w:gridSpan w:val="3"/>
             <w:tcBorders>
               <w:top w:val="single" w:sz="4" w:space="0" w:color="000000"/>
@@ -20771,7 +20711,7 @@
         </w:tc>
         <w:tc>
           <w:tcPr>
-            <w:tcW w:w="2129" w:type="dxa"/>
+            <w:tcW w:w="2133" w:type="dxa"/>
             <w:gridSpan w:val="7"/>
             <w:tcBorders>
               <w:top w:val="single" w:sz="4" w:space="0" w:color="000000"/>
@@ -20805,7 +20745,7 @@
         </w:tc>
         <w:tc>
           <w:tcPr>
-            <w:tcW w:w="722" w:type="dxa"/>
+            <w:tcW w:w="725" w:type="dxa"/>
             <w:gridSpan w:val="2"/>
             <w:tcBorders>
               <w:top w:val="single" w:sz="4" w:space="0" w:color="000000"/>
@@ -20873,7 +20813,7 @@
         </w:tc>
         <w:tc>
           <w:tcPr>
-            <w:tcW w:w="271" w:type="dxa"/>
+            <w:tcW w:w="246" w:type="dxa"/>
             <w:tcBorders>
               <w:left w:val="single" w:sz="4" w:space="0" w:color="000000"/>
             </w:tcBorders>
@@ -20935,10 +20875,10 @@
         <w:tblLook w:firstRow="1" w:noVBand="1" w:lastRow="0" w:firstColumn="1" w:lastColumn="0" w:noHBand="0" w:val="04a0"/>
       </w:tblPr>
       <w:tblGrid>
-        <w:gridCol w:w="3116"/>
-        <w:gridCol w:w="1846"/>
-        <w:gridCol w:w="2265"/>
-        <w:gridCol w:w="2696"/>
+        <w:gridCol w:w="3114"/>
+        <w:gridCol w:w="1848"/>
+        <w:gridCol w:w="2263"/>
+        <w:gridCol w:w="2698"/>
       </w:tblGrid>
       <w:tr>
         <w:trPr/>
@@ -21059,16 +20999,6 @@
               </w:rPr>
               <w:t>Épreuve E6 - Administration des systèmes et des réseaux (option SISR)</w:t>
             </w:r>
-            <w:r>
-              <w:rPr>
-                <w:rFonts w:ascii="Arial" w:hAnsi="Arial"/>
-                <w:bCs/>
-                <w:sz w:val="22"/>
-                <w:szCs w:val="22"/>
-                <w:lang w:eastAsia="fr-FR"/>
-              </w:rPr>
-              <w:t xml:space="preserve"> </w:t>
-            </w:r>
           </w:p>
         </w:tc>
       </w:tr>
@@ -21116,7 +21046,7 @@
         </w:tc>
         <w:tc>
           <w:tcPr>
-            <w:tcW w:w="2265" w:type="dxa"/>
+            <w:tcW w:w="2263" w:type="dxa"/>
             <w:tcBorders>
               <w:top w:val="single" w:sz="4" w:space="0" w:color="000000"/>
               <w:left w:val="single" w:sz="4" w:space="0" w:color="000000"/>
@@ -21161,7 +21091,7 @@
         </w:tc>
         <w:tc>
           <w:tcPr>
-            <w:tcW w:w="2696" w:type="dxa"/>
+            <w:tcW w:w="2698" w:type="dxa"/>
             <w:tcBorders>
               <w:top w:val="single" w:sz="4" w:space="0" w:color="000000"/>
               <w:left w:val="single" w:sz="4" w:space="0" w:color="000000"/>
@@ -21204,7 +21134,7 @@
         </w:trPr>
         <w:tc>
           <w:tcPr>
-            <w:tcW w:w="3116" w:type="dxa"/>
+            <w:tcW w:w="3114" w:type="dxa"/>
             <w:tcBorders>
               <w:top w:val="single" w:sz="4" w:space="0" w:color="000000"/>
               <w:left w:val="single" w:sz="4" w:space="0" w:color="000000"/>
@@ -21273,9 +21203,9 @@
               </w:rPr>
               <w:fldChar w:fldCharType="separate"/>
             </w:r>
-            <w:bookmarkStart w:id="105" w:name="Bookmark_Copie_3"/>
-            <w:bookmarkStart w:id="106" w:name="Bookmark_Copie_3"/>
-            <w:bookmarkEnd w:id="106"/>
+            <w:bookmarkStart w:id="151" w:name="Bookmark_Copie_3"/>
+            <w:bookmarkStart w:id="152" w:name="Bookmark_Copie_3"/>
+            <w:bookmarkEnd w:id="152"/>
             <w:r/>
             <w:r>
               <w:rPr>
@@ -21368,9 +21298,9 @@
               </w:rPr>
               <w:fldChar w:fldCharType="separate"/>
             </w:r>
-            <w:bookmarkStart w:id="107" w:name="CheckBox_Copie_27"/>
-            <w:bookmarkStart w:id="108" w:name="CheckBox_Copie_27"/>
-            <w:bookmarkEnd w:id="108"/>
+            <w:bookmarkStart w:id="153" w:name="CheckBox_Copie_27"/>
+            <w:bookmarkStart w:id="154" w:name="CheckBox_Copie_27"/>
+            <w:bookmarkEnd w:id="154"/>
             <w:r/>
             <w:r>
               <w:rPr>
@@ -21393,7 +21323,7 @@
         </w:tc>
         <w:tc>
           <w:tcPr>
-            <w:tcW w:w="2696" w:type="dxa"/>
+            <w:tcW w:w="2698" w:type="dxa"/>
             <w:tcBorders>
               <w:top w:val="single" w:sz="4" w:space="0" w:color="000000"/>
               <w:bottom w:val="single" w:sz="4" w:space="0" w:color="000000"/>
@@ -21441,7 +21371,7 @@
                 <w:b/>
                 <w:sz w:val="20"/>
               </w:rPr>
-              <w:t xml:space="preserve">: </w:t>
+              <w:t>:</w:t>
             </w:r>
           </w:p>
         </w:tc>
@@ -21511,8 +21441,7 @@
               </w:rPr>
               <w:t xml:space="preserve">- </w:t>
               <w:tab/>
-              <w:t xml:space="preserve"> - </w:t>
-              <w:tab/>
+              <w:t xml:space="preserve"> -</w:t>
             </w:r>
           </w:p>
         </w:tc>
@@ -21565,9 +21494,9 @@
         <w:tblLook w:firstRow="0" w:noVBand="0" w:lastRow="0" w:firstColumn="0" w:lastColumn="0" w:noHBand="0" w:val="0000"/>
       </w:tblPr>
       <w:tblGrid>
-        <w:gridCol w:w="7227"/>
+        <w:gridCol w:w="7225"/>
         <w:gridCol w:w="1559"/>
-        <w:gridCol w:w="1137"/>
+        <w:gridCol w:w="1139"/>
       </w:tblGrid>
       <w:tr>
         <w:trPr>
@@ -21632,7 +21561,7 @@
         </w:trPr>
         <w:tc>
           <w:tcPr>
-            <w:tcW w:w="7227" w:type="dxa"/>
+            <w:tcW w:w="7225" w:type="dxa"/>
             <w:tcBorders>
               <w:left w:val="single" w:sz="4" w:space="0" w:color="000000"/>
               <w:right w:val="single" w:sz="4" w:space="0" w:color="000000"/>
@@ -21660,7 +21589,7 @@
                 <w:szCs w:val="32"/>
               </w:rPr>
               <w:tab/>
-              <w:t xml:space="preserve">NOTE </w:t>
+              <w:t>NOTE</w:t>
             </w:r>
           </w:p>
         </w:tc>
@@ -21695,7 +21624,7 @@
         </w:tc>
         <w:tc>
           <w:tcPr>
-            <w:tcW w:w="1137" w:type="dxa"/>
+            <w:tcW w:w="1139" w:type="dxa"/>
             <w:tcBorders>
               <w:left w:val="single" w:sz="4" w:space="0" w:color="000000"/>
               <w:right w:val="single" w:sz="4" w:space="0" w:color="000000"/>
@@ -21819,10 +21748,10 @@
         <w:tblLook w:firstRow="0" w:noVBand="0" w:lastRow="0" w:firstColumn="0" w:lastColumn="0" w:noHBand="0" w:val="0000"/>
       </w:tblPr>
       <w:tblGrid>
-        <w:gridCol w:w="7227"/>
+        <w:gridCol w:w="7225"/>
         <w:gridCol w:w="1559"/>
         <w:gridCol w:w="284"/>
-        <w:gridCol w:w="853"/>
+        <w:gridCol w:w="855"/>
       </w:tblGrid>
       <w:tr>
         <w:trPr>
@@ -21927,7 +21856,7 @@
         </w:trPr>
         <w:tc>
           <w:tcPr>
-            <w:tcW w:w="9070" w:type="dxa"/>
+            <w:tcW w:w="9068" w:type="dxa"/>
             <w:gridSpan w:val="3"/>
             <w:tcBorders>
               <w:top w:val="single" w:sz="4" w:space="0" w:color="000000"/>
@@ -21979,9 +21908,9 @@
               </w:rPr>
               <w:fldChar w:fldCharType="separate"/>
             </w:r>
-            <w:bookmarkStart w:id="109" w:name="CheckBox_Copie_28"/>
-            <w:bookmarkStart w:id="110" w:name="CheckBox_Copie_28"/>
-            <w:bookmarkEnd w:id="110"/>
+            <w:bookmarkStart w:id="155" w:name="CheckBox_Copie_28"/>
+            <w:bookmarkStart w:id="156" w:name="CheckBox_Copie_28"/>
+            <w:bookmarkEnd w:id="156"/>
             <w:r>
               <w:rPr>
                 <w:sz w:val="20"/>
@@ -21995,10 +21924,14 @@
               </w:rPr>
               <w:fldChar w:fldCharType="end"/>
             </w:r>
-            <w:bookmarkStart w:id="111" w:name="CheckBox_Copie_28_Copie_1"/>
-            <w:bookmarkStart w:id="112" w:name="CheckBox_Copie_28"/>
-            <w:bookmarkEnd w:id="111"/>
-            <w:bookmarkEnd w:id="112"/>
+            <w:bookmarkStart w:id="157" w:name="CheckBox_Copie_28_Copie_1"/>
+            <w:bookmarkStart w:id="158" w:name="CheckBox_Copie_28_Copie_1_Copie_1"/>
+            <w:bookmarkStart w:id="159" w:name="CheckBox_Copie_28_Copie_1"/>
+            <w:bookmarkStart w:id="160" w:name="CheckBox_Copie_28"/>
+            <w:bookmarkEnd w:id="157"/>
+            <w:bookmarkEnd w:id="158"/>
+            <w:bookmarkEnd w:id="159"/>
+            <w:bookmarkEnd w:id="160"/>
             <w:r>
               <w:rPr>
                 <w:sz w:val="20"/>
@@ -22010,7 +21943,7 @@
         </w:tc>
         <w:tc>
           <w:tcPr>
-            <w:tcW w:w="853" w:type="dxa"/>
+            <w:tcW w:w="855" w:type="dxa"/>
             <w:tcBorders>
               <w:top w:val="single" w:sz="4" w:space="0" w:color="000000"/>
               <w:left w:val="single" w:sz="4" w:space="0" w:color="000000"/>
@@ -22048,7 +21981,7 @@
         </w:trPr>
         <w:tc>
           <w:tcPr>
-            <w:tcW w:w="9070" w:type="dxa"/>
+            <w:tcW w:w="9068" w:type="dxa"/>
             <w:gridSpan w:val="3"/>
             <w:tcBorders>
               <w:top w:val="single" w:sz="4" w:space="0" w:color="000000"/>
@@ -22107,9 +22040,9 @@
               </w:rPr>
               <w:fldChar w:fldCharType="separate"/>
             </w:r>
-            <w:bookmarkStart w:id="113" w:name="CheckBox_Copie_29"/>
-            <w:bookmarkStart w:id="114" w:name="CheckBox_Copie_29"/>
-            <w:bookmarkEnd w:id="114"/>
+            <w:bookmarkStart w:id="161" w:name="CheckBox_Copie_29"/>
+            <w:bookmarkStart w:id="162" w:name="CheckBox_Copie_29"/>
+            <w:bookmarkEnd w:id="162"/>
             <w:r>
               <w:rPr>
                 <w:bCs/>
@@ -22125,10 +22058,14 @@
               </w:rPr>
               <w:fldChar w:fldCharType="end"/>
             </w:r>
-            <w:bookmarkStart w:id="115" w:name="CheckBox_Copie_29_Copie_1"/>
-            <w:bookmarkStart w:id="116" w:name="CheckBox_Copie_29"/>
-            <w:bookmarkEnd w:id="115"/>
-            <w:bookmarkEnd w:id="116"/>
+            <w:bookmarkStart w:id="163" w:name="CheckBox_Copie_29_Copie_1"/>
+            <w:bookmarkStart w:id="164" w:name="CheckBox_Copie_29_Copie_1_Copie_1"/>
+            <w:bookmarkStart w:id="165" w:name="CheckBox_Copie_29_Copie_1"/>
+            <w:bookmarkStart w:id="166" w:name="CheckBox_Copie_29"/>
+            <w:bookmarkEnd w:id="163"/>
+            <w:bookmarkEnd w:id="164"/>
+            <w:bookmarkEnd w:id="165"/>
+            <w:bookmarkEnd w:id="166"/>
             <w:r>
               <w:rPr>
                 <w:sz w:val="20"/>
@@ -22148,7 +22085,7 @@
         </w:tc>
         <w:tc>
           <w:tcPr>
-            <w:tcW w:w="853" w:type="dxa"/>
+            <w:tcW w:w="855" w:type="dxa"/>
             <w:tcBorders>
               <w:top w:val="single" w:sz="4" w:space="0" w:color="000000"/>
               <w:left w:val="single" w:sz="4" w:space="0" w:color="000000"/>
@@ -22186,7 +22123,7 @@
         </w:trPr>
         <w:tc>
           <w:tcPr>
-            <w:tcW w:w="9070" w:type="dxa"/>
+            <w:tcW w:w="9068" w:type="dxa"/>
             <w:gridSpan w:val="3"/>
             <w:tcBorders>
               <w:top w:val="single" w:sz="4" w:space="0" w:color="000000"/>
@@ -22245,9 +22182,9 @@
               </w:rPr>
               <w:fldChar w:fldCharType="separate"/>
             </w:r>
-            <w:bookmarkStart w:id="117" w:name="CheckBox_Copie_30"/>
-            <w:bookmarkStart w:id="118" w:name="CheckBox_Copie_30"/>
-            <w:bookmarkEnd w:id="118"/>
+            <w:bookmarkStart w:id="167" w:name="CheckBox_Copie_30"/>
+            <w:bookmarkStart w:id="168" w:name="CheckBox_Copie_30"/>
+            <w:bookmarkEnd w:id="168"/>
             <w:r>
               <w:rPr>
                 <w:bCs/>
@@ -22263,10 +22200,14 @@
               </w:rPr>
               <w:fldChar w:fldCharType="end"/>
             </w:r>
-            <w:bookmarkStart w:id="119" w:name="CheckBox_Copie_30_Copie_1"/>
-            <w:bookmarkStart w:id="120" w:name="CheckBox_Copie_30"/>
-            <w:bookmarkEnd w:id="119"/>
-            <w:bookmarkEnd w:id="120"/>
+            <w:bookmarkStart w:id="169" w:name="CheckBox_Copie_30_Copie_1"/>
+            <w:bookmarkStart w:id="170" w:name="CheckBox_Copie_30_Copie_1_Copie_1"/>
+            <w:bookmarkStart w:id="171" w:name="CheckBox_Copie_30_Copie_1"/>
+            <w:bookmarkStart w:id="172" w:name="CheckBox_Copie_30"/>
+            <w:bookmarkEnd w:id="169"/>
+            <w:bookmarkEnd w:id="170"/>
+            <w:bookmarkEnd w:id="171"/>
+            <w:bookmarkEnd w:id="172"/>
             <w:r>
               <w:rPr>
                 <w:sz w:val="20"/>
@@ -22293,7 +22234,7 @@
         </w:tc>
         <w:tc>
           <w:tcPr>
-            <w:tcW w:w="853" w:type="dxa"/>
+            <w:tcW w:w="855" w:type="dxa"/>
             <w:tcBorders>
               <w:top w:val="single" w:sz="4" w:space="0" w:color="000000"/>
               <w:left w:val="single" w:sz="4" w:space="0" w:color="000000"/>
@@ -22369,7 +22310,7 @@
         </w:trPr>
         <w:tc>
           <w:tcPr>
-            <w:tcW w:w="7227" w:type="dxa"/>
+            <w:tcW w:w="7225" w:type="dxa"/>
             <w:tcBorders>
               <w:left w:val="single" w:sz="4" w:space="0" w:color="000000"/>
               <w:right w:val="single" w:sz="4" w:space="0" w:color="000000"/>
@@ -22397,7 +22338,7 @@
                 <w:szCs w:val="32"/>
               </w:rPr>
               <w:tab/>
-              <w:t xml:space="preserve">NOTE FINALE </w:t>
+              <w:t>NOTE FINALE</w:t>
             </w:r>
           </w:p>
         </w:tc>
@@ -22432,7 +22373,7 @@
         </w:tc>
         <w:tc>
           <w:tcPr>
-            <w:tcW w:w="1137" w:type="dxa"/>
+            <w:tcW w:w="1139" w:type="dxa"/>
             <w:gridSpan w:val="2"/>
             <w:tcBorders>
               <w:left w:val="single" w:sz="4" w:space="0" w:color="000000"/>
@@ -22574,8 +22515,8 @@
         <w:tblLook w:firstRow="1" w:noVBand="1" w:lastRow="0" w:firstColumn="1" w:lastColumn="0" w:noHBand="0" w:val="04a0"/>
       </w:tblPr>
       <w:tblGrid>
-        <w:gridCol w:w="1696"/>
-        <w:gridCol w:w="2014"/>
+        <w:gridCol w:w="1694"/>
+        <w:gridCol w:w="2016"/>
         <w:gridCol w:w="2069"/>
         <w:gridCol w:w="2021"/>
         <w:gridCol w:w="2123"/>
@@ -22586,7 +22527,7 @@
         </w:trPr>
         <w:tc>
           <w:tcPr>
-            <w:tcW w:w="1696" w:type="dxa"/>
+            <w:tcW w:w="1694" w:type="dxa"/>
             <w:tcBorders/>
             <w:shd w:color="auto" w:fill="F2F2F2" w:themeFill="background1" w:themeFillShade="f2" w:val="clear"/>
             <w:vAlign w:val="center"/>
@@ -22627,7 +22568,7 @@
         </w:tc>
         <w:tc>
           <w:tcPr>
-            <w:tcW w:w="2014" w:type="dxa"/>
+            <w:tcW w:w="2016" w:type="dxa"/>
             <w:tcBorders/>
             <w:shd w:color="auto" w:fill="F2F2F2" w:themeFill="background1" w:themeFillShade="f2" w:val="clear"/>
             <w:vAlign w:val="center"/>
@@ -22796,7 +22737,7 @@
         </w:trPr>
         <w:tc>
           <w:tcPr>
-            <w:tcW w:w="1696" w:type="dxa"/>
+            <w:tcW w:w="1694" w:type="dxa"/>
             <w:vMerge w:val="restart"/>
             <w:tcBorders/>
             <w:vAlign w:val="center"/>
@@ -22835,7 +22776,7 @@
         </w:tc>
         <w:tc>
           <w:tcPr>
-            <w:tcW w:w="2014" w:type="dxa"/>
+            <w:tcW w:w="2016" w:type="dxa"/>
             <w:tcBorders/>
             <w:vAlign w:val="center"/>
           </w:tcPr>
@@ -22992,7 +22933,7 @@
         </w:trPr>
         <w:tc>
           <w:tcPr>
-            <w:tcW w:w="1696" w:type="dxa"/>
+            <w:tcW w:w="1694" w:type="dxa"/>
             <w:vMerge w:val="continue"/>
             <w:tcBorders/>
             <w:vAlign w:val="center"/>
@@ -23028,7 +22969,7 @@
         </w:tc>
         <w:tc>
           <w:tcPr>
-            <w:tcW w:w="2014" w:type="dxa"/>
+            <w:tcW w:w="2016" w:type="dxa"/>
             <w:tcBorders/>
             <w:vAlign w:val="center"/>
           </w:tcPr>
@@ -23185,7 +23126,7 @@
         </w:trPr>
         <w:tc>
           <w:tcPr>
-            <w:tcW w:w="1696" w:type="dxa"/>
+            <w:tcW w:w="1694" w:type="dxa"/>
             <w:vMerge w:val="continue"/>
             <w:tcBorders/>
             <w:vAlign w:val="center"/>
@@ -23221,7 +23162,7 @@
         </w:tc>
         <w:tc>
           <w:tcPr>
-            <w:tcW w:w="2014" w:type="dxa"/>
+            <w:tcW w:w="2016" w:type="dxa"/>
             <w:tcBorders/>
             <w:vAlign w:val="center"/>
           </w:tcPr>
@@ -23378,7 +23319,7 @@
         </w:trPr>
         <w:tc>
           <w:tcPr>
-            <w:tcW w:w="1696" w:type="dxa"/>
+            <w:tcW w:w="1694" w:type="dxa"/>
             <w:vMerge w:val="continue"/>
             <w:tcBorders/>
             <w:vAlign w:val="center"/>
@@ -23414,7 +23355,7 @@
         </w:tc>
         <w:tc>
           <w:tcPr>
-            <w:tcW w:w="2014" w:type="dxa"/>
+            <w:tcW w:w="2016" w:type="dxa"/>
             <w:tcBorders/>
             <w:vAlign w:val="center"/>
           </w:tcPr>
@@ -23567,7 +23508,7 @@
         </w:trPr>
         <w:tc>
           <w:tcPr>
-            <w:tcW w:w="1696" w:type="dxa"/>
+            <w:tcW w:w="1694" w:type="dxa"/>
             <w:vMerge w:val="continue"/>
             <w:tcBorders/>
             <w:vAlign w:val="center"/>
@@ -23603,7 +23544,7 @@
         </w:tc>
         <w:tc>
           <w:tcPr>
-            <w:tcW w:w="2014" w:type="dxa"/>
+            <w:tcW w:w="2016" w:type="dxa"/>
             <w:tcBorders/>
             <w:vAlign w:val="center"/>
           </w:tcPr>
@@ -29648,10 +29589,10 @@
         <w:tblLook w:firstRow="1" w:noVBand="1" w:lastRow="0" w:firstColumn="1" w:lastColumn="0" w:noHBand="0" w:val="04a0"/>
       </w:tblPr>
       <w:tblGrid>
-        <w:gridCol w:w="3116"/>
-        <w:gridCol w:w="1846"/>
-        <w:gridCol w:w="2265"/>
-        <w:gridCol w:w="2696"/>
+        <w:gridCol w:w="3114"/>
+        <w:gridCol w:w="1848"/>
+        <w:gridCol w:w="2263"/>
+        <w:gridCol w:w="2698"/>
       </w:tblGrid>
       <w:tr>
         <w:trPr/>
@@ -29820,7 +29761,7 @@
         </w:tc>
         <w:tc>
           <w:tcPr>
-            <w:tcW w:w="2265" w:type="dxa"/>
+            <w:tcW w:w="2263" w:type="dxa"/>
             <w:tcBorders>
               <w:top w:val="single" w:sz="4" w:space="0" w:color="000000"/>
               <w:left w:val="single" w:sz="4" w:space="0" w:color="000000"/>
@@ -29865,7 +29806,7 @@
         </w:tc>
         <w:tc>
           <w:tcPr>
-            <w:tcW w:w="2696" w:type="dxa"/>
+            <w:tcW w:w="2698" w:type="dxa"/>
             <w:tcBorders>
               <w:top w:val="single" w:sz="4" w:space="0" w:color="000000"/>
               <w:left w:val="single" w:sz="4" w:space="0" w:color="000000"/>
@@ -29908,7 +29849,7 @@
         </w:trPr>
         <w:tc>
           <w:tcPr>
-            <w:tcW w:w="3116" w:type="dxa"/>
+            <w:tcW w:w="3114" w:type="dxa"/>
             <w:tcBorders>
               <w:top w:val="single" w:sz="4" w:space="0" w:color="000000"/>
               <w:left w:val="single" w:sz="4" w:space="0" w:color="000000"/>
@@ -29977,9 +29918,9 @@
               </w:rPr>
               <w:fldChar w:fldCharType="separate"/>
             </w:r>
-            <w:bookmarkStart w:id="121" w:name="Bookmark_Copie_4"/>
-            <w:bookmarkStart w:id="122" w:name="Bookmark_Copie_4"/>
-            <w:bookmarkEnd w:id="122"/>
+            <w:bookmarkStart w:id="173" w:name="Bookmark_Copie_4"/>
+            <w:bookmarkStart w:id="174" w:name="Bookmark_Copie_4"/>
+            <w:bookmarkEnd w:id="174"/>
             <w:r/>
             <w:r>
               <w:rPr>
@@ -30072,9 +30013,9 @@
               </w:rPr>
               <w:fldChar w:fldCharType="separate"/>
             </w:r>
-            <w:bookmarkStart w:id="123" w:name="CheckBox_Copie_31"/>
-            <w:bookmarkStart w:id="124" w:name="CheckBox_Copie_31"/>
-            <w:bookmarkEnd w:id="124"/>
+            <w:bookmarkStart w:id="175" w:name="CheckBox_Copie_31"/>
+            <w:bookmarkStart w:id="176" w:name="CheckBox_Copie_31"/>
+            <w:bookmarkEnd w:id="176"/>
             <w:r/>
             <w:r>
               <w:rPr>
@@ -30097,7 +30038,7 @@
         </w:tc>
         <w:tc>
           <w:tcPr>
-            <w:tcW w:w="2696" w:type="dxa"/>
+            <w:tcW w:w="2698" w:type="dxa"/>
             <w:tcBorders>
               <w:top w:val="single" w:sz="4" w:space="0" w:color="000000"/>
               <w:bottom w:val="single" w:sz="4" w:space="0" w:color="000000"/>
@@ -30145,7 +30086,7 @@
                 <w:b/>
                 <w:sz w:val="20"/>
               </w:rPr>
-              <w:t xml:space="preserve">: </w:t>
+              <w:t>:</w:t>
             </w:r>
           </w:p>
         </w:tc>
@@ -30215,8 +30156,7 @@
               </w:rPr>
               <w:t xml:space="preserve">- </w:t>
               <w:tab/>
-              <w:t xml:space="preserve"> - </w:t>
-              <w:tab/>
+              <w:t xml:space="preserve"> -</w:t>
             </w:r>
           </w:p>
         </w:tc>
@@ -30269,9 +30209,9 @@
         <w:tblLook w:firstRow="0" w:noVBand="0" w:lastRow="0" w:firstColumn="0" w:lastColumn="0" w:noHBand="0" w:val="0000"/>
       </w:tblPr>
       <w:tblGrid>
-        <w:gridCol w:w="7227"/>
+        <w:gridCol w:w="7225"/>
         <w:gridCol w:w="1559"/>
-        <w:gridCol w:w="1137"/>
+        <w:gridCol w:w="1139"/>
       </w:tblGrid>
       <w:tr>
         <w:trPr>
@@ -30336,7 +30276,7 @@
         </w:trPr>
         <w:tc>
           <w:tcPr>
-            <w:tcW w:w="7227" w:type="dxa"/>
+            <w:tcW w:w="7225" w:type="dxa"/>
             <w:tcBorders>
               <w:left w:val="single" w:sz="4" w:space="0" w:color="000000"/>
               <w:right w:val="single" w:sz="4" w:space="0" w:color="000000"/>
@@ -30364,7 +30304,7 @@
                 <w:szCs w:val="32"/>
               </w:rPr>
               <w:tab/>
-              <w:t xml:space="preserve">NOTE </w:t>
+              <w:t>NOTE</w:t>
             </w:r>
           </w:p>
         </w:tc>
@@ -30399,7 +30339,7 @@
         </w:tc>
         <w:tc>
           <w:tcPr>
-            <w:tcW w:w="1137" w:type="dxa"/>
+            <w:tcW w:w="1139" w:type="dxa"/>
             <w:tcBorders>
               <w:left w:val="single" w:sz="4" w:space="0" w:color="000000"/>
               <w:right w:val="single" w:sz="4" w:space="0" w:color="000000"/>
@@ -30523,10 +30463,10 @@
         <w:tblLook w:firstRow="0" w:noVBand="0" w:lastRow="0" w:firstColumn="0" w:lastColumn="0" w:noHBand="0" w:val="0000"/>
       </w:tblPr>
       <w:tblGrid>
-        <w:gridCol w:w="7227"/>
+        <w:gridCol w:w="7225"/>
         <w:gridCol w:w="1559"/>
         <w:gridCol w:w="284"/>
-        <w:gridCol w:w="853"/>
+        <w:gridCol w:w="855"/>
       </w:tblGrid>
       <w:tr>
         <w:trPr>
@@ -30631,7 +30571,7 @@
         </w:trPr>
         <w:tc>
           <w:tcPr>
-            <w:tcW w:w="9070" w:type="dxa"/>
+            <w:tcW w:w="9068" w:type="dxa"/>
             <w:gridSpan w:val="3"/>
             <w:tcBorders>
               <w:top w:val="single" w:sz="4" w:space="0" w:color="000000"/>
@@ -30683,9 +30623,9 @@
               </w:rPr>
               <w:fldChar w:fldCharType="separate"/>
             </w:r>
-            <w:bookmarkStart w:id="125" w:name="CheckBox_Copie_32"/>
-            <w:bookmarkStart w:id="126" w:name="CheckBox_Copie_32"/>
-            <w:bookmarkEnd w:id="126"/>
+            <w:bookmarkStart w:id="177" w:name="CheckBox_Copie_32"/>
+            <w:bookmarkStart w:id="178" w:name="CheckBox_Copie_32"/>
+            <w:bookmarkEnd w:id="178"/>
             <w:r>
               <w:rPr>
                 <w:sz w:val="20"/>
@@ -30699,10 +30639,14 @@
               </w:rPr>
               <w:fldChar w:fldCharType="end"/>
             </w:r>
-            <w:bookmarkStart w:id="127" w:name="CheckBox_Copie_32_Copie_1"/>
-            <w:bookmarkStart w:id="128" w:name="CheckBox_Copie_32"/>
-            <w:bookmarkEnd w:id="127"/>
-            <w:bookmarkEnd w:id="128"/>
+            <w:bookmarkStart w:id="179" w:name="CheckBox_Copie_32_Copie_1"/>
+            <w:bookmarkStart w:id="180" w:name="CheckBox_Copie_32_Copie_1_Copie_1"/>
+            <w:bookmarkStart w:id="181" w:name="CheckBox_Copie_32_Copie_1"/>
+            <w:bookmarkStart w:id="182" w:name="CheckBox_Copie_32"/>
+            <w:bookmarkEnd w:id="179"/>
+            <w:bookmarkEnd w:id="180"/>
+            <w:bookmarkEnd w:id="181"/>
+            <w:bookmarkEnd w:id="182"/>
             <w:r>
               <w:rPr>
                 <w:sz w:val="20"/>
@@ -30714,7 +30658,7 @@
         </w:tc>
         <w:tc>
           <w:tcPr>
-            <w:tcW w:w="853" w:type="dxa"/>
+            <w:tcW w:w="855" w:type="dxa"/>
             <w:tcBorders>
               <w:top w:val="single" w:sz="4" w:space="0" w:color="000000"/>
               <w:left w:val="single" w:sz="4" w:space="0" w:color="000000"/>
@@ -30752,7 +30696,7 @@
         </w:trPr>
         <w:tc>
           <w:tcPr>
-            <w:tcW w:w="9070" w:type="dxa"/>
+            <w:tcW w:w="9068" w:type="dxa"/>
             <w:gridSpan w:val="3"/>
             <w:tcBorders>
               <w:top w:val="single" w:sz="4" w:space="0" w:color="000000"/>
@@ -30811,9 +30755,9 @@
               </w:rPr>
               <w:fldChar w:fldCharType="separate"/>
             </w:r>
-            <w:bookmarkStart w:id="129" w:name="CheckBox_Copie_33"/>
-            <w:bookmarkStart w:id="130" w:name="CheckBox_Copie_33"/>
-            <w:bookmarkEnd w:id="130"/>
+            <w:bookmarkStart w:id="183" w:name="CheckBox_Copie_33"/>
+            <w:bookmarkStart w:id="184" w:name="CheckBox_Copie_33"/>
+            <w:bookmarkEnd w:id="184"/>
             <w:r>
               <w:rPr>
                 <w:bCs/>
@@ -30829,10 +30773,14 @@
               </w:rPr>
               <w:fldChar w:fldCharType="end"/>
             </w:r>
-            <w:bookmarkStart w:id="131" w:name="CheckBox_Copie_33_Copie_1"/>
-            <w:bookmarkStart w:id="132" w:name="CheckBox_Copie_33"/>
-            <w:bookmarkEnd w:id="131"/>
-            <w:bookmarkEnd w:id="132"/>
+            <w:bookmarkStart w:id="185" w:name="CheckBox_Copie_33_Copie_1"/>
+            <w:bookmarkStart w:id="186" w:name="CheckBox_Copie_33_Copie_1_Copie_1"/>
+            <w:bookmarkStart w:id="187" w:name="CheckBox_Copie_33_Copie_1"/>
+            <w:bookmarkStart w:id="188" w:name="CheckBox_Copie_33"/>
+            <w:bookmarkEnd w:id="185"/>
+            <w:bookmarkEnd w:id="186"/>
+            <w:bookmarkEnd w:id="187"/>
+            <w:bookmarkEnd w:id="188"/>
             <w:r>
               <w:rPr>
                 <w:sz w:val="20"/>
@@ -30852,7 +30800,7 @@
         </w:tc>
         <w:tc>
           <w:tcPr>
-            <w:tcW w:w="853" w:type="dxa"/>
+            <w:tcW w:w="855" w:type="dxa"/>
             <w:tcBorders>
               <w:top w:val="single" w:sz="4" w:space="0" w:color="000000"/>
               <w:left w:val="single" w:sz="4" w:space="0" w:color="000000"/>
@@ -30890,7 +30838,7 @@
         </w:trPr>
         <w:tc>
           <w:tcPr>
-            <w:tcW w:w="9070" w:type="dxa"/>
+            <w:tcW w:w="9068" w:type="dxa"/>
             <w:gridSpan w:val="3"/>
             <w:tcBorders>
               <w:top w:val="single" w:sz="4" w:space="0" w:color="000000"/>
@@ -30949,9 +30897,9 @@
               </w:rPr>
               <w:fldChar w:fldCharType="separate"/>
             </w:r>
-            <w:bookmarkStart w:id="133" w:name="CheckBox_Copie_34"/>
-            <w:bookmarkStart w:id="134" w:name="CheckBox_Copie_34"/>
-            <w:bookmarkEnd w:id="134"/>
+            <w:bookmarkStart w:id="189" w:name="CheckBox_Copie_34"/>
+            <w:bookmarkStart w:id="190" w:name="CheckBox_Copie_34"/>
+            <w:bookmarkEnd w:id="190"/>
             <w:r>
               <w:rPr>
                 <w:bCs/>
@@ -30967,10 +30915,14 @@
               </w:rPr>
               <w:fldChar w:fldCharType="end"/>
             </w:r>
-            <w:bookmarkStart w:id="135" w:name="CheckBox_Copie_34_Copie_1"/>
-            <w:bookmarkStart w:id="136" w:name="CheckBox_Copie_34"/>
-            <w:bookmarkEnd w:id="135"/>
-            <w:bookmarkEnd w:id="136"/>
+            <w:bookmarkStart w:id="191" w:name="CheckBox_Copie_34_Copie_1"/>
+            <w:bookmarkStart w:id="192" w:name="CheckBox_Copie_34_Copie_1_Copie_1"/>
+            <w:bookmarkStart w:id="193" w:name="CheckBox_Copie_34_Copie_1"/>
+            <w:bookmarkStart w:id="194" w:name="CheckBox_Copie_34"/>
+            <w:bookmarkEnd w:id="191"/>
+            <w:bookmarkEnd w:id="192"/>
+            <w:bookmarkEnd w:id="193"/>
+            <w:bookmarkEnd w:id="194"/>
             <w:r>
               <w:rPr>
                 <w:sz w:val="20"/>
@@ -30997,7 +30949,7 @@
         </w:tc>
         <w:tc>
           <w:tcPr>
-            <w:tcW w:w="853" w:type="dxa"/>
+            <w:tcW w:w="855" w:type="dxa"/>
             <w:tcBorders>
               <w:top w:val="single" w:sz="4" w:space="0" w:color="000000"/>
               <w:left w:val="single" w:sz="4" w:space="0" w:color="000000"/>
@@ -31075,7 +31027,7 @@
         </w:trPr>
         <w:tc>
           <w:tcPr>
-            <w:tcW w:w="7227" w:type="dxa"/>
+            <w:tcW w:w="7225" w:type="dxa"/>
             <w:tcBorders>
               <w:left w:val="single" w:sz="4" w:space="0" w:color="000000"/>
               <w:right w:val="single" w:sz="4" w:space="0" w:color="000000"/>
@@ -31103,7 +31055,7 @@
                 <w:szCs w:val="32"/>
               </w:rPr>
               <w:tab/>
-              <w:t xml:space="preserve">NOTE FINALE </w:t>
+              <w:t>NOTE FINALE</w:t>
             </w:r>
           </w:p>
         </w:tc>
@@ -31138,7 +31090,7 @@
         </w:tc>
         <w:tc>
           <w:tcPr>
-            <w:tcW w:w="1137" w:type="dxa"/>
+            <w:tcW w:w="1139" w:type="dxa"/>
             <w:gridSpan w:val="2"/>
             <w:tcBorders>
               <w:left w:val="single" w:sz="4" w:space="0" w:color="000000"/>
@@ -31280,8 +31232,8 @@
         <w:tblLook w:firstRow="1" w:noVBand="1" w:lastRow="0" w:firstColumn="1" w:lastColumn="0" w:noHBand="0" w:val="04a0"/>
       </w:tblPr>
       <w:tblGrid>
-        <w:gridCol w:w="1696"/>
-        <w:gridCol w:w="2014"/>
+        <w:gridCol w:w="1694"/>
+        <w:gridCol w:w="2016"/>
         <w:gridCol w:w="2069"/>
         <w:gridCol w:w="2021"/>
         <w:gridCol w:w="2123"/>
@@ -31292,7 +31244,7 @@
         </w:trPr>
         <w:tc>
           <w:tcPr>
-            <w:tcW w:w="1696" w:type="dxa"/>
+            <w:tcW w:w="1694" w:type="dxa"/>
             <w:tcBorders/>
             <w:shd w:color="auto" w:fill="F2F2F2" w:themeFill="background1" w:themeFillShade="f2" w:val="clear"/>
             <w:vAlign w:val="center"/>
@@ -31333,7 +31285,7 @@
         </w:tc>
         <w:tc>
           <w:tcPr>
-            <w:tcW w:w="2014" w:type="dxa"/>
+            <w:tcW w:w="2016" w:type="dxa"/>
             <w:tcBorders/>
             <w:shd w:color="auto" w:fill="F2F2F2" w:themeFill="background1" w:themeFillShade="f2" w:val="clear"/>
             <w:vAlign w:val="center"/>
@@ -31502,7 +31454,7 @@
         </w:trPr>
         <w:tc>
           <w:tcPr>
-            <w:tcW w:w="1696" w:type="dxa"/>
+            <w:tcW w:w="1694" w:type="dxa"/>
             <w:vMerge w:val="restart"/>
             <w:tcBorders/>
             <w:vAlign w:val="center"/>
@@ -31541,7 +31493,7 @@
         </w:tc>
         <w:tc>
           <w:tcPr>
-            <w:tcW w:w="2014" w:type="dxa"/>
+            <w:tcW w:w="2016" w:type="dxa"/>
             <w:tcBorders/>
             <w:vAlign w:val="center"/>
           </w:tcPr>
@@ -31698,7 +31650,7 @@
         </w:trPr>
         <w:tc>
           <w:tcPr>
-            <w:tcW w:w="1696" w:type="dxa"/>
+            <w:tcW w:w="1694" w:type="dxa"/>
             <w:vMerge w:val="continue"/>
             <w:tcBorders/>
             <w:vAlign w:val="center"/>
@@ -31734,7 +31686,7 @@
         </w:tc>
         <w:tc>
           <w:tcPr>
-            <w:tcW w:w="2014" w:type="dxa"/>
+            <w:tcW w:w="2016" w:type="dxa"/>
             <w:tcBorders/>
             <w:vAlign w:val="center"/>
           </w:tcPr>
@@ -31891,7 +31843,7 @@
         </w:trPr>
         <w:tc>
           <w:tcPr>
-            <w:tcW w:w="1696" w:type="dxa"/>
+            <w:tcW w:w="1694" w:type="dxa"/>
             <w:vMerge w:val="continue"/>
             <w:tcBorders/>
             <w:vAlign w:val="center"/>
@@ -31927,7 +31879,7 @@
         </w:tc>
         <w:tc>
           <w:tcPr>
-            <w:tcW w:w="2014" w:type="dxa"/>
+            <w:tcW w:w="2016" w:type="dxa"/>
             <w:tcBorders/>
             <w:vAlign w:val="center"/>
           </w:tcPr>
@@ -32084,7 +32036,7 @@
         </w:trPr>
         <w:tc>
           <w:tcPr>
-            <w:tcW w:w="1696" w:type="dxa"/>
+            <w:tcW w:w="1694" w:type="dxa"/>
             <w:vMerge w:val="continue"/>
             <w:tcBorders/>
             <w:vAlign w:val="center"/>
@@ -32120,7 +32072,7 @@
         </w:tc>
         <w:tc>
           <w:tcPr>
-            <w:tcW w:w="2014" w:type="dxa"/>
+            <w:tcW w:w="2016" w:type="dxa"/>
             <w:tcBorders/>
             <w:vAlign w:val="center"/>
           </w:tcPr>
@@ -32273,7 +32225,7 @@
         </w:trPr>
         <w:tc>
           <w:tcPr>
-            <w:tcW w:w="1696" w:type="dxa"/>
+            <w:tcW w:w="1694" w:type="dxa"/>
             <w:vMerge w:val="continue"/>
             <w:tcBorders/>
             <w:vAlign w:val="center"/>
@@ -32309,7 +32261,7 @@
         </w:tc>
         <w:tc>
           <w:tcPr>
-            <w:tcW w:w="2014" w:type="dxa"/>
+            <w:tcW w:w="2016" w:type="dxa"/>
             <w:tcBorders/>
             <w:vAlign w:val="center"/>
           </w:tcPr>
@@ -38996,51 +38948,30 @@
               </w:rPr>
               <w:t>Épreuve E6 - Administration des systèmes et des réseaux (option SISR)</w:t>
             </w:r>
-            <w:r>
+          </w:p>
+          <w:p>
+            <w:pPr>
+              <w:pStyle w:val="Normal"/>
+              <w:spacing w:before="120" w:after="120"/>
+              <w:jc w:val="center"/>
               <w:rPr>
                 <w:rFonts w:ascii="Arial" w:hAnsi="Arial"/>
+                <w:b/>
                 <w:bCs/>
                 <w:sz w:val="22"/>
                 <w:szCs w:val="22"/>
                 <w:lang w:eastAsia="fr-FR"/>
               </w:rPr>
-              <w:t xml:space="preserve"> </w:t>
-            </w:r>
-          </w:p>
-          <w:p>
-            <w:pPr>
-              <w:pStyle w:val="Normal"/>
-              <w:spacing w:before="120" w:after="120"/>
-              <w:jc w:val="center"/>
+            </w:pPr>
+            <w:r>
               <w:rPr>
                 <w:rFonts w:ascii="Arial" w:hAnsi="Arial"/>
                 <w:b/>
-                <w:bCs/>
                 <w:sz w:val="22"/>
                 <w:szCs w:val="22"/>
                 <w:lang w:eastAsia="fr-FR"/>
               </w:rPr>
-            </w:pPr>
-            <w:r>
-              <w:rPr>
-                <w:rFonts w:ascii="Arial" w:hAnsi="Arial"/>
-                <w:b/>
-                <w:sz w:val="22"/>
-                <w:szCs w:val="22"/>
-                <w:lang w:eastAsia="fr-FR"/>
-              </w:rPr>
               <w:t>Épreuve E6 - Conception et développement d’applications (option SLAM)</w:t>
-            </w:r>
-            <w:r>
-              <w:rPr>
-                <w:rFonts w:ascii="Arial" w:hAnsi="Arial"/>
-                <w:b/>
-                <w:bCs/>
-                <w:sz w:val="22"/>
-                <w:szCs w:val="22"/>
-                <w:lang w:eastAsia="fr-FR"/>
-              </w:rPr>
-              <w:t xml:space="preserve"> </w:t>
             </w:r>
           </w:p>
         </w:tc>
@@ -39088,11 +39019,11 @@
         <w:tblLook w:firstRow="0" w:noVBand="0" w:lastRow="0" w:firstColumn="0" w:lastColumn="0" w:noHBand="0" w:val="0000"/>
       </w:tblPr>
       <w:tblGrid>
-        <w:gridCol w:w="3116"/>
+        <w:gridCol w:w="3114"/>
         <w:gridCol w:w="1701"/>
         <w:gridCol w:w="2410"/>
         <w:gridCol w:w="1559"/>
-        <w:gridCol w:w="1137"/>
+        <w:gridCol w:w="1139"/>
       </w:tblGrid>
       <w:tr>
         <w:trPr>
@@ -39101,7 +39032,7 @@
         </w:trPr>
         <w:tc>
           <w:tcPr>
-            <w:tcW w:w="7227" w:type="dxa"/>
+            <w:tcW w:w="7225" w:type="dxa"/>
             <w:gridSpan w:val="3"/>
             <w:tcBorders>
               <w:top w:val="single" w:sz="4" w:space="0" w:color="000000"/>
@@ -39132,7 +39063,7 @@
         </w:tc>
         <w:tc>
           <w:tcPr>
-            <w:tcW w:w="2696" w:type="dxa"/>
+            <w:tcW w:w="2698" w:type="dxa"/>
             <w:gridSpan w:val="2"/>
             <w:tcBorders>
               <w:top w:val="single" w:sz="4" w:space="0" w:color="000000"/>
@@ -39170,7 +39101,7 @@
         </w:trPr>
         <w:tc>
           <w:tcPr>
-            <w:tcW w:w="3116" w:type="dxa"/>
+            <w:tcW w:w="3114" w:type="dxa"/>
             <w:tcBorders>
               <w:top w:val="single" w:sz="4" w:space="0" w:color="000000"/>
               <w:left w:val="single" w:sz="4" w:space="0" w:color="000000"/>
@@ -39235,9 +39166,9 @@
               </w:rPr>
               <w:fldChar w:fldCharType="separate"/>
             </w:r>
-            <w:bookmarkStart w:id="137" w:name="Bookmark_Copie_5"/>
-            <w:bookmarkStart w:id="138" w:name="Bookmark_Copie_5"/>
-            <w:bookmarkEnd w:id="138"/>
+            <w:bookmarkStart w:id="195" w:name="Bookmark_Copie_5"/>
+            <w:bookmarkStart w:id="196" w:name="Bookmark_Copie_5"/>
+            <w:bookmarkEnd w:id="196"/>
             <w:r/>
             <w:r>
               <w:rPr>
@@ -39326,9 +39257,9 @@
               </w:rPr>
               <w:fldChar w:fldCharType="separate"/>
             </w:r>
-            <w:bookmarkStart w:id="139" w:name="CheckBox_Copie_35"/>
-            <w:bookmarkStart w:id="140" w:name="CheckBox_Copie_35"/>
-            <w:bookmarkEnd w:id="140"/>
+            <w:bookmarkStart w:id="197" w:name="CheckBox_Copie_35"/>
+            <w:bookmarkStart w:id="198" w:name="CheckBox_Copie_35"/>
+            <w:bookmarkEnd w:id="198"/>
             <w:r/>
             <w:r>
               <w:rPr>
@@ -39351,7 +39282,7 @@
         </w:tc>
         <w:tc>
           <w:tcPr>
-            <w:tcW w:w="2696" w:type="dxa"/>
+            <w:tcW w:w="2698" w:type="dxa"/>
             <w:gridSpan w:val="2"/>
             <w:tcBorders>
               <w:top w:val="single" w:sz="4" w:space="0" w:color="000000"/>
@@ -39396,7 +39327,7 @@
                 <w:b/>
                 <w:sz w:val="20"/>
               </w:rPr>
-              <w:t xml:space="preserve">: </w:t>
+              <w:t>:</w:t>
             </w:r>
           </w:p>
         </w:tc>
@@ -39408,7 +39339,7 @@
         </w:trPr>
         <w:tc>
           <w:tcPr>
-            <w:tcW w:w="3116" w:type="dxa"/>
+            <w:tcW w:w="3114" w:type="dxa"/>
             <w:tcBorders>
               <w:top w:val="single" w:sz="4" w:space="0" w:color="000000"/>
               <w:left w:val="single" w:sz="4" w:space="0" w:color="000000"/>
@@ -39471,9 +39402,9 @@
               </w:rPr>
               <w:fldChar w:fldCharType="separate"/>
             </w:r>
-            <w:bookmarkStart w:id="141" w:name="CheckBox_Copie_36"/>
-            <w:bookmarkStart w:id="142" w:name="CheckBox_Copie_36"/>
-            <w:bookmarkEnd w:id="142"/>
+            <w:bookmarkStart w:id="199" w:name="CheckBox_Copie_36"/>
+            <w:bookmarkStart w:id="200" w:name="CheckBox_Copie_36"/>
+            <w:bookmarkEnd w:id="200"/>
             <w:r/>
             <w:r>
               <w:rPr>
@@ -39560,9 +39491,9 @@
               </w:rPr>
               <w:fldChar w:fldCharType="separate"/>
             </w:r>
-            <w:bookmarkStart w:id="143" w:name="CheckBox_Copie_37"/>
-            <w:bookmarkStart w:id="144" w:name="CheckBox_Copie_37"/>
-            <w:bookmarkEnd w:id="144"/>
+            <w:bookmarkStart w:id="201" w:name="CheckBox_Copie_37"/>
+            <w:bookmarkStart w:id="202" w:name="CheckBox_Copie_37"/>
+            <w:bookmarkEnd w:id="202"/>
             <w:r/>
             <w:r>
               <w:rPr>
@@ -39585,7 +39516,7 @@
         </w:tc>
         <w:tc>
           <w:tcPr>
-            <w:tcW w:w="2696" w:type="dxa"/>
+            <w:tcW w:w="2698" w:type="dxa"/>
             <w:gridSpan w:val="2"/>
             <w:tcBorders>
               <w:top w:val="single" w:sz="4" w:space="0" w:color="000000"/>
@@ -39830,7 +39761,7 @@
         </w:trPr>
         <w:tc>
           <w:tcPr>
-            <w:tcW w:w="4817" w:type="dxa"/>
+            <w:tcW w:w="4815" w:type="dxa"/>
             <w:gridSpan w:val="2"/>
             <w:tcBorders>
               <w:left w:val="single" w:sz="4" w:space="0" w:color="000000"/>
@@ -39886,9 +39817,9 @@
               </w:rPr>
               <w:fldChar w:fldCharType="separate"/>
             </w:r>
-            <w:bookmarkStart w:id="145" w:name="CheckBox_Copie_38"/>
-            <w:bookmarkStart w:id="146" w:name="CheckBox_Copie_38"/>
-            <w:bookmarkEnd w:id="146"/>
+            <w:bookmarkStart w:id="203" w:name="CheckBox_Copie_38"/>
+            <w:bookmarkStart w:id="204" w:name="CheckBox_Copie_38"/>
+            <w:bookmarkEnd w:id="204"/>
             <w:r/>
             <w:r>
               <w:rPr>
@@ -39907,7 +39838,7 @@
         </w:tc>
         <w:tc>
           <w:tcPr>
-            <w:tcW w:w="5106" w:type="dxa"/>
+            <w:tcW w:w="5108" w:type="dxa"/>
             <w:gridSpan w:val="3"/>
             <w:tcBorders>
               <w:left w:val="single" w:sz="4" w:space="0" w:color="000000"/>
@@ -39965,9 +39896,9 @@
               </w:rPr>
               <w:fldChar w:fldCharType="separate"/>
             </w:r>
-            <w:bookmarkStart w:id="147" w:name="CheckBox_Copie_39"/>
-            <w:bookmarkStart w:id="148" w:name="CheckBox_Copie_39"/>
-            <w:bookmarkEnd w:id="148"/>
+            <w:bookmarkStart w:id="205" w:name="CheckBox_Copie_39"/>
+            <w:bookmarkStart w:id="206" w:name="CheckBox_Copie_39"/>
+            <w:bookmarkEnd w:id="206"/>
             <w:r/>
             <w:r>
               <w:rPr>
@@ -39992,7 +39923,7 @@
         </w:trPr>
         <w:tc>
           <w:tcPr>
-            <w:tcW w:w="7227" w:type="dxa"/>
+            <w:tcW w:w="7225" w:type="dxa"/>
             <w:gridSpan w:val="3"/>
             <w:tcBorders>
               <w:left w:val="single" w:sz="4" w:space="0" w:color="000000"/>
@@ -40021,7 +39952,7 @@
                 <w:szCs w:val="32"/>
               </w:rPr>
               <w:tab/>
-              <w:t xml:space="preserve">NOTE </w:t>
+              <w:t>NOTE</w:t>
             </w:r>
           </w:p>
         </w:tc>
@@ -40056,7 +39987,7 @@
         </w:tc>
         <w:tc>
           <w:tcPr>
-            <w:tcW w:w="1137" w:type="dxa"/>
+            <w:tcW w:w="1139" w:type="dxa"/>
             <w:tcBorders>
               <w:left w:val="single" w:sz="4" w:space="0" w:color="000000"/>
               <w:right w:val="single" w:sz="4" w:space="0" w:color="000000"/>
@@ -40729,7 +40660,7 @@
             <w:szCs w:val="20"/>
             <w:rFonts w:cs="Arial" w:ascii="Arial" w:hAnsi="Arial"/>
           </w:rPr>
-          <w:t>10</w:t>
+          <w:t>3</w:t>
         </w:r>
         <w:r>
           <w:rPr>
@@ -40924,7 +40855,7 @@
             <w:szCs w:val="20"/>
             <w:rFonts w:cs="Arial" w:ascii="Arial" w:hAnsi="Arial"/>
           </w:rPr>
-          <w:t>10</w:t>
+          <w:t>3</w:t>
         </w:r>
         <w:r>
           <w:rPr>
@@ -43463,7 +43394,9 @@
   <w:style w:type="character" w:styleId="Caractresdenotedefin">
     <w:name w:val="Caractères de note de fin"/>
     <w:qFormat/>
-    <w:rPr/>
+    <w:rPr>
+      <w:vertAlign w:val="superscript"/>
+    </w:rPr>
   </w:style>
   <w:style w:type="character" w:styleId="EndnoteReference">
     <w:name w:val="endnote reference"/>

--- a/fichier/situation professionnelle 1 - GLPI.docx
+++ b/fichier/situation professionnelle 1 - GLPI.docx
@@ -1786,10 +1786,10 @@
         <w:tblLook w:firstRow="0" w:noVBand="0" w:lastRow="0" w:firstColumn="0" w:lastColumn="0" w:noHBand="0" w:val="0000"/>
       </w:tblPr>
       <w:tblGrid>
-        <w:gridCol w:w="3107"/>
+        <w:gridCol w:w="3106"/>
         <w:gridCol w:w="4102"/>
         <w:gridCol w:w="720"/>
-        <w:gridCol w:w="1987"/>
+        <w:gridCol w:w="1988"/>
       </w:tblGrid>
       <w:tr>
         <w:trPr>
@@ -1798,7 +1798,7 @@
         </w:trPr>
         <w:tc>
           <w:tcPr>
-            <w:tcW w:w="7929" w:type="dxa"/>
+            <w:tcW w:w="7928" w:type="dxa"/>
             <w:gridSpan w:val="3"/>
             <w:tcBorders>
               <w:top w:val="single" w:sz="4" w:space="0" w:color="000000"/>
@@ -1831,7 +1831,7 @@
         </w:tc>
         <w:tc>
           <w:tcPr>
-            <w:tcW w:w="1987" w:type="dxa"/>
+            <w:tcW w:w="1988" w:type="dxa"/>
             <w:tcBorders>
               <w:top w:val="single" w:sz="4" w:space="0" w:color="000000"/>
               <w:left w:val="single" w:sz="4" w:space="0" w:color="000000"/>
@@ -1873,7 +1873,7 @@
         </w:trPr>
         <w:tc>
           <w:tcPr>
-            <w:tcW w:w="7209" w:type="dxa"/>
+            <w:tcW w:w="7208" w:type="dxa"/>
             <w:gridSpan w:val="2"/>
             <w:tcBorders>
               <w:top w:val="single" w:sz="4" w:space="0" w:color="000000"/>
@@ -1904,7 +1904,7 @@
         </w:tc>
         <w:tc>
           <w:tcPr>
-            <w:tcW w:w="2707" w:type="dxa"/>
+            <w:tcW w:w="2708" w:type="dxa"/>
             <w:gridSpan w:val="2"/>
             <w:tcBorders>
               <w:top w:val="single" w:sz="4" w:space="0" w:color="000000"/>
@@ -1959,7 +1959,7 @@
         </w:trPr>
         <w:tc>
           <w:tcPr>
-            <w:tcW w:w="3107" w:type="dxa"/>
+            <w:tcW w:w="3106" w:type="dxa"/>
             <w:tcBorders>
               <w:top w:val="single" w:sz="4" w:space="0" w:color="000000"/>
               <w:left w:val="single" w:sz="4" w:space="0" w:color="000000"/>
@@ -2140,7 +2140,7 @@
         </w:tc>
         <w:tc>
           <w:tcPr>
-            <w:tcW w:w="2707" w:type="dxa"/>
+            <w:tcW w:w="2708" w:type="dxa"/>
             <w:gridSpan w:val="2"/>
             <w:tcBorders>
               <w:top w:val="single" w:sz="4" w:space="0" w:color="000000"/>
@@ -2170,6 +2170,24 @@
                 <w:szCs w:val="20"/>
               </w:rPr>
               <w:t>Date :</w:t>
+            </w:r>
+            <w:r>
+              <w:rPr>
+                <w:rFonts w:ascii="Arial" w:hAnsi="Arial"/>
+                <w:b/>
+                <w:sz w:val="20"/>
+                <w:szCs w:val="21"/>
+              </w:rPr>
+              <w:t xml:space="preserve"> </w:t>
+            </w:r>
+            <w:r>
+              <w:rPr>
+                <w:rFonts w:ascii="Arial" w:hAnsi="Arial"/>
+                <w:b/>
+                <w:sz w:val="20"/>
+                <w:szCs w:val="21"/>
+              </w:rPr>
+              <w:t>07/04/2026</w:t>
             </w:r>
           </w:p>
         </w:tc>
@@ -2452,12 +2470,14 @@
             </w:r>
             <w:bookmarkStart w:id="6" w:name="CheckBox_Copie_1_Copie_1"/>
             <w:bookmarkStart w:id="7" w:name="CheckBox_Copie_1_Copie_1_Copie_1"/>
-            <w:bookmarkStart w:id="8" w:name="CheckBox_Copie_1_Copie_1"/>
-            <w:bookmarkStart w:id="9" w:name="CheckBox_Copie_1"/>
+            <w:bookmarkStart w:id="8" w:name="CheckBox_Copie_1_Copie_1_Copie_1"/>
+            <w:bookmarkStart w:id="9" w:name="CheckBox_Copie_1_Copie_1"/>
+            <w:bookmarkStart w:id="10" w:name="CheckBox_Copie_1"/>
             <w:bookmarkEnd w:id="6"/>
             <w:bookmarkEnd w:id="7"/>
             <w:bookmarkEnd w:id="8"/>
             <w:bookmarkEnd w:id="9"/>
+            <w:bookmarkEnd w:id="10"/>
             <w:r>
               <w:rPr>
                 <w:b/>
@@ -2466,7 +2486,7 @@
               </w:rPr>
               <w:t xml:space="preserve">  Seul</w:t>
             </w:r>
-            <w:bookmarkStart w:id="10" w:name="CheckBox_Copie_3"/>
+            <w:bookmarkStart w:id="11" w:name="CheckBox_Copie_3"/>
             <w:r>
               <w:rPr>
                 <w:b/>
@@ -2505,9 +2525,9 @@
               </w:rPr>
               <w:fldChar w:fldCharType="separate"/>
             </w:r>
-            <w:bookmarkStart w:id="11" w:name="CheckBox_Copie_2"/>
             <w:bookmarkStart w:id="12" w:name="CheckBox_Copie_2"/>
-            <w:bookmarkEnd w:id="12"/>
+            <w:bookmarkStart w:id="13" w:name="CheckBox_Copie_2"/>
+            <w:bookmarkEnd w:id="13"/>
             <w:r>
               <w:rPr>
                 <w:b/>
@@ -2523,15 +2543,17 @@
               </w:rPr>
               <w:fldChar w:fldCharType="end"/>
             </w:r>
-            <w:bookmarkStart w:id="13" w:name="CheckBox_Copie_2_Copie_1"/>
-            <w:bookmarkStart w:id="14" w:name="CheckBox_Copie_2_Copie_1_Copie_1"/>
-            <w:bookmarkStart w:id="15" w:name="CheckBox_Copie_2_Copie_1"/>
-            <w:bookmarkStart w:id="16" w:name="CheckBox_Copie_2"/>
-            <w:bookmarkEnd w:id="10"/>
-            <w:bookmarkEnd w:id="13"/>
+            <w:bookmarkStart w:id="14" w:name="CheckBox_Copie_2_Copie_1"/>
+            <w:bookmarkStart w:id="15" w:name="CheckBox_Copie_2_Copie_1_Copie_1"/>
+            <w:bookmarkStart w:id="16" w:name="CheckBox_Copie_2_Copie_1_Copie_1"/>
+            <w:bookmarkStart w:id="17" w:name="CheckBox_Copie_2_Copie_1"/>
+            <w:bookmarkStart w:id="18" w:name="CheckBox_Copie_2"/>
+            <w:bookmarkEnd w:id="11"/>
             <w:bookmarkEnd w:id="14"/>
             <w:bookmarkEnd w:id="15"/>
             <w:bookmarkEnd w:id="16"/>
+            <w:bookmarkEnd w:id="17"/>
+            <w:bookmarkEnd w:id="18"/>
             <w:r>
               <w:rPr>
                 <w:b/>
@@ -2631,9 +2653,9 @@
               </w:rPr>
               <w:fldChar w:fldCharType="separate"/>
             </w:r>
-            <w:bookmarkStart w:id="17" w:name="CheckBox_Copie_4"/>
-            <w:bookmarkStart w:id="18" w:name="CheckBox_Copie_4"/>
-            <w:bookmarkEnd w:id="18"/>
+            <w:bookmarkStart w:id="19" w:name="CheckBox_Copie_4"/>
+            <w:bookmarkStart w:id="20" w:name="CheckBox_Copie_4"/>
+            <w:bookmarkEnd w:id="20"/>
             <w:r>
               <w:rPr>
                 <w:rFonts w:cs="Arial" w:ascii="Arial" w:hAnsi="Arial"/>
@@ -2649,14 +2671,16 @@
               </w:rPr>
               <w:fldChar w:fldCharType="end"/>
             </w:r>
-            <w:bookmarkStart w:id="19" w:name="CheckBox_Copie_4_Copie_1"/>
-            <w:bookmarkStart w:id="20" w:name="CheckBox_Copie_4_Copie_1_Copie_1"/>
             <w:bookmarkStart w:id="21" w:name="CheckBox_Copie_4_Copie_1"/>
-            <w:bookmarkStart w:id="22" w:name="CheckBox_Copie_4"/>
-            <w:bookmarkEnd w:id="19"/>
-            <w:bookmarkEnd w:id="20"/>
+            <w:bookmarkStart w:id="22" w:name="CheckBox_Copie_4_Copie_1_Copie_1"/>
+            <w:bookmarkStart w:id="23" w:name="CheckBox_Copie_4_Copie_1_Copie_1"/>
+            <w:bookmarkStart w:id="24" w:name="CheckBox_Copie_4_Copie_1"/>
+            <w:bookmarkStart w:id="25" w:name="CheckBox_Copie_4"/>
             <w:bookmarkEnd w:id="21"/>
             <w:bookmarkEnd w:id="22"/>
+            <w:bookmarkEnd w:id="23"/>
+            <w:bookmarkEnd w:id="24"/>
+            <w:bookmarkEnd w:id="25"/>
             <w:r>
               <w:rPr>
                 <w:rFonts w:cs="Arial" w:ascii="Arial" w:hAnsi="Arial"/>
@@ -2723,9 +2747,9 @@
               </w:rPr>
               <w:fldChar w:fldCharType="separate"/>
             </w:r>
-            <w:bookmarkStart w:id="23" w:name="CheckBox_Copie_5"/>
-            <w:bookmarkStart w:id="24" w:name="CheckBox_Copie_5"/>
-            <w:bookmarkEnd w:id="24"/>
+            <w:bookmarkStart w:id="26" w:name="CheckBox_Copie_5"/>
+            <w:bookmarkStart w:id="27" w:name="CheckBox_Copie_5"/>
+            <w:bookmarkEnd w:id="27"/>
             <w:r>
               <w:rPr>
                 <w:rFonts w:cs="Arial" w:ascii="Arial" w:hAnsi="Arial"/>
@@ -2741,14 +2765,16 @@
               </w:rPr>
               <w:fldChar w:fldCharType="end"/>
             </w:r>
-            <w:bookmarkStart w:id="25" w:name="CheckBox_Copie_5_Copie_1"/>
-            <w:bookmarkStart w:id="26" w:name="CheckBox_Copie_5_Copie_1_Copie_1"/>
-            <w:bookmarkStart w:id="27" w:name="CheckBox_Copie_5_Copie_1"/>
-            <w:bookmarkStart w:id="28" w:name="CheckBox_Copie_5"/>
-            <w:bookmarkEnd w:id="25"/>
-            <w:bookmarkEnd w:id="26"/>
-            <w:bookmarkEnd w:id="27"/>
+            <w:bookmarkStart w:id="28" w:name="CheckBox_Copie_5_Copie_1"/>
+            <w:bookmarkStart w:id="29" w:name="CheckBox_Copie_5_Copie_1_Copie_1"/>
+            <w:bookmarkStart w:id="30" w:name="CheckBox_Copie_5_Copie_1_Copie_1"/>
+            <w:bookmarkStart w:id="31" w:name="CheckBox_Copie_5_Copie_1"/>
+            <w:bookmarkStart w:id="32" w:name="CheckBox_Copie_5"/>
             <w:bookmarkEnd w:id="28"/>
+            <w:bookmarkEnd w:id="29"/>
+            <w:bookmarkEnd w:id="30"/>
+            <w:bookmarkEnd w:id="31"/>
+            <w:bookmarkEnd w:id="32"/>
             <w:r>
               <w:rPr>
                 <w:rFonts w:cs="Arial" w:ascii="Arial" w:hAnsi="Arial"/>
@@ -2814,9 +2840,9 @@
               </w:rPr>
               <w:fldChar w:fldCharType="separate"/>
             </w:r>
-            <w:bookmarkStart w:id="29" w:name="CheckBox_Copie_6"/>
-            <w:bookmarkStart w:id="30" w:name="CheckBox_Copie_6"/>
-            <w:bookmarkEnd w:id="30"/>
+            <w:bookmarkStart w:id="33" w:name="CheckBox_Copie_6"/>
+            <w:bookmarkStart w:id="34" w:name="CheckBox_Copie_6"/>
+            <w:bookmarkEnd w:id="34"/>
             <w:r>
               <w:rPr>
                 <w:rFonts w:cs="Arial" w:ascii="Arial" w:hAnsi="Arial"/>
@@ -2832,14 +2858,16 @@
               </w:rPr>
               <w:fldChar w:fldCharType="end"/>
             </w:r>
-            <w:bookmarkStart w:id="31" w:name="CheckBox_Copie_6_Copie_1"/>
-            <w:bookmarkStart w:id="32" w:name="CheckBox_Copie_6_Copie_1_Copie_1"/>
-            <w:bookmarkStart w:id="33" w:name="CheckBox_Copie_6_Copie_1"/>
-            <w:bookmarkStart w:id="34" w:name="CheckBox_Copie_6"/>
-            <w:bookmarkEnd w:id="31"/>
-            <w:bookmarkEnd w:id="32"/>
-            <w:bookmarkEnd w:id="33"/>
-            <w:bookmarkEnd w:id="34"/>
+            <w:bookmarkStart w:id="35" w:name="CheckBox_Copie_6_Copie_1"/>
+            <w:bookmarkStart w:id="36" w:name="CheckBox_Copie_6_Copie_1_Copie_1"/>
+            <w:bookmarkStart w:id="37" w:name="CheckBox_Copie_6_Copie_1_Copie_1"/>
+            <w:bookmarkStart w:id="38" w:name="CheckBox_Copie_6_Copie_1"/>
+            <w:bookmarkStart w:id="39" w:name="CheckBox_Copie_6"/>
+            <w:bookmarkEnd w:id="35"/>
+            <w:bookmarkEnd w:id="36"/>
+            <w:bookmarkEnd w:id="37"/>
+            <w:bookmarkEnd w:id="38"/>
+            <w:bookmarkEnd w:id="39"/>
             <w:r>
               <w:rPr>
                 <w:rFonts w:cs="Arial" w:ascii="Arial" w:hAnsi="Arial"/>
@@ -3709,13 +3737,13 @@
               <w:drawing>
                 <wp:anchor behindDoc="0" distT="0" distB="0" distL="0" distR="0" simplePos="0" locked="0" layoutInCell="0" allowOverlap="1" relativeHeight="2">
                   <wp:simplePos x="0" y="0"/>
-                  <wp:positionH relativeFrom="margin">
-                    <wp:posOffset>1003300</wp:posOffset>
+                  <wp:positionH relativeFrom="column">
+                    <wp:posOffset>1687830</wp:posOffset>
                   </wp:positionH>
                   <wp:positionV relativeFrom="paragraph">
-                    <wp:posOffset>78105</wp:posOffset>
+                    <wp:posOffset>38100</wp:posOffset>
                   </wp:positionV>
-                  <wp:extent cx="4004945" cy="2186940"/>
+                  <wp:extent cx="3315970" cy="2210435"/>
                   <wp:effectExtent l="0" t="0" r="0" b="0"/>
                   <wp:wrapSquare wrapText="largest"/>
                   <wp:docPr id="1" name="Image1" descr=""/>
@@ -3740,7 +3768,7 @@
                         <pic:spPr bwMode="auto">
                           <a:xfrm>
                             <a:off x="0" y="0"/>
-                            <a:ext cx="4004945" cy="2186940"/>
+                            <a:ext cx="3315970" cy="2210435"/>
                           </a:xfrm>
                           <a:prstGeom prst="rect">
                             <a:avLst/>
@@ -4147,7 +4175,7 @@
             </w:r>
             <w:r>
               <w:rPr>
-                <w:rStyle w:val="Textesource"/>
+                <w:rStyle w:val="Textesourceuser"/>
                 <w:rFonts w:ascii="Arial" w:hAnsi="Arial"/>
                 <w:b w:val="false"/>
                 <w:bCs w:val="false"/>
@@ -4168,7 +4196,7 @@
             </w:r>
             <w:r>
               <w:rPr>
-                <w:rStyle w:val="Textesource"/>
+                <w:rStyle w:val="Textesourceuser"/>
                 <w:rFonts w:ascii="Arial" w:hAnsi="Arial"/>
                 <w:b w:val="false"/>
                 <w:bCs w:val="false"/>
@@ -4244,7 +4272,7 @@
             </w:r>
             <w:r>
               <w:rPr>
-                <w:rStyle w:val="Textesource"/>
+                <w:rStyle w:val="Textesourceuser"/>
                 <w:rFonts w:ascii="Arial" w:hAnsi="Arial"/>
                 <w:b w:val="false"/>
                 <w:bCs w:val="false"/>
@@ -4265,7 +4293,7 @@
             </w:r>
             <w:r>
               <w:rPr>
-                <w:rStyle w:val="Textesource"/>
+                <w:rStyle w:val="Textesourceuser"/>
                 <w:rFonts w:ascii="Arial" w:hAnsi="Arial"/>
                 <w:b w:val="false"/>
                 <w:bCs w:val="false"/>
@@ -4738,9 +4766,9 @@
         <w:tblLook w:firstRow="0" w:noVBand="0" w:lastRow="0" w:firstColumn="0" w:lastColumn="0" w:noHBand="0" w:val="0000"/>
       </w:tblPr>
       <w:tblGrid>
-        <w:gridCol w:w="3114"/>
+        <w:gridCol w:w="3113"/>
         <w:gridCol w:w="4111"/>
-        <w:gridCol w:w="714"/>
+        <w:gridCol w:w="715"/>
         <w:gridCol w:w="1984"/>
       </w:tblGrid>
       <w:tr>
@@ -4825,7 +4853,7 @@
         </w:trPr>
         <w:tc>
           <w:tcPr>
-            <w:tcW w:w="7225" w:type="dxa"/>
+            <w:tcW w:w="7224" w:type="dxa"/>
             <w:gridSpan w:val="2"/>
             <w:tcBorders>
               <w:top w:val="single" w:sz="4" w:space="0" w:color="000000"/>
@@ -4856,7 +4884,7 @@
         </w:tc>
         <w:tc>
           <w:tcPr>
-            <w:tcW w:w="2698" w:type="dxa"/>
+            <w:tcW w:w="2699" w:type="dxa"/>
             <w:gridSpan w:val="2"/>
             <w:tcBorders>
               <w:top w:val="single" w:sz="4" w:space="0" w:color="000000"/>
@@ -4894,7 +4922,7 @@
         </w:trPr>
         <w:tc>
           <w:tcPr>
-            <w:tcW w:w="3114" w:type="dxa"/>
+            <w:tcW w:w="3113" w:type="dxa"/>
             <w:tcBorders>
               <w:top w:val="single" w:sz="4" w:space="0" w:color="000000"/>
               <w:left w:val="single" w:sz="4" w:space="0" w:color="000000"/>
@@ -4959,9 +4987,9 @@
               </w:rPr>
               <w:fldChar w:fldCharType="separate"/>
             </w:r>
-            <w:bookmarkStart w:id="35" w:name="Bookmark_Copie_1"/>
-            <w:bookmarkStart w:id="36" w:name="Bookmark_Copie_1"/>
-            <w:bookmarkEnd w:id="36"/>
+            <w:bookmarkStart w:id="40" w:name="Bookmark_Copie_1"/>
+            <w:bookmarkStart w:id="41" w:name="Bookmark_Copie_1"/>
+            <w:bookmarkEnd w:id="41"/>
             <w:r/>
             <w:r>
               <w:rPr>
@@ -5049,9 +5077,9 @@
               </w:rPr>
               <w:fldChar w:fldCharType="separate"/>
             </w:r>
-            <w:bookmarkStart w:id="37" w:name="CheckBox_Copie_7"/>
-            <w:bookmarkStart w:id="38" w:name="CheckBox_Copie_7"/>
-            <w:bookmarkEnd w:id="38"/>
+            <w:bookmarkStart w:id="42" w:name="CheckBox_Copie_7"/>
+            <w:bookmarkStart w:id="43" w:name="CheckBox_Copie_7"/>
+            <w:bookmarkEnd w:id="43"/>
             <w:r/>
             <w:r>
               <w:rPr>
@@ -5074,7 +5102,7 @@
         </w:tc>
         <w:tc>
           <w:tcPr>
-            <w:tcW w:w="2698" w:type="dxa"/>
+            <w:tcW w:w="2699" w:type="dxa"/>
             <w:gridSpan w:val="2"/>
             <w:tcBorders>
               <w:top w:val="single" w:sz="4" w:space="0" w:color="000000"/>
@@ -5340,9 +5368,9 @@
               </w:rPr>
               <w:fldChar w:fldCharType="separate"/>
             </w:r>
-            <w:bookmarkStart w:id="39" w:name="CheckBox_Copie_8"/>
-            <w:bookmarkStart w:id="40" w:name="CheckBox_Copie_8"/>
-            <w:bookmarkEnd w:id="40"/>
+            <w:bookmarkStart w:id="44" w:name="CheckBox_Copie_8"/>
+            <w:bookmarkStart w:id="45" w:name="CheckBox_Copie_8"/>
+            <w:bookmarkEnd w:id="45"/>
             <w:r>
               <w:rPr>
                 <w:b/>
@@ -5358,14 +5386,16 @@
               </w:rPr>
               <w:fldChar w:fldCharType="end"/>
             </w:r>
-            <w:bookmarkStart w:id="41" w:name="CheckBox_Copie_8_Copie_1"/>
-            <w:bookmarkStart w:id="42" w:name="CheckBox_Copie_8_Copie_1_Copie_1"/>
-            <w:bookmarkStart w:id="43" w:name="CheckBox_Copie_8_Copie_1"/>
-            <w:bookmarkStart w:id="44" w:name="CheckBox_Copie_8"/>
-            <w:bookmarkEnd w:id="41"/>
-            <w:bookmarkEnd w:id="42"/>
-            <w:bookmarkEnd w:id="43"/>
-            <w:bookmarkEnd w:id="44"/>
+            <w:bookmarkStart w:id="46" w:name="CheckBox_Copie_8_Copie_1"/>
+            <w:bookmarkStart w:id="47" w:name="CheckBox_Copie_8_Copie_1_Copie_1"/>
+            <w:bookmarkStart w:id="48" w:name="CheckBox_Copie_8_Copie_1_Copie_1"/>
+            <w:bookmarkStart w:id="49" w:name="CheckBox_Copie_8_Copie_1"/>
+            <w:bookmarkStart w:id="50" w:name="CheckBox_Copie_8"/>
+            <w:bookmarkEnd w:id="46"/>
+            <w:bookmarkEnd w:id="47"/>
+            <w:bookmarkEnd w:id="48"/>
+            <w:bookmarkEnd w:id="49"/>
+            <w:bookmarkEnd w:id="50"/>
             <w:r>
               <w:rPr>
                 <w:b/>
@@ -5404,9 +5434,9 @@
               </w:rPr>
               <w:fldChar w:fldCharType="separate"/>
             </w:r>
-            <w:bookmarkStart w:id="45" w:name="CheckBox_Copie_9"/>
-            <w:bookmarkStart w:id="46" w:name="CheckBox_Copie_9"/>
-            <w:bookmarkEnd w:id="46"/>
+            <w:bookmarkStart w:id="51" w:name="CheckBox_Copie_9"/>
+            <w:bookmarkStart w:id="52" w:name="CheckBox_Copie_9"/>
+            <w:bookmarkEnd w:id="52"/>
             <w:r>
               <w:rPr>
                 <w:b/>
@@ -5422,14 +5452,16 @@
               </w:rPr>
               <w:fldChar w:fldCharType="end"/>
             </w:r>
-            <w:bookmarkStart w:id="47" w:name="CheckBox_Copie_9_Copie_1"/>
-            <w:bookmarkStart w:id="48" w:name="CheckBox_Copie_9_Copie_1_Copie_1"/>
-            <w:bookmarkStart w:id="49" w:name="CheckBox_Copie_9_Copie_1"/>
-            <w:bookmarkStart w:id="50" w:name="CheckBox_Copie_9"/>
-            <w:bookmarkEnd w:id="47"/>
-            <w:bookmarkEnd w:id="48"/>
-            <w:bookmarkEnd w:id="49"/>
-            <w:bookmarkEnd w:id="50"/>
+            <w:bookmarkStart w:id="53" w:name="CheckBox_Copie_9_Copie_1"/>
+            <w:bookmarkStart w:id="54" w:name="CheckBox_Copie_9_Copie_1_Copie_1"/>
+            <w:bookmarkStart w:id="55" w:name="CheckBox_Copie_9_Copie_1_Copie_1"/>
+            <w:bookmarkStart w:id="56" w:name="CheckBox_Copie_9_Copie_1"/>
+            <w:bookmarkStart w:id="57" w:name="CheckBox_Copie_9"/>
+            <w:bookmarkEnd w:id="53"/>
+            <w:bookmarkEnd w:id="54"/>
+            <w:bookmarkEnd w:id="55"/>
+            <w:bookmarkEnd w:id="56"/>
+            <w:bookmarkEnd w:id="57"/>
             <w:r>
               <w:rPr>
                 <w:b/>
@@ -5530,9 +5562,9 @@
               </w:rPr>
               <w:fldChar w:fldCharType="separate"/>
             </w:r>
-            <w:bookmarkStart w:id="51" w:name="CheckBox_Copie_10"/>
-            <w:bookmarkStart w:id="52" w:name="CheckBox_Copie_10"/>
-            <w:bookmarkEnd w:id="52"/>
+            <w:bookmarkStart w:id="58" w:name="CheckBox_Copie_10"/>
+            <w:bookmarkStart w:id="59" w:name="CheckBox_Copie_10"/>
+            <w:bookmarkEnd w:id="59"/>
             <w:r>
               <w:rPr>
                 <w:rFonts w:cs="Arial" w:ascii="Arial" w:hAnsi="Arial"/>
@@ -5548,14 +5580,16 @@
               </w:rPr>
               <w:fldChar w:fldCharType="end"/>
             </w:r>
-            <w:bookmarkStart w:id="53" w:name="CheckBox_Copie_10_Copie_1"/>
-            <w:bookmarkStart w:id="54" w:name="CheckBox_Copie_10_Copie_1_Copie_1"/>
-            <w:bookmarkStart w:id="55" w:name="CheckBox_Copie_10_Copie_1"/>
-            <w:bookmarkStart w:id="56" w:name="CheckBox_Copie_10"/>
-            <w:bookmarkEnd w:id="53"/>
-            <w:bookmarkEnd w:id="54"/>
-            <w:bookmarkEnd w:id="55"/>
-            <w:bookmarkEnd w:id="56"/>
+            <w:bookmarkStart w:id="60" w:name="CheckBox_Copie_10_Copie_1"/>
+            <w:bookmarkStart w:id="61" w:name="CheckBox_Copie_10_Copie_1_Copie_1"/>
+            <w:bookmarkStart w:id="62" w:name="CheckBox_Copie_10_Copie_1_Copie_1"/>
+            <w:bookmarkStart w:id="63" w:name="CheckBox_Copie_10_Copie_1"/>
+            <w:bookmarkStart w:id="64" w:name="CheckBox_Copie_10"/>
+            <w:bookmarkEnd w:id="60"/>
+            <w:bookmarkEnd w:id="61"/>
+            <w:bookmarkEnd w:id="62"/>
+            <w:bookmarkEnd w:id="63"/>
+            <w:bookmarkEnd w:id="64"/>
             <w:r>
               <w:rPr>
                 <w:rFonts w:cs="Arial" w:ascii="Arial" w:hAnsi="Arial"/>
@@ -5621,9 +5655,9 @@
               </w:rPr>
               <w:fldChar w:fldCharType="separate"/>
             </w:r>
-            <w:bookmarkStart w:id="57" w:name="CheckBox_Copie_11"/>
-            <w:bookmarkStart w:id="58" w:name="CheckBox_Copie_11"/>
-            <w:bookmarkEnd w:id="58"/>
+            <w:bookmarkStart w:id="65" w:name="CheckBox_Copie_11"/>
+            <w:bookmarkStart w:id="66" w:name="CheckBox_Copie_11"/>
+            <w:bookmarkEnd w:id="66"/>
             <w:r>
               <w:rPr>
                 <w:rFonts w:cs="Arial" w:ascii="Arial" w:hAnsi="Arial"/>
@@ -5639,14 +5673,16 @@
               </w:rPr>
               <w:fldChar w:fldCharType="end"/>
             </w:r>
-            <w:bookmarkStart w:id="59" w:name="CheckBox_Copie_11_Copie_1"/>
-            <w:bookmarkStart w:id="60" w:name="CheckBox_Copie_11_Copie_1_Copie_1"/>
-            <w:bookmarkStart w:id="61" w:name="CheckBox_Copie_11_Copie_1"/>
-            <w:bookmarkStart w:id="62" w:name="CheckBox_Copie_11"/>
-            <w:bookmarkEnd w:id="59"/>
-            <w:bookmarkEnd w:id="60"/>
-            <w:bookmarkEnd w:id="61"/>
-            <w:bookmarkEnd w:id="62"/>
+            <w:bookmarkStart w:id="67" w:name="CheckBox_Copie_11_Copie_1"/>
+            <w:bookmarkStart w:id="68" w:name="CheckBox_Copie_11_Copie_1_Copie_1"/>
+            <w:bookmarkStart w:id="69" w:name="CheckBox_Copie_11_Copie_1_Copie_1"/>
+            <w:bookmarkStart w:id="70" w:name="CheckBox_Copie_11_Copie_1"/>
+            <w:bookmarkStart w:id="71" w:name="CheckBox_Copie_11"/>
+            <w:bookmarkEnd w:id="67"/>
+            <w:bookmarkEnd w:id="68"/>
+            <w:bookmarkEnd w:id="69"/>
+            <w:bookmarkEnd w:id="70"/>
+            <w:bookmarkEnd w:id="71"/>
             <w:r>
               <w:rPr>
                 <w:rFonts w:cs="Arial" w:ascii="Arial" w:hAnsi="Arial"/>
@@ -5711,9 +5747,9 @@
               </w:rPr>
               <w:fldChar w:fldCharType="separate"/>
             </w:r>
-            <w:bookmarkStart w:id="63" w:name="CheckBox_Copie_12"/>
-            <w:bookmarkStart w:id="64" w:name="CheckBox_Copie_12"/>
-            <w:bookmarkEnd w:id="64"/>
+            <w:bookmarkStart w:id="72" w:name="CheckBox_Copie_12"/>
+            <w:bookmarkStart w:id="73" w:name="CheckBox_Copie_12"/>
+            <w:bookmarkEnd w:id="73"/>
             <w:r>
               <w:rPr>
                 <w:rFonts w:cs="Arial" w:ascii="Arial" w:hAnsi="Arial"/>
@@ -5729,14 +5765,16 @@
               </w:rPr>
               <w:fldChar w:fldCharType="end"/>
             </w:r>
-            <w:bookmarkStart w:id="65" w:name="CheckBox_Copie_12_Copie_1"/>
-            <w:bookmarkStart w:id="66" w:name="CheckBox_Copie_12_Copie_1_Copie_1"/>
-            <w:bookmarkStart w:id="67" w:name="CheckBox_Copie_12_Copie_1"/>
-            <w:bookmarkStart w:id="68" w:name="CheckBox_Copie_12"/>
-            <w:bookmarkEnd w:id="65"/>
-            <w:bookmarkEnd w:id="66"/>
-            <w:bookmarkEnd w:id="67"/>
-            <w:bookmarkEnd w:id="68"/>
+            <w:bookmarkStart w:id="74" w:name="CheckBox_Copie_12_Copie_1"/>
+            <w:bookmarkStart w:id="75" w:name="CheckBox_Copie_12_Copie_1_Copie_1"/>
+            <w:bookmarkStart w:id="76" w:name="CheckBox_Copie_12_Copie_1_Copie_1"/>
+            <w:bookmarkStart w:id="77" w:name="CheckBox_Copie_12_Copie_1"/>
+            <w:bookmarkStart w:id="78" w:name="CheckBox_Copie_12"/>
+            <w:bookmarkEnd w:id="74"/>
+            <w:bookmarkEnd w:id="75"/>
+            <w:bookmarkEnd w:id="76"/>
+            <w:bookmarkEnd w:id="77"/>
+            <w:bookmarkEnd w:id="78"/>
             <w:r>
               <w:rPr>
                 <w:rFonts w:cs="Arial" w:ascii="Arial" w:hAnsi="Arial"/>
@@ -7641,9 +7679,9 @@
               </w:rPr>
               <w:fldChar w:fldCharType="separate"/>
             </w:r>
-            <w:bookmarkStart w:id="69" w:name="CheckBox_Copie_13"/>
-            <w:bookmarkStart w:id="70" w:name="CheckBox_Copie_13"/>
-            <w:bookmarkEnd w:id="70"/>
+            <w:bookmarkStart w:id="79" w:name="CheckBox_Copie_13"/>
+            <w:bookmarkStart w:id="80" w:name="CheckBox_Copie_13"/>
+            <w:bookmarkEnd w:id="80"/>
             <w:r>
               <w:rPr>
                 <w:rFonts w:cs="Arial" w:ascii="Arial" w:hAnsi="Arial"/>
@@ -7663,14 +7701,16 @@
               </w:rPr>
               <w:fldChar w:fldCharType="end"/>
             </w:r>
-            <w:bookmarkStart w:id="71" w:name="CheckBox_Copie_13_Copie_1"/>
-            <w:bookmarkStart w:id="72" w:name="CheckBox_Copie_13_Copie_1_Copie_1"/>
-            <w:bookmarkStart w:id="73" w:name="CheckBox_Copie_13_Copie_1"/>
-            <w:bookmarkStart w:id="74" w:name="CheckBox_Copie_13"/>
-            <w:bookmarkEnd w:id="71"/>
-            <w:bookmarkEnd w:id="72"/>
-            <w:bookmarkEnd w:id="73"/>
-            <w:bookmarkEnd w:id="74"/>
+            <w:bookmarkStart w:id="81" w:name="CheckBox_Copie_13_Copie_1"/>
+            <w:bookmarkStart w:id="82" w:name="CheckBox_Copie_13_Copie_1_Copie_1"/>
+            <w:bookmarkStart w:id="83" w:name="CheckBox_Copie_13_Copie_1_Copie_1"/>
+            <w:bookmarkStart w:id="84" w:name="CheckBox_Copie_13_Copie_1"/>
+            <w:bookmarkStart w:id="85" w:name="CheckBox_Copie_13"/>
+            <w:bookmarkEnd w:id="81"/>
+            <w:bookmarkEnd w:id="82"/>
+            <w:bookmarkEnd w:id="83"/>
+            <w:bookmarkEnd w:id="84"/>
+            <w:bookmarkEnd w:id="85"/>
             <w:r>
               <w:rPr>
                 <w:rFonts w:cs="Arial" w:ascii="Arial" w:hAnsi="Arial"/>
@@ -7737,9 +7777,9 @@
               </w:rPr>
               <w:fldChar w:fldCharType="separate"/>
             </w:r>
-            <w:bookmarkStart w:id="75" w:name="CheckBox_Copie_14"/>
-            <w:bookmarkStart w:id="76" w:name="CheckBox_Copie_14"/>
-            <w:bookmarkEnd w:id="76"/>
+            <w:bookmarkStart w:id="86" w:name="CheckBox_Copie_14"/>
+            <w:bookmarkStart w:id="87" w:name="CheckBox_Copie_14"/>
+            <w:bookmarkEnd w:id="87"/>
             <w:r>
               <w:rPr>
                 <w:rFonts w:cs="Arial" w:ascii="Arial" w:hAnsi="Arial"/>
@@ -7759,14 +7799,16 @@
               </w:rPr>
               <w:fldChar w:fldCharType="end"/>
             </w:r>
-            <w:bookmarkStart w:id="77" w:name="CheckBox_Copie_14_Copie_1"/>
-            <w:bookmarkStart w:id="78" w:name="CheckBox_Copie_14_Copie_1_Copie_1"/>
-            <w:bookmarkStart w:id="79" w:name="CheckBox_Copie_14_Copie_1"/>
-            <w:bookmarkStart w:id="80" w:name="CheckBox_Copie_14"/>
-            <w:bookmarkEnd w:id="77"/>
-            <w:bookmarkEnd w:id="78"/>
-            <w:bookmarkEnd w:id="79"/>
-            <w:bookmarkEnd w:id="80"/>
+            <w:bookmarkStart w:id="88" w:name="CheckBox_Copie_14_Copie_1"/>
+            <w:bookmarkStart w:id="89" w:name="CheckBox_Copie_14_Copie_1_Copie_1"/>
+            <w:bookmarkStart w:id="90" w:name="CheckBox_Copie_14_Copie_1_Copie_1"/>
+            <w:bookmarkStart w:id="91" w:name="CheckBox_Copie_14_Copie_1"/>
+            <w:bookmarkStart w:id="92" w:name="CheckBox_Copie_14"/>
+            <w:bookmarkEnd w:id="88"/>
+            <w:bookmarkEnd w:id="89"/>
+            <w:bookmarkEnd w:id="90"/>
+            <w:bookmarkEnd w:id="91"/>
+            <w:bookmarkEnd w:id="92"/>
             <w:r>
               <w:rPr>
                 <w:rFonts w:cs="Arial" w:ascii="Arial" w:hAnsi="Arial"/>
@@ -8142,9 +8184,9 @@
               </w:rPr>
               <w:fldChar w:fldCharType="separate"/>
             </w:r>
-            <w:bookmarkStart w:id="81" w:name="CheckBox_Copie_15"/>
-            <w:bookmarkStart w:id="82" w:name="CheckBox_Copie_15"/>
-            <w:bookmarkEnd w:id="82"/>
+            <w:bookmarkStart w:id="93" w:name="CheckBox_Copie_15"/>
+            <w:bookmarkStart w:id="94" w:name="CheckBox_Copie_15"/>
+            <w:bookmarkEnd w:id="94"/>
             <w:r>
               <w:rPr>
                 <w:rFonts w:cs="Arial" w:ascii="Arial" w:hAnsi="Arial"/>
@@ -8164,14 +8206,16 @@
               </w:rPr>
               <w:fldChar w:fldCharType="end"/>
             </w:r>
-            <w:bookmarkStart w:id="83" w:name="CheckBox_Copie_15_Copie_1"/>
-            <w:bookmarkStart w:id="84" w:name="CheckBox_Copie_15_Copie_1_Copie_1"/>
-            <w:bookmarkStart w:id="85" w:name="CheckBox_Copie_15_Copie_1"/>
-            <w:bookmarkStart w:id="86" w:name="CheckBox_Copie_15"/>
-            <w:bookmarkEnd w:id="83"/>
-            <w:bookmarkEnd w:id="84"/>
-            <w:bookmarkEnd w:id="85"/>
-            <w:bookmarkEnd w:id="86"/>
+            <w:bookmarkStart w:id="95" w:name="CheckBox_Copie_15_Copie_1"/>
+            <w:bookmarkStart w:id="96" w:name="CheckBox_Copie_15_Copie_1_Copie_1"/>
+            <w:bookmarkStart w:id="97" w:name="CheckBox_Copie_15_Copie_1_Copie_1"/>
+            <w:bookmarkStart w:id="98" w:name="CheckBox_Copie_15_Copie_1"/>
+            <w:bookmarkStart w:id="99" w:name="CheckBox_Copie_15"/>
+            <w:bookmarkEnd w:id="95"/>
+            <w:bookmarkEnd w:id="96"/>
+            <w:bookmarkEnd w:id="97"/>
+            <w:bookmarkEnd w:id="98"/>
+            <w:bookmarkEnd w:id="99"/>
             <w:r>
               <w:rPr>
                 <w:rFonts w:cs="Arial" w:ascii="Arial" w:hAnsi="Arial"/>
@@ -8244,9 +8288,9 @@
               </w:rPr>
               <w:fldChar w:fldCharType="separate"/>
             </w:r>
-            <w:bookmarkStart w:id="87" w:name="CheckBox_Copie_16"/>
-            <w:bookmarkStart w:id="88" w:name="CheckBox_Copie_16"/>
-            <w:bookmarkEnd w:id="88"/>
+            <w:bookmarkStart w:id="100" w:name="CheckBox_Copie_16"/>
+            <w:bookmarkStart w:id="101" w:name="CheckBox_Copie_16"/>
+            <w:bookmarkEnd w:id="101"/>
             <w:r>
               <w:rPr>
                 <w:rFonts w:cs="Arial" w:ascii="Arial" w:hAnsi="Arial"/>
@@ -8266,14 +8310,16 @@
               </w:rPr>
               <w:fldChar w:fldCharType="end"/>
             </w:r>
-            <w:bookmarkStart w:id="89" w:name="CheckBox_Copie_16_Copie_1"/>
-            <w:bookmarkStart w:id="90" w:name="CheckBox_Copie_16_Copie_1_Copie_1"/>
-            <w:bookmarkStart w:id="91" w:name="CheckBox_Copie_16_Copie_1"/>
-            <w:bookmarkStart w:id="92" w:name="CheckBox_Copie_16"/>
-            <w:bookmarkEnd w:id="89"/>
-            <w:bookmarkEnd w:id="90"/>
-            <w:bookmarkEnd w:id="91"/>
-            <w:bookmarkEnd w:id="92"/>
+            <w:bookmarkStart w:id="102" w:name="CheckBox_Copie_16_Copie_1"/>
+            <w:bookmarkStart w:id="103" w:name="CheckBox_Copie_16_Copie_1_Copie_1"/>
+            <w:bookmarkStart w:id="104" w:name="CheckBox_Copie_16_Copie_1_Copie_1"/>
+            <w:bookmarkStart w:id="105" w:name="CheckBox_Copie_16_Copie_1"/>
+            <w:bookmarkStart w:id="106" w:name="CheckBox_Copie_16"/>
+            <w:bookmarkEnd w:id="102"/>
+            <w:bookmarkEnd w:id="103"/>
+            <w:bookmarkEnd w:id="104"/>
+            <w:bookmarkEnd w:id="105"/>
+            <w:bookmarkEnd w:id="106"/>
             <w:r>
               <w:rPr>
                 <w:rFonts w:cs="Arial" w:ascii="Arial" w:hAnsi="Arial"/>
@@ -8731,9 +8777,9 @@
               </w:rPr>
               <w:fldChar w:fldCharType="separate"/>
             </w:r>
-            <w:bookmarkStart w:id="93" w:name="CheckBox_Copie_17"/>
-            <w:bookmarkStart w:id="94" w:name="CheckBox_Copie_17"/>
-            <w:bookmarkEnd w:id="94"/>
+            <w:bookmarkStart w:id="107" w:name="CheckBox_Copie_17"/>
+            <w:bookmarkStart w:id="108" w:name="CheckBox_Copie_17"/>
+            <w:bookmarkEnd w:id="108"/>
             <w:r>
               <w:rPr>
                 <w:rFonts w:cs="Arial" w:ascii="Arial" w:hAnsi="Arial"/>
@@ -8753,14 +8799,16 @@
               </w:rPr>
               <w:fldChar w:fldCharType="end"/>
             </w:r>
-            <w:bookmarkStart w:id="95" w:name="CheckBox_Copie_17_Copie_1"/>
-            <w:bookmarkStart w:id="96" w:name="CheckBox_Copie_17_Copie_1_Copie_1"/>
-            <w:bookmarkStart w:id="97" w:name="CheckBox_Copie_17_Copie_1"/>
-            <w:bookmarkStart w:id="98" w:name="CheckBox_Copie_17"/>
-            <w:bookmarkEnd w:id="95"/>
-            <w:bookmarkEnd w:id="96"/>
-            <w:bookmarkEnd w:id="97"/>
-            <w:bookmarkEnd w:id="98"/>
+            <w:bookmarkStart w:id="109" w:name="CheckBox_Copie_17_Copie_1"/>
+            <w:bookmarkStart w:id="110" w:name="CheckBox_Copie_17_Copie_1_Copie_1"/>
+            <w:bookmarkStart w:id="111" w:name="CheckBox_Copie_17_Copie_1_Copie_1"/>
+            <w:bookmarkStart w:id="112" w:name="CheckBox_Copie_17_Copie_1"/>
+            <w:bookmarkStart w:id="113" w:name="CheckBox_Copie_17"/>
+            <w:bookmarkEnd w:id="109"/>
+            <w:bookmarkEnd w:id="110"/>
+            <w:bookmarkEnd w:id="111"/>
+            <w:bookmarkEnd w:id="112"/>
+            <w:bookmarkEnd w:id="113"/>
             <w:r>
               <w:rPr>
                 <w:rFonts w:cs="Arial" w:ascii="Arial" w:hAnsi="Arial"/>
@@ -8826,9 +8874,9 @@
               </w:rPr>
               <w:fldChar w:fldCharType="separate"/>
             </w:r>
-            <w:bookmarkStart w:id="99" w:name="CheckBox_Copie_18"/>
-            <w:bookmarkStart w:id="100" w:name="CheckBox_Copie_18"/>
-            <w:bookmarkEnd w:id="100"/>
+            <w:bookmarkStart w:id="114" w:name="CheckBox_Copie_18"/>
+            <w:bookmarkStart w:id="115" w:name="CheckBox_Copie_18"/>
+            <w:bookmarkEnd w:id="115"/>
             <w:r>
               <w:rPr>
                 <w:rFonts w:cs="Arial" w:ascii="Arial" w:hAnsi="Arial"/>
@@ -8848,14 +8896,16 @@
               </w:rPr>
               <w:fldChar w:fldCharType="end"/>
             </w:r>
-            <w:bookmarkStart w:id="101" w:name="CheckBox_Copie_18_Copie_1"/>
-            <w:bookmarkStart w:id="102" w:name="CheckBox_Copie_18_Copie_1_Copie_1"/>
-            <w:bookmarkStart w:id="103" w:name="CheckBox_Copie_18_Copie_1"/>
-            <w:bookmarkStart w:id="104" w:name="CheckBox_Copie_18"/>
-            <w:bookmarkEnd w:id="101"/>
-            <w:bookmarkEnd w:id="102"/>
-            <w:bookmarkEnd w:id="103"/>
-            <w:bookmarkEnd w:id="104"/>
+            <w:bookmarkStart w:id="116" w:name="CheckBox_Copie_18_Copie_1"/>
+            <w:bookmarkStart w:id="117" w:name="CheckBox_Copie_18_Copie_1_Copie_1"/>
+            <w:bookmarkStart w:id="118" w:name="CheckBox_Copie_18_Copie_1_Copie_1"/>
+            <w:bookmarkStart w:id="119" w:name="CheckBox_Copie_18_Copie_1"/>
+            <w:bookmarkStart w:id="120" w:name="CheckBox_Copie_18"/>
+            <w:bookmarkEnd w:id="116"/>
+            <w:bookmarkEnd w:id="117"/>
+            <w:bookmarkEnd w:id="118"/>
+            <w:bookmarkEnd w:id="119"/>
+            <w:bookmarkEnd w:id="120"/>
             <w:r>
               <w:rPr>
                 <w:rFonts w:cs="Arial" w:ascii="Arial" w:hAnsi="Arial"/>
@@ -8921,8 +8971,8 @@
         <w:tblLook w:firstRow="0" w:noVBand="0" w:lastRow="0" w:firstColumn="0" w:lastColumn="0" w:noHBand="0" w:val="0000"/>
       </w:tblPr>
       <w:tblGrid>
-        <w:gridCol w:w="3114"/>
-        <w:gridCol w:w="3832"/>
+        <w:gridCol w:w="3113"/>
+        <w:gridCol w:w="3833"/>
         <w:gridCol w:w="993"/>
         <w:gridCol w:w="1984"/>
       </w:tblGrid>
@@ -9022,7 +9072,7 @@
         </w:trPr>
         <w:tc>
           <w:tcPr>
-            <w:tcW w:w="3114" w:type="dxa"/>
+            <w:tcW w:w="3113" w:type="dxa"/>
             <w:tcBorders>
               <w:top w:val="single" w:sz="4" w:space="0" w:color="000000"/>
               <w:left w:val="single" w:sz="4" w:space="0" w:color="000000"/>
@@ -9099,9 +9149,9 @@
               </w:rPr>
               <w:fldChar w:fldCharType="separate"/>
             </w:r>
-            <w:bookmarkStart w:id="105" w:name="Bookmark_Copie_2"/>
-            <w:bookmarkStart w:id="106" w:name="Bookmark_Copie_2"/>
-            <w:bookmarkEnd w:id="106"/>
+            <w:bookmarkStart w:id="121" w:name="Bookmark_Copie_2"/>
+            <w:bookmarkStart w:id="122" w:name="Bookmark_Copie_2"/>
+            <w:bookmarkEnd w:id="122"/>
             <w:r/>
             <w:r>
               <w:rPr>
@@ -9126,7 +9176,7 @@
         </w:tc>
         <w:tc>
           <w:tcPr>
-            <w:tcW w:w="3832" w:type="dxa"/>
+            <w:tcW w:w="3833" w:type="dxa"/>
             <w:tcBorders>
               <w:top w:val="single" w:sz="4" w:space="0" w:color="000000"/>
               <w:bottom w:val="single" w:sz="4" w:space="0" w:color="000000"/>
@@ -9190,9 +9240,9 @@
               </w:rPr>
               <w:fldChar w:fldCharType="separate"/>
             </w:r>
-            <w:bookmarkStart w:id="107" w:name="CheckBox_Copie_19"/>
-            <w:bookmarkStart w:id="108" w:name="CheckBox_Copie_19"/>
-            <w:bookmarkEnd w:id="108"/>
+            <w:bookmarkStart w:id="123" w:name="CheckBox_Copie_19"/>
+            <w:bookmarkStart w:id="124" w:name="CheckBox_Copie_19"/>
+            <w:bookmarkEnd w:id="124"/>
             <w:r/>
             <w:r>
               <w:rPr>
@@ -10114,9 +10164,9 @@
               </w:rPr>
               <w:fldChar w:fldCharType="separate"/>
             </w:r>
-            <w:bookmarkStart w:id="109" w:name="CheckBox_Copie_20"/>
-            <w:bookmarkStart w:id="110" w:name="CheckBox_Copie_20"/>
-            <w:bookmarkEnd w:id="110"/>
+            <w:bookmarkStart w:id="125" w:name="CheckBox_Copie_20"/>
+            <w:bookmarkStart w:id="126" w:name="CheckBox_Copie_20"/>
+            <w:bookmarkEnd w:id="126"/>
             <w:r>
               <w:rPr>
                 <w:rFonts w:cs="Arial" w:ascii="Arial" w:hAnsi="Arial"/>
@@ -10136,14 +10186,16 @@
               </w:rPr>
               <w:fldChar w:fldCharType="end"/>
             </w:r>
-            <w:bookmarkStart w:id="111" w:name="CheckBox_Copie_20_Copie_1"/>
-            <w:bookmarkStart w:id="112" w:name="CheckBox_Copie_20_Copie_1_Copie_1"/>
-            <w:bookmarkStart w:id="113" w:name="CheckBox_Copie_20_Copie_1"/>
-            <w:bookmarkStart w:id="114" w:name="CheckBox_Copie_20"/>
-            <w:bookmarkEnd w:id="111"/>
-            <w:bookmarkEnd w:id="112"/>
-            <w:bookmarkEnd w:id="113"/>
-            <w:bookmarkEnd w:id="114"/>
+            <w:bookmarkStart w:id="127" w:name="CheckBox_Copie_20_Copie_1"/>
+            <w:bookmarkStart w:id="128" w:name="CheckBox_Copie_20_Copie_1_Copie_1"/>
+            <w:bookmarkStart w:id="129" w:name="CheckBox_Copie_20_Copie_1_Copie_1"/>
+            <w:bookmarkStart w:id="130" w:name="CheckBox_Copie_20_Copie_1"/>
+            <w:bookmarkStart w:id="131" w:name="CheckBox_Copie_20"/>
+            <w:bookmarkEnd w:id="127"/>
+            <w:bookmarkEnd w:id="128"/>
+            <w:bookmarkEnd w:id="129"/>
+            <w:bookmarkEnd w:id="130"/>
+            <w:bookmarkEnd w:id="131"/>
             <w:r>
               <w:rPr>
                 <w:rFonts w:cs="Arial" w:ascii="Arial" w:hAnsi="Arial"/>
@@ -10215,9 +10267,9 @@
               </w:rPr>
               <w:fldChar w:fldCharType="separate"/>
             </w:r>
-            <w:bookmarkStart w:id="115" w:name="CheckBox_Copie_21"/>
-            <w:bookmarkStart w:id="116" w:name="CheckBox_Copie_21"/>
-            <w:bookmarkEnd w:id="116"/>
+            <w:bookmarkStart w:id="132" w:name="CheckBox_Copie_21"/>
+            <w:bookmarkStart w:id="133" w:name="CheckBox_Copie_21"/>
+            <w:bookmarkEnd w:id="133"/>
             <w:r>
               <w:rPr>
                 <w:rFonts w:cs="Arial" w:ascii="Arial" w:hAnsi="Arial"/>
@@ -10237,14 +10289,16 @@
               </w:rPr>
               <w:fldChar w:fldCharType="end"/>
             </w:r>
-            <w:bookmarkStart w:id="117" w:name="CheckBox_Copie_21_Copie_1"/>
-            <w:bookmarkStart w:id="118" w:name="CheckBox_Copie_21_Copie_1_Copie_1"/>
-            <w:bookmarkStart w:id="119" w:name="CheckBox_Copie_21_Copie_1"/>
-            <w:bookmarkStart w:id="120" w:name="CheckBox_Copie_21"/>
-            <w:bookmarkEnd w:id="117"/>
-            <w:bookmarkEnd w:id="118"/>
-            <w:bookmarkEnd w:id="119"/>
-            <w:bookmarkEnd w:id="120"/>
+            <w:bookmarkStart w:id="134" w:name="CheckBox_Copie_21_Copie_1"/>
+            <w:bookmarkStart w:id="135" w:name="CheckBox_Copie_21_Copie_1_Copie_1"/>
+            <w:bookmarkStart w:id="136" w:name="CheckBox_Copie_21_Copie_1_Copie_1"/>
+            <w:bookmarkStart w:id="137" w:name="CheckBox_Copie_21_Copie_1"/>
+            <w:bookmarkStart w:id="138" w:name="CheckBox_Copie_21"/>
+            <w:bookmarkEnd w:id="134"/>
+            <w:bookmarkEnd w:id="135"/>
+            <w:bookmarkEnd w:id="136"/>
+            <w:bookmarkEnd w:id="137"/>
+            <w:bookmarkEnd w:id="138"/>
             <w:r>
               <w:rPr>
                 <w:rFonts w:cs="Arial" w:ascii="Arial" w:hAnsi="Arial"/>
@@ -10316,9 +10370,9 @@
               </w:rPr>
               <w:fldChar w:fldCharType="separate"/>
             </w:r>
-            <w:bookmarkStart w:id="121" w:name="CheckBox_Copie_22"/>
-            <w:bookmarkStart w:id="122" w:name="CheckBox_Copie_22"/>
-            <w:bookmarkEnd w:id="122"/>
+            <w:bookmarkStart w:id="139" w:name="CheckBox_Copie_22"/>
+            <w:bookmarkStart w:id="140" w:name="CheckBox_Copie_22"/>
+            <w:bookmarkEnd w:id="140"/>
             <w:r>
               <w:rPr>
                 <w:rFonts w:cs="Arial" w:ascii="Arial" w:hAnsi="Arial"/>
@@ -10338,14 +10392,16 @@
               </w:rPr>
               <w:fldChar w:fldCharType="end"/>
             </w:r>
-            <w:bookmarkStart w:id="123" w:name="CheckBox_Copie_22_Copie_1"/>
-            <w:bookmarkStart w:id="124" w:name="CheckBox_Copie_22_Copie_1_Copie_1"/>
-            <w:bookmarkStart w:id="125" w:name="CheckBox_Copie_22_Copie_1"/>
-            <w:bookmarkStart w:id="126" w:name="CheckBox_Copie_22"/>
-            <w:bookmarkEnd w:id="123"/>
-            <w:bookmarkEnd w:id="124"/>
-            <w:bookmarkEnd w:id="125"/>
-            <w:bookmarkEnd w:id="126"/>
+            <w:bookmarkStart w:id="141" w:name="CheckBox_Copie_22_Copie_1"/>
+            <w:bookmarkStart w:id="142" w:name="CheckBox_Copie_22_Copie_1_Copie_1"/>
+            <w:bookmarkStart w:id="143" w:name="CheckBox_Copie_22_Copie_1_Copie_1"/>
+            <w:bookmarkStart w:id="144" w:name="CheckBox_Copie_22_Copie_1"/>
+            <w:bookmarkStart w:id="145" w:name="CheckBox_Copie_22"/>
+            <w:bookmarkEnd w:id="141"/>
+            <w:bookmarkEnd w:id="142"/>
+            <w:bookmarkEnd w:id="143"/>
+            <w:bookmarkEnd w:id="144"/>
+            <w:bookmarkEnd w:id="145"/>
             <w:r>
               <w:rPr>
                 <w:rFonts w:cs="Arial" w:ascii="Arial" w:hAnsi="Arial"/>
@@ -10417,9 +10473,9 @@
               </w:rPr>
               <w:fldChar w:fldCharType="separate"/>
             </w:r>
-            <w:bookmarkStart w:id="127" w:name="CheckBox_Copie_23"/>
-            <w:bookmarkStart w:id="128" w:name="CheckBox_Copie_23"/>
-            <w:bookmarkEnd w:id="128"/>
+            <w:bookmarkStart w:id="146" w:name="CheckBox_Copie_23"/>
+            <w:bookmarkStart w:id="147" w:name="CheckBox_Copie_23"/>
+            <w:bookmarkEnd w:id="147"/>
             <w:r>
               <w:rPr>
                 <w:rFonts w:cs="Arial" w:ascii="Arial" w:hAnsi="Arial"/>
@@ -10439,14 +10495,16 @@
               </w:rPr>
               <w:fldChar w:fldCharType="end"/>
             </w:r>
-            <w:bookmarkStart w:id="129" w:name="CheckBox_Copie_23_Copie_1"/>
-            <w:bookmarkStart w:id="130" w:name="CheckBox_Copie_23_Copie_1_Copie_1"/>
-            <w:bookmarkStart w:id="131" w:name="CheckBox_Copie_23_Copie_1"/>
-            <w:bookmarkStart w:id="132" w:name="CheckBox_Copie_23"/>
-            <w:bookmarkEnd w:id="129"/>
-            <w:bookmarkEnd w:id="130"/>
-            <w:bookmarkEnd w:id="131"/>
-            <w:bookmarkEnd w:id="132"/>
+            <w:bookmarkStart w:id="148" w:name="CheckBox_Copie_23_Copie_1"/>
+            <w:bookmarkStart w:id="149" w:name="CheckBox_Copie_23_Copie_1_Copie_1"/>
+            <w:bookmarkStart w:id="150" w:name="CheckBox_Copie_23_Copie_1_Copie_1"/>
+            <w:bookmarkStart w:id="151" w:name="CheckBox_Copie_23_Copie_1"/>
+            <w:bookmarkStart w:id="152" w:name="CheckBox_Copie_23"/>
+            <w:bookmarkEnd w:id="148"/>
+            <w:bookmarkEnd w:id="149"/>
+            <w:bookmarkEnd w:id="150"/>
+            <w:bookmarkEnd w:id="151"/>
+            <w:bookmarkEnd w:id="152"/>
             <w:r>
               <w:rPr>
                 <w:rFonts w:cs="Arial" w:ascii="Arial" w:hAnsi="Arial"/>
@@ -10531,9 +10589,9 @@
               </w:rPr>
               <w:fldChar w:fldCharType="separate"/>
             </w:r>
-            <w:bookmarkStart w:id="133" w:name="CheckBox_Copie_24"/>
-            <w:bookmarkStart w:id="134" w:name="CheckBox_Copie_24"/>
-            <w:bookmarkEnd w:id="134"/>
+            <w:bookmarkStart w:id="153" w:name="CheckBox_Copie_24"/>
+            <w:bookmarkStart w:id="154" w:name="CheckBox_Copie_24"/>
+            <w:bookmarkEnd w:id="154"/>
             <w:r>
               <w:rPr>
                 <w:rFonts w:cs="Arial" w:ascii="Arial" w:hAnsi="Arial"/>
@@ -10553,14 +10611,16 @@
               </w:rPr>
               <w:fldChar w:fldCharType="end"/>
             </w:r>
-            <w:bookmarkStart w:id="135" w:name="CheckBox_Copie_24_Copie_1"/>
-            <w:bookmarkStart w:id="136" w:name="CheckBox_Copie_24_Copie_1_Copie_1"/>
-            <w:bookmarkStart w:id="137" w:name="CheckBox_Copie_24_Copie_1"/>
-            <w:bookmarkStart w:id="138" w:name="CheckBox_Copie_24"/>
-            <w:bookmarkEnd w:id="135"/>
-            <w:bookmarkEnd w:id="136"/>
-            <w:bookmarkEnd w:id="137"/>
-            <w:bookmarkEnd w:id="138"/>
+            <w:bookmarkStart w:id="155" w:name="CheckBox_Copie_24_Copie_1"/>
+            <w:bookmarkStart w:id="156" w:name="CheckBox_Copie_24_Copie_1_Copie_1"/>
+            <w:bookmarkStart w:id="157" w:name="CheckBox_Copie_24_Copie_1_Copie_1"/>
+            <w:bookmarkStart w:id="158" w:name="CheckBox_Copie_24_Copie_1"/>
+            <w:bookmarkStart w:id="159" w:name="CheckBox_Copie_24"/>
+            <w:bookmarkEnd w:id="155"/>
+            <w:bookmarkEnd w:id="156"/>
+            <w:bookmarkEnd w:id="157"/>
+            <w:bookmarkEnd w:id="158"/>
+            <w:bookmarkEnd w:id="159"/>
             <w:r>
               <w:rPr>
                 <w:rFonts w:cs="Arial" w:ascii="Arial" w:hAnsi="Arial"/>
@@ -10920,9 +10980,9 @@
               </w:rPr>
               <w:fldChar w:fldCharType="separate"/>
             </w:r>
-            <w:bookmarkStart w:id="139" w:name="CheckBox_Copie_25"/>
-            <w:bookmarkStart w:id="140" w:name="CheckBox_Copie_25"/>
-            <w:bookmarkEnd w:id="140"/>
+            <w:bookmarkStart w:id="160" w:name="CheckBox_Copie_25"/>
+            <w:bookmarkStart w:id="161" w:name="CheckBox_Copie_25"/>
+            <w:bookmarkEnd w:id="161"/>
             <w:r>
               <w:rPr>
                 <w:rFonts w:cs="Arial" w:ascii="Arial" w:hAnsi="Arial"/>
@@ -10942,14 +11002,16 @@
               </w:rPr>
               <w:fldChar w:fldCharType="end"/>
             </w:r>
-            <w:bookmarkStart w:id="141" w:name="CheckBox_Copie_25_Copie_1"/>
-            <w:bookmarkStart w:id="142" w:name="CheckBox_Copie_25_Copie_1_Copie_1"/>
-            <w:bookmarkStart w:id="143" w:name="CheckBox_Copie_25_Copie_1"/>
-            <w:bookmarkStart w:id="144" w:name="CheckBox_Copie_25"/>
-            <w:bookmarkEnd w:id="141"/>
-            <w:bookmarkEnd w:id="142"/>
-            <w:bookmarkEnd w:id="143"/>
-            <w:bookmarkEnd w:id="144"/>
+            <w:bookmarkStart w:id="162" w:name="CheckBox_Copie_25_Copie_1"/>
+            <w:bookmarkStart w:id="163" w:name="CheckBox_Copie_25_Copie_1_Copie_1"/>
+            <w:bookmarkStart w:id="164" w:name="CheckBox_Copie_25_Copie_1_Copie_1"/>
+            <w:bookmarkStart w:id="165" w:name="CheckBox_Copie_25_Copie_1"/>
+            <w:bookmarkStart w:id="166" w:name="CheckBox_Copie_25"/>
+            <w:bookmarkEnd w:id="162"/>
+            <w:bookmarkEnd w:id="163"/>
+            <w:bookmarkEnd w:id="164"/>
+            <w:bookmarkEnd w:id="165"/>
+            <w:bookmarkEnd w:id="166"/>
             <w:r>
               <w:rPr>
                 <w:rFonts w:cs="Arial" w:ascii="Arial" w:hAnsi="Arial"/>
@@ -11015,9 +11077,9 @@
               </w:rPr>
               <w:fldChar w:fldCharType="separate"/>
             </w:r>
-            <w:bookmarkStart w:id="145" w:name="CheckBox_Copie_26"/>
-            <w:bookmarkStart w:id="146" w:name="CheckBox_Copie_26"/>
-            <w:bookmarkEnd w:id="146"/>
+            <w:bookmarkStart w:id="167" w:name="CheckBox_Copie_26"/>
+            <w:bookmarkStart w:id="168" w:name="CheckBox_Copie_26"/>
+            <w:bookmarkEnd w:id="168"/>
             <w:r>
               <w:rPr>
                 <w:rFonts w:cs="Arial" w:ascii="Arial" w:hAnsi="Arial"/>
@@ -11037,14 +11099,16 @@
               </w:rPr>
               <w:fldChar w:fldCharType="end"/>
             </w:r>
-            <w:bookmarkStart w:id="147" w:name="CheckBox_Copie_26_Copie_1"/>
-            <w:bookmarkStart w:id="148" w:name="CheckBox_Copie_26_Copie_1_Copie_1"/>
-            <w:bookmarkStart w:id="149" w:name="CheckBox_Copie_26_Copie_1"/>
-            <w:bookmarkStart w:id="150" w:name="CheckBox_Copie_26"/>
-            <w:bookmarkEnd w:id="147"/>
-            <w:bookmarkEnd w:id="148"/>
-            <w:bookmarkEnd w:id="149"/>
-            <w:bookmarkEnd w:id="150"/>
+            <w:bookmarkStart w:id="169" w:name="CheckBox_Copie_26_Copie_1"/>
+            <w:bookmarkStart w:id="170" w:name="CheckBox_Copie_26_Copie_1_Copie_1"/>
+            <w:bookmarkStart w:id="171" w:name="CheckBox_Copie_26_Copie_1_Copie_1"/>
+            <w:bookmarkStart w:id="172" w:name="CheckBox_Copie_26_Copie_1"/>
+            <w:bookmarkStart w:id="173" w:name="CheckBox_Copie_26"/>
+            <w:bookmarkEnd w:id="169"/>
+            <w:bookmarkEnd w:id="170"/>
+            <w:bookmarkEnd w:id="171"/>
+            <w:bookmarkEnd w:id="172"/>
+            <w:bookmarkEnd w:id="173"/>
             <w:r>
               <w:rPr>
                 <w:rFonts w:cs="Arial" w:ascii="Arial" w:hAnsi="Arial"/>
@@ -14267,16 +14331,16 @@
         <w:gridCol w:w="227"/>
         <w:gridCol w:w="227"/>
         <w:gridCol w:w="227"/>
-        <w:gridCol w:w="518"/>
+        <w:gridCol w:w="519"/>
         <w:gridCol w:w="227"/>
+        <w:gridCol w:w="228"/>
+        <w:gridCol w:w="282"/>
+        <w:gridCol w:w="226"/>
         <w:gridCol w:w="227"/>
-        <w:gridCol w:w="283"/>
-        <w:gridCol w:w="225"/>
+        <w:gridCol w:w="519"/>
+        <w:gridCol w:w="224"/>
+        <w:gridCol w:w="224"/>
         <w:gridCol w:w="227"/>
-        <w:gridCol w:w="518"/>
-        <w:gridCol w:w="224"/>
-        <w:gridCol w:w="225"/>
-        <w:gridCol w:w="226"/>
         <w:gridCol w:w="225"/>
         <w:gridCol w:w="224"/>
         <w:gridCol w:w="516"/>
@@ -14287,30 +14351,30 @@
         <w:gridCol w:w="224"/>
         <w:gridCol w:w="519"/>
         <w:gridCol w:w="224"/>
+        <w:gridCol w:w="227"/>
         <w:gridCol w:w="226"/>
+        <w:gridCol w:w="224"/>
         <w:gridCol w:w="225"/>
-        <w:gridCol w:w="224"/>
-        <w:gridCol w:w="226"/>
+        <w:gridCol w:w="518"/>
+        <w:gridCol w:w="300"/>
+        <w:gridCol w:w="305"/>
+        <w:gridCol w:w="228"/>
+        <w:gridCol w:w="225"/>
+        <w:gridCol w:w="303"/>
         <w:gridCol w:w="517"/>
-        <w:gridCol w:w="300"/>
-        <w:gridCol w:w="306"/>
-        <w:gridCol w:w="227"/>
-        <w:gridCol w:w="224"/>
-        <w:gridCol w:w="304"/>
-        <w:gridCol w:w="516"/>
         <w:gridCol w:w="224"/>
         <w:gridCol w:w="224"/>
         <w:gridCol w:w="227"/>
         <w:gridCol w:w="224"/>
         <w:gridCol w:w="224"/>
-        <w:gridCol w:w="518"/>
+        <w:gridCol w:w="519"/>
         <w:gridCol w:w="227"/>
         <w:gridCol w:w="224"/>
         <w:gridCol w:w="224"/>
-        <w:gridCol w:w="228"/>
-        <w:gridCol w:w="301"/>
-        <w:gridCol w:w="260"/>
-        <w:gridCol w:w="235"/>
+        <w:gridCol w:w="227"/>
+        <w:gridCol w:w="302"/>
+        <w:gridCol w:w="261"/>
+        <w:gridCol w:w="227"/>
       </w:tblGrid>
       <w:tr>
         <w:trPr>
@@ -14692,7 +14756,7 @@
         </w:tc>
         <w:tc>
           <w:tcPr>
-            <w:tcW w:w="518" w:type="dxa"/>
+            <w:tcW w:w="519" w:type="dxa"/>
             <w:tcBorders>
               <w:top w:val="single" w:sz="4" w:space="0" w:color="000000"/>
               <w:left w:val="single" w:sz="4" w:space="0" w:color="000000"/>
@@ -14755,7 +14819,7 @@
         </w:tc>
         <w:tc>
           <w:tcPr>
-            <w:tcW w:w="227" w:type="dxa"/>
+            <w:tcW w:w="228" w:type="dxa"/>
             <w:tcBorders>
               <w:top w:val="single" w:sz="4" w:space="0" w:color="000000"/>
               <w:left w:val="single" w:sz="4" w:space="0" w:color="000000"/>
@@ -14786,7 +14850,7 @@
         </w:tc>
         <w:tc>
           <w:tcPr>
-            <w:tcW w:w="283" w:type="dxa"/>
+            <w:tcW w:w="282" w:type="dxa"/>
             <w:tcBorders>
               <w:top w:val="single" w:sz="4" w:space="0" w:color="000000"/>
               <w:left w:val="single" w:sz="4" w:space="0" w:color="000000"/>
@@ -14817,7 +14881,7 @@
         </w:tc>
         <w:tc>
           <w:tcPr>
-            <w:tcW w:w="225" w:type="dxa"/>
+            <w:tcW w:w="226" w:type="dxa"/>
             <w:tcBorders>
               <w:top w:val="single" w:sz="4" w:space="0" w:color="000000"/>
               <w:left w:val="single" w:sz="4" w:space="0" w:color="000000"/>
@@ -14879,7 +14943,7 @@
         </w:tc>
         <w:tc>
           <w:tcPr>
-            <w:tcW w:w="518" w:type="dxa"/>
+            <w:tcW w:w="519" w:type="dxa"/>
             <w:tcBorders>
               <w:top w:val="single" w:sz="4" w:space="0" w:color="000000"/>
               <w:left w:val="single" w:sz="4" w:space="0" w:color="000000"/>
@@ -14942,7 +15006,7 @@
         </w:tc>
         <w:tc>
           <w:tcPr>
-            <w:tcW w:w="225" w:type="dxa"/>
+            <w:tcW w:w="224" w:type="dxa"/>
             <w:tcBorders>
               <w:top w:val="single" w:sz="4" w:space="0" w:color="000000"/>
               <w:left w:val="single" w:sz="4" w:space="0" w:color="000000"/>
@@ -14973,7 +15037,7 @@
         </w:tc>
         <w:tc>
           <w:tcPr>
-            <w:tcW w:w="226" w:type="dxa"/>
+            <w:tcW w:w="227" w:type="dxa"/>
             <w:tcBorders>
               <w:top w:val="single" w:sz="4" w:space="0" w:color="000000"/>
               <w:left w:val="single" w:sz="4" w:space="0" w:color="000000"/>
@@ -15316,7 +15380,7 @@
         </w:tc>
         <w:tc>
           <w:tcPr>
-            <w:tcW w:w="226" w:type="dxa"/>
+            <w:tcW w:w="227" w:type="dxa"/>
             <w:tcBorders>
               <w:top w:val="single" w:sz="4" w:space="0" w:color="000000"/>
               <w:left w:val="single" w:sz="4" w:space="0" w:color="000000"/>
@@ -15347,7 +15411,7 @@
         </w:tc>
         <w:tc>
           <w:tcPr>
-            <w:tcW w:w="225" w:type="dxa"/>
+            <w:tcW w:w="226" w:type="dxa"/>
             <w:tcBorders>
               <w:top w:val="single" w:sz="4" w:space="0" w:color="000000"/>
               <w:left w:val="single" w:sz="4" w:space="0" w:color="000000"/>
@@ -15409,7 +15473,7 @@
         </w:tc>
         <w:tc>
           <w:tcPr>
-            <w:tcW w:w="226" w:type="dxa"/>
+            <w:tcW w:w="225" w:type="dxa"/>
             <w:tcBorders>
               <w:top w:val="single" w:sz="4" w:space="0" w:color="000000"/>
               <w:left w:val="single" w:sz="4" w:space="0" w:color="000000"/>
@@ -15440,7 +15504,7 @@
         </w:tc>
         <w:tc>
           <w:tcPr>
-            <w:tcW w:w="517" w:type="dxa"/>
+            <w:tcW w:w="518" w:type="dxa"/>
             <w:tcBorders>
               <w:top w:val="single" w:sz="4" w:space="0" w:color="000000"/>
               <w:left w:val="single" w:sz="4" w:space="0" w:color="000000"/>
@@ -15503,7 +15567,7 @@
         </w:tc>
         <w:tc>
           <w:tcPr>
-            <w:tcW w:w="306" w:type="dxa"/>
+            <w:tcW w:w="305" w:type="dxa"/>
             <w:tcBorders>
               <w:top w:val="single" w:sz="4" w:space="0" w:color="000000"/>
               <w:left w:val="single" w:sz="4" w:space="0" w:color="000000"/>
@@ -15534,7 +15598,7 @@
         </w:tc>
         <w:tc>
           <w:tcPr>
-            <w:tcW w:w="227" w:type="dxa"/>
+            <w:tcW w:w="228" w:type="dxa"/>
             <w:tcBorders>
               <w:top w:val="single" w:sz="4" w:space="0" w:color="000000"/>
               <w:left w:val="single" w:sz="4" w:space="0" w:color="000000"/>
@@ -15565,7 +15629,7 @@
         </w:tc>
         <w:tc>
           <w:tcPr>
-            <w:tcW w:w="224" w:type="dxa"/>
+            <w:tcW w:w="225" w:type="dxa"/>
             <w:tcBorders>
               <w:top w:val="single" w:sz="4" w:space="0" w:color="000000"/>
               <w:left w:val="single" w:sz="4" w:space="0" w:color="000000"/>
@@ -15596,7 +15660,7 @@
         </w:tc>
         <w:tc>
           <w:tcPr>
-            <w:tcW w:w="304" w:type="dxa"/>
+            <w:tcW w:w="303" w:type="dxa"/>
             <w:tcBorders>
               <w:top w:val="single" w:sz="4" w:space="0" w:color="000000"/>
               <w:left w:val="single" w:sz="4" w:space="0" w:color="000000"/>
@@ -15627,7 +15691,7 @@
         </w:tc>
         <w:tc>
           <w:tcPr>
-            <w:tcW w:w="516" w:type="dxa"/>
+            <w:tcW w:w="517" w:type="dxa"/>
             <w:tcBorders>
               <w:top w:val="single" w:sz="4" w:space="0" w:color="000000"/>
               <w:left w:val="single" w:sz="4" w:space="0" w:color="000000"/>
@@ -15814,7 +15878,7 @@
         </w:tc>
         <w:tc>
           <w:tcPr>
-            <w:tcW w:w="518" w:type="dxa"/>
+            <w:tcW w:w="519" w:type="dxa"/>
             <w:tcBorders>
               <w:top w:val="single" w:sz="4" w:space="0" w:color="000000"/>
               <w:left w:val="single" w:sz="4" w:space="0" w:color="000000"/>
@@ -15939,7 +16003,7 @@
         </w:tc>
         <w:tc>
           <w:tcPr>
-            <w:tcW w:w="228" w:type="dxa"/>
+            <w:tcW w:w="227" w:type="dxa"/>
             <w:tcBorders>
               <w:top w:val="single" w:sz="4" w:space="0" w:color="000000"/>
               <w:left w:val="single" w:sz="4" w:space="0" w:color="000000"/>
@@ -15970,7 +16034,7 @@
         </w:tc>
         <w:tc>
           <w:tcPr>
-            <w:tcW w:w="301" w:type="dxa"/>
+            <w:tcW w:w="302" w:type="dxa"/>
             <w:tcBorders>
               <w:top w:val="single" w:sz="4" w:space="0" w:color="000000"/>
               <w:left w:val="single" w:sz="4" w:space="0" w:color="000000"/>
@@ -16001,7 +16065,7 @@
         </w:tc>
         <w:tc>
           <w:tcPr>
-            <w:tcW w:w="495" w:type="dxa"/>
+            <w:tcW w:w="488" w:type="dxa"/>
             <w:gridSpan w:val="2"/>
             <w:tcBorders>
               <w:left w:val="single" w:sz="4" w:space="0" w:color="000000"/>
@@ -16037,7 +16101,7 @@
         </w:trPr>
         <w:tc>
           <w:tcPr>
-            <w:tcW w:w="4777" w:type="dxa"/>
+            <w:tcW w:w="4779" w:type="dxa"/>
             <w:gridSpan w:val="18"/>
             <w:vMerge w:val="restart"/>
             <w:tcBorders>
@@ -16101,7 +16165,7 @@
         </w:tc>
         <w:tc>
           <w:tcPr>
-            <w:tcW w:w="1642" w:type="dxa"/>
+            <w:tcW w:w="1643" w:type="dxa"/>
             <w:gridSpan w:val="6"/>
             <w:vMerge w:val="restart"/>
             <w:tcBorders>
@@ -16203,7 +16267,7 @@
         </w:tc>
         <w:tc>
           <w:tcPr>
-            <w:tcW w:w="1868" w:type="dxa"/>
+            <w:tcW w:w="1869" w:type="dxa"/>
             <w:gridSpan w:val="7"/>
             <w:tcBorders>
               <w:top w:val="single" w:sz="4" w:space="0" w:color="000000"/>
@@ -16237,7 +16301,7 @@
         </w:tc>
         <w:tc>
           <w:tcPr>
-            <w:tcW w:w="817" w:type="dxa"/>
+            <w:tcW w:w="818" w:type="dxa"/>
             <w:gridSpan w:val="2"/>
             <w:tcBorders>
               <w:top w:val="single" w:sz="4" w:space="0" w:color="000000"/>
@@ -16271,7 +16335,7 @@
         </w:tc>
         <w:tc>
           <w:tcPr>
-            <w:tcW w:w="306" w:type="dxa"/>
+            <w:tcW w:w="305" w:type="dxa"/>
             <w:tcBorders>
               <w:top w:val="single" w:sz="4" w:space="0" w:color="000000"/>
               <w:left w:val="single" w:sz="4" w:space="0" w:color="000000"/>
@@ -16304,7 +16368,7 @@
         </w:tc>
         <w:tc>
           <w:tcPr>
-            <w:tcW w:w="4116" w:type="dxa"/>
+            <w:tcW w:w="4119" w:type="dxa"/>
             <w:gridSpan w:val="15"/>
             <w:tcBorders>
               <w:top w:val="single" w:sz="4" w:space="0" w:color="000000"/>
@@ -16337,7 +16401,7 @@
         </w:tc>
         <w:tc>
           <w:tcPr>
-            <w:tcW w:w="260" w:type="dxa"/>
+            <w:tcW w:w="261" w:type="dxa"/>
             <w:tcBorders>
               <w:left w:val="single" w:sz="4" w:space="0" w:color="000000"/>
             </w:tcBorders>
@@ -16365,7 +16429,7 @@
         </w:tc>
         <w:tc>
           <w:tcPr>
-            <w:tcW w:w="235" w:type="dxa"/>
+            <w:tcW w:w="227" w:type="dxa"/>
             <w:tcBorders/>
             <w:vAlign w:val="center"/>
           </w:tcPr>
@@ -16397,7 +16461,7 @@
         </w:trPr>
         <w:tc>
           <w:tcPr>
-            <w:tcW w:w="4777" w:type="dxa"/>
+            <w:tcW w:w="4779" w:type="dxa"/>
             <w:gridSpan w:val="18"/>
             <w:vMerge w:val="continue"/>
             <w:tcBorders>
@@ -16429,7 +16493,7 @@
         </w:tc>
         <w:tc>
           <w:tcPr>
-            <w:tcW w:w="1642" w:type="dxa"/>
+            <w:tcW w:w="1643" w:type="dxa"/>
             <w:gridSpan w:val="6"/>
             <w:vMerge w:val="continue"/>
             <w:tcBorders>
@@ -16563,7 +16627,7 @@
         </w:tc>
         <w:tc>
           <w:tcPr>
-            <w:tcW w:w="2024" w:type="dxa"/>
+            <w:tcW w:w="2025" w:type="dxa"/>
             <w:gridSpan w:val="7"/>
             <w:tcBorders>
               <w:top w:val="single" w:sz="4" w:space="0" w:color="000000"/>
@@ -16597,7 +16661,7 @@
         </w:tc>
         <w:tc>
           <w:tcPr>
-            <w:tcW w:w="451" w:type="dxa"/>
+            <w:tcW w:w="453" w:type="dxa"/>
             <w:gridSpan w:val="2"/>
             <w:tcBorders>
               <w:top w:val="single" w:sz="4" w:space="0" w:color="000000"/>
@@ -16631,7 +16695,7 @@
         </w:tc>
         <w:tc>
           <w:tcPr>
-            <w:tcW w:w="304" w:type="dxa"/>
+            <w:tcW w:w="303" w:type="dxa"/>
             <w:tcBorders>
               <w:top w:val="single" w:sz="4" w:space="0" w:color="000000"/>
               <w:left w:val="single" w:sz="4" w:space="0" w:color="000000"/>
@@ -16664,7 +16728,7 @@
         </w:tc>
         <w:tc>
           <w:tcPr>
-            <w:tcW w:w="3361" w:type="dxa"/>
+            <w:tcW w:w="3363" w:type="dxa"/>
             <w:gridSpan w:val="12"/>
             <w:tcBorders>
               <w:top w:val="single" w:sz="4" w:space="0" w:color="000000"/>
@@ -16697,7 +16761,7 @@
         </w:tc>
         <w:tc>
           <w:tcPr>
-            <w:tcW w:w="260" w:type="dxa"/>
+            <w:tcW w:w="261" w:type="dxa"/>
             <w:tcBorders>
               <w:left w:val="single" w:sz="4" w:space="0" w:color="000000"/>
             </w:tcBorders>
@@ -16725,7 +16789,7 @@
         </w:tc>
         <w:tc>
           <w:tcPr>
-            <w:tcW w:w="235" w:type="dxa"/>
+            <w:tcW w:w="227" w:type="dxa"/>
             <w:tcBorders/>
             <w:vAlign w:val="center"/>
           </w:tcPr>
@@ -16757,7 +16821,7 @@
         </w:trPr>
         <w:tc>
           <w:tcPr>
-            <w:tcW w:w="4777" w:type="dxa"/>
+            <w:tcW w:w="4779" w:type="dxa"/>
             <w:gridSpan w:val="18"/>
             <w:vMerge w:val="continue"/>
             <w:tcBorders>
@@ -16789,7 +16853,7 @@
         </w:tc>
         <w:tc>
           <w:tcPr>
-            <w:tcW w:w="1642" w:type="dxa"/>
+            <w:tcW w:w="1643" w:type="dxa"/>
             <w:gridSpan w:val="6"/>
             <w:vMerge w:val="continue"/>
             <w:tcBorders>
@@ -16821,7 +16885,7 @@
         </w:tc>
         <w:tc>
           <w:tcPr>
-            <w:tcW w:w="4409" w:type="dxa"/>
+            <w:tcW w:w="4410" w:type="dxa"/>
             <w:gridSpan w:val="15"/>
             <w:tcBorders>
               <w:top w:val="single" w:sz="4" w:space="0" w:color="000000"/>
@@ -16853,7 +16917,7 @@
         </w:tc>
         <w:tc>
           <w:tcPr>
-            <w:tcW w:w="755" w:type="dxa"/>
+            <w:tcW w:w="756" w:type="dxa"/>
             <w:gridSpan w:val="3"/>
             <w:tcBorders>
               <w:top w:val="single" w:sz="4" w:space="0" w:color="000000"/>
@@ -16887,7 +16951,7 @@
         </w:tc>
         <w:tc>
           <w:tcPr>
-            <w:tcW w:w="740" w:type="dxa"/>
+            <w:tcW w:w="741" w:type="dxa"/>
             <w:gridSpan w:val="2"/>
             <w:tcBorders>
               <w:top w:val="single" w:sz="4" w:space="0" w:color="000000"/>
@@ -16921,7 +16985,7 @@
         </w:tc>
         <w:tc>
           <w:tcPr>
-            <w:tcW w:w="1868" w:type="dxa"/>
+            <w:tcW w:w="1869" w:type="dxa"/>
             <w:gridSpan w:val="7"/>
             <w:tcBorders>
               <w:top w:val="single" w:sz="4" w:space="0" w:color="000000"/>
@@ -16955,7 +17019,7 @@
         </w:tc>
         <w:tc>
           <w:tcPr>
-            <w:tcW w:w="452" w:type="dxa"/>
+            <w:tcW w:w="451" w:type="dxa"/>
             <w:gridSpan w:val="2"/>
             <w:tcBorders>
               <w:top w:val="single" w:sz="4" w:space="0" w:color="000000"/>
@@ -16989,7 +17053,7 @@
         </w:tc>
         <w:tc>
           <w:tcPr>
-            <w:tcW w:w="301" w:type="dxa"/>
+            <w:tcW w:w="302" w:type="dxa"/>
             <w:tcBorders>
               <w:top w:val="single" w:sz="4" w:space="0" w:color="000000"/>
               <w:left w:val="single" w:sz="4" w:space="0" w:color="000000"/>
@@ -17022,7 +17086,7 @@
         </w:tc>
         <w:tc>
           <w:tcPr>
-            <w:tcW w:w="260" w:type="dxa"/>
+            <w:tcW w:w="261" w:type="dxa"/>
             <w:tcBorders>
               <w:left w:val="single" w:sz="4" w:space="0" w:color="000000"/>
             </w:tcBorders>
@@ -17050,7 +17114,7 @@
         </w:tc>
         <w:tc>
           <w:tcPr>
-            <w:tcW w:w="235" w:type="dxa"/>
+            <w:tcW w:w="227" w:type="dxa"/>
             <w:tcBorders/>
             <w:vAlign w:val="center"/>
           </w:tcPr>
@@ -17137,64 +17201,64 @@
         <w:gridCol w:w="188"/>
         <w:gridCol w:w="191"/>
         <w:gridCol w:w="231"/>
-        <w:gridCol w:w="434"/>
+        <w:gridCol w:w="436"/>
         <w:gridCol w:w="180"/>
-        <w:gridCol w:w="182"/>
+        <w:gridCol w:w="181"/>
         <w:gridCol w:w="60"/>
-        <w:gridCol w:w="120"/>
+        <w:gridCol w:w="121"/>
         <w:gridCol w:w="180"/>
-        <w:gridCol w:w="182"/>
+        <w:gridCol w:w="181"/>
         <w:gridCol w:w="511"/>
-        <w:gridCol w:w="214"/>
+        <w:gridCol w:w="216"/>
         <w:gridCol w:w="211"/>
         <w:gridCol w:w="426"/>
         <w:gridCol w:w="213"/>
         <w:gridCol w:w="212"/>
         <w:gridCol w:w="568"/>
         <w:gridCol w:w="171"/>
+        <w:gridCol w:w="173"/>
+        <w:gridCol w:w="169"/>
         <w:gridCol w:w="171"/>
-        <w:gridCol w:w="170"/>
-        <w:gridCol w:w="170"/>
         <w:gridCol w:w="171"/>
         <w:gridCol w:w="568"/>
         <w:gridCol w:w="159"/>
-        <w:gridCol w:w="156"/>
+        <w:gridCol w:w="157"/>
         <w:gridCol w:w="6"/>
         <w:gridCol w:w="194"/>
-        <w:gridCol w:w="195"/>
-        <w:gridCol w:w="162"/>
+        <w:gridCol w:w="194"/>
+        <w:gridCol w:w="163"/>
         <w:gridCol w:w="548"/>
         <w:gridCol w:w="160"/>
         <w:gridCol w:w="66"/>
         <w:gridCol w:w="225"/>
-        <w:gridCol w:w="229"/>
+        <w:gridCol w:w="230"/>
+        <w:gridCol w:w="227"/>
         <w:gridCol w:w="228"/>
-        <w:gridCol w:w="227"/>
-        <w:gridCol w:w="569"/>
-        <w:gridCol w:w="150"/>
-        <w:gridCol w:w="10"/>
+        <w:gridCol w:w="570"/>
+        <w:gridCol w:w="149"/>
+        <w:gridCol w:w="11"/>
         <w:gridCol w:w="282"/>
         <w:gridCol w:w="206"/>
-        <w:gridCol w:w="207"/>
+        <w:gridCol w:w="208"/>
         <w:gridCol w:w="283"/>
         <w:gridCol w:w="568"/>
-        <w:gridCol w:w="160"/>
+        <w:gridCol w:w="161"/>
         <w:gridCol w:w="123"/>
         <w:gridCol w:w="37"/>
         <w:gridCol w:w="194"/>
         <w:gridCol w:w="194"/>
         <w:gridCol w:w="288"/>
-        <w:gridCol w:w="565"/>
-        <w:gridCol w:w="261"/>
-        <w:gridCol w:w="167"/>
+        <w:gridCol w:w="566"/>
+        <w:gridCol w:w="260"/>
+        <w:gridCol w:w="168"/>
         <w:gridCol w:w="285"/>
         <w:gridCol w:w="283"/>
-        <w:gridCol w:w="284"/>
-        <w:gridCol w:w="569"/>
-        <w:gridCol w:w="156"/>
-        <w:gridCol w:w="4"/>
-        <w:gridCol w:w="267"/>
-        <w:gridCol w:w="246"/>
+        <w:gridCol w:w="285"/>
+        <w:gridCol w:w="570"/>
+        <w:gridCol w:w="155"/>
+        <w:gridCol w:w="5"/>
+        <w:gridCol w:w="266"/>
+        <w:gridCol w:w="234"/>
       </w:tblGrid>
       <w:tr>
         <w:trPr>
@@ -17388,7 +17452,7 @@
         </w:tc>
         <w:tc>
           <w:tcPr>
-            <w:tcW w:w="434" w:type="dxa"/>
+            <w:tcW w:w="436" w:type="dxa"/>
             <w:tcBorders>
               <w:top w:val="single" w:sz="4" w:space="0" w:color="000000"/>
               <w:left w:val="single" w:sz="4" w:space="0" w:color="000000"/>
@@ -17450,7 +17514,7 @@
         </w:tc>
         <w:tc>
           <w:tcPr>
-            <w:tcW w:w="182" w:type="dxa"/>
+            <w:tcW w:w="181" w:type="dxa"/>
             <w:tcBorders>
               <w:top w:val="single" w:sz="4" w:space="0" w:color="000000"/>
               <w:left w:val="single" w:sz="4" w:space="0" w:color="000000"/>
@@ -17481,7 +17545,7 @@
         </w:tc>
         <w:tc>
           <w:tcPr>
-            <w:tcW w:w="180" w:type="dxa"/>
+            <w:tcW w:w="181" w:type="dxa"/>
             <w:gridSpan w:val="2"/>
             <w:tcBorders>
               <w:top w:val="single" w:sz="4" w:space="0" w:color="000000"/>
@@ -17544,7 +17608,7 @@
         </w:tc>
         <w:tc>
           <w:tcPr>
-            <w:tcW w:w="182" w:type="dxa"/>
+            <w:tcW w:w="181" w:type="dxa"/>
             <w:tcBorders>
               <w:top w:val="single" w:sz="4" w:space="0" w:color="000000"/>
               <w:left w:val="single" w:sz="4" w:space="0" w:color="000000"/>
@@ -17606,7 +17670,7 @@
         </w:tc>
         <w:tc>
           <w:tcPr>
-            <w:tcW w:w="214" w:type="dxa"/>
+            <w:tcW w:w="216" w:type="dxa"/>
             <w:tcBorders>
               <w:top w:val="single" w:sz="4" w:space="0" w:color="000000"/>
               <w:left w:val="single" w:sz="4" w:space="0" w:color="000000"/>
@@ -17823,7 +17887,7 @@
         </w:tc>
         <w:tc>
           <w:tcPr>
-            <w:tcW w:w="171" w:type="dxa"/>
+            <w:tcW w:w="173" w:type="dxa"/>
             <w:tcBorders>
               <w:top w:val="single" w:sz="4" w:space="0" w:color="000000"/>
               <w:left w:val="single" w:sz="4" w:space="0" w:color="000000"/>
@@ -17854,7 +17918,7 @@
         </w:tc>
         <w:tc>
           <w:tcPr>
-            <w:tcW w:w="170" w:type="dxa"/>
+            <w:tcW w:w="169" w:type="dxa"/>
             <w:tcBorders>
               <w:top w:val="single" w:sz="4" w:space="0" w:color="000000"/>
               <w:left w:val="single" w:sz="4" w:space="0" w:color="000000"/>
@@ -17885,7 +17949,7 @@
         </w:tc>
         <w:tc>
           <w:tcPr>
-            <w:tcW w:w="170" w:type="dxa"/>
+            <w:tcW w:w="171" w:type="dxa"/>
             <w:tcBorders>
               <w:top w:val="single" w:sz="4" w:space="0" w:color="000000"/>
               <w:left w:val="single" w:sz="4" w:space="0" w:color="000000"/>
@@ -18009,7 +18073,7 @@
         </w:tc>
         <w:tc>
           <w:tcPr>
-            <w:tcW w:w="162" w:type="dxa"/>
+            <w:tcW w:w="163" w:type="dxa"/>
             <w:gridSpan w:val="2"/>
             <w:tcBorders>
               <w:top w:val="single" w:sz="4" w:space="0" w:color="000000"/>
@@ -18072,7 +18136,7 @@
         </w:tc>
         <w:tc>
           <w:tcPr>
-            <w:tcW w:w="195" w:type="dxa"/>
+            <w:tcW w:w="194" w:type="dxa"/>
             <w:tcBorders>
               <w:top w:val="single" w:sz="4" w:space="0" w:color="000000"/>
               <w:left w:val="single" w:sz="4" w:space="0" w:color="000000"/>
@@ -18103,7 +18167,7 @@
         </w:tc>
         <w:tc>
           <w:tcPr>
-            <w:tcW w:w="162" w:type="dxa"/>
+            <w:tcW w:w="163" w:type="dxa"/>
             <w:tcBorders>
               <w:top w:val="single" w:sz="4" w:space="0" w:color="000000"/>
               <w:left w:val="single" w:sz="4" w:space="0" w:color="000000"/>
@@ -18228,7 +18292,7 @@
         </w:tc>
         <w:tc>
           <w:tcPr>
-            <w:tcW w:w="229" w:type="dxa"/>
+            <w:tcW w:w="230" w:type="dxa"/>
             <w:tcBorders>
               <w:top w:val="single" w:sz="4" w:space="0" w:color="000000"/>
               <w:left w:val="single" w:sz="4" w:space="0" w:color="000000"/>
@@ -18259,7 +18323,7 @@
         </w:tc>
         <w:tc>
           <w:tcPr>
-            <w:tcW w:w="228" w:type="dxa"/>
+            <w:tcW w:w="227" w:type="dxa"/>
             <w:tcBorders>
               <w:top w:val="single" w:sz="4" w:space="0" w:color="000000"/>
               <w:left w:val="single" w:sz="4" w:space="0" w:color="000000"/>
@@ -18290,7 +18354,7 @@
         </w:tc>
         <w:tc>
           <w:tcPr>
-            <w:tcW w:w="227" w:type="dxa"/>
+            <w:tcW w:w="228" w:type="dxa"/>
             <w:tcBorders>
               <w:top w:val="single" w:sz="4" w:space="0" w:color="000000"/>
               <w:left w:val="single" w:sz="4" w:space="0" w:color="000000"/>
@@ -18321,7 +18385,7 @@
         </w:tc>
         <w:tc>
           <w:tcPr>
-            <w:tcW w:w="569" w:type="dxa"/>
+            <w:tcW w:w="570" w:type="dxa"/>
             <w:tcBorders>
               <w:top w:val="single" w:sz="4" w:space="0" w:color="000000"/>
               <w:left w:val="single" w:sz="4" w:space="0" w:color="000000"/>
@@ -18446,7 +18510,7 @@
         </w:tc>
         <w:tc>
           <w:tcPr>
-            <w:tcW w:w="207" w:type="dxa"/>
+            <w:tcW w:w="208" w:type="dxa"/>
             <w:tcBorders>
               <w:top w:val="single" w:sz="4" w:space="0" w:color="000000"/>
               <w:left w:val="single" w:sz="4" w:space="0" w:color="000000"/>
@@ -18539,7 +18603,7 @@
         </w:tc>
         <w:tc>
           <w:tcPr>
-            <w:tcW w:w="160" w:type="dxa"/>
+            <w:tcW w:w="161" w:type="dxa"/>
             <w:tcBorders>
               <w:top w:val="single" w:sz="4" w:space="0" w:color="000000"/>
               <w:left w:val="single" w:sz="4" w:space="0" w:color="000000"/>
@@ -18695,7 +18759,7 @@
         </w:tc>
         <w:tc>
           <w:tcPr>
-            <w:tcW w:w="565" w:type="dxa"/>
+            <w:tcW w:w="566" w:type="dxa"/>
             <w:tcBorders>
               <w:top w:val="single" w:sz="4" w:space="0" w:color="000000"/>
               <w:left w:val="single" w:sz="4" w:space="0" w:color="000000"/>
@@ -18727,7 +18791,7 @@
         </w:tc>
         <w:tc>
           <w:tcPr>
-            <w:tcW w:w="261" w:type="dxa"/>
+            <w:tcW w:w="260" w:type="dxa"/>
             <w:tcBorders>
               <w:top w:val="single" w:sz="4" w:space="0" w:color="000000"/>
               <w:left w:val="single" w:sz="4" w:space="0" w:color="000000"/>
@@ -18758,7 +18822,7 @@
         </w:tc>
         <w:tc>
           <w:tcPr>
-            <w:tcW w:w="167" w:type="dxa"/>
+            <w:tcW w:w="168" w:type="dxa"/>
             <w:tcBorders>
               <w:top w:val="single" w:sz="4" w:space="0" w:color="000000"/>
               <w:left w:val="single" w:sz="4" w:space="0" w:color="000000"/>
@@ -18851,7 +18915,7 @@
         </w:tc>
         <w:tc>
           <w:tcPr>
-            <w:tcW w:w="284" w:type="dxa"/>
+            <w:tcW w:w="285" w:type="dxa"/>
             <w:tcBorders>
               <w:top w:val="single" w:sz="4" w:space="0" w:color="000000"/>
               <w:left w:val="single" w:sz="4" w:space="0" w:color="000000"/>
@@ -18882,7 +18946,7 @@
         </w:tc>
         <w:tc>
           <w:tcPr>
-            <w:tcW w:w="569" w:type="dxa"/>
+            <w:tcW w:w="570" w:type="dxa"/>
             <w:tcBorders>
               <w:top w:val="single" w:sz="4" w:space="0" w:color="000000"/>
               <w:left w:val="single" w:sz="4" w:space="0" w:color="000000"/>
@@ -18943,7 +19007,7 @@
         </w:tc>
         <w:tc>
           <w:tcPr>
-            <w:tcW w:w="267" w:type="dxa"/>
+            <w:tcW w:w="266" w:type="dxa"/>
             <w:tcBorders>
               <w:top w:val="single" w:sz="4" w:space="0" w:color="000000"/>
               <w:left w:val="single" w:sz="4" w:space="0" w:color="000000"/>
@@ -18973,7 +19037,7 @@
         </w:tc>
         <w:tc>
           <w:tcPr>
-            <w:tcW w:w="246" w:type="dxa"/>
+            <w:tcW w:w="234" w:type="dxa"/>
             <w:tcBorders>
               <w:left w:val="single" w:sz="4" w:space="0" w:color="000000"/>
             </w:tcBorders>
@@ -19106,7 +19170,7 @@
         </w:tc>
         <w:tc>
           <w:tcPr>
-            <w:tcW w:w="1849" w:type="dxa"/>
+            <w:tcW w:w="1850" w:type="dxa"/>
             <w:gridSpan w:val="8"/>
             <w:tcBorders>
               <w:top w:val="single" w:sz="4" w:space="0" w:color="000000"/>
@@ -19140,6 +19204,73 @@
         </w:tc>
         <w:tc>
           <w:tcPr>
+            <w:tcW w:w="427" w:type="dxa"/>
+            <w:gridSpan w:val="2"/>
+            <w:tcBorders>
+              <w:top w:val="single" w:sz="4" w:space="0" w:color="000000"/>
+              <w:left w:val="single" w:sz="4" w:space="0" w:color="000000"/>
+              <w:bottom w:val="single" w:sz="4" w:space="0" w:color="000000"/>
+              <w:right w:val="single" w:sz="4" w:space="0" w:color="000000"/>
+            </w:tcBorders>
+            <w:shd w:color="auto" w:fill="FFE599" w:themeFill="accent4" w:themeFillTint="66" w:val="clear"/>
+            <w:vAlign w:val="center"/>
+          </w:tcPr>
+          <w:p>
+            <w:pPr>
+              <w:pStyle w:val="Normal"/>
+              <w:spacing w:beforeAutospacing="1" w:after="0"/>
+              <w:jc w:val="center"/>
+              <w:rPr>
+                <w:rFonts w:ascii="Arial" w:hAnsi="Arial" w:cs="Arial"/>
+                <w:sz w:val="18"/>
+                <w:szCs w:val="18"/>
+              </w:rPr>
+            </w:pPr>
+            <w:r>
+              <w:rPr>
+                <w:rFonts w:cs="Arial" w:ascii="Arial" w:hAnsi="Arial"/>
+                <w:sz w:val="18"/>
+                <w:szCs w:val="18"/>
+              </w:rPr>
+              <w:t>E2</w:t>
+            </w:r>
+          </w:p>
+        </w:tc>
+        <w:tc>
+          <w:tcPr>
+            <w:tcW w:w="426" w:type="dxa"/>
+            <w:tcBorders>
+              <w:top w:val="single" w:sz="4" w:space="0" w:color="000000"/>
+              <w:left w:val="single" w:sz="4" w:space="0" w:color="000000"/>
+              <w:bottom w:val="single" w:sz="4" w:space="0" w:color="000000"/>
+              <w:right w:val="single" w:sz="4" w:space="0" w:color="000000"/>
+            </w:tcBorders>
+            <w:shd w:color="auto" w:fill="AEAAAA" w:themeFill="background2" w:themeFillShade="bf" w:val="clear"/>
+            <w:vAlign w:val="center"/>
+          </w:tcPr>
+          <w:p>
+            <w:pPr>
+              <w:pStyle w:val="Normal"/>
+              <w:spacing w:beforeAutospacing="1" w:after="0"/>
+              <w:jc w:val="center"/>
+              <w:rPr>
+                <w:rFonts w:ascii="Arial" w:hAnsi="Arial" w:cs="Arial"/>
+                <w:sz w:val="18"/>
+                <w:szCs w:val="18"/>
+              </w:rPr>
+            </w:pPr>
+            <w:r>
+              <w:rPr>
+                <w:rFonts w:cs="Arial" w:ascii="Arial" w:hAnsi="Arial"/>
+                <w:sz w:val="18"/>
+                <w:szCs w:val="18"/>
+              </w:rPr>
+              <w:t>H</w:t>
+            </w:r>
+          </w:p>
+        </w:tc>
+        <w:tc>
+          <w:tcPr>
             <w:tcW w:w="425" w:type="dxa"/>
             <w:gridSpan w:val="2"/>
             <w:tcBorders>
@@ -19148,7 +19279,6 @@
               <w:bottom w:val="single" w:sz="4" w:space="0" w:color="000000"/>
               <w:right w:val="single" w:sz="4" w:space="0" w:color="000000"/>
             </w:tcBorders>
-            <w:shd w:color="auto" w:fill="FFE599" w:themeFill="accent4" w:themeFillTint="66" w:val="clear"/>
             <w:vAlign w:val="center"/>
           </w:tcPr>
           <w:p>
@@ -19168,20 +19298,18 @@
                 <w:sz w:val="18"/>
                 <w:szCs w:val="18"/>
               </w:rPr>
-              <w:t>E2</w:t>
-            </w:r>
-          </w:p>
-        </w:tc>
-        <w:tc>
-          <w:tcPr>
-            <w:tcW w:w="426" w:type="dxa"/>
-            <w:tcBorders>
-              <w:top w:val="single" w:sz="4" w:space="0" w:color="000000"/>
-              <w:left w:val="single" w:sz="4" w:space="0" w:color="000000"/>
-              <w:bottom w:val="single" w:sz="4" w:space="0" w:color="000000"/>
-              <w:right w:val="single" w:sz="4" w:space="0" w:color="000000"/>
-            </w:tcBorders>
-            <w:shd w:color="auto" w:fill="AEAAAA" w:themeFill="background2" w:themeFillShade="bf" w:val="clear"/>
+            </w:r>
+          </w:p>
+        </w:tc>
+        <w:tc>
+          <w:tcPr>
+            <w:tcW w:w="1423" w:type="dxa"/>
+            <w:gridSpan w:val="6"/>
+            <w:tcBorders>
+              <w:top w:val="single" w:sz="4" w:space="0" w:color="000000"/>
+              <w:left w:val="single" w:sz="4" w:space="0" w:color="000000"/>
+              <w:right w:val="single" w:sz="4" w:space="0" w:color="000000"/>
+            </w:tcBorders>
             <w:vAlign w:val="center"/>
           </w:tcPr>
           <w:p>
@@ -19201,20 +19329,21 @@
                 <w:sz w:val="18"/>
                 <w:szCs w:val="18"/>
               </w:rPr>
-              <w:t>H</w:t>
-            </w:r>
-          </w:p>
-        </w:tc>
-        <w:tc>
-          <w:tcPr>
-            <w:tcW w:w="425" w:type="dxa"/>
-            <w:gridSpan w:val="2"/>
-            <w:tcBorders>
-              <w:top w:val="single" w:sz="4" w:space="0" w:color="000000"/>
-              <w:left w:val="single" w:sz="4" w:space="0" w:color="000000"/>
-              <w:bottom w:val="single" w:sz="4" w:space="0" w:color="000000"/>
-              <w:right w:val="single" w:sz="4" w:space="0" w:color="000000"/>
-            </w:tcBorders>
+              <w:t>Pause - 1h</w:t>
+            </w:r>
+          </w:p>
+        </w:tc>
+        <w:tc>
+          <w:tcPr>
+            <w:tcW w:w="884" w:type="dxa"/>
+            <w:gridSpan w:val="3"/>
+            <w:tcBorders>
+              <w:top w:val="single" w:sz="4" w:space="0" w:color="000000"/>
+              <w:left w:val="single" w:sz="4" w:space="0" w:color="000000"/>
+              <w:bottom w:val="single" w:sz="4" w:space="0" w:color="000000"/>
+              <w:right w:val="single" w:sz="4" w:space="0" w:color="000000"/>
+            </w:tcBorders>
+            <w:shd w:color="auto" w:fill="B4C6E7" w:themeFill="accent1" w:themeFillTint="66" w:val="clear"/>
             <w:vAlign w:val="center"/>
           </w:tcPr>
           <w:p>
@@ -19234,18 +19363,21 @@
                 <w:sz w:val="18"/>
                 <w:szCs w:val="18"/>
               </w:rPr>
-            </w:r>
-          </w:p>
-        </w:tc>
-        <w:tc>
-          <w:tcPr>
-            <w:tcW w:w="1421" w:type="dxa"/>
-            <w:gridSpan w:val="6"/>
-            <w:tcBorders>
-              <w:top w:val="single" w:sz="4" w:space="0" w:color="000000"/>
-              <w:left w:val="single" w:sz="4" w:space="0" w:color="000000"/>
-              <w:right w:val="single" w:sz="4" w:space="0" w:color="000000"/>
-            </w:tcBorders>
+              <w:t>T</w:t>
+            </w:r>
+          </w:p>
+        </w:tc>
+        <w:tc>
+          <w:tcPr>
+            <w:tcW w:w="394" w:type="dxa"/>
+            <w:gridSpan w:val="3"/>
+            <w:tcBorders>
+              <w:top w:val="single" w:sz="4" w:space="0" w:color="000000"/>
+              <w:left w:val="single" w:sz="4" w:space="0" w:color="000000"/>
+              <w:bottom w:val="single" w:sz="4" w:space="0" w:color="000000"/>
+              <w:right w:val="single" w:sz="4" w:space="0" w:color="000000"/>
+            </w:tcBorders>
+            <w:shd w:color="auto" w:fill="FFE599" w:themeFill="accent4" w:themeFillTint="66" w:val="clear"/>
             <w:vAlign w:val="center"/>
           </w:tcPr>
           <w:p>
@@ -19265,21 +19397,21 @@
                 <w:sz w:val="18"/>
                 <w:szCs w:val="18"/>
               </w:rPr>
-              <w:t>Pause - 1h</w:t>
-            </w:r>
-          </w:p>
-        </w:tc>
-        <w:tc>
-          <w:tcPr>
-            <w:tcW w:w="883" w:type="dxa"/>
-            <w:gridSpan w:val="3"/>
-            <w:tcBorders>
-              <w:top w:val="single" w:sz="4" w:space="0" w:color="000000"/>
-              <w:left w:val="single" w:sz="4" w:space="0" w:color="000000"/>
-              <w:bottom w:val="single" w:sz="4" w:space="0" w:color="000000"/>
-              <w:right w:val="single" w:sz="4" w:space="0" w:color="000000"/>
-            </w:tcBorders>
-            <w:shd w:color="auto" w:fill="B4C6E7" w:themeFill="accent1" w:themeFillTint="66" w:val="clear"/>
+              <w:t>E1</w:t>
+            </w:r>
+          </w:p>
+        </w:tc>
+        <w:tc>
+          <w:tcPr>
+            <w:tcW w:w="1847" w:type="dxa"/>
+            <w:gridSpan w:val="8"/>
+            <w:tcBorders>
+              <w:top w:val="single" w:sz="4" w:space="0" w:color="000000"/>
+              <w:left w:val="single" w:sz="4" w:space="0" w:color="000000"/>
+              <w:bottom w:val="single" w:sz="4" w:space="0" w:color="000000"/>
+              <w:right w:val="single" w:sz="4" w:space="0" w:color="000000"/>
+            </w:tcBorders>
+            <w:shd w:color="auto" w:fill="FFE599" w:themeFill="accent4" w:themeFillTint="66" w:val="clear"/>
             <w:vAlign w:val="center"/>
           </w:tcPr>
           <w:p>
@@ -19299,14 +19431,14 @@
                 <w:sz w:val="18"/>
                 <w:szCs w:val="18"/>
               </w:rPr>
-              <w:t>T</w:t>
-            </w:r>
-          </w:p>
-        </w:tc>
-        <w:tc>
-          <w:tcPr>
-            <w:tcW w:w="395" w:type="dxa"/>
-            <w:gridSpan w:val="3"/>
+              <w:t>réalisation en env. 1</w:t>
+            </w:r>
+          </w:p>
+        </w:tc>
+        <w:tc>
+          <w:tcPr>
+            <w:tcW w:w="719" w:type="dxa"/>
+            <w:gridSpan w:val="2"/>
             <w:tcBorders>
               <w:top w:val="single" w:sz="4" w:space="0" w:color="000000"/>
               <w:left w:val="single" w:sz="4" w:space="0" w:color="000000"/>
@@ -19333,21 +19465,21 @@
                 <w:sz w:val="18"/>
                 <w:szCs w:val="18"/>
               </w:rPr>
-              <w:t>E1</w:t>
-            </w:r>
-          </w:p>
-        </w:tc>
-        <w:tc>
-          <w:tcPr>
-            <w:tcW w:w="1845" w:type="dxa"/>
-            <w:gridSpan w:val="8"/>
-            <w:tcBorders>
-              <w:top w:val="single" w:sz="4" w:space="0" w:color="000000"/>
-              <w:left w:val="single" w:sz="4" w:space="0" w:color="000000"/>
-              <w:bottom w:val="single" w:sz="4" w:space="0" w:color="000000"/>
-              <w:right w:val="single" w:sz="4" w:space="0" w:color="000000"/>
-            </w:tcBorders>
-            <w:shd w:color="auto" w:fill="FFE599" w:themeFill="accent4" w:themeFillTint="66" w:val="clear"/>
+              <w:t>E2</w:t>
+            </w:r>
+          </w:p>
+        </w:tc>
+        <w:tc>
+          <w:tcPr>
+            <w:tcW w:w="293" w:type="dxa"/>
+            <w:gridSpan w:val="2"/>
+            <w:tcBorders>
+              <w:top w:val="single" w:sz="4" w:space="0" w:color="000000"/>
+              <w:left w:val="single" w:sz="4" w:space="0" w:color="000000"/>
+              <w:bottom w:val="single" w:sz="4" w:space="0" w:color="000000"/>
+              <w:right w:val="single" w:sz="4" w:space="0" w:color="000000"/>
+            </w:tcBorders>
+            <w:shd w:color="auto" w:fill="AEAAAA" w:themeFill="background2" w:themeFillShade="bf" w:val="clear"/>
             <w:vAlign w:val="center"/>
           </w:tcPr>
           <w:p>
@@ -19367,21 +19499,20 @@
                 <w:sz w:val="18"/>
                 <w:szCs w:val="18"/>
               </w:rPr>
-              <w:t>réalisation en env. 1</w:t>
-            </w:r>
-          </w:p>
-        </w:tc>
-        <w:tc>
-          <w:tcPr>
-            <w:tcW w:w="719" w:type="dxa"/>
-            <w:gridSpan w:val="2"/>
-            <w:tcBorders>
-              <w:top w:val="single" w:sz="4" w:space="0" w:color="000000"/>
-              <w:left w:val="single" w:sz="4" w:space="0" w:color="000000"/>
-              <w:bottom w:val="single" w:sz="4" w:space="0" w:color="000000"/>
-              <w:right w:val="single" w:sz="4" w:space="0" w:color="000000"/>
-            </w:tcBorders>
-            <w:shd w:color="auto" w:fill="FFE599" w:themeFill="accent4" w:themeFillTint="66" w:val="clear"/>
+              <w:t>H</w:t>
+            </w:r>
+          </w:p>
+        </w:tc>
+        <w:tc>
+          <w:tcPr>
+            <w:tcW w:w="4109" w:type="dxa"/>
+            <w:gridSpan w:val="16"/>
+            <w:tcBorders>
+              <w:top w:val="single" w:sz="4" w:space="0" w:color="000000"/>
+              <w:left w:val="single" w:sz="4" w:space="0" w:color="000000"/>
+              <w:bottom w:val="single" w:sz="4" w:space="0" w:color="000000"/>
+              <w:right w:val="single" w:sz="4" w:space="0" w:color="000000"/>
+            </w:tcBorders>
             <w:vAlign w:val="center"/>
           </w:tcPr>
           <w:p>
@@ -19401,21 +19532,18 @@
                 <w:sz w:val="18"/>
                 <w:szCs w:val="18"/>
               </w:rPr>
-              <w:t>E2</w:t>
-            </w:r>
-          </w:p>
-        </w:tc>
-        <w:tc>
-          <w:tcPr>
-            <w:tcW w:w="292" w:type="dxa"/>
-            <w:gridSpan w:val="2"/>
-            <w:tcBorders>
-              <w:top w:val="single" w:sz="4" w:space="0" w:color="000000"/>
-              <w:left w:val="single" w:sz="4" w:space="0" w:color="000000"/>
-              <w:bottom w:val="single" w:sz="4" w:space="0" w:color="000000"/>
-              <w:right w:val="single" w:sz="4" w:space="0" w:color="000000"/>
-            </w:tcBorders>
-            <w:shd w:color="auto" w:fill="AEAAAA" w:themeFill="background2" w:themeFillShade="bf" w:val="clear"/>
+            </w:r>
+          </w:p>
+        </w:tc>
+        <w:tc>
+          <w:tcPr>
+            <w:tcW w:w="570" w:type="dxa"/>
+            <w:tcBorders>
+              <w:top w:val="single" w:sz="4" w:space="0" w:color="000000"/>
+              <w:left w:val="single" w:sz="4" w:space="0" w:color="000000"/>
+              <w:bottom w:val="single" w:sz="4" w:space="0" w:color="000000"/>
+              <w:right w:val="single" w:sz="4" w:space="0" w:color="000000"/>
+            </w:tcBorders>
             <w:vAlign w:val="center"/>
           </w:tcPr>
           <w:p>
@@ -19435,14 +19563,13 @@
                 <w:sz w:val="18"/>
                 <w:szCs w:val="18"/>
               </w:rPr>
-              <w:t>H</w:t>
-            </w:r>
-          </w:p>
-        </w:tc>
-        <w:tc>
-          <w:tcPr>
-            <w:tcW w:w="4105" w:type="dxa"/>
-            <w:gridSpan w:val="16"/>
+            </w:r>
+          </w:p>
+        </w:tc>
+        <w:tc>
+          <w:tcPr>
+            <w:tcW w:w="160" w:type="dxa"/>
+            <w:gridSpan w:val="2"/>
             <w:tcBorders>
               <w:top w:val="single" w:sz="4" w:space="0" w:color="000000"/>
               <w:left w:val="single" w:sz="4" w:space="0" w:color="000000"/>
@@ -19473,7 +19600,7 @@
         </w:tc>
         <w:tc>
           <w:tcPr>
-            <w:tcW w:w="569" w:type="dxa"/>
+            <w:tcW w:w="266" w:type="dxa"/>
             <w:tcBorders>
               <w:top w:val="single" w:sz="4" w:space="0" w:color="000000"/>
               <w:left w:val="single" w:sz="4" w:space="0" w:color="000000"/>
@@ -19504,70 +19631,7 @@
         </w:tc>
         <w:tc>
           <w:tcPr>
-            <w:tcW w:w="160" w:type="dxa"/>
-            <w:gridSpan w:val="2"/>
-            <w:tcBorders>
-              <w:top w:val="single" w:sz="4" w:space="0" w:color="000000"/>
-              <w:left w:val="single" w:sz="4" w:space="0" w:color="000000"/>
-              <w:bottom w:val="single" w:sz="4" w:space="0" w:color="000000"/>
-              <w:right w:val="single" w:sz="4" w:space="0" w:color="000000"/>
-            </w:tcBorders>
-            <w:vAlign w:val="center"/>
-          </w:tcPr>
-          <w:p>
-            <w:pPr>
-              <w:pStyle w:val="Normal"/>
-              <w:spacing w:beforeAutospacing="1" w:after="0"/>
-              <w:jc w:val="center"/>
-              <w:rPr>
-                <w:rFonts w:ascii="Arial" w:hAnsi="Arial" w:cs="Arial"/>
-                <w:sz w:val="18"/>
-                <w:szCs w:val="18"/>
-              </w:rPr>
-            </w:pPr>
-            <w:r>
-              <w:rPr>
-                <w:rFonts w:cs="Arial" w:ascii="Arial" w:hAnsi="Arial"/>
-                <w:sz w:val="18"/>
-                <w:szCs w:val="18"/>
-              </w:rPr>
-            </w:r>
-          </w:p>
-        </w:tc>
-        <w:tc>
-          <w:tcPr>
-            <w:tcW w:w="267" w:type="dxa"/>
-            <w:tcBorders>
-              <w:top w:val="single" w:sz="4" w:space="0" w:color="000000"/>
-              <w:left w:val="single" w:sz="4" w:space="0" w:color="000000"/>
-              <w:bottom w:val="single" w:sz="4" w:space="0" w:color="000000"/>
-              <w:right w:val="single" w:sz="4" w:space="0" w:color="000000"/>
-            </w:tcBorders>
-            <w:vAlign w:val="center"/>
-          </w:tcPr>
-          <w:p>
-            <w:pPr>
-              <w:pStyle w:val="Normal"/>
-              <w:spacing w:beforeAutospacing="1" w:after="0"/>
-              <w:jc w:val="center"/>
-              <w:rPr>
-                <w:rFonts w:ascii="Arial" w:hAnsi="Arial" w:cs="Arial"/>
-                <w:sz w:val="18"/>
-                <w:szCs w:val="18"/>
-              </w:rPr>
-            </w:pPr>
-            <w:r>
-              <w:rPr>
-                <w:rFonts w:cs="Arial" w:ascii="Arial" w:hAnsi="Arial"/>
-                <w:sz w:val="18"/>
-                <w:szCs w:val="18"/>
-              </w:rPr>
-            </w:r>
-          </w:p>
-        </w:tc>
-        <w:tc>
-          <w:tcPr>
-            <w:tcW w:w="246" w:type="dxa"/>
+            <w:tcW w:w="234" w:type="dxa"/>
             <w:tcBorders>
               <w:left w:val="single" w:sz="4" w:space="0" w:color="000000"/>
             </w:tcBorders>
@@ -19633,7 +19697,7 @@
         </w:tc>
         <w:tc>
           <w:tcPr>
-            <w:tcW w:w="856" w:type="dxa"/>
+            <w:tcW w:w="858" w:type="dxa"/>
             <w:gridSpan w:val="3"/>
             <w:tcBorders>
               <w:top w:val="single" w:sz="4" w:space="0" w:color="000000"/>
@@ -19667,7 +19731,7 @@
         </w:tc>
         <w:tc>
           <w:tcPr>
-            <w:tcW w:w="422" w:type="dxa"/>
+            <w:tcW w:w="421" w:type="dxa"/>
             <w:gridSpan w:val="3"/>
             <w:tcBorders>
               <w:top w:val="single" w:sz="4" w:space="0" w:color="000000"/>
@@ -19701,7 +19765,7 @@
         </w:tc>
         <w:tc>
           <w:tcPr>
-            <w:tcW w:w="1844" w:type="dxa"/>
+            <w:tcW w:w="1846" w:type="dxa"/>
             <w:gridSpan w:val="7"/>
             <w:tcBorders>
               <w:top w:val="single" w:sz="4" w:space="0" w:color="000000"/>
@@ -19768,7 +19832,7 @@
         </w:tc>
         <w:tc>
           <w:tcPr>
-            <w:tcW w:w="1421" w:type="dxa"/>
+            <w:tcW w:w="1423" w:type="dxa"/>
             <w:gridSpan w:val="6"/>
             <w:tcBorders>
               <w:left w:val="single" w:sz="4" w:space="0" w:color="000000"/>
@@ -19797,7 +19861,7 @@
         </w:tc>
         <w:tc>
           <w:tcPr>
-            <w:tcW w:w="883" w:type="dxa"/>
+            <w:tcW w:w="884" w:type="dxa"/>
             <w:gridSpan w:val="3"/>
             <w:tcBorders>
               <w:top w:val="single" w:sz="4" w:space="0" w:color="000000"/>
@@ -19899,7 +19963,7 @@
         </w:tc>
         <w:tc>
           <w:tcPr>
-            <w:tcW w:w="1986" w:type="dxa"/>
+            <w:tcW w:w="1988" w:type="dxa"/>
             <w:gridSpan w:val="9"/>
             <w:tcBorders>
               <w:top w:val="single" w:sz="4" w:space="0" w:color="000000"/>
@@ -19933,7 +19997,7 @@
         </w:tc>
         <w:tc>
           <w:tcPr>
-            <w:tcW w:w="413" w:type="dxa"/>
+            <w:tcW w:w="414" w:type="dxa"/>
             <w:gridSpan w:val="2"/>
             <w:tcBorders>
               <w:top w:val="single" w:sz="4" w:space="0" w:color="000000"/>
@@ -20000,7 +20064,7 @@
         </w:tc>
         <w:tc>
           <w:tcPr>
-            <w:tcW w:w="3409" w:type="dxa"/>
+            <w:tcW w:w="3412" w:type="dxa"/>
             <w:gridSpan w:val="13"/>
             <w:tcBorders>
               <w:top w:val="single" w:sz="4" w:space="0" w:color="000000"/>
@@ -20031,7 +20095,7 @@
         </w:tc>
         <w:tc>
           <w:tcPr>
-            <w:tcW w:w="569" w:type="dxa"/>
+            <w:tcW w:w="570" w:type="dxa"/>
             <w:tcBorders>
               <w:top w:val="single" w:sz="4" w:space="0" w:color="000000"/>
               <w:left w:val="single" w:sz="4" w:space="0" w:color="000000"/>
@@ -20094,7 +20158,7 @@
         </w:tc>
         <w:tc>
           <w:tcPr>
-            <w:tcW w:w="267" w:type="dxa"/>
+            <w:tcW w:w="266" w:type="dxa"/>
             <w:tcBorders>
               <w:top w:val="single" w:sz="4" w:space="0" w:color="000000"/>
               <w:left w:val="single" w:sz="4" w:space="0" w:color="000000"/>
@@ -20125,7 +20189,7 @@
         </w:tc>
         <w:tc>
           <w:tcPr>
-            <w:tcW w:w="246" w:type="dxa"/>
+            <w:tcW w:w="234" w:type="dxa"/>
             <w:tcBorders>
               <w:left w:val="single" w:sz="4" w:space="0" w:color="000000"/>
             </w:tcBorders>
@@ -20159,7 +20223,7 @@
         </w:trPr>
         <w:tc>
           <w:tcPr>
-            <w:tcW w:w="4481" w:type="dxa"/>
+            <w:tcW w:w="4484" w:type="dxa"/>
             <w:gridSpan w:val="19"/>
             <w:tcBorders>
               <w:top w:val="single" w:sz="4" w:space="0" w:color="000000"/>
@@ -20191,7 +20255,7 @@
         </w:tc>
         <w:tc>
           <w:tcPr>
-            <w:tcW w:w="1421" w:type="dxa"/>
+            <w:tcW w:w="1423" w:type="dxa"/>
             <w:gridSpan w:val="6"/>
             <w:tcBorders>
               <w:left w:val="single" w:sz="4" w:space="0" w:color="000000"/>
@@ -20220,7 +20284,7 @@
         </w:tc>
         <w:tc>
           <w:tcPr>
-            <w:tcW w:w="4134" w:type="dxa"/>
+            <w:tcW w:w="4137" w:type="dxa"/>
             <w:gridSpan w:val="18"/>
             <w:tcBorders>
               <w:top w:val="single" w:sz="4" w:space="0" w:color="000000"/>
@@ -20252,7 +20316,7 @@
         </w:tc>
         <w:tc>
           <w:tcPr>
-            <w:tcW w:w="696" w:type="dxa"/>
+            <w:tcW w:w="697" w:type="dxa"/>
             <w:gridSpan w:val="3"/>
             <w:tcBorders>
               <w:top w:val="single" w:sz="4" w:space="0" w:color="000000"/>
@@ -20286,7 +20350,7 @@
         </w:tc>
         <w:tc>
           <w:tcPr>
-            <w:tcW w:w="728" w:type="dxa"/>
+            <w:tcW w:w="729" w:type="dxa"/>
             <w:gridSpan w:val="2"/>
             <w:tcBorders>
               <w:top w:val="single" w:sz="4" w:space="0" w:color="000000"/>
@@ -20320,7 +20384,7 @@
         </w:tc>
         <w:tc>
           <w:tcPr>
-            <w:tcW w:w="1829" w:type="dxa"/>
+            <w:tcW w:w="1830" w:type="dxa"/>
             <w:gridSpan w:val="8"/>
             <w:tcBorders>
               <w:top w:val="single" w:sz="4" w:space="0" w:color="000000"/>
@@ -20388,7 +20452,7 @@
         </w:tc>
         <w:tc>
           <w:tcPr>
-            <w:tcW w:w="284" w:type="dxa"/>
+            <w:tcW w:w="285" w:type="dxa"/>
             <w:tcBorders>
               <w:top w:val="single" w:sz="4" w:space="0" w:color="000000"/>
               <w:left w:val="single" w:sz="4" w:space="0" w:color="000000"/>
@@ -20421,7 +20485,7 @@
         </w:tc>
         <w:tc>
           <w:tcPr>
-            <w:tcW w:w="569" w:type="dxa"/>
+            <w:tcW w:w="570" w:type="dxa"/>
             <w:tcBorders>
               <w:top w:val="single" w:sz="4" w:space="0" w:color="000000"/>
               <w:left w:val="single" w:sz="4" w:space="0" w:color="000000"/>
@@ -20484,7 +20548,7 @@
         </w:tc>
         <w:tc>
           <w:tcPr>
-            <w:tcW w:w="267" w:type="dxa"/>
+            <w:tcW w:w="266" w:type="dxa"/>
             <w:tcBorders>
               <w:top w:val="single" w:sz="4" w:space="0" w:color="000000"/>
               <w:left w:val="single" w:sz="4" w:space="0" w:color="000000"/>
@@ -20515,7 +20579,7 @@
         </w:tc>
         <w:tc>
           <w:tcPr>
-            <w:tcW w:w="246" w:type="dxa"/>
+            <w:tcW w:w="234" w:type="dxa"/>
             <w:tcBorders>
               <w:left w:val="single" w:sz="4" w:space="0" w:color="000000"/>
             </w:tcBorders>
@@ -20549,7 +20613,7 @@
         </w:trPr>
         <w:tc>
           <w:tcPr>
-            <w:tcW w:w="4481" w:type="dxa"/>
+            <w:tcW w:w="4484" w:type="dxa"/>
             <w:gridSpan w:val="19"/>
             <w:tcBorders>
               <w:top w:val="single" w:sz="4" w:space="0" w:color="000000"/>
@@ -20581,7 +20645,7 @@
         </w:tc>
         <w:tc>
           <w:tcPr>
-            <w:tcW w:w="1421" w:type="dxa"/>
+            <w:tcW w:w="1423" w:type="dxa"/>
             <w:gridSpan w:val="6"/>
             <w:tcBorders>
               <w:left w:val="single" w:sz="4" w:space="0" w:color="000000"/>
@@ -20611,7 +20675,7 @@
         </w:tc>
         <w:tc>
           <w:tcPr>
-            <w:tcW w:w="4830" w:type="dxa"/>
+            <w:tcW w:w="4834" w:type="dxa"/>
             <w:gridSpan w:val="21"/>
             <w:tcBorders>
               <w:top w:val="single" w:sz="4" w:space="0" w:color="000000"/>
@@ -20643,7 +20707,7 @@
         </w:tc>
         <w:tc>
           <w:tcPr>
-            <w:tcW w:w="851" w:type="dxa"/>
+            <w:tcW w:w="852" w:type="dxa"/>
             <w:gridSpan w:val="3"/>
             <w:tcBorders>
               <w:top w:val="single" w:sz="4" w:space="0" w:color="000000"/>
@@ -20711,7 +20775,7 @@
         </w:tc>
         <w:tc>
           <w:tcPr>
-            <w:tcW w:w="2133" w:type="dxa"/>
+            <w:tcW w:w="2135" w:type="dxa"/>
             <w:gridSpan w:val="7"/>
             <w:tcBorders>
               <w:top w:val="single" w:sz="4" w:space="0" w:color="000000"/>
@@ -20813,7 +20877,7 @@
         </w:tc>
         <w:tc>
           <w:tcPr>
-            <w:tcW w:w="246" w:type="dxa"/>
+            <w:tcW w:w="234" w:type="dxa"/>
             <w:tcBorders>
               <w:left w:val="single" w:sz="4" w:space="0" w:color="000000"/>
             </w:tcBorders>
@@ -20875,10 +20939,10 @@
         <w:tblLook w:firstRow="1" w:noVBand="1" w:lastRow="0" w:firstColumn="1" w:lastColumn="0" w:noHBand="0" w:val="04a0"/>
       </w:tblPr>
       <w:tblGrid>
-        <w:gridCol w:w="3114"/>
-        <w:gridCol w:w="1848"/>
-        <w:gridCol w:w="2263"/>
-        <w:gridCol w:w="2698"/>
+        <w:gridCol w:w="3113"/>
+        <w:gridCol w:w="1849"/>
+        <w:gridCol w:w="2262"/>
+        <w:gridCol w:w="2699"/>
       </w:tblGrid>
       <w:tr>
         <w:trPr/>
@@ -21046,7 +21110,7 @@
         </w:tc>
         <w:tc>
           <w:tcPr>
-            <w:tcW w:w="2263" w:type="dxa"/>
+            <w:tcW w:w="2262" w:type="dxa"/>
             <w:tcBorders>
               <w:top w:val="single" w:sz="4" w:space="0" w:color="000000"/>
               <w:left w:val="single" w:sz="4" w:space="0" w:color="000000"/>
@@ -21091,7 +21155,7 @@
         </w:tc>
         <w:tc>
           <w:tcPr>
-            <w:tcW w:w="2698" w:type="dxa"/>
+            <w:tcW w:w="2699" w:type="dxa"/>
             <w:tcBorders>
               <w:top w:val="single" w:sz="4" w:space="0" w:color="000000"/>
               <w:left w:val="single" w:sz="4" w:space="0" w:color="000000"/>
@@ -21134,7 +21198,7 @@
         </w:trPr>
         <w:tc>
           <w:tcPr>
-            <w:tcW w:w="3114" w:type="dxa"/>
+            <w:tcW w:w="3113" w:type="dxa"/>
             <w:tcBorders>
               <w:top w:val="single" w:sz="4" w:space="0" w:color="000000"/>
               <w:left w:val="single" w:sz="4" w:space="0" w:color="000000"/>
@@ -21203,9 +21267,9 @@
               </w:rPr>
               <w:fldChar w:fldCharType="separate"/>
             </w:r>
-            <w:bookmarkStart w:id="151" w:name="Bookmark_Copie_3"/>
-            <w:bookmarkStart w:id="152" w:name="Bookmark_Copie_3"/>
-            <w:bookmarkEnd w:id="152"/>
+            <w:bookmarkStart w:id="174" w:name="Bookmark_Copie_3"/>
+            <w:bookmarkStart w:id="175" w:name="Bookmark_Copie_3"/>
+            <w:bookmarkEnd w:id="175"/>
             <w:r/>
             <w:r>
               <w:rPr>
@@ -21298,9 +21362,9 @@
               </w:rPr>
               <w:fldChar w:fldCharType="separate"/>
             </w:r>
-            <w:bookmarkStart w:id="153" w:name="CheckBox_Copie_27"/>
-            <w:bookmarkStart w:id="154" w:name="CheckBox_Copie_27"/>
-            <w:bookmarkEnd w:id="154"/>
+            <w:bookmarkStart w:id="176" w:name="CheckBox_Copie_27"/>
+            <w:bookmarkStart w:id="177" w:name="CheckBox_Copie_27"/>
+            <w:bookmarkEnd w:id="177"/>
             <w:r/>
             <w:r>
               <w:rPr>
@@ -21323,7 +21387,7 @@
         </w:tc>
         <w:tc>
           <w:tcPr>
-            <w:tcW w:w="2698" w:type="dxa"/>
+            <w:tcW w:w="2699" w:type="dxa"/>
             <w:tcBorders>
               <w:top w:val="single" w:sz="4" w:space="0" w:color="000000"/>
               <w:bottom w:val="single" w:sz="4" w:space="0" w:color="000000"/>
@@ -21494,9 +21558,9 @@
         <w:tblLook w:firstRow="0" w:noVBand="0" w:lastRow="0" w:firstColumn="0" w:lastColumn="0" w:noHBand="0" w:val="0000"/>
       </w:tblPr>
       <w:tblGrid>
-        <w:gridCol w:w="7225"/>
+        <w:gridCol w:w="7224"/>
         <w:gridCol w:w="1559"/>
-        <w:gridCol w:w="1139"/>
+        <w:gridCol w:w="1140"/>
       </w:tblGrid>
       <w:tr>
         <w:trPr>
@@ -21561,7 +21625,7 @@
         </w:trPr>
         <w:tc>
           <w:tcPr>
-            <w:tcW w:w="7225" w:type="dxa"/>
+            <w:tcW w:w="7224" w:type="dxa"/>
             <w:tcBorders>
               <w:left w:val="single" w:sz="4" w:space="0" w:color="000000"/>
               <w:right w:val="single" w:sz="4" w:space="0" w:color="000000"/>
@@ -21624,7 +21688,7 @@
         </w:tc>
         <w:tc>
           <w:tcPr>
-            <w:tcW w:w="1139" w:type="dxa"/>
+            <w:tcW w:w="1140" w:type="dxa"/>
             <w:tcBorders>
               <w:left w:val="single" w:sz="4" w:space="0" w:color="000000"/>
               <w:right w:val="single" w:sz="4" w:space="0" w:color="000000"/>
@@ -21748,10 +21812,10 @@
         <w:tblLook w:firstRow="0" w:noVBand="0" w:lastRow="0" w:firstColumn="0" w:lastColumn="0" w:noHBand="0" w:val="0000"/>
       </w:tblPr>
       <w:tblGrid>
-        <w:gridCol w:w="7225"/>
+        <w:gridCol w:w="7224"/>
         <w:gridCol w:w="1559"/>
         <w:gridCol w:w="284"/>
-        <w:gridCol w:w="855"/>
+        <w:gridCol w:w="856"/>
       </w:tblGrid>
       <w:tr>
         <w:trPr>
@@ -21856,7 +21920,7 @@
         </w:trPr>
         <w:tc>
           <w:tcPr>
-            <w:tcW w:w="9068" w:type="dxa"/>
+            <w:tcW w:w="9067" w:type="dxa"/>
             <w:gridSpan w:val="3"/>
             <w:tcBorders>
               <w:top w:val="single" w:sz="4" w:space="0" w:color="000000"/>
@@ -21908,9 +21972,9 @@
               </w:rPr>
               <w:fldChar w:fldCharType="separate"/>
             </w:r>
-            <w:bookmarkStart w:id="155" w:name="CheckBox_Copie_28"/>
-            <w:bookmarkStart w:id="156" w:name="CheckBox_Copie_28"/>
-            <w:bookmarkEnd w:id="156"/>
+            <w:bookmarkStart w:id="178" w:name="CheckBox_Copie_28"/>
+            <w:bookmarkStart w:id="179" w:name="CheckBox_Copie_28"/>
+            <w:bookmarkEnd w:id="179"/>
             <w:r>
               <w:rPr>
                 <w:sz w:val="20"/>
@@ -21924,14 +21988,16 @@
               </w:rPr>
               <w:fldChar w:fldCharType="end"/>
             </w:r>
-            <w:bookmarkStart w:id="157" w:name="CheckBox_Copie_28_Copie_1"/>
-            <w:bookmarkStart w:id="158" w:name="CheckBox_Copie_28_Copie_1_Copie_1"/>
-            <w:bookmarkStart w:id="159" w:name="CheckBox_Copie_28_Copie_1"/>
-            <w:bookmarkStart w:id="160" w:name="CheckBox_Copie_28"/>
-            <w:bookmarkEnd w:id="157"/>
-            <w:bookmarkEnd w:id="158"/>
-            <w:bookmarkEnd w:id="159"/>
-            <w:bookmarkEnd w:id="160"/>
+            <w:bookmarkStart w:id="180" w:name="CheckBox_Copie_28_Copie_1"/>
+            <w:bookmarkStart w:id="181" w:name="CheckBox_Copie_28_Copie_1_Copie_1"/>
+            <w:bookmarkStart w:id="182" w:name="CheckBox_Copie_28_Copie_1_Copie_1"/>
+            <w:bookmarkStart w:id="183" w:name="CheckBox_Copie_28_Copie_1"/>
+            <w:bookmarkStart w:id="184" w:name="CheckBox_Copie_28"/>
+            <w:bookmarkEnd w:id="180"/>
+            <w:bookmarkEnd w:id="181"/>
+            <w:bookmarkEnd w:id="182"/>
+            <w:bookmarkEnd w:id="183"/>
+            <w:bookmarkEnd w:id="184"/>
             <w:r>
               <w:rPr>
                 <w:sz w:val="20"/>
@@ -21943,7 +22009,7 @@
         </w:tc>
         <w:tc>
           <w:tcPr>
-            <w:tcW w:w="855" w:type="dxa"/>
+            <w:tcW w:w="856" w:type="dxa"/>
             <w:tcBorders>
               <w:top w:val="single" w:sz="4" w:space="0" w:color="000000"/>
               <w:left w:val="single" w:sz="4" w:space="0" w:color="000000"/>
@@ -21981,7 +22047,7 @@
         </w:trPr>
         <w:tc>
           <w:tcPr>
-            <w:tcW w:w="9068" w:type="dxa"/>
+            <w:tcW w:w="9067" w:type="dxa"/>
             <w:gridSpan w:val="3"/>
             <w:tcBorders>
               <w:top w:val="single" w:sz="4" w:space="0" w:color="000000"/>
@@ -22040,9 +22106,9 @@
               </w:rPr>
               <w:fldChar w:fldCharType="separate"/>
             </w:r>
-            <w:bookmarkStart w:id="161" w:name="CheckBox_Copie_29"/>
-            <w:bookmarkStart w:id="162" w:name="CheckBox_Copie_29"/>
-            <w:bookmarkEnd w:id="162"/>
+            <w:bookmarkStart w:id="185" w:name="CheckBox_Copie_29"/>
+            <w:bookmarkStart w:id="186" w:name="CheckBox_Copie_29"/>
+            <w:bookmarkEnd w:id="186"/>
             <w:r>
               <w:rPr>
                 <w:bCs/>
@@ -22058,14 +22124,16 @@
               </w:rPr>
               <w:fldChar w:fldCharType="end"/>
             </w:r>
-            <w:bookmarkStart w:id="163" w:name="CheckBox_Copie_29_Copie_1"/>
-            <w:bookmarkStart w:id="164" w:name="CheckBox_Copie_29_Copie_1_Copie_1"/>
-            <w:bookmarkStart w:id="165" w:name="CheckBox_Copie_29_Copie_1"/>
-            <w:bookmarkStart w:id="166" w:name="CheckBox_Copie_29"/>
-            <w:bookmarkEnd w:id="163"/>
-            <w:bookmarkEnd w:id="164"/>
-            <w:bookmarkEnd w:id="165"/>
-            <w:bookmarkEnd w:id="166"/>
+            <w:bookmarkStart w:id="187" w:name="CheckBox_Copie_29_Copie_1"/>
+            <w:bookmarkStart w:id="188" w:name="CheckBox_Copie_29_Copie_1_Copie_1"/>
+            <w:bookmarkStart w:id="189" w:name="CheckBox_Copie_29_Copie_1_Copie_1"/>
+            <w:bookmarkStart w:id="190" w:name="CheckBox_Copie_29_Copie_1"/>
+            <w:bookmarkStart w:id="191" w:name="CheckBox_Copie_29"/>
+            <w:bookmarkEnd w:id="187"/>
+            <w:bookmarkEnd w:id="188"/>
+            <w:bookmarkEnd w:id="189"/>
+            <w:bookmarkEnd w:id="190"/>
+            <w:bookmarkEnd w:id="191"/>
             <w:r>
               <w:rPr>
                 <w:sz w:val="20"/>
@@ -22085,7 +22153,7 @@
         </w:tc>
         <w:tc>
           <w:tcPr>
-            <w:tcW w:w="855" w:type="dxa"/>
+            <w:tcW w:w="856" w:type="dxa"/>
             <w:tcBorders>
               <w:top w:val="single" w:sz="4" w:space="0" w:color="000000"/>
               <w:left w:val="single" w:sz="4" w:space="0" w:color="000000"/>
@@ -22123,7 +22191,7 @@
         </w:trPr>
         <w:tc>
           <w:tcPr>
-            <w:tcW w:w="9068" w:type="dxa"/>
+            <w:tcW w:w="9067" w:type="dxa"/>
             <w:gridSpan w:val="3"/>
             <w:tcBorders>
               <w:top w:val="single" w:sz="4" w:space="0" w:color="000000"/>
@@ -22182,9 +22250,9 @@
               </w:rPr>
               <w:fldChar w:fldCharType="separate"/>
             </w:r>
-            <w:bookmarkStart w:id="167" w:name="CheckBox_Copie_30"/>
-            <w:bookmarkStart w:id="168" w:name="CheckBox_Copie_30"/>
-            <w:bookmarkEnd w:id="168"/>
+            <w:bookmarkStart w:id="192" w:name="CheckBox_Copie_30"/>
+            <w:bookmarkStart w:id="193" w:name="CheckBox_Copie_30"/>
+            <w:bookmarkEnd w:id="193"/>
             <w:r>
               <w:rPr>
                 <w:bCs/>
@@ -22200,14 +22268,16 @@
               </w:rPr>
               <w:fldChar w:fldCharType="end"/>
             </w:r>
-            <w:bookmarkStart w:id="169" w:name="CheckBox_Copie_30_Copie_1"/>
-            <w:bookmarkStart w:id="170" w:name="CheckBox_Copie_30_Copie_1_Copie_1"/>
-            <w:bookmarkStart w:id="171" w:name="CheckBox_Copie_30_Copie_1"/>
-            <w:bookmarkStart w:id="172" w:name="CheckBox_Copie_30"/>
-            <w:bookmarkEnd w:id="169"/>
-            <w:bookmarkEnd w:id="170"/>
-            <w:bookmarkEnd w:id="171"/>
-            <w:bookmarkEnd w:id="172"/>
+            <w:bookmarkStart w:id="194" w:name="CheckBox_Copie_30_Copie_1"/>
+            <w:bookmarkStart w:id="195" w:name="CheckBox_Copie_30_Copie_1_Copie_1"/>
+            <w:bookmarkStart w:id="196" w:name="CheckBox_Copie_30_Copie_1_Copie_1"/>
+            <w:bookmarkStart w:id="197" w:name="CheckBox_Copie_30_Copie_1"/>
+            <w:bookmarkStart w:id="198" w:name="CheckBox_Copie_30"/>
+            <w:bookmarkEnd w:id="194"/>
+            <w:bookmarkEnd w:id="195"/>
+            <w:bookmarkEnd w:id="196"/>
+            <w:bookmarkEnd w:id="197"/>
+            <w:bookmarkEnd w:id="198"/>
             <w:r>
               <w:rPr>
                 <w:sz w:val="20"/>
@@ -22234,7 +22304,7 @@
         </w:tc>
         <w:tc>
           <w:tcPr>
-            <w:tcW w:w="855" w:type="dxa"/>
+            <w:tcW w:w="856" w:type="dxa"/>
             <w:tcBorders>
               <w:top w:val="single" w:sz="4" w:space="0" w:color="000000"/>
               <w:left w:val="single" w:sz="4" w:space="0" w:color="000000"/>
@@ -22310,7 +22380,7 @@
         </w:trPr>
         <w:tc>
           <w:tcPr>
-            <w:tcW w:w="7225" w:type="dxa"/>
+            <w:tcW w:w="7224" w:type="dxa"/>
             <w:tcBorders>
               <w:left w:val="single" w:sz="4" w:space="0" w:color="000000"/>
               <w:right w:val="single" w:sz="4" w:space="0" w:color="000000"/>
@@ -22373,7 +22443,7 @@
         </w:tc>
         <w:tc>
           <w:tcPr>
-            <w:tcW w:w="1139" w:type="dxa"/>
+            <w:tcW w:w="1140" w:type="dxa"/>
             <w:gridSpan w:val="2"/>
             <w:tcBorders>
               <w:left w:val="single" w:sz="4" w:space="0" w:color="000000"/>
@@ -22515,8 +22585,8 @@
         <w:tblLook w:firstRow="1" w:noVBand="1" w:lastRow="0" w:firstColumn="1" w:lastColumn="0" w:noHBand="0" w:val="04a0"/>
       </w:tblPr>
       <w:tblGrid>
-        <w:gridCol w:w="1694"/>
-        <w:gridCol w:w="2016"/>
+        <w:gridCol w:w="1693"/>
+        <w:gridCol w:w="2017"/>
         <w:gridCol w:w="2069"/>
         <w:gridCol w:w="2021"/>
         <w:gridCol w:w="2123"/>
@@ -22527,7 +22597,7 @@
         </w:trPr>
         <w:tc>
           <w:tcPr>
-            <w:tcW w:w="1694" w:type="dxa"/>
+            <w:tcW w:w="1693" w:type="dxa"/>
             <w:tcBorders/>
             <w:shd w:color="auto" w:fill="F2F2F2" w:themeFill="background1" w:themeFillShade="f2" w:val="clear"/>
             <w:vAlign w:val="center"/>
@@ -22568,7 +22638,7 @@
         </w:tc>
         <w:tc>
           <w:tcPr>
-            <w:tcW w:w="2016" w:type="dxa"/>
+            <w:tcW w:w="2017" w:type="dxa"/>
             <w:tcBorders/>
             <w:shd w:color="auto" w:fill="F2F2F2" w:themeFill="background1" w:themeFillShade="f2" w:val="clear"/>
             <w:vAlign w:val="center"/>
@@ -22737,7 +22807,7 @@
         </w:trPr>
         <w:tc>
           <w:tcPr>
-            <w:tcW w:w="1694" w:type="dxa"/>
+            <w:tcW w:w="1693" w:type="dxa"/>
             <w:vMerge w:val="restart"/>
             <w:tcBorders/>
             <w:vAlign w:val="center"/>
@@ -22776,7 +22846,7 @@
         </w:tc>
         <w:tc>
           <w:tcPr>
-            <w:tcW w:w="2016" w:type="dxa"/>
+            <w:tcW w:w="2017" w:type="dxa"/>
             <w:tcBorders/>
             <w:vAlign w:val="center"/>
           </w:tcPr>
@@ -22933,7 +23003,7 @@
         </w:trPr>
         <w:tc>
           <w:tcPr>
-            <w:tcW w:w="1694" w:type="dxa"/>
+            <w:tcW w:w="1693" w:type="dxa"/>
             <w:vMerge w:val="continue"/>
             <w:tcBorders/>
             <w:vAlign w:val="center"/>
@@ -22969,7 +23039,7 @@
         </w:tc>
         <w:tc>
           <w:tcPr>
-            <w:tcW w:w="2016" w:type="dxa"/>
+            <w:tcW w:w="2017" w:type="dxa"/>
             <w:tcBorders/>
             <w:vAlign w:val="center"/>
           </w:tcPr>
@@ -23126,7 +23196,7 @@
         </w:trPr>
         <w:tc>
           <w:tcPr>
-            <w:tcW w:w="1694" w:type="dxa"/>
+            <w:tcW w:w="1693" w:type="dxa"/>
             <w:vMerge w:val="continue"/>
             <w:tcBorders/>
             <w:vAlign w:val="center"/>
@@ -23162,7 +23232,7 @@
         </w:tc>
         <w:tc>
           <w:tcPr>
-            <w:tcW w:w="2016" w:type="dxa"/>
+            <w:tcW w:w="2017" w:type="dxa"/>
             <w:tcBorders/>
             <w:vAlign w:val="center"/>
           </w:tcPr>
@@ -23319,7 +23389,7 @@
         </w:trPr>
         <w:tc>
           <w:tcPr>
-            <w:tcW w:w="1694" w:type="dxa"/>
+            <w:tcW w:w="1693" w:type="dxa"/>
             <w:vMerge w:val="continue"/>
             <w:tcBorders/>
             <w:vAlign w:val="center"/>
@@ -23355,7 +23425,7 @@
         </w:tc>
         <w:tc>
           <w:tcPr>
-            <w:tcW w:w="2016" w:type="dxa"/>
+            <w:tcW w:w="2017" w:type="dxa"/>
             <w:tcBorders/>
             <w:vAlign w:val="center"/>
           </w:tcPr>
@@ -23508,7 +23578,7 @@
         </w:trPr>
         <w:tc>
           <w:tcPr>
-            <w:tcW w:w="1694" w:type="dxa"/>
+            <w:tcW w:w="1693" w:type="dxa"/>
             <w:vMerge w:val="continue"/>
             <w:tcBorders/>
             <w:vAlign w:val="center"/>
@@ -23544,7 +23614,7 @@
         </w:tc>
         <w:tc>
           <w:tcPr>
-            <w:tcW w:w="2016" w:type="dxa"/>
+            <w:tcW w:w="2017" w:type="dxa"/>
             <w:tcBorders/>
             <w:vAlign w:val="center"/>
           </w:tcPr>
@@ -29589,10 +29659,10 @@
         <w:tblLook w:firstRow="1" w:noVBand="1" w:lastRow="0" w:firstColumn="1" w:lastColumn="0" w:noHBand="0" w:val="04a0"/>
       </w:tblPr>
       <w:tblGrid>
-        <w:gridCol w:w="3114"/>
-        <w:gridCol w:w="1848"/>
-        <w:gridCol w:w="2263"/>
-        <w:gridCol w:w="2698"/>
+        <w:gridCol w:w="3113"/>
+        <w:gridCol w:w="1849"/>
+        <w:gridCol w:w="2262"/>
+        <w:gridCol w:w="2699"/>
       </w:tblGrid>
       <w:tr>
         <w:trPr/>
@@ -29761,7 +29831,7 @@
         </w:tc>
         <w:tc>
           <w:tcPr>
-            <w:tcW w:w="2263" w:type="dxa"/>
+            <w:tcW w:w="2262" w:type="dxa"/>
             <w:tcBorders>
               <w:top w:val="single" w:sz="4" w:space="0" w:color="000000"/>
               <w:left w:val="single" w:sz="4" w:space="0" w:color="000000"/>
@@ -29806,7 +29876,7 @@
         </w:tc>
         <w:tc>
           <w:tcPr>
-            <w:tcW w:w="2698" w:type="dxa"/>
+            <w:tcW w:w="2699" w:type="dxa"/>
             <w:tcBorders>
               <w:top w:val="single" w:sz="4" w:space="0" w:color="000000"/>
               <w:left w:val="single" w:sz="4" w:space="0" w:color="000000"/>
@@ -29849,7 +29919,7 @@
         </w:trPr>
         <w:tc>
           <w:tcPr>
-            <w:tcW w:w="3114" w:type="dxa"/>
+            <w:tcW w:w="3113" w:type="dxa"/>
             <w:tcBorders>
               <w:top w:val="single" w:sz="4" w:space="0" w:color="000000"/>
               <w:left w:val="single" w:sz="4" w:space="0" w:color="000000"/>
@@ -29918,9 +29988,9 @@
               </w:rPr>
               <w:fldChar w:fldCharType="separate"/>
             </w:r>
-            <w:bookmarkStart w:id="173" w:name="Bookmark_Copie_4"/>
-            <w:bookmarkStart w:id="174" w:name="Bookmark_Copie_4"/>
-            <w:bookmarkEnd w:id="174"/>
+            <w:bookmarkStart w:id="199" w:name="Bookmark_Copie_4"/>
+            <w:bookmarkStart w:id="200" w:name="Bookmark_Copie_4"/>
+            <w:bookmarkEnd w:id="200"/>
             <w:r/>
             <w:r>
               <w:rPr>
@@ -30013,9 +30083,9 @@
               </w:rPr>
               <w:fldChar w:fldCharType="separate"/>
             </w:r>
-            <w:bookmarkStart w:id="175" w:name="CheckBox_Copie_31"/>
-            <w:bookmarkStart w:id="176" w:name="CheckBox_Copie_31"/>
-            <w:bookmarkEnd w:id="176"/>
+            <w:bookmarkStart w:id="201" w:name="CheckBox_Copie_31"/>
+            <w:bookmarkStart w:id="202" w:name="CheckBox_Copie_31"/>
+            <w:bookmarkEnd w:id="202"/>
             <w:r/>
             <w:r>
               <w:rPr>
@@ -30038,7 +30108,7 @@
         </w:tc>
         <w:tc>
           <w:tcPr>
-            <w:tcW w:w="2698" w:type="dxa"/>
+            <w:tcW w:w="2699" w:type="dxa"/>
             <w:tcBorders>
               <w:top w:val="single" w:sz="4" w:space="0" w:color="000000"/>
               <w:bottom w:val="single" w:sz="4" w:space="0" w:color="000000"/>
@@ -30209,9 +30279,9 @@
         <w:tblLook w:firstRow="0" w:noVBand="0" w:lastRow="0" w:firstColumn="0" w:lastColumn="0" w:noHBand="0" w:val="0000"/>
       </w:tblPr>
       <w:tblGrid>
-        <w:gridCol w:w="7225"/>
+        <w:gridCol w:w="7224"/>
         <w:gridCol w:w="1559"/>
-        <w:gridCol w:w="1139"/>
+        <w:gridCol w:w="1140"/>
       </w:tblGrid>
       <w:tr>
         <w:trPr>
@@ -30276,7 +30346,7 @@
         </w:trPr>
         <w:tc>
           <w:tcPr>
-            <w:tcW w:w="7225" w:type="dxa"/>
+            <w:tcW w:w="7224" w:type="dxa"/>
             <w:tcBorders>
               <w:left w:val="single" w:sz="4" w:space="0" w:color="000000"/>
               <w:right w:val="single" w:sz="4" w:space="0" w:color="000000"/>
@@ -30339,7 +30409,7 @@
         </w:tc>
         <w:tc>
           <w:tcPr>
-            <w:tcW w:w="1139" w:type="dxa"/>
+            <w:tcW w:w="1140" w:type="dxa"/>
             <w:tcBorders>
               <w:left w:val="single" w:sz="4" w:space="0" w:color="000000"/>
               <w:right w:val="single" w:sz="4" w:space="0" w:color="000000"/>
@@ -30463,10 +30533,10 @@
         <w:tblLook w:firstRow="0" w:noVBand="0" w:lastRow="0" w:firstColumn="0" w:lastColumn="0" w:noHBand="0" w:val="0000"/>
       </w:tblPr>
       <w:tblGrid>
-        <w:gridCol w:w="7225"/>
+        <w:gridCol w:w="7224"/>
         <w:gridCol w:w="1559"/>
         <w:gridCol w:w="284"/>
-        <w:gridCol w:w="855"/>
+        <w:gridCol w:w="856"/>
       </w:tblGrid>
       <w:tr>
         <w:trPr>
@@ -30571,7 +30641,7 @@
         </w:trPr>
         <w:tc>
           <w:tcPr>
-            <w:tcW w:w="9068" w:type="dxa"/>
+            <w:tcW w:w="9067" w:type="dxa"/>
             <w:gridSpan w:val="3"/>
             <w:tcBorders>
               <w:top w:val="single" w:sz="4" w:space="0" w:color="000000"/>
@@ -30623,9 +30693,9 @@
               </w:rPr>
               <w:fldChar w:fldCharType="separate"/>
             </w:r>
-            <w:bookmarkStart w:id="177" w:name="CheckBox_Copie_32"/>
-            <w:bookmarkStart w:id="178" w:name="CheckBox_Copie_32"/>
-            <w:bookmarkEnd w:id="178"/>
+            <w:bookmarkStart w:id="203" w:name="CheckBox_Copie_32"/>
+            <w:bookmarkStart w:id="204" w:name="CheckBox_Copie_32"/>
+            <w:bookmarkEnd w:id="204"/>
             <w:r>
               <w:rPr>
                 <w:sz w:val="20"/>
@@ -30639,14 +30709,16 @@
               </w:rPr>
               <w:fldChar w:fldCharType="end"/>
             </w:r>
-            <w:bookmarkStart w:id="179" w:name="CheckBox_Copie_32_Copie_1"/>
-            <w:bookmarkStart w:id="180" w:name="CheckBox_Copie_32_Copie_1_Copie_1"/>
-            <w:bookmarkStart w:id="181" w:name="CheckBox_Copie_32_Copie_1"/>
-            <w:bookmarkStart w:id="182" w:name="CheckBox_Copie_32"/>
-            <w:bookmarkEnd w:id="179"/>
-            <w:bookmarkEnd w:id="180"/>
-            <w:bookmarkEnd w:id="181"/>
-            <w:bookmarkEnd w:id="182"/>
+            <w:bookmarkStart w:id="205" w:name="CheckBox_Copie_32_Copie_1"/>
+            <w:bookmarkStart w:id="206" w:name="CheckBox_Copie_32_Copie_1_Copie_1"/>
+            <w:bookmarkStart w:id="207" w:name="CheckBox_Copie_32_Copie_1_Copie_1"/>
+            <w:bookmarkStart w:id="208" w:name="CheckBox_Copie_32_Copie_1"/>
+            <w:bookmarkStart w:id="209" w:name="CheckBox_Copie_32"/>
+            <w:bookmarkEnd w:id="205"/>
+            <w:bookmarkEnd w:id="206"/>
+            <w:bookmarkEnd w:id="207"/>
+            <w:bookmarkEnd w:id="208"/>
+            <w:bookmarkEnd w:id="209"/>
             <w:r>
               <w:rPr>
                 <w:sz w:val="20"/>
@@ -30658,7 +30730,7 @@
         </w:tc>
         <w:tc>
           <w:tcPr>
-            <w:tcW w:w="855" w:type="dxa"/>
+            <w:tcW w:w="856" w:type="dxa"/>
             <w:tcBorders>
               <w:top w:val="single" w:sz="4" w:space="0" w:color="000000"/>
               <w:left w:val="single" w:sz="4" w:space="0" w:color="000000"/>
@@ -30696,7 +30768,7 @@
         </w:trPr>
         <w:tc>
           <w:tcPr>
-            <w:tcW w:w="9068" w:type="dxa"/>
+            <w:tcW w:w="9067" w:type="dxa"/>
             <w:gridSpan w:val="3"/>
             <w:tcBorders>
               <w:top w:val="single" w:sz="4" w:space="0" w:color="000000"/>
@@ -30755,9 +30827,9 @@
               </w:rPr>
               <w:fldChar w:fldCharType="separate"/>
             </w:r>
-            <w:bookmarkStart w:id="183" w:name="CheckBox_Copie_33"/>
-            <w:bookmarkStart w:id="184" w:name="CheckBox_Copie_33"/>
-            <w:bookmarkEnd w:id="184"/>
+            <w:bookmarkStart w:id="210" w:name="CheckBox_Copie_33"/>
+            <w:bookmarkStart w:id="211" w:name="CheckBox_Copie_33"/>
+            <w:bookmarkEnd w:id="211"/>
             <w:r>
               <w:rPr>
                 <w:bCs/>
@@ -30773,14 +30845,16 @@
               </w:rPr>
               <w:fldChar w:fldCharType="end"/>
             </w:r>
-            <w:bookmarkStart w:id="185" w:name="CheckBox_Copie_33_Copie_1"/>
-            <w:bookmarkStart w:id="186" w:name="CheckBox_Copie_33_Copie_1_Copie_1"/>
-            <w:bookmarkStart w:id="187" w:name="CheckBox_Copie_33_Copie_1"/>
-            <w:bookmarkStart w:id="188" w:name="CheckBox_Copie_33"/>
-            <w:bookmarkEnd w:id="185"/>
-            <w:bookmarkEnd w:id="186"/>
-            <w:bookmarkEnd w:id="187"/>
-            <w:bookmarkEnd w:id="188"/>
+            <w:bookmarkStart w:id="212" w:name="CheckBox_Copie_33_Copie_1"/>
+            <w:bookmarkStart w:id="213" w:name="CheckBox_Copie_33_Copie_1_Copie_1"/>
+            <w:bookmarkStart w:id="214" w:name="CheckBox_Copie_33_Copie_1_Copie_1"/>
+            <w:bookmarkStart w:id="215" w:name="CheckBox_Copie_33_Copie_1"/>
+            <w:bookmarkStart w:id="216" w:name="CheckBox_Copie_33"/>
+            <w:bookmarkEnd w:id="212"/>
+            <w:bookmarkEnd w:id="213"/>
+            <w:bookmarkEnd w:id="214"/>
+            <w:bookmarkEnd w:id="215"/>
+            <w:bookmarkEnd w:id="216"/>
             <w:r>
               <w:rPr>
                 <w:sz w:val="20"/>
@@ -30800,7 +30874,7 @@
         </w:tc>
         <w:tc>
           <w:tcPr>
-            <w:tcW w:w="855" w:type="dxa"/>
+            <w:tcW w:w="856" w:type="dxa"/>
             <w:tcBorders>
               <w:top w:val="single" w:sz="4" w:space="0" w:color="000000"/>
               <w:left w:val="single" w:sz="4" w:space="0" w:color="000000"/>
@@ -30838,7 +30912,7 @@
         </w:trPr>
         <w:tc>
           <w:tcPr>
-            <w:tcW w:w="9068" w:type="dxa"/>
+            <w:tcW w:w="9067" w:type="dxa"/>
             <w:gridSpan w:val="3"/>
             <w:tcBorders>
               <w:top w:val="single" w:sz="4" w:space="0" w:color="000000"/>
@@ -30897,9 +30971,9 @@
               </w:rPr>
               <w:fldChar w:fldCharType="separate"/>
             </w:r>
-            <w:bookmarkStart w:id="189" w:name="CheckBox_Copie_34"/>
-            <w:bookmarkStart w:id="190" w:name="CheckBox_Copie_34"/>
-            <w:bookmarkEnd w:id="190"/>
+            <w:bookmarkStart w:id="217" w:name="CheckBox_Copie_34"/>
+            <w:bookmarkStart w:id="218" w:name="CheckBox_Copie_34"/>
+            <w:bookmarkEnd w:id="218"/>
             <w:r>
               <w:rPr>
                 <w:bCs/>
@@ -30915,14 +30989,16 @@
               </w:rPr>
               <w:fldChar w:fldCharType="end"/>
             </w:r>
-            <w:bookmarkStart w:id="191" w:name="CheckBox_Copie_34_Copie_1"/>
-            <w:bookmarkStart w:id="192" w:name="CheckBox_Copie_34_Copie_1_Copie_1"/>
-            <w:bookmarkStart w:id="193" w:name="CheckBox_Copie_34_Copie_1"/>
-            <w:bookmarkStart w:id="194" w:name="CheckBox_Copie_34"/>
-            <w:bookmarkEnd w:id="191"/>
-            <w:bookmarkEnd w:id="192"/>
-            <w:bookmarkEnd w:id="193"/>
-            <w:bookmarkEnd w:id="194"/>
+            <w:bookmarkStart w:id="219" w:name="CheckBox_Copie_34_Copie_1"/>
+            <w:bookmarkStart w:id="220" w:name="CheckBox_Copie_34_Copie_1_Copie_1"/>
+            <w:bookmarkStart w:id="221" w:name="CheckBox_Copie_34_Copie_1_Copie_1"/>
+            <w:bookmarkStart w:id="222" w:name="CheckBox_Copie_34_Copie_1"/>
+            <w:bookmarkStart w:id="223" w:name="CheckBox_Copie_34"/>
+            <w:bookmarkEnd w:id="219"/>
+            <w:bookmarkEnd w:id="220"/>
+            <w:bookmarkEnd w:id="221"/>
+            <w:bookmarkEnd w:id="222"/>
+            <w:bookmarkEnd w:id="223"/>
             <w:r>
               <w:rPr>
                 <w:sz w:val="20"/>
@@ -30949,7 +31025,7 @@
         </w:tc>
         <w:tc>
           <w:tcPr>
-            <w:tcW w:w="855" w:type="dxa"/>
+            <w:tcW w:w="856" w:type="dxa"/>
             <w:tcBorders>
               <w:top w:val="single" w:sz="4" w:space="0" w:color="000000"/>
               <w:left w:val="single" w:sz="4" w:space="0" w:color="000000"/>
@@ -31027,7 +31103,7 @@
         </w:trPr>
         <w:tc>
           <w:tcPr>
-            <w:tcW w:w="7225" w:type="dxa"/>
+            <w:tcW w:w="7224" w:type="dxa"/>
             <w:tcBorders>
               <w:left w:val="single" w:sz="4" w:space="0" w:color="000000"/>
               <w:right w:val="single" w:sz="4" w:space="0" w:color="000000"/>
@@ -31090,7 +31166,7 @@
         </w:tc>
         <w:tc>
           <w:tcPr>
-            <w:tcW w:w="1139" w:type="dxa"/>
+            <w:tcW w:w="1140" w:type="dxa"/>
             <w:gridSpan w:val="2"/>
             <w:tcBorders>
               <w:left w:val="single" w:sz="4" w:space="0" w:color="000000"/>
@@ -31232,8 +31308,8 @@
         <w:tblLook w:firstRow="1" w:noVBand="1" w:lastRow="0" w:firstColumn="1" w:lastColumn="0" w:noHBand="0" w:val="04a0"/>
       </w:tblPr>
       <w:tblGrid>
-        <w:gridCol w:w="1694"/>
-        <w:gridCol w:w="2016"/>
+        <w:gridCol w:w="1693"/>
+        <w:gridCol w:w="2017"/>
         <w:gridCol w:w="2069"/>
         <w:gridCol w:w="2021"/>
         <w:gridCol w:w="2123"/>
@@ -31244,7 +31320,7 @@
         </w:trPr>
         <w:tc>
           <w:tcPr>
-            <w:tcW w:w="1694" w:type="dxa"/>
+            <w:tcW w:w="1693" w:type="dxa"/>
             <w:tcBorders/>
             <w:shd w:color="auto" w:fill="F2F2F2" w:themeFill="background1" w:themeFillShade="f2" w:val="clear"/>
             <w:vAlign w:val="center"/>
@@ -31285,7 +31361,7 @@
         </w:tc>
         <w:tc>
           <w:tcPr>
-            <w:tcW w:w="2016" w:type="dxa"/>
+            <w:tcW w:w="2017" w:type="dxa"/>
             <w:tcBorders/>
             <w:shd w:color="auto" w:fill="F2F2F2" w:themeFill="background1" w:themeFillShade="f2" w:val="clear"/>
             <w:vAlign w:val="center"/>
@@ -31454,7 +31530,7 @@
         </w:trPr>
         <w:tc>
           <w:tcPr>
-            <w:tcW w:w="1694" w:type="dxa"/>
+            <w:tcW w:w="1693" w:type="dxa"/>
             <w:vMerge w:val="restart"/>
             <w:tcBorders/>
             <w:vAlign w:val="center"/>
@@ -31493,7 +31569,7 @@
         </w:tc>
         <w:tc>
           <w:tcPr>
-            <w:tcW w:w="2016" w:type="dxa"/>
+            <w:tcW w:w="2017" w:type="dxa"/>
             <w:tcBorders/>
             <w:vAlign w:val="center"/>
           </w:tcPr>
@@ -31650,7 +31726,7 @@
         </w:trPr>
         <w:tc>
           <w:tcPr>
-            <w:tcW w:w="1694" w:type="dxa"/>
+            <w:tcW w:w="1693" w:type="dxa"/>
             <w:vMerge w:val="continue"/>
             <w:tcBorders/>
             <w:vAlign w:val="center"/>
@@ -31686,7 +31762,7 @@
         </w:tc>
         <w:tc>
           <w:tcPr>
-            <w:tcW w:w="2016" w:type="dxa"/>
+            <w:tcW w:w="2017" w:type="dxa"/>
             <w:tcBorders/>
             <w:vAlign w:val="center"/>
           </w:tcPr>
@@ -31843,7 +31919,7 @@
         </w:trPr>
         <w:tc>
           <w:tcPr>
-            <w:tcW w:w="1694" w:type="dxa"/>
+            <w:tcW w:w="1693" w:type="dxa"/>
             <w:vMerge w:val="continue"/>
             <w:tcBorders/>
             <w:vAlign w:val="center"/>
@@ -31879,7 +31955,7 @@
         </w:tc>
         <w:tc>
           <w:tcPr>
-            <w:tcW w:w="2016" w:type="dxa"/>
+            <w:tcW w:w="2017" w:type="dxa"/>
             <w:tcBorders/>
             <w:vAlign w:val="center"/>
           </w:tcPr>
@@ -32036,7 +32112,7 @@
         </w:trPr>
         <w:tc>
           <w:tcPr>
-            <w:tcW w:w="1694" w:type="dxa"/>
+            <w:tcW w:w="1693" w:type="dxa"/>
             <w:vMerge w:val="continue"/>
             <w:tcBorders/>
             <w:vAlign w:val="center"/>
@@ -32072,7 +32148,7 @@
         </w:tc>
         <w:tc>
           <w:tcPr>
-            <w:tcW w:w="2016" w:type="dxa"/>
+            <w:tcW w:w="2017" w:type="dxa"/>
             <w:tcBorders/>
             <w:vAlign w:val="center"/>
           </w:tcPr>
@@ -32225,7 +32301,7 @@
         </w:trPr>
         <w:tc>
           <w:tcPr>
-            <w:tcW w:w="1694" w:type="dxa"/>
+            <w:tcW w:w="1693" w:type="dxa"/>
             <w:vMerge w:val="continue"/>
             <w:tcBorders/>
             <w:vAlign w:val="center"/>
@@ -32261,7 +32337,7 @@
         </w:tc>
         <w:tc>
           <w:tcPr>
-            <w:tcW w:w="2016" w:type="dxa"/>
+            <w:tcW w:w="2017" w:type="dxa"/>
             <w:tcBorders/>
             <w:vAlign w:val="center"/>
           </w:tcPr>
@@ -39019,11 +39095,11 @@
         <w:tblLook w:firstRow="0" w:noVBand="0" w:lastRow="0" w:firstColumn="0" w:lastColumn="0" w:noHBand="0" w:val="0000"/>
       </w:tblPr>
       <w:tblGrid>
-        <w:gridCol w:w="3114"/>
+        <w:gridCol w:w="3113"/>
         <w:gridCol w:w="1701"/>
         <w:gridCol w:w="2410"/>
         <w:gridCol w:w="1559"/>
-        <w:gridCol w:w="1139"/>
+        <w:gridCol w:w="1140"/>
       </w:tblGrid>
       <w:tr>
         <w:trPr>
@@ -39032,7 +39108,7 @@
         </w:trPr>
         <w:tc>
           <w:tcPr>
-            <w:tcW w:w="7225" w:type="dxa"/>
+            <w:tcW w:w="7224" w:type="dxa"/>
             <w:gridSpan w:val="3"/>
             <w:tcBorders>
               <w:top w:val="single" w:sz="4" w:space="0" w:color="000000"/>
@@ -39063,7 +39139,7 @@
         </w:tc>
         <w:tc>
           <w:tcPr>
-            <w:tcW w:w="2698" w:type="dxa"/>
+            <w:tcW w:w="2699" w:type="dxa"/>
             <w:gridSpan w:val="2"/>
             <w:tcBorders>
               <w:top w:val="single" w:sz="4" w:space="0" w:color="000000"/>
@@ -39101,7 +39177,7 @@
         </w:trPr>
         <w:tc>
           <w:tcPr>
-            <w:tcW w:w="3114" w:type="dxa"/>
+            <w:tcW w:w="3113" w:type="dxa"/>
             <w:tcBorders>
               <w:top w:val="single" w:sz="4" w:space="0" w:color="000000"/>
               <w:left w:val="single" w:sz="4" w:space="0" w:color="000000"/>
@@ -39166,9 +39242,9 @@
               </w:rPr>
               <w:fldChar w:fldCharType="separate"/>
             </w:r>
-            <w:bookmarkStart w:id="195" w:name="Bookmark_Copie_5"/>
-            <w:bookmarkStart w:id="196" w:name="Bookmark_Copie_5"/>
-            <w:bookmarkEnd w:id="196"/>
+            <w:bookmarkStart w:id="224" w:name="Bookmark_Copie_5"/>
+            <w:bookmarkStart w:id="225" w:name="Bookmark_Copie_5"/>
+            <w:bookmarkEnd w:id="225"/>
             <w:r/>
             <w:r>
               <w:rPr>
@@ -39257,9 +39333,9 @@
               </w:rPr>
               <w:fldChar w:fldCharType="separate"/>
             </w:r>
-            <w:bookmarkStart w:id="197" w:name="CheckBox_Copie_35"/>
-            <w:bookmarkStart w:id="198" w:name="CheckBox_Copie_35"/>
-            <w:bookmarkEnd w:id="198"/>
+            <w:bookmarkStart w:id="226" w:name="CheckBox_Copie_35"/>
+            <w:bookmarkStart w:id="227" w:name="CheckBox_Copie_35"/>
+            <w:bookmarkEnd w:id="227"/>
             <w:r/>
             <w:r>
               <w:rPr>
@@ -39282,7 +39358,7 @@
         </w:tc>
         <w:tc>
           <w:tcPr>
-            <w:tcW w:w="2698" w:type="dxa"/>
+            <w:tcW w:w="2699" w:type="dxa"/>
             <w:gridSpan w:val="2"/>
             <w:tcBorders>
               <w:top w:val="single" w:sz="4" w:space="0" w:color="000000"/>
@@ -39339,7 +39415,7 @@
         </w:trPr>
         <w:tc>
           <w:tcPr>
-            <w:tcW w:w="3114" w:type="dxa"/>
+            <w:tcW w:w="3113" w:type="dxa"/>
             <w:tcBorders>
               <w:top w:val="single" w:sz="4" w:space="0" w:color="000000"/>
               <w:left w:val="single" w:sz="4" w:space="0" w:color="000000"/>
@@ -39402,9 +39478,9 @@
               </w:rPr>
               <w:fldChar w:fldCharType="separate"/>
             </w:r>
-            <w:bookmarkStart w:id="199" w:name="CheckBox_Copie_36"/>
-            <w:bookmarkStart w:id="200" w:name="CheckBox_Copie_36"/>
-            <w:bookmarkEnd w:id="200"/>
+            <w:bookmarkStart w:id="228" w:name="CheckBox_Copie_36"/>
+            <w:bookmarkStart w:id="229" w:name="CheckBox_Copie_36"/>
+            <w:bookmarkEnd w:id="229"/>
             <w:r/>
             <w:r>
               <w:rPr>
@@ -39491,9 +39567,9 @@
               </w:rPr>
               <w:fldChar w:fldCharType="separate"/>
             </w:r>
-            <w:bookmarkStart w:id="201" w:name="CheckBox_Copie_37"/>
-            <w:bookmarkStart w:id="202" w:name="CheckBox_Copie_37"/>
-            <w:bookmarkEnd w:id="202"/>
+            <w:bookmarkStart w:id="230" w:name="CheckBox_Copie_37"/>
+            <w:bookmarkStart w:id="231" w:name="CheckBox_Copie_37"/>
+            <w:bookmarkEnd w:id="231"/>
             <w:r/>
             <w:r>
               <w:rPr>
@@ -39516,7 +39592,7 @@
         </w:tc>
         <w:tc>
           <w:tcPr>
-            <w:tcW w:w="2698" w:type="dxa"/>
+            <w:tcW w:w="2699" w:type="dxa"/>
             <w:gridSpan w:val="2"/>
             <w:tcBorders>
               <w:top w:val="single" w:sz="4" w:space="0" w:color="000000"/>
@@ -39761,7 +39837,7 @@
         </w:trPr>
         <w:tc>
           <w:tcPr>
-            <w:tcW w:w="4815" w:type="dxa"/>
+            <w:tcW w:w="4814" w:type="dxa"/>
             <w:gridSpan w:val="2"/>
             <w:tcBorders>
               <w:left w:val="single" w:sz="4" w:space="0" w:color="000000"/>
@@ -39817,9 +39893,9 @@
               </w:rPr>
               <w:fldChar w:fldCharType="separate"/>
             </w:r>
-            <w:bookmarkStart w:id="203" w:name="CheckBox_Copie_38"/>
-            <w:bookmarkStart w:id="204" w:name="CheckBox_Copie_38"/>
-            <w:bookmarkEnd w:id="204"/>
+            <w:bookmarkStart w:id="232" w:name="CheckBox_Copie_38"/>
+            <w:bookmarkStart w:id="233" w:name="CheckBox_Copie_38"/>
+            <w:bookmarkEnd w:id="233"/>
             <w:r/>
             <w:r>
               <w:rPr>
@@ -39838,7 +39914,7 @@
         </w:tc>
         <w:tc>
           <w:tcPr>
-            <w:tcW w:w="5108" w:type="dxa"/>
+            <w:tcW w:w="5109" w:type="dxa"/>
             <w:gridSpan w:val="3"/>
             <w:tcBorders>
               <w:left w:val="single" w:sz="4" w:space="0" w:color="000000"/>
@@ -39896,9 +39972,9 @@
               </w:rPr>
               <w:fldChar w:fldCharType="separate"/>
             </w:r>
-            <w:bookmarkStart w:id="205" w:name="CheckBox_Copie_39"/>
-            <w:bookmarkStart w:id="206" w:name="CheckBox_Copie_39"/>
-            <w:bookmarkEnd w:id="206"/>
+            <w:bookmarkStart w:id="234" w:name="CheckBox_Copie_39"/>
+            <w:bookmarkStart w:id="235" w:name="CheckBox_Copie_39"/>
+            <w:bookmarkEnd w:id="235"/>
             <w:r/>
             <w:r>
               <w:rPr>
@@ -39923,7 +39999,7 @@
         </w:trPr>
         <w:tc>
           <w:tcPr>
-            <w:tcW w:w="7225" w:type="dxa"/>
+            <w:tcW w:w="7224" w:type="dxa"/>
             <w:gridSpan w:val="3"/>
             <w:tcBorders>
               <w:left w:val="single" w:sz="4" w:space="0" w:color="000000"/>
@@ -39987,7 +40063,7 @@
         </w:tc>
         <w:tc>
           <w:tcPr>
-            <w:tcW w:w="1139" w:type="dxa"/>
+            <w:tcW w:w="1140" w:type="dxa"/>
             <w:tcBorders>
               <w:left w:val="single" w:sz="4" w:space="0" w:color="000000"/>
               <w:right w:val="single" w:sz="4" w:space="0" w:color="000000"/>
@@ -40660,7 +40736,7 @@
             <w:szCs w:val="20"/>
             <w:rFonts w:cs="Arial" w:ascii="Arial" w:hAnsi="Arial"/>
           </w:rPr>
-          <w:t>3</w:t>
+          <w:t>10</w:t>
         </w:r>
         <w:r>
           <w:rPr>
@@ -40855,7 +40931,7 @@
             <w:szCs w:val="20"/>
             <w:rFonts w:cs="Arial" w:ascii="Arial" w:hAnsi="Arial"/>
           </w:rPr>
-          <w:t>3</w:t>
+          <w:t>10</w:t>
         </w:r>
         <w:r>
           <w:rPr>
@@ -41228,7 +41304,7 @@
       </w:r>
       <w:r>
         <w:rPr>
-          <w:rStyle w:val="Caractresdenotedebasdepage"/>
+          <w:rStyle w:val="Caractresdenotedebasdepageuser"/>
         </w:rPr>
         <w:t xml:space="preserve"> </w:t>
       </w:r>
@@ -41410,7 +41486,7 @@
       </w:r>
       <w:r>
         <w:rPr>
-          <w:rStyle w:val="Caractresdenotedebasdepage"/>
+          <w:rStyle w:val="Caractresdenotedebasdepageuser"/>
         </w:rPr>
         <w:t xml:space="preserve"> </w:t>
       </w:r>
@@ -43173,7 +43249,7 @@
   </w:style>
   <w:style w:type="paragraph" w:styleId="Heading4">
     <w:name w:val="heading 4"/>
-    <w:basedOn w:val="Titreuser"/>
+    <w:basedOn w:val="Titre"/>
     <w:next w:val="BodyText"/>
     <w:qFormat/>
     <w:pPr>
@@ -43238,8 +43314,8 @@
       <w:lang w:eastAsia="ar-SA"/>
     </w:rPr>
   </w:style>
-  <w:style w:type="character" w:styleId="Caractresdenotedebasdepage">
-    <w:name w:val="Caractères de note de bas de page"/>
+  <w:style w:type="character" w:styleId="Caractresdenotedebasdepageuser">
+    <w:name w:val="Caractères de note de bas de page (user)"/>
     <w:semiHidden/>
     <w:qFormat/>
     <w:rsid w:val="00226081"/>
@@ -43247,8 +43323,8 @@
       <w:vertAlign w:val="superscript"/>
     </w:rPr>
   </w:style>
-  <w:style w:type="character" w:styleId="Caractresdenotedebasdepageuser">
-    <w:name w:val="Caractères de note de bas de page (user)"/>
+  <w:style w:type="character" w:styleId="Caractresdenotedebasdepage">
+    <w:name w:val="Caractères de note de bas de page"/>
     <w:qFormat/>
     <w:rPr>
       <w:vertAlign w:val="superscript"/>
@@ -43377,22 +43453,22 @@
       <w:bCs/>
     </w:rPr>
   </w:style>
-  <w:style w:type="character" w:styleId="Puces">
-    <w:name w:val="Puces"/>
+  <w:style w:type="character" w:styleId="Pucesuser">
+    <w:name w:val="Puces (user)"/>
     <w:qFormat/>
     <w:rPr>
       <w:rFonts w:ascii="OpenSymbol" w:hAnsi="OpenSymbol" w:eastAsia="OpenSymbol" w:cs="OpenSymbol"/>
     </w:rPr>
   </w:style>
-  <w:style w:type="character" w:styleId="Caractresdenotedefinuser">
-    <w:name w:val="Caractères de note de fin (user)"/>
+  <w:style w:type="character" w:styleId="Caractresdenotedefin">
+    <w:name w:val="Caractères de note de fin"/>
     <w:qFormat/>
     <w:rPr>
       <w:vertAlign w:val="superscript"/>
     </w:rPr>
   </w:style>
-  <w:style w:type="character" w:styleId="Caractresdenotedefin">
-    <w:name w:val="Caractères de note de fin"/>
+  <w:style w:type="character" w:styleId="Caractresdenotedefinuser">
+    <w:name w:val="Caractères de note de fin (user)"/>
     <w:qFormat/>
     <w:rPr>
       <w:vertAlign w:val="superscript"/>
@@ -43404,15 +43480,15 @@
       <w:vertAlign w:val="superscript"/>
     </w:rPr>
   </w:style>
-  <w:style w:type="character" w:styleId="Pucesuser">
-    <w:name w:val="Puces (user)"/>
+  <w:style w:type="character" w:styleId="Puces">
+    <w:name w:val="Puces"/>
     <w:qFormat/>
     <w:rPr>
       <w:rFonts w:ascii="OpenSymbol" w:hAnsi="OpenSymbol" w:eastAsia="OpenSymbol" w:cs="OpenSymbol"/>
     </w:rPr>
   </w:style>
-  <w:style w:type="character" w:styleId="Textesource">
-    <w:name w:val="Texte source"/>
+  <w:style w:type="character" w:styleId="Textesourceuser">
+    <w:name w:val="Texte source (user)"/>
     <w:qFormat/>
     <w:rPr>
       <w:rFonts w:ascii="Liberation Mono" w:hAnsi="Liberation Mono" w:eastAsia="Liberation Mono" w:cs="Liberation Mono"/>
@@ -43597,15 +43673,15 @@
       <w:lang w:val="fr-FR" w:eastAsia="ar-SA" w:bidi="ar-SA"/>
     </w:rPr>
   </w:style>
-  <w:style w:type="paragraph" w:styleId="En-tteetpieddepage">
-    <w:name w:val="En-tête et pied de page"/>
+  <w:style w:type="paragraph" w:styleId="En-tteetpieddepageuser">
+    <w:name w:val="En-tête et pied de page (user)"/>
     <w:basedOn w:val="Normal"/>
     <w:qFormat/>
     <w:pPr/>
     <w:rPr/>
   </w:style>
-  <w:style w:type="paragraph" w:styleId="En-tteetpieddepageuser">
-    <w:name w:val="En-tête et pied de page (user)"/>
+  <w:style w:type="paragraph" w:styleId="En-tteetpieddepage">
+    <w:name w:val="En-tête et pied de page"/>
     <w:basedOn w:val="Normal"/>
     <w:qFormat/>
     <w:pPr/>
@@ -43643,8 +43719,8 @@
     </w:pPr>
     <w:rPr/>
   </w:style>
-  <w:style w:type="numbering" w:styleId="Pasdeliste" w:default="1">
-    <w:name w:val="Pas de liste"/>
+  <w:style w:type="numbering" w:styleId="Pasdelisteuser" w:default="1">
+    <w:name w:val="Pas de liste (user)"/>
     <w:uiPriority w:val="99"/>
     <w:semiHidden/>
     <w:unhideWhenUsed/>
